--- a/TS Jatai Ghanam Project/TS 4.4/TS 4.4 Ghanam Sanskrit Corrections.docx
+++ b/TS Jatai Ghanam Project/TS 4.4/TS 4.4 Ghanam Sanskrit Corrections.docx
@@ -1,6 +1,6 @@
 
 <file path=word/document.xml><?xml version="1.0" encoding="utf-8"?>
-<w:document xmlns:wpc="http://schemas.microsoft.com/office/word/2010/wordprocessingCanvas" xmlns:cx="http://schemas.microsoft.com/office/drawing/2014/chartex" xmlns:cx1="http://schemas.microsoft.com/office/drawing/2015/9/8/chartex" xmlns:cx2="http://schemas.microsoft.com/office/drawing/2015/10/21/chartex" xmlns:cx3="http://schemas.microsoft.com/office/drawing/2016/5/9/chartex" xmlns:cx4="http://schemas.microsoft.com/office/drawing/2016/5/10/chartex" xmlns:cx5="http://schemas.microsoft.com/office/drawing/2016/5/11/chartex" xmlns:cx6="http://schemas.microsoft.com/office/drawing/2016/5/12/chartex" xmlns:cx7="http://schemas.microsoft.com/office/drawing/2016/5/13/chartex" xmlns:cx8="http://schemas.microsoft.com/office/drawing/2016/5/14/chartex" xmlns:mc="http://schemas.openxmlformats.org/markup-compatibility/2006" xmlns:aink="http://schemas.microsoft.com/office/drawing/2016/ink" xmlns:am3d="http://schemas.microsoft.com/office/drawing/2017/model3d" xmlns:o="urn:schemas-microsoft-com:office:office" xmlns:oel="http://schemas.microsoft.com/office/2019/extlst" xmlns:r="http://schemas.openxmlformats.org/officeDocument/2006/relationships" xmlns:m="http://schemas.openxmlformats.org/officeDocument/2006/math" xmlns:v="urn:schemas-microsoft-com:vml" xmlns:wp14="http://schemas.microsoft.com/office/word/2010/wordprocessingDrawing" xmlns:wp="http://schemas.openxmlformats.org/drawingml/2006/wordprocessingDrawing" xmlns:w10="urn:schemas-microsoft-com:office:word" xmlns:w="http://schemas.openxmlformats.org/wordprocessingml/2006/main" xmlns:w14="http://schemas.microsoft.com/office/word/2010/wordml" xmlns:w15="http://schemas.microsoft.com/office/word/2012/wordml" xmlns:w16cex="http://schemas.microsoft.com/office/word/2018/wordml/cex" xmlns:w16cid="http://schemas.microsoft.com/office/word/2016/wordml/cid" xmlns:w16="http://schemas.microsoft.com/office/word/2018/wordml" xmlns:w16sdtdh="http://schemas.microsoft.com/office/word/2020/wordml/sdtdatahash" xmlns:w16se="http://schemas.microsoft.com/office/word/2015/wordml/symex" xmlns:wpg="http://schemas.microsoft.com/office/word/2010/wordprocessingGroup" xmlns:wpi="http://schemas.microsoft.com/office/word/2010/wordprocessingInk" xmlns:wne="http://schemas.microsoft.com/office/word/2006/wordml" xmlns:wps="http://schemas.microsoft.com/office/word/2010/wordprocessingShape" mc:Ignorable="w14 w15 w16se w16cid w16 w16cex w16sdtdh wp14">
+<w:document xmlns:wpc="http://schemas.microsoft.com/office/word/2010/wordprocessingCanvas" xmlns:cx="http://schemas.microsoft.com/office/drawing/2014/chartex" xmlns:cx1="http://schemas.microsoft.com/office/drawing/2015/9/8/chartex" xmlns:cx2="http://schemas.microsoft.com/office/drawing/2015/10/21/chartex" xmlns:cx3="http://schemas.microsoft.com/office/drawing/2016/5/9/chartex" xmlns:cx4="http://schemas.microsoft.com/office/drawing/2016/5/10/chartex" xmlns:cx5="http://schemas.microsoft.com/office/drawing/2016/5/11/chartex" xmlns:cx6="http://schemas.microsoft.com/office/drawing/2016/5/12/chartex" xmlns:cx7="http://schemas.microsoft.com/office/drawing/2016/5/13/chartex" xmlns:cx8="http://schemas.microsoft.com/office/drawing/2016/5/14/chartex" xmlns:mc="http://schemas.openxmlformats.org/markup-compatibility/2006" xmlns:aink="http://schemas.microsoft.com/office/drawing/2016/ink" xmlns:am3d="http://schemas.microsoft.com/office/drawing/2017/model3d" xmlns:o="urn:schemas-microsoft-com:office:office" xmlns:oel="http://schemas.microsoft.com/office/2019/extlst" xmlns:r="http://schemas.openxmlformats.org/officeDocument/2006/relationships" xmlns:m="http://schemas.openxmlformats.org/officeDocument/2006/math" xmlns:v="urn:schemas-microsoft-com:vml" xmlns:wp14="http://schemas.microsoft.com/office/word/2010/wordprocessingDrawing" xmlns:wp="http://schemas.openxmlformats.org/drawingml/2006/wordprocessingDrawing" xmlns:w10="urn:schemas-microsoft-com:office:word" xmlns:w="http://schemas.openxmlformats.org/wordprocessingml/2006/main" xmlns:w14="http://schemas.microsoft.com/office/word/2010/wordml" xmlns:w15="http://schemas.microsoft.com/office/word/2012/wordml" xmlns:w16cex="http://schemas.microsoft.com/office/word/2018/wordml/cex" xmlns:w16cid="http://schemas.microsoft.com/office/word/2016/wordml/cid" xmlns:w16="http://schemas.microsoft.com/office/word/2018/wordml" xmlns:w16du="http://schemas.microsoft.com/office/word/2023/wordml/word16du" xmlns:w16sdtdh="http://schemas.microsoft.com/office/word/2020/wordml/sdtdatahash" xmlns:w16sdtfl="http://schemas.microsoft.com/office/word/2024/wordml/sdtformatlock" xmlns:w16se="http://schemas.microsoft.com/office/word/2015/wordml/symex" xmlns:wpg="http://schemas.microsoft.com/office/word/2010/wordprocessingGroup" xmlns:wpi="http://schemas.microsoft.com/office/word/2010/wordprocessingInk" xmlns:wne="http://schemas.microsoft.com/office/word/2006/wordml" xmlns:wps="http://schemas.microsoft.com/office/word/2010/wordprocessingShape" mc:Ignorable="w14 w15 w16se w16cid w16 w16cex w16sdtdh w16sdtfl w16du wp14">
   <w:body>
     <w:p>
       <w:pPr>
@@ -52,6 +52,26 @@
           <w:szCs w:val="32"/>
           <w:u w:val="single"/>
         </w:rPr>
+        <w:t xml:space="preserve">– TS </w:t>
+      </w:r>
+      <w:r>
+        <w:rPr>
+          <w:b/>
+          <w:bCs/>
+          <w:sz w:val="32"/>
+          <w:szCs w:val="32"/>
+          <w:u w:val="single"/>
+        </w:rPr>
+        <w:t>4.4</w:t>
+      </w:r>
+      <w:r>
+        <w:rPr>
+          <w:b/>
+          <w:bCs/>
+          <w:sz w:val="32"/>
+          <w:szCs w:val="32"/>
+          <w:u w:val="single"/>
+        </w:rPr>
         <w:t xml:space="preserve"> </w:t>
       </w:r>
       <w:r>
@@ -62,7 +82,6912 @@
           <w:szCs w:val="32"/>
           <w:u w:val="single"/>
         </w:rPr>
-        <w:t xml:space="preserve">– TS </w:t>
+        <w:t>Sanskrit</w:t>
+      </w:r>
+      <w:r>
+        <w:rPr>
+          <w:b/>
+          <w:bCs/>
+          <w:sz w:val="32"/>
+          <w:szCs w:val="32"/>
+          <w:u w:val="single"/>
+        </w:rPr>
+        <w:t xml:space="preserve"> Corrections –</w:t>
+      </w:r>
+      <w:r>
+        <w:rPr>
+          <w:b/>
+          <w:bCs/>
+          <w:sz w:val="32"/>
+          <w:szCs w:val="32"/>
+          <w:u w:val="single"/>
+        </w:rPr>
+        <w:t xml:space="preserve"> </w:t>
+      </w:r>
+      <w:r>
+        <w:rPr>
+          <w:b/>
+          <w:bCs/>
+          <w:sz w:val="32"/>
+          <w:szCs w:val="32"/>
+          <w:u w:val="single"/>
+        </w:rPr>
+        <w:t xml:space="preserve">Observed till </w:t>
+      </w:r>
+      <w:r>
+        <w:rPr>
+          <w:b/>
+          <w:bCs/>
+          <w:sz w:val="32"/>
+          <w:szCs w:val="32"/>
+          <w:u w:val="single"/>
+        </w:rPr>
+        <w:t>31st Oct 2026</w:t>
+      </w:r>
+    </w:p>
+    <w:p>
+      <w:pPr>
+        <w:spacing w:before="0" w:line="240" w:lineRule="auto"/>
+        <w:jc w:val="center"/>
+        <w:rPr>
+          <w:b/>
+          <w:bCs/>
+          <w:sz w:val="28"/>
+          <w:szCs w:val="32"/>
+        </w:rPr>
+      </w:pPr>
+      <w:r>
+        <w:rPr>
+          <w:b/>
+          <w:bCs/>
+          <w:sz w:val="28"/>
+          <w:szCs w:val="32"/>
+        </w:rPr>
+        <w:t>(ignore those which are already incorporated in your book’s version and date)</w:t>
+      </w:r>
+    </w:p>
+    <w:tbl>
+      <w:tblPr>
+        <w:tblW w:w="14537" w:type="dxa"/>
+        <w:tblInd w:w="-792" w:type="dxa"/>
+        <w:tblBorders>
+          <w:top w:val="single" w:sz="4" w:space="0" w:color="000000"/>
+          <w:left w:val="single" w:sz="4" w:space="0" w:color="000000"/>
+          <w:bottom w:val="single" w:sz="4" w:space="0" w:color="000000"/>
+          <w:right w:val="single" w:sz="4" w:space="0" w:color="000000"/>
+          <w:insideH w:val="single" w:sz="4" w:space="0" w:color="000000"/>
+          <w:insideV w:val="single" w:sz="4" w:space="0" w:color="000000"/>
+        </w:tblBorders>
+        <w:tblLook w:val="04A0" w:firstRow="1" w:lastRow="0" w:firstColumn="1" w:lastColumn="0" w:noHBand="0" w:noVBand="1"/>
+      </w:tblPr>
+      <w:tblGrid>
+        <w:gridCol w:w="7166"/>
+        <w:gridCol w:w="7371"/>
+      </w:tblGrid>
+      <w:tr>
+        <w:tc>
+          <w:tcPr>
+            <w:tcW w:w="7166" w:type="dxa"/>
+          </w:tcPr>
+          <w:p>
+            <w:pPr>
+              <w:spacing w:before="0" w:line="240" w:lineRule="auto"/>
+              <w:jc w:val="center"/>
+              <w:rPr>
+                <w:b/>
+                <w:sz w:val="32"/>
+                <w:szCs w:val="32"/>
+              </w:rPr>
+            </w:pPr>
+            <w:r>
+              <w:rPr>
+                <w:b/>
+                <w:sz w:val="32"/>
+                <w:szCs w:val="32"/>
+              </w:rPr>
+              <w:t>As Printed</w:t>
+            </w:r>
+          </w:p>
+        </w:tc>
+        <w:tc>
+          <w:tcPr>
+            <w:tcW w:w="7371" w:type="dxa"/>
+          </w:tcPr>
+          <w:p>
+            <w:pPr>
+              <w:spacing w:before="0" w:line="240" w:lineRule="auto"/>
+              <w:ind w:right="-18"/>
+              <w:jc w:val="center"/>
+              <w:rPr>
+                <w:b/>
+                <w:sz w:val="32"/>
+                <w:szCs w:val="32"/>
+              </w:rPr>
+            </w:pPr>
+            <w:r>
+              <w:rPr>
+                <w:b/>
+                <w:sz w:val="32"/>
+                <w:szCs w:val="32"/>
+              </w:rPr>
+              <w:t>To be read as or corrected as</w:t>
+            </w:r>
+            <w:r>
+              <w:rPr>
+                <w:b/>
+                <w:sz w:val="32"/>
+                <w:szCs w:val="32"/>
+              </w:rPr>
+              <w:t xml:space="preserve"> </w:t>
+            </w:r>
+          </w:p>
+        </w:tc>
+      </w:tr>
+      <w:tr>
+        <w:trPr>
+          <w:trHeight w:val="2262"/>
+        </w:trPr>
+        <w:tc>
+          <w:tcPr>
+            <w:tcW w:w="7166" w:type="dxa"/>
+            <w:tcBorders>
+              <w:top w:val="single" w:sz="4" w:space="0" w:color="000000"/>
+              <w:left w:val="single" w:sz="4" w:space="0" w:color="000000"/>
+              <w:bottom w:val="single" w:sz="4" w:space="0" w:color="000000"/>
+              <w:right w:val="single" w:sz="4" w:space="0" w:color="000000"/>
+            </w:tcBorders>
+          </w:tcPr>
+          <w:p>
+            <w:pPr>
+              <w:widowControl w:val="0"/>
+              <w:autoSpaceDE w:val="0"/>
+              <w:autoSpaceDN w:val="0"/>
+              <w:adjustRightInd w:val="0"/>
+              <w:spacing w:before="0" w:line="240" w:lineRule="auto"/>
+              <w:rPr>
+                <w:rFonts w:ascii="BRH Devanagari Extra" w:hAnsi="BRH Devanagari Extra" w:cs="BRH Devanagari Extra"/>
+                <w:color w:val="000000"/>
+                <w:sz w:val="32"/>
+                <w:szCs w:val="32"/>
+              </w:rPr>
+            </w:pPr>
+            <w:r>
+              <w:rPr>
+                <w:rFonts w:ascii="BRH Devanagari Extra" w:hAnsi="BRH Devanagari Extra" w:cs="BRH Devanagari Extra"/>
+                <w:color w:val="000000"/>
+                <w:sz w:val="32"/>
+                <w:szCs w:val="32"/>
+              </w:rPr>
+              <w:t>(</w:t>
+            </w:r>
+            <w:proofErr w:type="gramStart"/>
+            <w:r>
+              <w:rPr>
+                <w:rFonts w:cs="BRH Devanagari Extra"/>
+                <w:color w:val="000000"/>
+                <w:szCs w:val="32"/>
+              </w:rPr>
+              <w:t>1</w:t>
+            </w:r>
+            <w:r>
+              <w:rPr>
+                <w:rFonts w:ascii="BRH Devanagari Extra" w:hAnsi="BRH Devanagari Extra" w:cs="BRH Devanagari Extra"/>
+                <w:color w:val="000000"/>
+                <w:sz w:val="32"/>
+                <w:szCs w:val="32"/>
+              </w:rPr>
+              <w:t>)</w:t>
+            </w:r>
+            <w:r>
+              <w:rPr>
+                <w:rFonts w:cs="BRH Devanagari Extra"/>
+                <w:color w:val="000000"/>
+                <w:szCs w:val="32"/>
+              </w:rPr>
+              <w:t>[</w:t>
+            </w:r>
+            <w:proofErr w:type="gramEnd"/>
+            <w:r>
+              <w:rPr>
+                <w:rFonts w:cs="BRH Devanagari Extra"/>
+                <w:color w:val="000000"/>
+                <w:szCs w:val="32"/>
+              </w:rPr>
+              <w:t>P11</w:t>
+            </w:r>
+            <w:r>
+              <w:rPr>
+                <w:rFonts w:ascii="BRH Devanagari Extra" w:hAnsi="BRH Devanagari Extra" w:cs="BRH Devanagari Extra"/>
+                <w:color w:val="000000"/>
+                <w:sz w:val="32"/>
+                <w:szCs w:val="32"/>
+              </w:rPr>
+              <w:t xml:space="preserve">] </w:t>
+            </w:r>
+            <w:r>
+              <w:rPr>
+                <w:rFonts w:cs="BRH Devanagari Extra"/>
+                <w:color w:val="000000"/>
+                <w:szCs w:val="32"/>
+              </w:rPr>
+              <w:t>4</w:t>
+            </w:r>
+            <w:r>
+              <w:rPr>
+                <w:rFonts w:ascii="BRH Devanagari Extra" w:hAnsi="BRH Devanagari Extra" w:cs="BRH Devanagari Extra"/>
+                <w:color w:val="000000"/>
+                <w:sz w:val="32"/>
+                <w:szCs w:val="32"/>
+              </w:rPr>
+              <w:t>.</w:t>
+            </w:r>
+            <w:r>
+              <w:rPr>
+                <w:rFonts w:cs="BRH Devanagari Extra"/>
+                <w:color w:val="000000"/>
+                <w:szCs w:val="32"/>
+              </w:rPr>
+              <w:t>4</w:t>
+            </w:r>
+            <w:r>
+              <w:rPr>
+                <w:rFonts w:ascii="BRH Devanagari Extra" w:hAnsi="BRH Devanagari Extra" w:cs="BRH Devanagari Extra"/>
+                <w:color w:val="000000"/>
+                <w:sz w:val="32"/>
+                <w:szCs w:val="32"/>
+              </w:rPr>
+              <w:t>.</w:t>
+            </w:r>
+            <w:r>
+              <w:rPr>
+                <w:rFonts w:cs="BRH Devanagari Extra"/>
+                <w:color w:val="000000"/>
+                <w:szCs w:val="32"/>
+              </w:rPr>
+              <w:t>4</w:t>
+            </w:r>
+            <w:r>
+              <w:rPr>
+                <w:rFonts w:ascii="BRH Devanagari Extra" w:hAnsi="BRH Devanagari Extra" w:cs="BRH Devanagari Extra"/>
+                <w:color w:val="000000"/>
+                <w:sz w:val="32"/>
+                <w:szCs w:val="32"/>
+              </w:rPr>
+              <w:t>.</w:t>
+            </w:r>
+            <w:r>
+              <w:rPr>
+                <w:rFonts w:cs="BRH Devanagari Extra"/>
+                <w:color w:val="000000"/>
+                <w:szCs w:val="32"/>
+              </w:rPr>
+              <w:t>2</w:t>
+            </w:r>
+            <w:r>
+              <w:rPr>
+                <w:rFonts w:ascii="BRH Devanagari Extra" w:hAnsi="BRH Devanagari Extra" w:cs="BRH Devanagari Extra"/>
+                <w:color w:val="000000"/>
+                <w:sz w:val="32"/>
+                <w:szCs w:val="32"/>
+              </w:rPr>
+              <w:t>(</w:t>
+            </w:r>
+            <w:r>
+              <w:rPr>
+                <w:rFonts w:cs="BRH Devanagari Extra"/>
+                <w:color w:val="000000"/>
+                <w:szCs w:val="32"/>
+              </w:rPr>
+              <w:t>1</w:t>
+            </w:r>
+            <w:r>
+              <w:rPr>
+                <w:rFonts w:ascii="BRH Devanagari Extra" w:hAnsi="BRH Devanagari Extra" w:cs="BRH Devanagari Extra"/>
+                <w:color w:val="000000"/>
+                <w:sz w:val="32"/>
+                <w:szCs w:val="32"/>
+              </w:rPr>
+              <w:t>)</w:t>
+            </w:r>
+            <w:proofErr w:type="gramStart"/>
+            <w:r>
+              <w:rPr>
+                <w:rFonts w:ascii="BRH Devanagari Extra" w:hAnsi="BRH Devanagari Extra" w:cs="BRH Devanagari Extra"/>
+                <w:color w:val="000000"/>
+                <w:sz w:val="32"/>
+                <w:szCs w:val="32"/>
+              </w:rPr>
+              <w:t>-  mÉëÌiÉþ</w:t>
+            </w:r>
+            <w:proofErr w:type="gramEnd"/>
+            <w:r>
+              <w:rPr>
+                <w:rFonts w:ascii="BRH Devanagari Extra" w:hAnsi="BRH Devanagari Extra" w:cs="BRH Devanagari Extra"/>
+                <w:color w:val="000000"/>
+                <w:sz w:val="32"/>
+                <w:szCs w:val="32"/>
+              </w:rPr>
+              <w:t xml:space="preserve"> | kÉå</w:t>
+            </w:r>
+            <w:r>
+              <w:rPr>
+                <w:rFonts w:ascii="BRH Malayalam Extra" w:hAnsi="BRH Malayalam Extra" w:cs="BRH Devanagari Extra"/>
+                <w:color w:val="000000"/>
+                <w:sz w:val="26"/>
+                <w:szCs w:val="32"/>
+              </w:rPr>
+              <w:t>–</w:t>
+            </w:r>
+            <w:r>
+              <w:rPr>
+                <w:rFonts w:ascii="BRH Devanagari Extra" w:hAnsi="BRH Devanagari Extra" w:cs="BRH Devanagari Extra"/>
+                <w:color w:val="000000"/>
+                <w:sz w:val="32"/>
+                <w:szCs w:val="32"/>
+              </w:rPr>
+              <w:t>lÉÑqÉç | C</w:t>
+            </w:r>
+            <w:r>
+              <w:rPr>
+                <w:rFonts w:ascii="BRH Malayalam Extra" w:hAnsi="BRH Malayalam Extra" w:cs="BRH Devanagari Extra"/>
+                <w:color w:val="000000"/>
+                <w:sz w:val="26"/>
+                <w:szCs w:val="32"/>
+              </w:rPr>
+              <w:t>–</w:t>
+            </w:r>
+            <w:r>
+              <w:rPr>
+                <w:rFonts w:ascii="BRH Devanagari Extra" w:hAnsi="BRH Devanagari Extra" w:cs="BRH Devanagari Extra"/>
+                <w:color w:val="000000"/>
+                <w:sz w:val="32"/>
+                <w:szCs w:val="32"/>
+                <w:highlight w:val="yellow"/>
+              </w:rPr>
+              <w:t>uÉ</w:t>
+            </w:r>
+            <w:r>
+              <w:rPr>
+                <w:rFonts w:ascii="BRH Devanagari Extra" w:hAnsi="BRH Devanagari Extra" w:cs="BRH Devanagari Extra"/>
+                <w:color w:val="000000"/>
+                <w:sz w:val="32"/>
+                <w:szCs w:val="32"/>
+              </w:rPr>
+              <w:t xml:space="preserve"> |</w:t>
+            </w:r>
+          </w:p>
+          <w:p>
+            <w:pPr>
+              <w:widowControl w:val="0"/>
+              <w:autoSpaceDE w:val="0"/>
+              <w:autoSpaceDN w:val="0"/>
+              <w:adjustRightInd w:val="0"/>
+              <w:spacing w:before="0" w:line="240" w:lineRule="auto"/>
+              <w:rPr>
+                <w:rFonts w:ascii="BRH Devanagari Extra" w:hAnsi="BRH Devanagari Extra" w:cs="BRH Devanagari Extra"/>
+                <w:color w:val="000000"/>
+                <w:sz w:val="32"/>
+                <w:szCs w:val="32"/>
+              </w:rPr>
+            </w:pPr>
+            <w:r>
+              <w:rPr>
+                <w:rFonts w:ascii="BRH Devanagari Extra" w:hAnsi="BRH Devanagari Extra" w:cs="BRH Devanagari Extra"/>
+                <w:color w:val="000000"/>
+                <w:sz w:val="32"/>
+                <w:szCs w:val="32"/>
+              </w:rPr>
+              <w:t>mÉëÌiÉþ kÉå</w:t>
+            </w:r>
+            <w:r>
+              <w:rPr>
+                <w:rFonts w:ascii="BRH Malayalam Extra" w:hAnsi="BRH Malayalam Extra" w:cs="BRH Devanagari Extra"/>
+                <w:color w:val="000000"/>
+                <w:sz w:val="26"/>
+                <w:szCs w:val="32"/>
+              </w:rPr>
+              <w:t>–</w:t>
+            </w:r>
+            <w:r>
+              <w:rPr>
+                <w:rFonts w:ascii="BRH Devanagari Extra" w:hAnsi="BRH Devanagari Extra" w:cs="BRH Devanagari Extra"/>
+                <w:color w:val="000000"/>
+                <w:sz w:val="32"/>
+                <w:szCs w:val="32"/>
+              </w:rPr>
+              <w:t>lÉÑqÉç kÉå</w:t>
+            </w:r>
+            <w:r>
+              <w:rPr>
+                <w:rFonts w:ascii="BRH Malayalam Extra" w:hAnsi="BRH Malayalam Extra" w:cs="BRH Devanagari Extra"/>
+                <w:color w:val="000000"/>
+                <w:sz w:val="26"/>
+                <w:szCs w:val="32"/>
+              </w:rPr>
+              <w:t>–</w:t>
+            </w:r>
+            <w:r>
+              <w:rPr>
+                <w:rFonts w:ascii="BRH Devanagari Extra" w:hAnsi="BRH Devanagari Extra" w:cs="BRH Devanagari Extra"/>
+                <w:color w:val="000000"/>
+                <w:sz w:val="32"/>
+                <w:szCs w:val="32"/>
+              </w:rPr>
+              <w:t>lÉÑqÉç mÉëÌiÉ</w:t>
+            </w:r>
+            <w:r>
+              <w:rPr>
+                <w:rFonts w:ascii="BRH Malayalam Extra" w:hAnsi="BRH Malayalam Extra" w:cs="BRH Devanagari Extra"/>
+                <w:color w:val="000000"/>
+                <w:sz w:val="26"/>
+                <w:szCs w:val="32"/>
+              </w:rPr>
+              <w:t>–</w:t>
+            </w:r>
+            <w:r>
+              <w:rPr>
+                <w:rFonts w:ascii="BRH Devanagari Extra" w:hAnsi="BRH Devanagari Extra" w:cs="BRH Devanagari Extra"/>
+                <w:color w:val="000000"/>
+                <w:sz w:val="32"/>
+                <w:szCs w:val="32"/>
+              </w:rPr>
+              <w:t xml:space="preserve"> mÉëÌiÉþ kÉå</w:t>
+            </w:r>
+            <w:r>
+              <w:rPr>
+                <w:rFonts w:ascii="BRH Malayalam Extra" w:hAnsi="BRH Malayalam Extra" w:cs="BRH Devanagari Extra"/>
+                <w:color w:val="000000"/>
+                <w:sz w:val="26"/>
+                <w:szCs w:val="32"/>
+              </w:rPr>
+              <w:t>–</w:t>
+            </w:r>
+            <w:r>
+              <w:rPr>
+                <w:rFonts w:ascii="BRH Devanagari Extra" w:hAnsi="BRH Devanagari Extra" w:cs="BRH Devanagari Extra"/>
+                <w:color w:val="000000"/>
+                <w:sz w:val="32"/>
+                <w:szCs w:val="32"/>
+              </w:rPr>
+              <w:t xml:space="preserve">lÉÑ </w:t>
+            </w:r>
+            <w:r>
+              <w:rPr>
+                <w:rFonts w:ascii="BRH Devanagari Extra" w:hAnsi="BRH Devanagari Extra" w:cs="BRH Devanagari Extra"/>
+                <w:color w:val="000000"/>
+                <w:sz w:val="32"/>
+                <w:szCs w:val="32"/>
+                <w:highlight w:val="yellow"/>
+              </w:rPr>
+              <w:t>ÍqÉ</w:t>
+            </w:r>
+            <w:r>
+              <w:rPr>
+                <w:rFonts w:ascii="BRH Malayalam Extra" w:hAnsi="BRH Malayalam Extra" w:cs="BRH Devanagari Extra"/>
+                <w:color w:val="000000"/>
+                <w:sz w:val="26"/>
+                <w:szCs w:val="32"/>
+                <w:highlight w:val="yellow"/>
+              </w:rPr>
+              <w:t>–</w:t>
+            </w:r>
+            <w:r>
+              <w:rPr>
+                <w:rFonts w:ascii="BRH Devanagari Extra" w:hAnsi="BRH Devanagari Extra" w:cs="BRH Devanagari Extra"/>
+                <w:color w:val="000000"/>
+                <w:sz w:val="32"/>
+                <w:szCs w:val="32"/>
+              </w:rPr>
+              <w:t>uÉåuÉ kÉå</w:t>
+            </w:r>
+            <w:r>
+              <w:rPr>
+                <w:rFonts w:ascii="BRH Malayalam Extra" w:hAnsi="BRH Malayalam Extra" w:cs="BRH Devanagari Extra"/>
+                <w:color w:val="000000"/>
+                <w:sz w:val="26"/>
+                <w:szCs w:val="32"/>
+              </w:rPr>
+              <w:t>–</w:t>
+            </w:r>
+            <w:r>
+              <w:rPr>
+                <w:rFonts w:ascii="BRH Devanagari Extra" w:hAnsi="BRH Devanagari Extra" w:cs="BRH Devanagari Extra"/>
+                <w:color w:val="000000"/>
+                <w:sz w:val="32"/>
+                <w:szCs w:val="32"/>
+              </w:rPr>
+              <w:t>lÉÑqÉç mÉëÌiÉ</w:t>
+            </w:r>
+            <w:r>
+              <w:rPr>
+                <w:rFonts w:ascii="BRH Malayalam Extra" w:hAnsi="BRH Malayalam Extra" w:cs="BRH Devanagari Extra"/>
+                <w:color w:val="000000"/>
+                <w:sz w:val="26"/>
+                <w:szCs w:val="32"/>
+              </w:rPr>
+              <w:t>–</w:t>
+            </w:r>
+            <w:r>
+              <w:rPr>
+                <w:rFonts w:ascii="BRH Devanagari Extra" w:hAnsi="BRH Devanagari Extra" w:cs="BRH Devanagari Extra"/>
+                <w:color w:val="000000"/>
+                <w:sz w:val="32"/>
+                <w:szCs w:val="32"/>
+              </w:rPr>
+              <w:t xml:space="preserve"> mÉëÌiÉþ kÉå</w:t>
+            </w:r>
+            <w:r>
+              <w:rPr>
+                <w:rFonts w:ascii="BRH Malayalam Extra" w:hAnsi="BRH Malayalam Extra" w:cs="BRH Devanagari Extra"/>
+                <w:color w:val="000000"/>
+                <w:sz w:val="26"/>
+                <w:szCs w:val="32"/>
+              </w:rPr>
+              <w:t>–</w:t>
+            </w:r>
+            <w:r>
+              <w:rPr>
+                <w:rFonts w:ascii="BRH Devanagari Extra" w:hAnsi="BRH Devanagari Extra" w:cs="BRH Devanagari Extra"/>
+                <w:color w:val="000000"/>
+                <w:sz w:val="32"/>
+                <w:szCs w:val="32"/>
+              </w:rPr>
+              <w:t xml:space="preserve">lÉÑ </w:t>
+            </w:r>
+            <w:r>
+              <w:rPr>
+                <w:rFonts w:ascii="BRH Devanagari Extra" w:hAnsi="BRH Devanagari Extra" w:cs="BRH Devanagari Extra"/>
+                <w:color w:val="000000"/>
+                <w:sz w:val="32"/>
+                <w:szCs w:val="32"/>
+                <w:highlight w:val="yellow"/>
+              </w:rPr>
+              <w:t>ÍqÉ</w:t>
+            </w:r>
+            <w:r>
+              <w:rPr>
+                <w:rFonts w:ascii="BRH Malayalam Extra" w:hAnsi="BRH Malayalam Extra" w:cs="BRH Devanagari Extra"/>
+                <w:color w:val="000000"/>
+                <w:sz w:val="26"/>
+                <w:szCs w:val="32"/>
+              </w:rPr>
+              <w:t>–</w:t>
+            </w:r>
+            <w:r>
+              <w:rPr>
+                <w:rFonts w:ascii="BRH Devanagari Extra" w:hAnsi="BRH Devanagari Extra" w:cs="BRH Devanagari Extra"/>
+                <w:color w:val="000000"/>
+                <w:sz w:val="32"/>
+                <w:szCs w:val="32"/>
+              </w:rPr>
+              <w:t xml:space="preserve">uÉ | </w:t>
+            </w:r>
+          </w:p>
+          <w:p>
+            <w:pPr>
+              <w:widowControl w:val="0"/>
+              <w:autoSpaceDE w:val="0"/>
+              <w:autoSpaceDN w:val="0"/>
+              <w:adjustRightInd w:val="0"/>
+              <w:spacing w:before="0" w:line="240" w:lineRule="auto"/>
+              <w:rPr>
+                <w:rFonts w:ascii="BRH Devanagari Extra" w:hAnsi="BRH Devanagari Extra" w:cs="BRH Devanagari Extra"/>
+                <w:color w:val="000000"/>
+                <w:sz w:val="32"/>
+                <w:szCs w:val="32"/>
+              </w:rPr>
+            </w:pPr>
+            <w:r>
+              <w:rPr>
+                <w:rFonts w:ascii="BRH Devanagari Extra" w:hAnsi="BRH Devanagari Extra" w:cs="BRH Devanagari Extra"/>
+                <w:color w:val="000000"/>
+                <w:sz w:val="32"/>
+                <w:szCs w:val="32"/>
+              </w:rPr>
+              <w:t>(</w:t>
+            </w:r>
+            <w:proofErr w:type="gramStart"/>
+            <w:r>
+              <w:rPr>
+                <w:rFonts w:cs="BRH Devanagari Extra"/>
+                <w:color w:val="000000"/>
+                <w:szCs w:val="32"/>
+              </w:rPr>
+              <w:t>2</w:t>
+            </w:r>
+            <w:r>
+              <w:rPr>
+                <w:rFonts w:ascii="BRH Devanagari Extra" w:hAnsi="BRH Devanagari Extra" w:cs="BRH Devanagari Extra"/>
+                <w:color w:val="000000"/>
+                <w:sz w:val="32"/>
+                <w:szCs w:val="32"/>
+              </w:rPr>
+              <w:t>)</w:t>
+            </w:r>
+            <w:r>
+              <w:rPr>
+                <w:rFonts w:cs="BRH Devanagari Extra"/>
+                <w:color w:val="000000"/>
+                <w:szCs w:val="32"/>
+              </w:rPr>
+              <w:t>[</w:t>
+            </w:r>
+            <w:proofErr w:type="gramEnd"/>
+            <w:r>
+              <w:rPr>
+                <w:rFonts w:cs="BRH Devanagari Extra"/>
+                <w:color w:val="000000"/>
+                <w:szCs w:val="32"/>
+              </w:rPr>
+              <w:t>P11</w:t>
+            </w:r>
+            <w:r>
+              <w:rPr>
+                <w:rFonts w:ascii="BRH Devanagari Extra" w:hAnsi="BRH Devanagari Extra" w:cs="BRH Devanagari Extra"/>
+                <w:color w:val="000000"/>
+                <w:sz w:val="32"/>
+                <w:szCs w:val="32"/>
+              </w:rPr>
+              <w:t xml:space="preserve">] </w:t>
+            </w:r>
+            <w:r>
+              <w:rPr>
+                <w:rFonts w:cs="BRH Devanagari Extra"/>
+                <w:color w:val="000000"/>
+                <w:szCs w:val="32"/>
+              </w:rPr>
+              <w:t>4</w:t>
+            </w:r>
+            <w:r>
+              <w:rPr>
+                <w:rFonts w:ascii="BRH Devanagari Extra" w:hAnsi="BRH Devanagari Extra" w:cs="BRH Devanagari Extra"/>
+                <w:color w:val="000000"/>
+                <w:sz w:val="32"/>
+                <w:szCs w:val="32"/>
+              </w:rPr>
+              <w:t>.</w:t>
+            </w:r>
+            <w:r>
+              <w:rPr>
+                <w:rFonts w:cs="BRH Devanagari Extra"/>
+                <w:color w:val="000000"/>
+                <w:szCs w:val="32"/>
+              </w:rPr>
+              <w:t>4</w:t>
+            </w:r>
+            <w:r>
+              <w:rPr>
+                <w:rFonts w:ascii="BRH Devanagari Extra" w:hAnsi="BRH Devanagari Extra" w:cs="BRH Devanagari Extra"/>
+                <w:color w:val="000000"/>
+                <w:sz w:val="32"/>
+                <w:szCs w:val="32"/>
+              </w:rPr>
+              <w:t>.</w:t>
+            </w:r>
+            <w:r>
+              <w:rPr>
+                <w:rFonts w:cs="BRH Devanagari Extra"/>
+                <w:color w:val="000000"/>
+                <w:szCs w:val="32"/>
+              </w:rPr>
+              <w:t>4</w:t>
+            </w:r>
+            <w:r>
+              <w:rPr>
+                <w:rFonts w:ascii="BRH Devanagari Extra" w:hAnsi="BRH Devanagari Extra" w:cs="BRH Devanagari Extra"/>
+                <w:color w:val="000000"/>
+                <w:sz w:val="32"/>
+                <w:szCs w:val="32"/>
+              </w:rPr>
+              <w:t>.</w:t>
+            </w:r>
+            <w:r>
+              <w:rPr>
+                <w:rFonts w:cs="BRH Devanagari Extra"/>
+                <w:color w:val="000000"/>
+                <w:szCs w:val="32"/>
+              </w:rPr>
+              <w:t>2</w:t>
+            </w:r>
+            <w:r>
+              <w:rPr>
+                <w:rFonts w:ascii="BRH Devanagari Extra" w:hAnsi="BRH Devanagari Extra" w:cs="BRH Devanagari Extra"/>
+                <w:color w:val="000000"/>
+                <w:sz w:val="32"/>
+                <w:szCs w:val="32"/>
+              </w:rPr>
+              <w:t>(</w:t>
+            </w:r>
+            <w:r>
+              <w:rPr>
+                <w:rFonts w:cs="BRH Devanagari Extra"/>
+                <w:color w:val="000000"/>
+                <w:szCs w:val="32"/>
+              </w:rPr>
+              <w:t>2</w:t>
+            </w:r>
+            <w:r>
+              <w:rPr>
+                <w:rFonts w:ascii="BRH Devanagari Extra" w:hAnsi="BRH Devanagari Extra" w:cs="BRH Devanagari Extra"/>
+                <w:color w:val="000000"/>
+                <w:sz w:val="32"/>
+                <w:szCs w:val="32"/>
+              </w:rPr>
+              <w:t>)</w:t>
+            </w:r>
+            <w:proofErr w:type="gramStart"/>
+            <w:r>
+              <w:rPr>
+                <w:rFonts w:ascii="BRH Devanagari Extra" w:hAnsi="BRH Devanagari Extra" w:cs="BRH Devanagari Extra"/>
+                <w:color w:val="000000"/>
+                <w:sz w:val="32"/>
+                <w:szCs w:val="32"/>
+              </w:rPr>
+              <w:t>-  kÉå</w:t>
+            </w:r>
+            <w:proofErr w:type="gramEnd"/>
+            <w:r>
+              <w:rPr>
+                <w:rFonts w:ascii="BRH Malayalam Extra" w:hAnsi="BRH Malayalam Extra" w:cs="BRH Devanagari Extra"/>
+                <w:color w:val="000000"/>
+                <w:sz w:val="26"/>
+                <w:szCs w:val="32"/>
+              </w:rPr>
+              <w:t>–</w:t>
+            </w:r>
+            <w:r>
+              <w:rPr>
+                <w:rFonts w:ascii="BRH Devanagari Extra" w:hAnsi="BRH Devanagari Extra" w:cs="BRH Devanagari Extra"/>
+                <w:color w:val="000000"/>
+                <w:sz w:val="32"/>
+                <w:szCs w:val="32"/>
+              </w:rPr>
+              <w:t>lÉÑqÉç | C</w:t>
+            </w:r>
+            <w:r>
+              <w:rPr>
+                <w:rFonts w:ascii="BRH Malayalam Extra" w:hAnsi="BRH Malayalam Extra" w:cs="BRH Devanagari Extra"/>
+                <w:color w:val="000000"/>
+                <w:sz w:val="26"/>
+                <w:szCs w:val="32"/>
+                <w:highlight w:val="yellow"/>
+              </w:rPr>
+              <w:t>–</w:t>
+            </w:r>
+            <w:r>
+              <w:rPr>
+                <w:rFonts w:ascii="BRH Devanagari Extra" w:hAnsi="BRH Devanagari Extra" w:cs="BRH Devanagari Extra"/>
+                <w:color w:val="000000"/>
+                <w:sz w:val="32"/>
+                <w:szCs w:val="32"/>
+                <w:highlight w:val="yellow"/>
+              </w:rPr>
+              <w:t>u</w:t>
+            </w:r>
+            <w:r>
+              <w:rPr>
+                <w:rFonts w:ascii="BRH Devanagari Extra" w:hAnsi="BRH Devanagari Extra" w:cs="BRH Devanagari Extra"/>
+                <w:color w:val="000000"/>
+                <w:sz w:val="32"/>
+                <w:szCs w:val="32"/>
+              </w:rPr>
+              <w:t>É | AÉ</w:t>
+            </w:r>
+            <w:r>
+              <w:rPr>
+                <w:rFonts w:ascii="BRH Malayalam Extra" w:hAnsi="BRH Malayalam Extra" w:cs="BRH Devanagari Extra"/>
+                <w:color w:val="000000"/>
+                <w:sz w:val="26"/>
+                <w:szCs w:val="32"/>
+              </w:rPr>
+              <w:t>–</w:t>
+            </w:r>
+            <w:r>
+              <w:rPr>
+                <w:rFonts w:ascii="BRH Devanagari Extra" w:hAnsi="BRH Devanagari Extra" w:cs="BRH Devanagari Extra"/>
+                <w:color w:val="000000"/>
+                <w:sz w:val="32"/>
+                <w:szCs w:val="32"/>
+              </w:rPr>
+              <w:t>rÉ</w:t>
+            </w:r>
+            <w:r>
+              <w:rPr>
+                <w:rFonts w:ascii="BRH Malayalam Extra" w:hAnsi="BRH Malayalam Extra" w:cs="BRH Devanagari Extra"/>
+                <w:color w:val="000000"/>
+                <w:sz w:val="26"/>
+                <w:szCs w:val="32"/>
+              </w:rPr>
+              <w:t>–</w:t>
+            </w:r>
+            <w:r>
+              <w:rPr>
+                <w:rFonts w:ascii="BRH Devanagari Extra" w:hAnsi="BRH Devanagari Extra" w:cs="BRH Devanagari Extra"/>
+                <w:color w:val="000000"/>
+                <w:sz w:val="32"/>
+                <w:szCs w:val="32"/>
+              </w:rPr>
+              <w:t>iÉÏqÉç |</w:t>
+            </w:r>
+          </w:p>
+          <w:p>
+            <w:pPr>
+              <w:widowControl w:val="0"/>
+              <w:autoSpaceDE w:val="0"/>
+              <w:autoSpaceDN w:val="0"/>
+              <w:adjustRightInd w:val="0"/>
+              <w:spacing w:before="0" w:line="240" w:lineRule="auto"/>
+              <w:rPr>
+                <w:rFonts w:ascii="BRH Devanagari Extra" w:hAnsi="BRH Devanagari Extra" w:cs="BRH Devanagari Extra"/>
+                <w:color w:val="000000"/>
+                <w:sz w:val="32"/>
+                <w:szCs w:val="32"/>
+              </w:rPr>
+            </w:pPr>
+            <w:r>
+              <w:rPr>
+                <w:rFonts w:ascii="BRH Devanagari Extra" w:hAnsi="BRH Devanagari Extra" w:cs="BRH Devanagari Extra"/>
+                <w:color w:val="000000"/>
+                <w:sz w:val="32"/>
+                <w:szCs w:val="32"/>
+              </w:rPr>
+              <w:t>kÉå</w:t>
+            </w:r>
+            <w:r>
+              <w:rPr>
+                <w:rFonts w:ascii="BRH Malayalam Extra" w:hAnsi="BRH Malayalam Extra" w:cs="BRH Devanagari Extra"/>
+                <w:color w:val="000000"/>
+                <w:sz w:val="26"/>
+                <w:szCs w:val="32"/>
+              </w:rPr>
+              <w:t>–</w:t>
+            </w:r>
+            <w:r>
+              <w:rPr>
+                <w:rFonts w:ascii="BRH Devanagari Extra" w:hAnsi="BRH Devanagari Extra" w:cs="BRH Devanagari Extra"/>
+                <w:color w:val="000000"/>
+                <w:sz w:val="32"/>
+                <w:szCs w:val="32"/>
+              </w:rPr>
+              <w:t xml:space="preserve">lÉÑ </w:t>
+            </w:r>
+            <w:r>
+              <w:rPr>
+                <w:rFonts w:ascii="BRH Devanagari Extra" w:hAnsi="BRH Devanagari Extra" w:cs="BRH Devanagari Extra"/>
+                <w:color w:val="000000"/>
+                <w:sz w:val="32"/>
+                <w:szCs w:val="32"/>
+                <w:highlight w:val="yellow"/>
+              </w:rPr>
+              <w:t>ÍqÉ</w:t>
+            </w:r>
+            <w:r>
+              <w:rPr>
+                <w:rFonts w:ascii="BRH Malayalam Extra" w:hAnsi="BRH Malayalam Extra" w:cs="BRH Devanagari Extra"/>
+                <w:color w:val="000000"/>
+                <w:sz w:val="26"/>
+                <w:szCs w:val="32"/>
+                <w:highlight w:val="yellow"/>
+              </w:rPr>
+              <w:t>–</w:t>
+            </w:r>
+            <w:r>
+              <w:rPr>
+                <w:rFonts w:ascii="BRH Devanagari Extra" w:hAnsi="BRH Devanagari Extra" w:cs="BRH Devanagari Extra"/>
+                <w:color w:val="000000"/>
+                <w:sz w:val="32"/>
+                <w:szCs w:val="32"/>
+              </w:rPr>
+              <w:t>uÉåuÉ kÉå</w:t>
+            </w:r>
+            <w:r>
+              <w:rPr>
+                <w:rFonts w:ascii="BRH Malayalam Extra" w:hAnsi="BRH Malayalam Extra" w:cs="BRH Devanagari Extra"/>
+                <w:color w:val="000000"/>
+                <w:sz w:val="26"/>
+                <w:szCs w:val="32"/>
+              </w:rPr>
+              <w:t>–</w:t>
+            </w:r>
+            <w:r>
+              <w:rPr>
+                <w:rFonts w:ascii="BRH Devanagari Extra" w:hAnsi="BRH Devanagari Extra" w:cs="BRH Devanagari Extra"/>
+                <w:color w:val="000000"/>
+                <w:sz w:val="32"/>
+                <w:szCs w:val="32"/>
+              </w:rPr>
+              <w:t>lÉÑqÉç kÉå</w:t>
+            </w:r>
+            <w:r>
+              <w:rPr>
+                <w:rFonts w:ascii="BRH Malayalam Extra" w:hAnsi="BRH Malayalam Extra" w:cs="BRH Devanagari Extra"/>
+                <w:color w:val="000000"/>
+                <w:sz w:val="26"/>
+                <w:szCs w:val="32"/>
+              </w:rPr>
+              <w:t>–</w:t>
+            </w:r>
+            <w:r>
+              <w:rPr>
+                <w:rFonts w:ascii="BRH Devanagari Extra" w:hAnsi="BRH Devanagari Extra" w:cs="BRH Devanagari Extra"/>
+                <w:color w:val="000000"/>
+                <w:sz w:val="32"/>
+                <w:szCs w:val="32"/>
+              </w:rPr>
+              <w:t xml:space="preserve">lÉÑ </w:t>
+            </w:r>
+            <w:r>
+              <w:rPr>
+                <w:rFonts w:ascii="BRH Devanagari Extra" w:hAnsi="BRH Devanagari Extra" w:cs="BRH Devanagari Extra"/>
+                <w:color w:val="000000"/>
+                <w:sz w:val="32"/>
+                <w:szCs w:val="32"/>
+                <w:highlight w:val="yellow"/>
+              </w:rPr>
+              <w:t>ÍqÉ</w:t>
+            </w:r>
+            <w:r>
+              <w:rPr>
+                <w:rFonts w:ascii="BRH Malayalam Extra" w:hAnsi="BRH Malayalam Extra" w:cs="BRH Devanagari Extra"/>
+                <w:color w:val="000000"/>
+                <w:sz w:val="26"/>
+                <w:szCs w:val="32"/>
+                <w:highlight w:val="yellow"/>
+              </w:rPr>
+              <w:t>–</w:t>
+            </w:r>
+            <w:r>
+              <w:rPr>
+                <w:rFonts w:ascii="BRH Devanagari Extra" w:hAnsi="BRH Devanagari Extra" w:cs="BRH Devanagari Extra"/>
+                <w:color w:val="000000"/>
+                <w:sz w:val="32"/>
+                <w:szCs w:val="32"/>
+              </w:rPr>
+              <w:t>uÉÉrÉ</w:t>
+            </w:r>
+            <w:r>
+              <w:rPr>
+                <w:rFonts w:ascii="BRH Malayalam Extra" w:hAnsi="BRH Malayalam Extra" w:cs="BRH Devanagari Extra"/>
+                <w:color w:val="000000"/>
+                <w:sz w:val="26"/>
+                <w:szCs w:val="32"/>
+              </w:rPr>
+              <w:t>–</w:t>
+            </w:r>
+            <w:r>
+              <w:rPr>
+                <w:rFonts w:ascii="BRH Devanagari Extra" w:hAnsi="BRH Devanagari Extra" w:cs="BRH Devanagari Extra"/>
+                <w:color w:val="000000"/>
+                <w:sz w:val="32"/>
+                <w:szCs w:val="32"/>
+              </w:rPr>
+              <w:t>iÉÏ qÉÉþrÉ</w:t>
+            </w:r>
+            <w:r>
+              <w:rPr>
+                <w:rFonts w:ascii="BRH Malayalam Extra" w:hAnsi="BRH Malayalam Extra" w:cs="BRH Devanagari Extra"/>
+                <w:color w:val="000000"/>
+                <w:sz w:val="26"/>
+                <w:szCs w:val="32"/>
+              </w:rPr>
+              <w:t>–</w:t>
+            </w:r>
+            <w:r>
+              <w:rPr>
+                <w:rFonts w:ascii="BRH Devanagari Extra" w:hAnsi="BRH Devanagari Extra" w:cs="BRH Devanagari Extra"/>
+                <w:color w:val="000000"/>
+                <w:sz w:val="32"/>
+                <w:szCs w:val="32"/>
+              </w:rPr>
+              <w:t xml:space="preserve">iÉÏ </w:t>
+            </w:r>
+            <w:r>
+              <w:rPr>
+                <w:rFonts w:ascii="BRH Devanagari Extra" w:hAnsi="BRH Devanagari Extra" w:cs="BRH Devanagari Extra"/>
+                <w:color w:val="000000"/>
+                <w:sz w:val="32"/>
+                <w:szCs w:val="32"/>
+                <w:highlight w:val="yellow"/>
+              </w:rPr>
+              <w:t>ÍqÉ</w:t>
+            </w:r>
+            <w:r>
+              <w:rPr>
+                <w:rFonts w:ascii="BRH Malayalam Extra" w:hAnsi="BRH Malayalam Extra" w:cs="BRH Devanagari Extra"/>
+                <w:color w:val="000000"/>
+                <w:sz w:val="26"/>
+                <w:szCs w:val="32"/>
+              </w:rPr>
+              <w:t>–</w:t>
+            </w:r>
+            <w:r>
+              <w:rPr>
+                <w:rFonts w:ascii="BRH Devanagari Extra" w:hAnsi="BRH Devanagari Extra" w:cs="BRH Devanagari Extra"/>
+                <w:color w:val="000000"/>
+                <w:sz w:val="32"/>
+                <w:szCs w:val="32"/>
+              </w:rPr>
+              <w:t>uÉ kÉå</w:t>
+            </w:r>
+            <w:r>
+              <w:rPr>
+                <w:rFonts w:ascii="BRH Malayalam Extra" w:hAnsi="BRH Malayalam Extra" w:cs="BRH Devanagari Extra"/>
+                <w:color w:val="000000"/>
+                <w:sz w:val="26"/>
+                <w:szCs w:val="32"/>
+              </w:rPr>
+              <w:t>–</w:t>
+            </w:r>
+            <w:r>
+              <w:rPr>
+                <w:rFonts w:ascii="BRH Devanagari Extra" w:hAnsi="BRH Devanagari Extra" w:cs="BRH Devanagari Extra"/>
+                <w:color w:val="000000"/>
+                <w:sz w:val="32"/>
+                <w:szCs w:val="32"/>
+              </w:rPr>
+              <w:t>lÉÑqÉç kÉå</w:t>
+            </w:r>
+            <w:r>
+              <w:rPr>
+                <w:rFonts w:ascii="BRH Malayalam Extra" w:hAnsi="BRH Malayalam Extra" w:cs="BRH Devanagari Extra"/>
+                <w:color w:val="000000"/>
+                <w:sz w:val="26"/>
+                <w:szCs w:val="32"/>
+              </w:rPr>
+              <w:t>–</w:t>
+            </w:r>
+            <w:r>
+              <w:rPr>
+                <w:rFonts w:ascii="BRH Devanagari Extra" w:hAnsi="BRH Devanagari Extra" w:cs="BRH Devanagari Extra"/>
+                <w:color w:val="000000"/>
+                <w:sz w:val="32"/>
+                <w:szCs w:val="32"/>
+              </w:rPr>
+              <w:t xml:space="preserve">lÉÑ </w:t>
+            </w:r>
+          </w:p>
+          <w:p>
+            <w:pPr>
+              <w:widowControl w:val="0"/>
+              <w:autoSpaceDE w:val="0"/>
+              <w:autoSpaceDN w:val="0"/>
+              <w:adjustRightInd w:val="0"/>
+              <w:spacing w:before="0" w:line="240" w:lineRule="auto"/>
+              <w:rPr>
+                <w:rFonts w:ascii="BRH Devanagari Extra" w:hAnsi="BRH Devanagari Extra" w:cs="BRH Devanagari Extra"/>
+                <w:color w:val="000000"/>
+                <w:sz w:val="32"/>
+                <w:szCs w:val="32"/>
+              </w:rPr>
+            </w:pPr>
+            <w:r>
+              <w:rPr>
+                <w:rFonts w:ascii="BRH Devanagari Extra" w:hAnsi="BRH Devanagari Extra" w:cs="BRH Devanagari Extra"/>
+                <w:color w:val="000000"/>
+                <w:sz w:val="32"/>
+                <w:szCs w:val="32"/>
+              </w:rPr>
+              <w:t>ÍqÉ</w:t>
+            </w:r>
+            <w:r>
+              <w:rPr>
+                <w:rFonts w:ascii="BRH Malayalam Extra" w:hAnsi="BRH Malayalam Extra" w:cs="BRH Devanagari Extra"/>
+                <w:color w:val="000000"/>
+                <w:sz w:val="26"/>
+                <w:szCs w:val="32"/>
+              </w:rPr>
+              <w:t>–</w:t>
+            </w:r>
+            <w:r>
+              <w:rPr>
+                <w:rFonts w:ascii="BRH Devanagari Extra" w:hAnsi="BRH Devanagari Extra" w:cs="BRH Devanagari Extra"/>
+                <w:color w:val="000000"/>
+                <w:sz w:val="32"/>
+                <w:szCs w:val="32"/>
+              </w:rPr>
+              <w:t>uÉÉrÉ</w:t>
+            </w:r>
+            <w:r>
+              <w:rPr>
+                <w:rFonts w:ascii="BRH Malayalam Extra" w:hAnsi="BRH Malayalam Extra" w:cs="BRH Devanagari Extra"/>
+                <w:color w:val="000000"/>
+                <w:sz w:val="26"/>
+                <w:szCs w:val="32"/>
+              </w:rPr>
+              <w:t>–</w:t>
+            </w:r>
+            <w:r>
+              <w:rPr>
+                <w:rFonts w:ascii="BRH Devanagari Extra" w:hAnsi="BRH Devanagari Extra" w:cs="BRH Devanagari Extra"/>
+                <w:color w:val="000000"/>
+                <w:sz w:val="32"/>
+                <w:szCs w:val="32"/>
+              </w:rPr>
+              <w:t xml:space="preserve">iÉÏqÉç | </w:t>
+            </w:r>
+          </w:p>
+          <w:p>
+            <w:pPr>
+              <w:widowControl w:val="0"/>
+              <w:autoSpaceDE w:val="0"/>
+              <w:autoSpaceDN w:val="0"/>
+              <w:adjustRightInd w:val="0"/>
+              <w:spacing w:before="0" w:line="240" w:lineRule="auto"/>
+              <w:rPr>
+                <w:rFonts w:ascii="BRH Devanagari Extra" w:hAnsi="BRH Devanagari Extra" w:cs="BRH Devanagari Extra"/>
+                <w:color w:val="000000"/>
+                <w:sz w:val="32"/>
+                <w:szCs w:val="32"/>
+              </w:rPr>
+            </w:pPr>
+            <w:r>
+              <w:rPr>
+                <w:rFonts w:ascii="BRH Devanagari Extra" w:hAnsi="BRH Devanagari Extra" w:cs="BRH Devanagari Extra"/>
+                <w:color w:val="000000"/>
+                <w:sz w:val="32"/>
+                <w:szCs w:val="32"/>
+              </w:rPr>
+              <w:t>(</w:t>
+            </w:r>
+            <w:proofErr w:type="gramStart"/>
+            <w:r>
+              <w:rPr>
+                <w:rFonts w:cs="BRH Devanagari Extra"/>
+                <w:color w:val="000000"/>
+                <w:szCs w:val="32"/>
+              </w:rPr>
+              <w:t>3</w:t>
+            </w:r>
+            <w:r>
+              <w:rPr>
+                <w:rFonts w:ascii="BRH Devanagari Extra" w:hAnsi="BRH Devanagari Extra" w:cs="BRH Devanagari Extra"/>
+                <w:color w:val="000000"/>
+                <w:sz w:val="32"/>
+                <w:szCs w:val="32"/>
+              </w:rPr>
+              <w:t>)</w:t>
+            </w:r>
+            <w:r>
+              <w:rPr>
+                <w:rFonts w:cs="BRH Devanagari Extra"/>
+                <w:color w:val="000000"/>
+                <w:szCs w:val="32"/>
+              </w:rPr>
+              <w:t>[</w:t>
+            </w:r>
+            <w:proofErr w:type="gramEnd"/>
+            <w:r>
+              <w:rPr>
+                <w:rFonts w:cs="BRH Devanagari Extra"/>
+                <w:color w:val="000000"/>
+                <w:szCs w:val="32"/>
+              </w:rPr>
+              <w:t>P11</w:t>
+            </w:r>
+            <w:r>
+              <w:rPr>
+                <w:rFonts w:ascii="BRH Devanagari Extra" w:hAnsi="BRH Devanagari Extra" w:cs="BRH Devanagari Extra"/>
+                <w:color w:val="000000"/>
+                <w:sz w:val="32"/>
+                <w:szCs w:val="32"/>
+              </w:rPr>
+              <w:t xml:space="preserve">] </w:t>
+            </w:r>
+            <w:r>
+              <w:rPr>
+                <w:rFonts w:cs="BRH Devanagari Extra"/>
+                <w:color w:val="000000"/>
+                <w:szCs w:val="32"/>
+              </w:rPr>
+              <w:t>4</w:t>
+            </w:r>
+            <w:r>
+              <w:rPr>
+                <w:rFonts w:ascii="BRH Devanagari Extra" w:hAnsi="BRH Devanagari Extra" w:cs="BRH Devanagari Extra"/>
+                <w:color w:val="000000"/>
+                <w:sz w:val="32"/>
+                <w:szCs w:val="32"/>
+              </w:rPr>
+              <w:t>.</w:t>
+            </w:r>
+            <w:r>
+              <w:rPr>
+                <w:rFonts w:cs="BRH Devanagari Extra"/>
+                <w:color w:val="000000"/>
+                <w:szCs w:val="32"/>
+              </w:rPr>
+              <w:t>4</w:t>
+            </w:r>
+            <w:r>
+              <w:rPr>
+                <w:rFonts w:ascii="BRH Devanagari Extra" w:hAnsi="BRH Devanagari Extra" w:cs="BRH Devanagari Extra"/>
+                <w:color w:val="000000"/>
+                <w:sz w:val="32"/>
+                <w:szCs w:val="32"/>
+              </w:rPr>
+              <w:t>.</w:t>
+            </w:r>
+            <w:r>
+              <w:rPr>
+                <w:rFonts w:cs="BRH Devanagari Extra"/>
+                <w:color w:val="000000"/>
+                <w:szCs w:val="32"/>
+              </w:rPr>
+              <w:t>4</w:t>
+            </w:r>
+            <w:r>
+              <w:rPr>
+                <w:rFonts w:ascii="BRH Devanagari Extra" w:hAnsi="BRH Devanagari Extra" w:cs="BRH Devanagari Extra"/>
+                <w:color w:val="000000"/>
+                <w:sz w:val="32"/>
+                <w:szCs w:val="32"/>
+              </w:rPr>
+              <w:t>.</w:t>
+            </w:r>
+            <w:r>
+              <w:rPr>
+                <w:rFonts w:cs="BRH Devanagari Extra"/>
+                <w:color w:val="000000"/>
+                <w:szCs w:val="32"/>
+              </w:rPr>
+              <w:t>2</w:t>
+            </w:r>
+            <w:r>
+              <w:rPr>
+                <w:rFonts w:ascii="BRH Devanagari Extra" w:hAnsi="BRH Devanagari Extra" w:cs="BRH Devanagari Extra"/>
+                <w:color w:val="000000"/>
+                <w:sz w:val="32"/>
+                <w:szCs w:val="32"/>
+              </w:rPr>
+              <w:t>(</w:t>
+            </w:r>
+            <w:r>
+              <w:rPr>
+                <w:rFonts w:cs="BRH Devanagari Extra"/>
+                <w:color w:val="000000"/>
+                <w:szCs w:val="32"/>
+              </w:rPr>
+              <w:t>3</w:t>
+            </w:r>
+            <w:r>
+              <w:rPr>
+                <w:rFonts w:ascii="BRH Devanagari Extra" w:hAnsi="BRH Devanagari Extra" w:cs="BRH Devanagari Extra"/>
+                <w:color w:val="000000"/>
+                <w:sz w:val="32"/>
+                <w:szCs w:val="32"/>
+              </w:rPr>
+              <w:t>)</w:t>
+            </w:r>
+            <w:proofErr w:type="gramStart"/>
+            <w:r>
+              <w:rPr>
+                <w:rFonts w:ascii="BRH Devanagari Extra" w:hAnsi="BRH Devanagari Extra" w:cs="BRH Devanagari Extra"/>
+                <w:color w:val="000000"/>
+                <w:sz w:val="32"/>
+                <w:szCs w:val="32"/>
+              </w:rPr>
+              <w:t>-  C</w:t>
+            </w:r>
+            <w:proofErr w:type="gramEnd"/>
+            <w:r>
+              <w:rPr>
+                <w:rFonts w:ascii="BRH Malayalam Extra" w:hAnsi="BRH Malayalam Extra" w:cs="BRH Devanagari Extra"/>
+                <w:color w:val="000000"/>
+                <w:sz w:val="26"/>
+                <w:szCs w:val="32"/>
+                <w:highlight w:val="yellow"/>
+              </w:rPr>
+              <w:t>–</w:t>
+            </w:r>
+            <w:r>
+              <w:rPr>
+                <w:rFonts w:ascii="BRH Devanagari Extra" w:hAnsi="BRH Devanagari Extra" w:cs="BRH Devanagari Extra"/>
+                <w:color w:val="000000"/>
+                <w:sz w:val="32"/>
+                <w:szCs w:val="32"/>
+                <w:highlight w:val="yellow"/>
+              </w:rPr>
+              <w:t>uÉ</w:t>
+            </w:r>
+            <w:r>
+              <w:rPr>
+                <w:rFonts w:ascii="BRH Devanagari Extra" w:hAnsi="BRH Devanagari Extra" w:cs="BRH Devanagari Extra"/>
+                <w:color w:val="000000"/>
+                <w:sz w:val="32"/>
+                <w:szCs w:val="32"/>
+              </w:rPr>
+              <w:t xml:space="preserve"> | AÉ</w:t>
+            </w:r>
+            <w:r>
+              <w:rPr>
+                <w:rFonts w:ascii="BRH Malayalam Extra" w:hAnsi="BRH Malayalam Extra" w:cs="BRH Devanagari Extra"/>
+                <w:color w:val="000000"/>
+                <w:sz w:val="26"/>
+                <w:szCs w:val="32"/>
+              </w:rPr>
+              <w:t>–</w:t>
+            </w:r>
+            <w:r>
+              <w:rPr>
+                <w:rFonts w:ascii="BRH Devanagari Extra" w:hAnsi="BRH Devanagari Extra" w:cs="BRH Devanagari Extra"/>
+                <w:color w:val="000000"/>
+                <w:sz w:val="32"/>
+                <w:szCs w:val="32"/>
+              </w:rPr>
+              <w:t>rÉ</w:t>
+            </w:r>
+            <w:r>
+              <w:rPr>
+                <w:rFonts w:ascii="BRH Malayalam Extra" w:hAnsi="BRH Malayalam Extra" w:cs="BRH Devanagari Extra"/>
+                <w:color w:val="000000"/>
+                <w:sz w:val="26"/>
+                <w:szCs w:val="32"/>
+              </w:rPr>
+              <w:t>–</w:t>
+            </w:r>
+            <w:r>
+              <w:rPr>
+                <w:rFonts w:ascii="BRH Devanagari Extra" w:hAnsi="BRH Devanagari Extra" w:cs="BRH Devanagari Extra"/>
+                <w:color w:val="000000"/>
+                <w:sz w:val="32"/>
+                <w:szCs w:val="32"/>
+              </w:rPr>
+              <w:t>iÉÏqÉç | E</w:t>
+            </w:r>
+            <w:r>
+              <w:rPr>
+                <w:rFonts w:ascii="BRH Malayalam Extra" w:hAnsi="BRH Malayalam Extra" w:cs="BRH Devanagari Extra"/>
+                <w:color w:val="000000"/>
+                <w:sz w:val="26"/>
+                <w:szCs w:val="32"/>
+              </w:rPr>
+              <w:t>–</w:t>
+            </w:r>
+            <w:r>
+              <w:rPr>
+                <w:rFonts w:ascii="BRH Devanagari Extra" w:hAnsi="BRH Devanagari Extra" w:cs="BRH Devanagari Extra"/>
+                <w:color w:val="000000"/>
+                <w:sz w:val="32"/>
+                <w:szCs w:val="32"/>
+              </w:rPr>
+              <w:t>wÉÉxÉÿqÉç ||</w:t>
+            </w:r>
+          </w:p>
+          <w:p>
+            <w:pPr>
+              <w:widowControl w:val="0"/>
+              <w:autoSpaceDE w:val="0"/>
+              <w:autoSpaceDN w:val="0"/>
+              <w:adjustRightInd w:val="0"/>
+              <w:spacing w:before="0" w:line="240" w:lineRule="auto"/>
+              <w:rPr>
+                <w:rFonts w:cs="BRH Malayalam Extra"/>
+                <w:color w:val="FF0000"/>
+                <w:szCs w:val="40"/>
+              </w:rPr>
+            </w:pPr>
+            <w:r>
+              <w:rPr>
+                <w:rFonts w:ascii="BRH Devanagari Extra" w:hAnsi="BRH Devanagari Extra" w:cs="BRH Devanagari Extra"/>
+                <w:color w:val="000000"/>
+                <w:sz w:val="32"/>
+                <w:szCs w:val="32"/>
+              </w:rPr>
+              <w:t>C</w:t>
+            </w:r>
+            <w:r>
+              <w:rPr>
+                <w:rFonts w:ascii="BRH Malayalam Extra" w:hAnsi="BRH Malayalam Extra" w:cs="BRH Devanagari Extra"/>
+                <w:color w:val="000000"/>
+                <w:sz w:val="26"/>
+                <w:szCs w:val="32"/>
+              </w:rPr>
+              <w:t>–</w:t>
+            </w:r>
+            <w:r>
+              <w:rPr>
+                <w:rFonts w:ascii="BRH Devanagari Extra" w:hAnsi="BRH Devanagari Extra" w:cs="BRH Devanagari Extra"/>
+                <w:color w:val="000000"/>
+                <w:sz w:val="32"/>
+                <w:szCs w:val="32"/>
+                <w:highlight w:val="yellow"/>
+              </w:rPr>
+              <w:t>uÉÉ</w:t>
+            </w:r>
+            <w:r>
+              <w:rPr>
+                <w:rFonts w:ascii="BRH Devanagari Extra" w:hAnsi="BRH Devanagari Extra" w:cs="BRH Devanagari Extra"/>
+                <w:color w:val="000000"/>
+                <w:sz w:val="32"/>
+                <w:szCs w:val="32"/>
+              </w:rPr>
+              <w:t>rÉ</w:t>
+            </w:r>
+            <w:r>
+              <w:rPr>
+                <w:rFonts w:ascii="BRH Malayalam Extra" w:hAnsi="BRH Malayalam Extra" w:cs="BRH Devanagari Extra"/>
+                <w:color w:val="000000"/>
+                <w:sz w:val="26"/>
+                <w:szCs w:val="32"/>
+              </w:rPr>
+              <w:t>–</w:t>
+            </w:r>
+            <w:r>
+              <w:rPr>
+                <w:rFonts w:ascii="BRH Devanagari Extra" w:hAnsi="BRH Devanagari Extra" w:cs="BRH Devanagari Extra"/>
+                <w:color w:val="000000"/>
+                <w:sz w:val="32"/>
+                <w:szCs w:val="32"/>
+              </w:rPr>
+              <w:t>iÉÏ qÉÉþrÉ</w:t>
+            </w:r>
+            <w:r>
+              <w:rPr>
+                <w:rFonts w:ascii="BRH Malayalam Extra" w:hAnsi="BRH Malayalam Extra" w:cs="BRH Devanagari Extra"/>
+                <w:color w:val="000000"/>
+                <w:sz w:val="26"/>
+                <w:szCs w:val="32"/>
+              </w:rPr>
+              <w:t>–</w:t>
+            </w:r>
+            <w:r>
+              <w:rPr>
+                <w:rFonts w:ascii="BRH Devanagari Extra" w:hAnsi="BRH Devanagari Extra" w:cs="BRH Devanagari Extra"/>
+                <w:color w:val="000000"/>
+                <w:sz w:val="32"/>
+                <w:szCs w:val="32"/>
+              </w:rPr>
+              <w:t xml:space="preserve">iÉÏ </w:t>
+            </w:r>
+            <w:r>
+              <w:rPr>
+                <w:rFonts w:ascii="BRH Devanagari Extra" w:hAnsi="BRH Devanagari Extra" w:cs="BRH Devanagari Extra"/>
+                <w:color w:val="000000"/>
+                <w:sz w:val="32"/>
+                <w:szCs w:val="32"/>
+                <w:highlight w:val="yellow"/>
+              </w:rPr>
+              <w:t>ÍqÉ</w:t>
+            </w:r>
+            <w:r>
+              <w:rPr>
+                <w:rFonts w:ascii="BRH Malayalam Extra" w:hAnsi="BRH Malayalam Extra" w:cs="BRH Devanagari Extra"/>
+                <w:color w:val="000000"/>
+                <w:sz w:val="26"/>
+                <w:szCs w:val="32"/>
+              </w:rPr>
+              <w:t>–</w:t>
+            </w:r>
+            <w:r>
+              <w:rPr>
+                <w:rFonts w:ascii="BRH Devanagari Extra" w:hAnsi="BRH Devanagari Extra" w:cs="BRH Devanagari Extra"/>
+                <w:color w:val="000000"/>
+                <w:sz w:val="32"/>
+                <w:szCs w:val="32"/>
+              </w:rPr>
+              <w:t>uÉå uÉÉrÉ</w:t>
+            </w:r>
+            <w:r>
+              <w:rPr>
+                <w:rFonts w:ascii="BRH Malayalam Extra" w:hAnsi="BRH Malayalam Extra" w:cs="BRH Devanagari Extra"/>
+                <w:color w:val="000000"/>
+                <w:sz w:val="26"/>
+                <w:szCs w:val="32"/>
+              </w:rPr>
+              <w:t>–</w:t>
+            </w:r>
+            <w:r>
+              <w:rPr>
+                <w:rFonts w:ascii="BRH Devanagari Extra" w:hAnsi="BRH Devanagari Extra" w:cs="BRH Devanagari Extra"/>
+                <w:color w:val="000000"/>
+                <w:sz w:val="32"/>
+                <w:szCs w:val="32"/>
+              </w:rPr>
+              <w:t>iÉÏ qÉÑ</w:t>
+            </w:r>
+            <w:r>
+              <w:rPr>
+                <w:rFonts w:ascii="BRH Malayalam Extra" w:hAnsi="BRH Malayalam Extra" w:cs="BRH Devanagari Extra"/>
+                <w:color w:val="000000"/>
+                <w:sz w:val="26"/>
+                <w:szCs w:val="32"/>
+              </w:rPr>
+              <w:t>–</w:t>
+            </w:r>
+            <w:r>
+              <w:rPr>
+                <w:rFonts w:ascii="BRH Devanagari Extra" w:hAnsi="BRH Devanagari Extra" w:cs="BRH Devanagari Extra"/>
+                <w:color w:val="000000"/>
+                <w:sz w:val="32"/>
+                <w:szCs w:val="32"/>
+              </w:rPr>
+              <w:t>wÉÉxÉþ qÉÑ</w:t>
+            </w:r>
+            <w:r>
+              <w:rPr>
+                <w:rFonts w:ascii="BRH Malayalam Extra" w:hAnsi="BRH Malayalam Extra" w:cs="BRH Devanagari Extra"/>
+                <w:color w:val="000000"/>
+                <w:sz w:val="26"/>
+                <w:szCs w:val="32"/>
+              </w:rPr>
+              <w:t>–</w:t>
+            </w:r>
+            <w:r>
+              <w:rPr>
+                <w:rFonts w:ascii="BRH Devanagari Extra" w:hAnsi="BRH Devanagari Extra" w:cs="BRH Devanagari Extra"/>
+                <w:color w:val="000000"/>
+                <w:sz w:val="32"/>
+                <w:szCs w:val="32"/>
+              </w:rPr>
+              <w:t>wÉÉxÉþ qÉÉrÉ</w:t>
+            </w:r>
+            <w:r>
+              <w:rPr>
+                <w:rFonts w:ascii="BRH Malayalam Extra" w:hAnsi="BRH Malayalam Extra" w:cs="BRH Devanagari Extra"/>
+                <w:color w:val="000000"/>
+                <w:sz w:val="26"/>
+                <w:szCs w:val="32"/>
+              </w:rPr>
+              <w:t>–</w:t>
+            </w:r>
+            <w:r>
+              <w:rPr>
+                <w:rFonts w:ascii="BRH Devanagari Extra" w:hAnsi="BRH Devanagari Extra" w:cs="BRH Devanagari Extra"/>
+                <w:color w:val="000000"/>
+                <w:sz w:val="32"/>
+                <w:szCs w:val="32"/>
+              </w:rPr>
+              <w:t xml:space="preserve">iÉÏ </w:t>
+            </w:r>
+            <w:r>
+              <w:rPr>
+                <w:rFonts w:ascii="BRH Devanagari Extra" w:hAnsi="BRH Devanagari Extra" w:cs="BRH Devanagari Extra"/>
+                <w:color w:val="000000"/>
+                <w:sz w:val="32"/>
+                <w:szCs w:val="32"/>
+                <w:highlight w:val="yellow"/>
+              </w:rPr>
+              <w:t>ÍqÉ</w:t>
+            </w:r>
+            <w:r>
+              <w:rPr>
+                <w:rFonts w:ascii="BRH Malayalam Extra" w:hAnsi="BRH Malayalam Extra" w:cs="BRH Devanagari Extra"/>
+                <w:color w:val="000000"/>
+                <w:sz w:val="26"/>
+                <w:szCs w:val="32"/>
+              </w:rPr>
+              <w:t>–</w:t>
+            </w:r>
+            <w:r>
+              <w:rPr>
+                <w:rFonts w:ascii="BRH Devanagari Extra" w:hAnsi="BRH Devanagari Extra" w:cs="BRH Devanagari Extra"/>
+                <w:color w:val="000000"/>
+                <w:sz w:val="32"/>
+                <w:szCs w:val="32"/>
+              </w:rPr>
+              <w:t>uÉå uÉÉrÉ</w:t>
+            </w:r>
+            <w:r>
+              <w:rPr>
+                <w:rFonts w:ascii="BRH Malayalam Extra" w:hAnsi="BRH Malayalam Extra" w:cs="BRH Devanagari Extra"/>
+                <w:color w:val="000000"/>
+                <w:sz w:val="26"/>
+                <w:szCs w:val="32"/>
+              </w:rPr>
+              <w:t>–</w:t>
+            </w:r>
+            <w:r>
+              <w:rPr>
+                <w:rFonts w:ascii="BRH Devanagari Extra" w:hAnsi="BRH Devanagari Extra" w:cs="BRH Devanagari Extra"/>
+                <w:color w:val="000000"/>
+                <w:sz w:val="32"/>
+                <w:szCs w:val="32"/>
+              </w:rPr>
+              <w:t>iÉÏ qÉÑ</w:t>
+            </w:r>
+            <w:r>
+              <w:rPr>
+                <w:rFonts w:ascii="BRH Malayalam Extra" w:hAnsi="BRH Malayalam Extra" w:cs="BRH Devanagari Extra"/>
+                <w:color w:val="000000"/>
+                <w:sz w:val="26"/>
+                <w:szCs w:val="32"/>
+              </w:rPr>
+              <w:t>–</w:t>
+            </w:r>
+            <w:r>
+              <w:rPr>
+                <w:rFonts w:ascii="BRH Devanagari Extra" w:hAnsi="BRH Devanagari Extra" w:cs="BRH Devanagari Extra"/>
+                <w:color w:val="000000"/>
+                <w:sz w:val="32"/>
+                <w:szCs w:val="32"/>
+              </w:rPr>
+              <w:t xml:space="preserve">wÉÉxÉÿqÉç | </w:t>
+            </w:r>
+          </w:p>
+        </w:tc>
+        <w:tc>
+          <w:tcPr>
+            <w:tcW w:w="7371" w:type="dxa"/>
+            <w:tcBorders>
+              <w:top w:val="single" w:sz="4" w:space="0" w:color="000000"/>
+              <w:left w:val="single" w:sz="4" w:space="0" w:color="000000"/>
+              <w:bottom w:val="single" w:sz="4" w:space="0" w:color="000000"/>
+              <w:right w:val="single" w:sz="4" w:space="0" w:color="000000"/>
+            </w:tcBorders>
+          </w:tcPr>
+          <w:p>
+            <w:pPr>
+              <w:widowControl w:val="0"/>
+              <w:autoSpaceDE w:val="0"/>
+              <w:autoSpaceDN w:val="0"/>
+              <w:adjustRightInd w:val="0"/>
+              <w:spacing w:before="0" w:line="240" w:lineRule="auto"/>
+              <w:rPr>
+                <w:rFonts w:ascii="BRH Devanagari Extra" w:hAnsi="BRH Devanagari Extra" w:cs="BRH Devanagari Extra"/>
+                <w:color w:val="000000"/>
+                <w:sz w:val="32"/>
+                <w:szCs w:val="32"/>
+              </w:rPr>
+            </w:pPr>
+            <w:r>
+              <w:rPr>
+                <w:rFonts w:ascii="BRH Devanagari Extra" w:hAnsi="BRH Devanagari Extra" w:cs="BRH Devanagari Extra"/>
+                <w:color w:val="000000"/>
+                <w:sz w:val="32"/>
+                <w:szCs w:val="32"/>
+              </w:rPr>
+              <w:t>(</w:t>
+            </w:r>
+            <w:proofErr w:type="gramStart"/>
+            <w:r>
+              <w:rPr>
+                <w:rFonts w:cs="BRH Devanagari Extra"/>
+                <w:color w:val="000000"/>
+                <w:szCs w:val="32"/>
+              </w:rPr>
+              <w:t>1</w:t>
+            </w:r>
+            <w:r>
+              <w:rPr>
+                <w:rFonts w:ascii="BRH Devanagari Extra" w:hAnsi="BRH Devanagari Extra" w:cs="BRH Devanagari Extra"/>
+                <w:color w:val="000000"/>
+                <w:sz w:val="32"/>
+                <w:szCs w:val="32"/>
+              </w:rPr>
+              <w:t>)</w:t>
+            </w:r>
+            <w:r>
+              <w:rPr>
+                <w:rFonts w:cs="BRH Devanagari Extra"/>
+                <w:color w:val="000000"/>
+                <w:szCs w:val="32"/>
+              </w:rPr>
+              <w:t>[</w:t>
+            </w:r>
+            <w:proofErr w:type="gramEnd"/>
+            <w:r>
+              <w:rPr>
+                <w:rFonts w:cs="BRH Devanagari Extra"/>
+                <w:color w:val="000000"/>
+                <w:szCs w:val="32"/>
+              </w:rPr>
+              <w:t>P11</w:t>
+            </w:r>
+            <w:r>
+              <w:rPr>
+                <w:rFonts w:ascii="BRH Devanagari Extra" w:hAnsi="BRH Devanagari Extra" w:cs="BRH Devanagari Extra"/>
+                <w:color w:val="000000"/>
+                <w:sz w:val="32"/>
+                <w:szCs w:val="32"/>
+              </w:rPr>
+              <w:t xml:space="preserve">] </w:t>
+            </w:r>
+            <w:r>
+              <w:rPr>
+                <w:rFonts w:cs="BRH Devanagari Extra"/>
+                <w:color w:val="000000"/>
+                <w:szCs w:val="32"/>
+              </w:rPr>
+              <w:t>4</w:t>
+            </w:r>
+            <w:r>
+              <w:rPr>
+                <w:rFonts w:ascii="BRH Devanagari Extra" w:hAnsi="BRH Devanagari Extra" w:cs="BRH Devanagari Extra"/>
+                <w:color w:val="000000"/>
+                <w:sz w:val="32"/>
+                <w:szCs w:val="32"/>
+              </w:rPr>
+              <w:t>.</w:t>
+            </w:r>
+            <w:r>
+              <w:rPr>
+                <w:rFonts w:cs="BRH Devanagari Extra"/>
+                <w:color w:val="000000"/>
+                <w:szCs w:val="32"/>
+              </w:rPr>
+              <w:t>4</w:t>
+            </w:r>
+            <w:r>
+              <w:rPr>
+                <w:rFonts w:ascii="BRH Devanagari Extra" w:hAnsi="BRH Devanagari Extra" w:cs="BRH Devanagari Extra"/>
+                <w:color w:val="000000"/>
+                <w:sz w:val="32"/>
+                <w:szCs w:val="32"/>
+              </w:rPr>
+              <w:t>.</w:t>
+            </w:r>
+            <w:r>
+              <w:rPr>
+                <w:rFonts w:cs="BRH Devanagari Extra"/>
+                <w:color w:val="000000"/>
+                <w:szCs w:val="32"/>
+              </w:rPr>
+              <w:t>4</w:t>
+            </w:r>
+            <w:r>
+              <w:rPr>
+                <w:rFonts w:ascii="BRH Devanagari Extra" w:hAnsi="BRH Devanagari Extra" w:cs="BRH Devanagari Extra"/>
+                <w:color w:val="000000"/>
+                <w:sz w:val="32"/>
+                <w:szCs w:val="32"/>
+              </w:rPr>
+              <w:t>.</w:t>
+            </w:r>
+            <w:r>
+              <w:rPr>
+                <w:rFonts w:cs="BRH Devanagari Extra"/>
+                <w:color w:val="000000"/>
+                <w:szCs w:val="32"/>
+              </w:rPr>
+              <w:t>2</w:t>
+            </w:r>
+            <w:r>
+              <w:rPr>
+                <w:rFonts w:ascii="BRH Devanagari Extra" w:hAnsi="BRH Devanagari Extra" w:cs="BRH Devanagari Extra"/>
+                <w:color w:val="000000"/>
+                <w:sz w:val="32"/>
+                <w:szCs w:val="32"/>
+              </w:rPr>
+              <w:t>(</w:t>
+            </w:r>
+            <w:r>
+              <w:rPr>
+                <w:rFonts w:cs="BRH Devanagari Extra"/>
+                <w:color w:val="000000"/>
+                <w:szCs w:val="32"/>
+              </w:rPr>
+              <w:t>1</w:t>
+            </w:r>
+            <w:r>
+              <w:rPr>
+                <w:rFonts w:ascii="BRH Devanagari Extra" w:hAnsi="BRH Devanagari Extra" w:cs="BRH Devanagari Extra"/>
+                <w:color w:val="000000"/>
+                <w:sz w:val="32"/>
+                <w:szCs w:val="32"/>
+              </w:rPr>
+              <w:t>)</w:t>
+            </w:r>
+            <w:proofErr w:type="gramStart"/>
+            <w:r>
+              <w:rPr>
+                <w:rFonts w:ascii="BRH Devanagari Extra" w:hAnsi="BRH Devanagari Extra" w:cs="BRH Devanagari Extra"/>
+                <w:color w:val="000000"/>
+                <w:sz w:val="32"/>
+                <w:szCs w:val="32"/>
+              </w:rPr>
+              <w:t>-  mÉëÌiÉþ</w:t>
+            </w:r>
+            <w:proofErr w:type="gramEnd"/>
+            <w:r>
+              <w:rPr>
+                <w:rFonts w:ascii="BRH Devanagari Extra" w:hAnsi="BRH Devanagari Extra" w:cs="BRH Devanagari Extra"/>
+                <w:color w:val="000000"/>
+                <w:sz w:val="32"/>
+                <w:szCs w:val="32"/>
+              </w:rPr>
+              <w:t xml:space="preserve"> | kÉå</w:t>
+            </w:r>
+            <w:r>
+              <w:rPr>
+                <w:rFonts w:ascii="BRH Malayalam Extra" w:hAnsi="BRH Malayalam Extra" w:cs="BRH Devanagari Extra"/>
+                <w:color w:val="000000"/>
+                <w:sz w:val="26"/>
+                <w:szCs w:val="32"/>
+              </w:rPr>
+              <w:t>–</w:t>
+            </w:r>
+            <w:r>
+              <w:rPr>
+                <w:rFonts w:ascii="BRH Devanagari Extra" w:hAnsi="BRH Devanagari Extra" w:cs="BRH Devanagari Extra"/>
+                <w:color w:val="000000"/>
+                <w:sz w:val="32"/>
+                <w:szCs w:val="32"/>
+              </w:rPr>
+              <w:t>lÉÑqÉç | C</w:t>
+            </w:r>
+            <w:r>
+              <w:rPr>
+                <w:rFonts w:ascii="BRH Malayalam Extra" w:hAnsi="BRH Malayalam Extra" w:cs="BRH Devanagari Extra"/>
+                <w:color w:val="000000"/>
+                <w:sz w:val="26"/>
+                <w:szCs w:val="32"/>
+              </w:rPr>
+              <w:t>–</w:t>
+            </w:r>
+            <w:r>
+              <w:rPr>
+                <w:rFonts w:ascii="BRH Devanagari Extra" w:hAnsi="BRH Devanagari Extra" w:cs="BRH Devanagari Extra"/>
+                <w:color w:val="000000"/>
+                <w:sz w:val="32"/>
+                <w:szCs w:val="32"/>
+                <w:highlight w:val="green"/>
+              </w:rPr>
+              <w:t>uÉ</w:t>
+            </w:r>
+            <w:r>
+              <w:rPr>
+                <w:rFonts w:ascii="BRH Malayalam Extra" w:hAnsi="BRH Malayalam Extra" w:cs="BRH Devanagari Extra"/>
+                <w:color w:val="000000"/>
+                <w:sz w:val="26"/>
+                <w:szCs w:val="32"/>
+                <w:highlight w:val="green"/>
+              </w:rPr>
+              <w:t>–</w:t>
+            </w:r>
+            <w:r>
+              <w:rPr>
+                <w:rFonts w:ascii="BRH Devanagari Extra" w:hAnsi="BRH Devanagari Extra" w:cs="BRH Devanagari Extra"/>
+                <w:color w:val="000000"/>
+                <w:sz w:val="32"/>
+                <w:szCs w:val="32"/>
+              </w:rPr>
+              <w:t xml:space="preserve"> |</w:t>
+            </w:r>
+          </w:p>
+          <w:p>
+            <w:pPr>
+              <w:widowControl w:val="0"/>
+              <w:autoSpaceDE w:val="0"/>
+              <w:autoSpaceDN w:val="0"/>
+              <w:adjustRightInd w:val="0"/>
+              <w:spacing w:before="0" w:line="240" w:lineRule="auto"/>
+              <w:rPr>
+                <w:rFonts w:ascii="BRH Devanagari Extra" w:hAnsi="BRH Devanagari Extra" w:cs="BRH Devanagari Extra"/>
+                <w:color w:val="000000"/>
+                <w:sz w:val="32"/>
+                <w:szCs w:val="32"/>
+              </w:rPr>
+            </w:pPr>
+            <w:r>
+              <w:rPr>
+                <w:rFonts w:ascii="BRH Devanagari Extra" w:hAnsi="BRH Devanagari Extra" w:cs="BRH Devanagari Extra"/>
+                <w:color w:val="000000"/>
+                <w:sz w:val="32"/>
+                <w:szCs w:val="32"/>
+              </w:rPr>
+              <w:t>mÉëÌiÉþ kÉå</w:t>
+            </w:r>
+            <w:r>
+              <w:rPr>
+                <w:rFonts w:ascii="BRH Malayalam Extra" w:hAnsi="BRH Malayalam Extra" w:cs="BRH Devanagari Extra"/>
+                <w:color w:val="000000"/>
+                <w:sz w:val="26"/>
+                <w:szCs w:val="32"/>
+              </w:rPr>
+              <w:t>–</w:t>
+            </w:r>
+            <w:r>
+              <w:rPr>
+                <w:rFonts w:ascii="BRH Devanagari Extra" w:hAnsi="BRH Devanagari Extra" w:cs="BRH Devanagari Extra"/>
+                <w:color w:val="000000"/>
+                <w:sz w:val="32"/>
+                <w:szCs w:val="32"/>
+              </w:rPr>
+              <w:t>lÉÑqÉç kÉå</w:t>
+            </w:r>
+            <w:r>
+              <w:rPr>
+                <w:rFonts w:ascii="BRH Malayalam Extra" w:hAnsi="BRH Malayalam Extra" w:cs="BRH Devanagari Extra"/>
+                <w:color w:val="000000"/>
+                <w:sz w:val="26"/>
+                <w:szCs w:val="32"/>
+              </w:rPr>
+              <w:t>–</w:t>
+            </w:r>
+            <w:r>
+              <w:rPr>
+                <w:rFonts w:ascii="BRH Devanagari Extra" w:hAnsi="BRH Devanagari Extra" w:cs="BRH Devanagari Extra"/>
+                <w:color w:val="000000"/>
+                <w:sz w:val="32"/>
+                <w:szCs w:val="32"/>
+              </w:rPr>
+              <w:t>lÉÑqÉç mÉëÌiÉ</w:t>
+            </w:r>
+            <w:r>
+              <w:rPr>
+                <w:rFonts w:ascii="BRH Malayalam Extra" w:hAnsi="BRH Malayalam Extra" w:cs="BRH Devanagari Extra"/>
+                <w:color w:val="000000"/>
+                <w:sz w:val="26"/>
+                <w:szCs w:val="32"/>
+              </w:rPr>
+              <w:t>–</w:t>
+            </w:r>
+            <w:r>
+              <w:rPr>
+                <w:rFonts w:ascii="BRH Devanagari Extra" w:hAnsi="BRH Devanagari Extra" w:cs="BRH Devanagari Extra"/>
+                <w:color w:val="000000"/>
+                <w:sz w:val="32"/>
+                <w:szCs w:val="32"/>
+              </w:rPr>
+              <w:t xml:space="preserve"> mÉëÌiÉþ kÉå</w:t>
+            </w:r>
+            <w:r>
+              <w:rPr>
+                <w:rFonts w:ascii="BRH Malayalam Extra" w:hAnsi="BRH Malayalam Extra" w:cs="BRH Devanagari Extra"/>
+                <w:color w:val="000000"/>
+                <w:sz w:val="26"/>
+                <w:szCs w:val="32"/>
+              </w:rPr>
+              <w:t>–</w:t>
+            </w:r>
+            <w:r>
+              <w:rPr>
+                <w:rFonts w:ascii="BRH Devanagari Extra" w:hAnsi="BRH Devanagari Extra" w:cs="BRH Devanagari Extra"/>
+                <w:color w:val="000000"/>
+                <w:sz w:val="32"/>
+                <w:szCs w:val="32"/>
+              </w:rPr>
+              <w:t xml:space="preserve">lÉÑ </w:t>
+            </w:r>
+            <w:r>
+              <w:rPr>
+                <w:rFonts w:ascii="BRH Devanagari Extra" w:hAnsi="BRH Devanagari Extra" w:cs="BRH Devanagari Extra"/>
+                <w:color w:val="000000"/>
+                <w:sz w:val="32"/>
+                <w:szCs w:val="32"/>
+                <w:highlight w:val="green"/>
+              </w:rPr>
+              <w:t>ÍqÉþ</w:t>
+            </w:r>
+            <w:r>
+              <w:rPr>
+                <w:rFonts w:ascii="BRH Devanagari Extra" w:hAnsi="BRH Devanagari Extra" w:cs="BRH Devanagari Extra"/>
+                <w:color w:val="000000"/>
+                <w:sz w:val="32"/>
+                <w:szCs w:val="32"/>
+              </w:rPr>
+              <w:t>uÉåuÉ kÉå</w:t>
+            </w:r>
+            <w:r>
+              <w:rPr>
+                <w:rFonts w:ascii="BRH Malayalam Extra" w:hAnsi="BRH Malayalam Extra" w:cs="BRH Devanagari Extra"/>
+                <w:color w:val="000000"/>
+                <w:sz w:val="26"/>
+                <w:szCs w:val="32"/>
+              </w:rPr>
+              <w:t>–</w:t>
+            </w:r>
+            <w:r>
+              <w:rPr>
+                <w:rFonts w:ascii="BRH Devanagari Extra" w:hAnsi="BRH Devanagari Extra" w:cs="BRH Devanagari Extra"/>
+                <w:color w:val="000000"/>
+                <w:sz w:val="32"/>
+                <w:szCs w:val="32"/>
+              </w:rPr>
+              <w:t>lÉÑqÉç mÉëÌiÉ</w:t>
+            </w:r>
+            <w:r>
+              <w:rPr>
+                <w:rFonts w:ascii="BRH Malayalam Extra" w:hAnsi="BRH Malayalam Extra" w:cs="BRH Devanagari Extra"/>
+                <w:color w:val="000000"/>
+                <w:sz w:val="26"/>
+                <w:szCs w:val="32"/>
+              </w:rPr>
+              <w:t>–</w:t>
+            </w:r>
+            <w:r>
+              <w:rPr>
+                <w:rFonts w:ascii="BRH Devanagari Extra" w:hAnsi="BRH Devanagari Extra" w:cs="BRH Devanagari Extra"/>
+                <w:color w:val="000000"/>
+                <w:sz w:val="32"/>
+                <w:szCs w:val="32"/>
+              </w:rPr>
+              <w:t xml:space="preserve"> mÉëÌiÉþ kÉå</w:t>
+            </w:r>
+            <w:r>
+              <w:rPr>
+                <w:rFonts w:ascii="BRH Malayalam Extra" w:hAnsi="BRH Malayalam Extra" w:cs="BRH Devanagari Extra"/>
+                <w:color w:val="000000"/>
+                <w:sz w:val="26"/>
+                <w:szCs w:val="32"/>
+              </w:rPr>
+              <w:t>–</w:t>
+            </w:r>
+            <w:r>
+              <w:rPr>
+                <w:rFonts w:ascii="BRH Devanagari Extra" w:hAnsi="BRH Devanagari Extra" w:cs="BRH Devanagari Extra"/>
+                <w:color w:val="000000"/>
+                <w:sz w:val="32"/>
+                <w:szCs w:val="32"/>
+              </w:rPr>
+              <w:t xml:space="preserve">lÉÑ </w:t>
+            </w:r>
+            <w:r>
+              <w:rPr>
+                <w:rFonts w:ascii="BRH Devanagari Extra" w:hAnsi="BRH Devanagari Extra" w:cs="BRH Devanagari Extra"/>
+                <w:color w:val="000000"/>
+                <w:sz w:val="32"/>
+                <w:szCs w:val="32"/>
+                <w:highlight w:val="green"/>
+              </w:rPr>
+              <w:t>ÍqÉ</w:t>
+            </w:r>
+            <w:r>
+              <w:rPr>
+                <w:rFonts w:ascii="BRH Devanagari Extra" w:hAnsi="BRH Devanagari Extra" w:cs="BRH Devanagari Extra"/>
+                <w:color w:val="000000"/>
+                <w:sz w:val="32"/>
+                <w:szCs w:val="32"/>
+              </w:rPr>
+              <w:t xml:space="preserve">þuÉ | </w:t>
+            </w:r>
+          </w:p>
+          <w:p>
+            <w:pPr>
+              <w:widowControl w:val="0"/>
+              <w:autoSpaceDE w:val="0"/>
+              <w:autoSpaceDN w:val="0"/>
+              <w:adjustRightInd w:val="0"/>
+              <w:spacing w:before="0" w:line="240" w:lineRule="auto"/>
+              <w:rPr>
+                <w:rFonts w:ascii="BRH Devanagari Extra" w:hAnsi="BRH Devanagari Extra" w:cs="BRH Devanagari Extra"/>
+                <w:color w:val="000000"/>
+                <w:sz w:val="32"/>
+                <w:szCs w:val="32"/>
+              </w:rPr>
+            </w:pPr>
+            <w:r>
+              <w:rPr>
+                <w:rFonts w:ascii="BRH Devanagari Extra" w:hAnsi="BRH Devanagari Extra" w:cs="BRH Devanagari Extra"/>
+                <w:color w:val="000000"/>
+                <w:sz w:val="32"/>
+                <w:szCs w:val="32"/>
+              </w:rPr>
+              <w:t>(</w:t>
+            </w:r>
+            <w:proofErr w:type="gramStart"/>
+            <w:r>
+              <w:rPr>
+                <w:rFonts w:cs="BRH Devanagari Extra"/>
+                <w:color w:val="000000"/>
+                <w:szCs w:val="32"/>
+              </w:rPr>
+              <w:t>2</w:t>
+            </w:r>
+            <w:r>
+              <w:rPr>
+                <w:rFonts w:ascii="BRH Devanagari Extra" w:hAnsi="BRH Devanagari Extra" w:cs="BRH Devanagari Extra"/>
+                <w:color w:val="000000"/>
+                <w:sz w:val="32"/>
+                <w:szCs w:val="32"/>
+              </w:rPr>
+              <w:t>)</w:t>
+            </w:r>
+            <w:r>
+              <w:rPr>
+                <w:rFonts w:cs="BRH Devanagari Extra"/>
+                <w:color w:val="000000"/>
+                <w:szCs w:val="32"/>
+              </w:rPr>
+              <w:t>[</w:t>
+            </w:r>
+            <w:proofErr w:type="gramEnd"/>
+            <w:r>
+              <w:rPr>
+                <w:rFonts w:cs="BRH Devanagari Extra"/>
+                <w:color w:val="000000"/>
+                <w:szCs w:val="32"/>
+              </w:rPr>
+              <w:t>P11</w:t>
+            </w:r>
+            <w:r>
+              <w:rPr>
+                <w:rFonts w:ascii="BRH Devanagari Extra" w:hAnsi="BRH Devanagari Extra" w:cs="BRH Devanagari Extra"/>
+                <w:color w:val="000000"/>
+                <w:sz w:val="32"/>
+                <w:szCs w:val="32"/>
+              </w:rPr>
+              <w:t xml:space="preserve">] </w:t>
+            </w:r>
+            <w:r>
+              <w:rPr>
+                <w:rFonts w:cs="BRH Devanagari Extra"/>
+                <w:color w:val="000000"/>
+                <w:szCs w:val="32"/>
+              </w:rPr>
+              <w:t>4</w:t>
+            </w:r>
+            <w:r>
+              <w:rPr>
+                <w:rFonts w:ascii="BRH Devanagari Extra" w:hAnsi="BRH Devanagari Extra" w:cs="BRH Devanagari Extra"/>
+                <w:color w:val="000000"/>
+                <w:sz w:val="32"/>
+                <w:szCs w:val="32"/>
+              </w:rPr>
+              <w:t>.</w:t>
+            </w:r>
+            <w:r>
+              <w:rPr>
+                <w:rFonts w:cs="BRH Devanagari Extra"/>
+                <w:color w:val="000000"/>
+                <w:szCs w:val="32"/>
+              </w:rPr>
+              <w:t>4</w:t>
+            </w:r>
+            <w:r>
+              <w:rPr>
+                <w:rFonts w:ascii="BRH Devanagari Extra" w:hAnsi="BRH Devanagari Extra" w:cs="BRH Devanagari Extra"/>
+                <w:color w:val="000000"/>
+                <w:sz w:val="32"/>
+                <w:szCs w:val="32"/>
+              </w:rPr>
+              <w:t>.</w:t>
+            </w:r>
+            <w:r>
+              <w:rPr>
+                <w:rFonts w:cs="BRH Devanagari Extra"/>
+                <w:color w:val="000000"/>
+                <w:szCs w:val="32"/>
+              </w:rPr>
+              <w:t>4</w:t>
+            </w:r>
+            <w:r>
+              <w:rPr>
+                <w:rFonts w:ascii="BRH Devanagari Extra" w:hAnsi="BRH Devanagari Extra" w:cs="BRH Devanagari Extra"/>
+                <w:color w:val="000000"/>
+                <w:sz w:val="32"/>
+                <w:szCs w:val="32"/>
+              </w:rPr>
+              <w:t>.</w:t>
+            </w:r>
+            <w:r>
+              <w:rPr>
+                <w:rFonts w:cs="BRH Devanagari Extra"/>
+                <w:color w:val="000000"/>
+                <w:szCs w:val="32"/>
+              </w:rPr>
+              <w:t>2</w:t>
+            </w:r>
+            <w:r>
+              <w:rPr>
+                <w:rFonts w:ascii="BRH Devanagari Extra" w:hAnsi="BRH Devanagari Extra" w:cs="BRH Devanagari Extra"/>
+                <w:color w:val="000000"/>
+                <w:sz w:val="32"/>
+                <w:szCs w:val="32"/>
+              </w:rPr>
+              <w:t>(</w:t>
+            </w:r>
+            <w:r>
+              <w:rPr>
+                <w:rFonts w:cs="BRH Devanagari Extra"/>
+                <w:color w:val="000000"/>
+                <w:szCs w:val="32"/>
+              </w:rPr>
+              <w:t>2</w:t>
+            </w:r>
+            <w:r>
+              <w:rPr>
+                <w:rFonts w:ascii="BRH Devanagari Extra" w:hAnsi="BRH Devanagari Extra" w:cs="BRH Devanagari Extra"/>
+                <w:color w:val="000000"/>
+                <w:sz w:val="32"/>
+                <w:szCs w:val="32"/>
+              </w:rPr>
+              <w:t>)</w:t>
+            </w:r>
+            <w:proofErr w:type="gramStart"/>
+            <w:r>
+              <w:rPr>
+                <w:rFonts w:ascii="BRH Devanagari Extra" w:hAnsi="BRH Devanagari Extra" w:cs="BRH Devanagari Extra"/>
+                <w:color w:val="000000"/>
+                <w:sz w:val="32"/>
+                <w:szCs w:val="32"/>
+              </w:rPr>
+              <w:t>-  kÉå</w:t>
+            </w:r>
+            <w:proofErr w:type="gramEnd"/>
+            <w:r>
+              <w:rPr>
+                <w:rFonts w:ascii="BRH Malayalam Extra" w:hAnsi="BRH Malayalam Extra" w:cs="BRH Devanagari Extra"/>
+                <w:color w:val="000000"/>
+                <w:sz w:val="26"/>
+                <w:szCs w:val="32"/>
+              </w:rPr>
+              <w:t>–</w:t>
+            </w:r>
+            <w:r>
+              <w:rPr>
+                <w:rFonts w:ascii="BRH Devanagari Extra" w:hAnsi="BRH Devanagari Extra" w:cs="BRH Devanagari Extra"/>
+                <w:color w:val="000000"/>
+                <w:sz w:val="32"/>
+                <w:szCs w:val="32"/>
+              </w:rPr>
+              <w:t>lÉÑqÉç | C</w:t>
+            </w:r>
+            <w:r>
+              <w:rPr>
+                <w:rFonts w:ascii="BRH Malayalam Extra" w:hAnsi="BRH Malayalam Extra" w:cs="BRH Devanagari Extra"/>
+                <w:color w:val="000000"/>
+                <w:sz w:val="26"/>
+                <w:szCs w:val="32"/>
+                <w:highlight w:val="yellow"/>
+              </w:rPr>
+              <w:t>–</w:t>
+            </w:r>
+            <w:r>
+              <w:rPr>
+                <w:rFonts w:ascii="BRH Devanagari Extra" w:hAnsi="BRH Devanagari Extra" w:cs="BRH Devanagari Extra"/>
+                <w:color w:val="000000"/>
+                <w:sz w:val="32"/>
+                <w:szCs w:val="32"/>
+                <w:highlight w:val="green"/>
+              </w:rPr>
+              <w:t>uÉ</w:t>
+            </w:r>
+            <w:r>
+              <w:rPr>
+                <w:rFonts w:ascii="BRH Malayalam Extra" w:hAnsi="BRH Malayalam Extra" w:cs="BRH Devanagari Extra"/>
+                <w:color w:val="000000"/>
+                <w:sz w:val="26"/>
+                <w:szCs w:val="32"/>
+              </w:rPr>
+              <w:t>–</w:t>
+            </w:r>
+            <w:r>
+              <w:rPr>
+                <w:rFonts w:ascii="BRH Devanagari Extra" w:hAnsi="BRH Devanagari Extra" w:cs="BRH Devanagari Extra"/>
+                <w:color w:val="000000"/>
+                <w:sz w:val="32"/>
+                <w:szCs w:val="32"/>
+              </w:rPr>
+              <w:t xml:space="preserve"> | AÉ</w:t>
+            </w:r>
+            <w:r>
+              <w:rPr>
+                <w:rFonts w:ascii="BRH Malayalam Extra" w:hAnsi="BRH Malayalam Extra" w:cs="BRH Devanagari Extra"/>
+                <w:color w:val="000000"/>
+                <w:sz w:val="26"/>
+                <w:szCs w:val="32"/>
+              </w:rPr>
+              <w:t>–</w:t>
+            </w:r>
+            <w:r>
+              <w:rPr>
+                <w:rFonts w:ascii="BRH Devanagari Extra" w:hAnsi="BRH Devanagari Extra" w:cs="BRH Devanagari Extra"/>
+                <w:color w:val="000000"/>
+                <w:sz w:val="32"/>
+                <w:szCs w:val="32"/>
+              </w:rPr>
+              <w:t>rÉ</w:t>
+            </w:r>
+            <w:r>
+              <w:rPr>
+                <w:rFonts w:ascii="BRH Malayalam Extra" w:hAnsi="BRH Malayalam Extra" w:cs="BRH Devanagari Extra"/>
+                <w:color w:val="000000"/>
+                <w:sz w:val="26"/>
+                <w:szCs w:val="32"/>
+              </w:rPr>
+              <w:t>–</w:t>
+            </w:r>
+            <w:r>
+              <w:rPr>
+                <w:rFonts w:ascii="BRH Devanagari Extra" w:hAnsi="BRH Devanagari Extra" w:cs="BRH Devanagari Extra"/>
+                <w:color w:val="000000"/>
+                <w:sz w:val="32"/>
+                <w:szCs w:val="32"/>
+              </w:rPr>
+              <w:t>iÉÏqÉç |</w:t>
+            </w:r>
+          </w:p>
+          <w:p>
+            <w:pPr>
+              <w:widowControl w:val="0"/>
+              <w:autoSpaceDE w:val="0"/>
+              <w:autoSpaceDN w:val="0"/>
+              <w:adjustRightInd w:val="0"/>
+              <w:spacing w:before="0" w:line="240" w:lineRule="auto"/>
+              <w:rPr>
+                <w:rFonts w:ascii="BRH Devanagari Extra" w:hAnsi="BRH Devanagari Extra" w:cs="BRH Devanagari Extra"/>
+                <w:color w:val="000000"/>
+                <w:sz w:val="32"/>
+                <w:szCs w:val="32"/>
+              </w:rPr>
+            </w:pPr>
+            <w:r>
+              <w:rPr>
+                <w:rFonts w:ascii="BRH Devanagari Extra" w:hAnsi="BRH Devanagari Extra" w:cs="BRH Devanagari Extra"/>
+                <w:color w:val="000000"/>
+                <w:sz w:val="32"/>
+                <w:szCs w:val="32"/>
+              </w:rPr>
+              <w:t>kÉå</w:t>
+            </w:r>
+            <w:r>
+              <w:rPr>
+                <w:rFonts w:ascii="BRH Malayalam Extra" w:hAnsi="BRH Malayalam Extra" w:cs="BRH Devanagari Extra"/>
+                <w:color w:val="000000"/>
+                <w:sz w:val="26"/>
+                <w:szCs w:val="32"/>
+              </w:rPr>
+              <w:t>–</w:t>
+            </w:r>
+            <w:r>
+              <w:rPr>
+                <w:rFonts w:ascii="BRH Devanagari Extra" w:hAnsi="BRH Devanagari Extra" w:cs="BRH Devanagari Extra"/>
+                <w:color w:val="000000"/>
+                <w:sz w:val="32"/>
+                <w:szCs w:val="32"/>
+              </w:rPr>
+              <w:t xml:space="preserve">lÉÑ </w:t>
+            </w:r>
+            <w:r>
+              <w:rPr>
+                <w:rFonts w:ascii="BRH Devanagari Extra" w:hAnsi="BRH Devanagari Extra" w:cs="BRH Devanagari Extra"/>
+                <w:color w:val="000000"/>
+                <w:sz w:val="32"/>
+                <w:szCs w:val="32"/>
+                <w:highlight w:val="green"/>
+              </w:rPr>
+              <w:t>ÍqÉþ</w:t>
+            </w:r>
+            <w:r>
+              <w:rPr>
+                <w:rFonts w:ascii="BRH Devanagari Extra" w:hAnsi="BRH Devanagari Extra" w:cs="BRH Devanagari Extra"/>
+                <w:color w:val="000000"/>
+                <w:sz w:val="32"/>
+                <w:szCs w:val="32"/>
+              </w:rPr>
+              <w:t>uÉåuÉ kÉå</w:t>
+            </w:r>
+            <w:r>
+              <w:rPr>
+                <w:rFonts w:ascii="BRH Malayalam Extra" w:hAnsi="BRH Malayalam Extra" w:cs="BRH Devanagari Extra"/>
+                <w:color w:val="000000"/>
+                <w:sz w:val="26"/>
+                <w:szCs w:val="32"/>
+              </w:rPr>
+              <w:t>–</w:t>
+            </w:r>
+            <w:r>
+              <w:rPr>
+                <w:rFonts w:ascii="BRH Devanagari Extra" w:hAnsi="BRH Devanagari Extra" w:cs="BRH Devanagari Extra"/>
+                <w:color w:val="000000"/>
+                <w:sz w:val="32"/>
+                <w:szCs w:val="32"/>
+              </w:rPr>
+              <w:t>lÉÑqÉç kÉå</w:t>
+            </w:r>
+            <w:r>
+              <w:rPr>
+                <w:rFonts w:ascii="BRH Malayalam Extra" w:hAnsi="BRH Malayalam Extra" w:cs="BRH Devanagari Extra"/>
+                <w:color w:val="000000"/>
+                <w:sz w:val="26"/>
+                <w:szCs w:val="32"/>
+              </w:rPr>
+              <w:t>–</w:t>
+            </w:r>
+            <w:r>
+              <w:rPr>
+                <w:rFonts w:ascii="BRH Devanagari Extra" w:hAnsi="BRH Devanagari Extra" w:cs="BRH Devanagari Extra"/>
+                <w:color w:val="000000"/>
+                <w:sz w:val="32"/>
+                <w:szCs w:val="32"/>
+              </w:rPr>
+              <w:t xml:space="preserve">lÉÑ </w:t>
+            </w:r>
+            <w:r>
+              <w:rPr>
+                <w:rFonts w:ascii="BRH Devanagari Extra" w:hAnsi="BRH Devanagari Extra" w:cs="BRH Devanagari Extra"/>
+                <w:color w:val="000000"/>
+                <w:sz w:val="32"/>
+                <w:szCs w:val="32"/>
+                <w:highlight w:val="green"/>
+              </w:rPr>
+              <w:t>ÍqÉþ</w:t>
+            </w:r>
+            <w:r>
+              <w:rPr>
+                <w:rFonts w:ascii="BRH Devanagari Extra" w:hAnsi="BRH Devanagari Extra" w:cs="BRH Devanagari Extra"/>
+                <w:color w:val="000000"/>
+                <w:sz w:val="32"/>
+                <w:szCs w:val="32"/>
+              </w:rPr>
+              <w:t>uÉÉrÉ</w:t>
+            </w:r>
+            <w:r>
+              <w:rPr>
+                <w:rFonts w:ascii="BRH Malayalam Extra" w:hAnsi="BRH Malayalam Extra" w:cs="BRH Devanagari Extra"/>
+                <w:color w:val="000000"/>
+                <w:sz w:val="26"/>
+                <w:szCs w:val="32"/>
+              </w:rPr>
+              <w:t>–</w:t>
+            </w:r>
+            <w:r>
+              <w:rPr>
+                <w:rFonts w:ascii="BRH Devanagari Extra" w:hAnsi="BRH Devanagari Extra" w:cs="BRH Devanagari Extra"/>
+                <w:color w:val="000000"/>
+                <w:sz w:val="32"/>
+                <w:szCs w:val="32"/>
+              </w:rPr>
+              <w:t>iÉÏ qÉÉþrÉ</w:t>
+            </w:r>
+            <w:r>
+              <w:rPr>
+                <w:rFonts w:ascii="BRH Malayalam Extra" w:hAnsi="BRH Malayalam Extra" w:cs="BRH Devanagari Extra"/>
+                <w:color w:val="000000"/>
+                <w:sz w:val="26"/>
+                <w:szCs w:val="32"/>
+              </w:rPr>
+              <w:t>–</w:t>
+            </w:r>
+            <w:r>
+              <w:rPr>
+                <w:rFonts w:ascii="BRH Devanagari Extra" w:hAnsi="BRH Devanagari Extra" w:cs="BRH Devanagari Extra"/>
+                <w:color w:val="000000"/>
+                <w:sz w:val="32"/>
+                <w:szCs w:val="32"/>
+              </w:rPr>
+              <w:t xml:space="preserve">iÉÏ </w:t>
+            </w:r>
+            <w:r>
+              <w:rPr>
+                <w:rFonts w:ascii="BRH Devanagari Extra" w:hAnsi="BRH Devanagari Extra" w:cs="BRH Devanagari Extra"/>
+                <w:color w:val="000000"/>
+                <w:sz w:val="32"/>
+                <w:szCs w:val="32"/>
+                <w:highlight w:val="green"/>
+              </w:rPr>
+              <w:t>ÍqÉþ</w:t>
+            </w:r>
+            <w:r>
+              <w:rPr>
+                <w:rFonts w:ascii="BRH Devanagari Extra" w:hAnsi="BRH Devanagari Extra" w:cs="BRH Devanagari Extra"/>
+                <w:color w:val="000000"/>
+                <w:sz w:val="32"/>
+                <w:szCs w:val="32"/>
+              </w:rPr>
+              <w:t>uÉ kÉå</w:t>
+            </w:r>
+            <w:r>
+              <w:rPr>
+                <w:rFonts w:ascii="BRH Malayalam Extra" w:hAnsi="BRH Malayalam Extra" w:cs="BRH Devanagari Extra"/>
+                <w:color w:val="000000"/>
+                <w:sz w:val="26"/>
+                <w:szCs w:val="32"/>
+              </w:rPr>
+              <w:t>–</w:t>
+            </w:r>
+            <w:r>
+              <w:rPr>
+                <w:rFonts w:ascii="BRH Devanagari Extra" w:hAnsi="BRH Devanagari Extra" w:cs="BRH Devanagari Extra"/>
+                <w:color w:val="000000"/>
+                <w:sz w:val="32"/>
+                <w:szCs w:val="32"/>
+              </w:rPr>
+              <w:t>lÉÑqÉç kÉå</w:t>
+            </w:r>
+            <w:r>
+              <w:rPr>
+                <w:rFonts w:ascii="BRH Malayalam Extra" w:hAnsi="BRH Malayalam Extra" w:cs="BRH Devanagari Extra"/>
+                <w:color w:val="000000"/>
+                <w:sz w:val="26"/>
+                <w:szCs w:val="32"/>
+              </w:rPr>
+              <w:t>–</w:t>
+            </w:r>
+            <w:r>
+              <w:rPr>
+                <w:rFonts w:ascii="BRH Devanagari Extra" w:hAnsi="BRH Devanagari Extra" w:cs="BRH Devanagari Extra"/>
+                <w:color w:val="000000"/>
+                <w:sz w:val="32"/>
+                <w:szCs w:val="32"/>
+              </w:rPr>
+              <w:t>lÉÑ ÍqÉ</w:t>
+            </w:r>
+            <w:r>
+              <w:rPr>
+                <w:rFonts w:ascii="BRH Malayalam Extra" w:hAnsi="BRH Malayalam Extra" w:cs="BRH Devanagari Extra"/>
+                <w:color w:val="000000"/>
+                <w:sz w:val="26"/>
+                <w:szCs w:val="32"/>
+              </w:rPr>
+              <w:t>–</w:t>
+            </w:r>
+            <w:r>
+              <w:rPr>
+                <w:rFonts w:ascii="BRH Devanagari Extra" w:hAnsi="BRH Devanagari Extra" w:cs="BRH Devanagari Extra"/>
+                <w:color w:val="000000"/>
+                <w:sz w:val="32"/>
+                <w:szCs w:val="32"/>
+              </w:rPr>
+              <w:t>uÉÉrÉ</w:t>
+            </w:r>
+            <w:r>
+              <w:rPr>
+                <w:rFonts w:ascii="BRH Malayalam Extra" w:hAnsi="BRH Malayalam Extra" w:cs="BRH Devanagari Extra"/>
+                <w:color w:val="000000"/>
+                <w:sz w:val="26"/>
+                <w:szCs w:val="32"/>
+              </w:rPr>
+              <w:t>–</w:t>
+            </w:r>
+            <w:r>
+              <w:rPr>
+                <w:rFonts w:ascii="BRH Devanagari Extra" w:hAnsi="BRH Devanagari Extra" w:cs="BRH Devanagari Extra"/>
+                <w:color w:val="000000"/>
+                <w:sz w:val="32"/>
+                <w:szCs w:val="32"/>
+              </w:rPr>
+              <w:t xml:space="preserve">iÉÏqÉç | </w:t>
+            </w:r>
+          </w:p>
+          <w:p>
+            <w:pPr>
+              <w:widowControl w:val="0"/>
+              <w:autoSpaceDE w:val="0"/>
+              <w:autoSpaceDN w:val="0"/>
+              <w:adjustRightInd w:val="0"/>
+              <w:spacing w:before="0" w:line="240" w:lineRule="auto"/>
+              <w:rPr>
+                <w:rFonts w:ascii="BRH Devanagari Extra" w:hAnsi="BRH Devanagari Extra" w:cs="BRH Devanagari Extra"/>
+                <w:color w:val="000000"/>
+                <w:sz w:val="32"/>
+                <w:szCs w:val="32"/>
+              </w:rPr>
+            </w:pPr>
+            <w:r>
+              <w:rPr>
+                <w:rFonts w:ascii="BRH Devanagari Extra" w:hAnsi="BRH Devanagari Extra" w:cs="BRH Devanagari Extra"/>
+                <w:color w:val="000000"/>
+                <w:sz w:val="32"/>
+                <w:szCs w:val="32"/>
+              </w:rPr>
+              <w:t>(</w:t>
+            </w:r>
+            <w:proofErr w:type="gramStart"/>
+            <w:r>
+              <w:rPr>
+                <w:rFonts w:cs="BRH Devanagari Extra"/>
+                <w:color w:val="000000"/>
+                <w:szCs w:val="32"/>
+              </w:rPr>
+              <w:t>3</w:t>
+            </w:r>
+            <w:r>
+              <w:rPr>
+                <w:rFonts w:ascii="BRH Devanagari Extra" w:hAnsi="BRH Devanagari Extra" w:cs="BRH Devanagari Extra"/>
+                <w:color w:val="000000"/>
+                <w:sz w:val="32"/>
+                <w:szCs w:val="32"/>
+              </w:rPr>
+              <w:t>)</w:t>
+            </w:r>
+            <w:r>
+              <w:rPr>
+                <w:rFonts w:cs="BRH Devanagari Extra"/>
+                <w:color w:val="000000"/>
+                <w:szCs w:val="32"/>
+              </w:rPr>
+              <w:t>[</w:t>
+            </w:r>
+            <w:proofErr w:type="gramEnd"/>
+            <w:r>
+              <w:rPr>
+                <w:rFonts w:cs="BRH Devanagari Extra"/>
+                <w:color w:val="000000"/>
+                <w:szCs w:val="32"/>
+              </w:rPr>
+              <w:t>P11</w:t>
+            </w:r>
+            <w:r>
+              <w:rPr>
+                <w:rFonts w:ascii="BRH Devanagari Extra" w:hAnsi="BRH Devanagari Extra" w:cs="BRH Devanagari Extra"/>
+                <w:color w:val="000000"/>
+                <w:sz w:val="32"/>
+                <w:szCs w:val="32"/>
+              </w:rPr>
+              <w:t xml:space="preserve">] </w:t>
+            </w:r>
+            <w:r>
+              <w:rPr>
+                <w:rFonts w:cs="BRH Devanagari Extra"/>
+                <w:color w:val="000000"/>
+                <w:szCs w:val="32"/>
+              </w:rPr>
+              <w:t>4</w:t>
+            </w:r>
+            <w:r>
+              <w:rPr>
+                <w:rFonts w:ascii="BRH Devanagari Extra" w:hAnsi="BRH Devanagari Extra" w:cs="BRH Devanagari Extra"/>
+                <w:color w:val="000000"/>
+                <w:sz w:val="32"/>
+                <w:szCs w:val="32"/>
+              </w:rPr>
+              <w:t>.</w:t>
+            </w:r>
+            <w:r>
+              <w:rPr>
+                <w:rFonts w:cs="BRH Devanagari Extra"/>
+                <w:color w:val="000000"/>
+                <w:szCs w:val="32"/>
+              </w:rPr>
+              <w:t>4</w:t>
+            </w:r>
+            <w:r>
+              <w:rPr>
+                <w:rFonts w:ascii="BRH Devanagari Extra" w:hAnsi="BRH Devanagari Extra" w:cs="BRH Devanagari Extra"/>
+                <w:color w:val="000000"/>
+                <w:sz w:val="32"/>
+                <w:szCs w:val="32"/>
+              </w:rPr>
+              <w:t>.</w:t>
+            </w:r>
+            <w:r>
+              <w:rPr>
+                <w:rFonts w:cs="BRH Devanagari Extra"/>
+                <w:color w:val="000000"/>
+                <w:szCs w:val="32"/>
+              </w:rPr>
+              <w:t>4</w:t>
+            </w:r>
+            <w:r>
+              <w:rPr>
+                <w:rFonts w:ascii="BRH Devanagari Extra" w:hAnsi="BRH Devanagari Extra" w:cs="BRH Devanagari Extra"/>
+                <w:color w:val="000000"/>
+                <w:sz w:val="32"/>
+                <w:szCs w:val="32"/>
+              </w:rPr>
+              <w:t>.</w:t>
+            </w:r>
+            <w:r>
+              <w:rPr>
+                <w:rFonts w:cs="BRH Devanagari Extra"/>
+                <w:color w:val="000000"/>
+                <w:szCs w:val="32"/>
+              </w:rPr>
+              <w:t>2</w:t>
+            </w:r>
+            <w:r>
+              <w:rPr>
+                <w:rFonts w:ascii="BRH Devanagari Extra" w:hAnsi="BRH Devanagari Extra" w:cs="BRH Devanagari Extra"/>
+                <w:color w:val="000000"/>
+                <w:sz w:val="32"/>
+                <w:szCs w:val="32"/>
+              </w:rPr>
+              <w:t>(</w:t>
+            </w:r>
+            <w:r>
+              <w:rPr>
+                <w:rFonts w:cs="BRH Devanagari Extra"/>
+                <w:color w:val="000000"/>
+                <w:szCs w:val="32"/>
+              </w:rPr>
+              <w:t>3</w:t>
+            </w:r>
+            <w:r>
+              <w:rPr>
+                <w:rFonts w:ascii="BRH Devanagari Extra" w:hAnsi="BRH Devanagari Extra" w:cs="BRH Devanagari Extra"/>
+                <w:color w:val="000000"/>
+                <w:sz w:val="32"/>
+                <w:szCs w:val="32"/>
+              </w:rPr>
+              <w:t>)</w:t>
+            </w:r>
+            <w:proofErr w:type="gramStart"/>
+            <w:r>
+              <w:rPr>
+                <w:rFonts w:ascii="BRH Devanagari Extra" w:hAnsi="BRH Devanagari Extra" w:cs="BRH Devanagari Extra"/>
+                <w:color w:val="000000"/>
+                <w:sz w:val="32"/>
+                <w:szCs w:val="32"/>
+              </w:rPr>
+              <w:t>-  C</w:t>
+            </w:r>
+            <w:proofErr w:type="gramEnd"/>
+            <w:r>
+              <w:rPr>
+                <w:rFonts w:ascii="BRH Malayalam Extra" w:hAnsi="BRH Malayalam Extra" w:cs="BRH Devanagari Extra"/>
+                <w:color w:val="000000"/>
+                <w:sz w:val="26"/>
+                <w:szCs w:val="32"/>
+                <w:highlight w:val="yellow"/>
+              </w:rPr>
+              <w:t>–</w:t>
+            </w:r>
+            <w:r>
+              <w:rPr>
+                <w:rFonts w:ascii="BRH Devanagari Extra" w:hAnsi="BRH Devanagari Extra" w:cs="BRH Devanagari Extra"/>
+                <w:color w:val="000000"/>
+                <w:sz w:val="32"/>
+                <w:szCs w:val="32"/>
+                <w:highlight w:val="green"/>
+              </w:rPr>
+              <w:t>uÉ</w:t>
+            </w:r>
+            <w:r>
+              <w:rPr>
+                <w:rFonts w:ascii="BRH Malayalam Extra" w:hAnsi="BRH Malayalam Extra" w:cs="BRH Devanagari Extra"/>
+                <w:color w:val="000000"/>
+                <w:sz w:val="26"/>
+                <w:szCs w:val="32"/>
+              </w:rPr>
+              <w:t>–</w:t>
+            </w:r>
+            <w:r>
+              <w:rPr>
+                <w:rFonts w:ascii="BRH Devanagari Extra" w:hAnsi="BRH Devanagari Extra" w:cs="BRH Devanagari Extra"/>
+                <w:color w:val="000000"/>
+                <w:sz w:val="32"/>
+                <w:szCs w:val="32"/>
+              </w:rPr>
+              <w:t xml:space="preserve"> | AÉ</w:t>
+            </w:r>
+            <w:r>
+              <w:rPr>
+                <w:rFonts w:ascii="BRH Malayalam Extra" w:hAnsi="BRH Malayalam Extra" w:cs="BRH Devanagari Extra"/>
+                <w:color w:val="000000"/>
+                <w:sz w:val="26"/>
+                <w:szCs w:val="32"/>
+              </w:rPr>
+              <w:t>–</w:t>
+            </w:r>
+            <w:r>
+              <w:rPr>
+                <w:rFonts w:ascii="BRH Devanagari Extra" w:hAnsi="BRH Devanagari Extra" w:cs="BRH Devanagari Extra"/>
+                <w:color w:val="000000"/>
+                <w:sz w:val="32"/>
+                <w:szCs w:val="32"/>
+              </w:rPr>
+              <w:t>rÉ</w:t>
+            </w:r>
+            <w:r>
+              <w:rPr>
+                <w:rFonts w:ascii="BRH Malayalam Extra" w:hAnsi="BRH Malayalam Extra" w:cs="BRH Devanagari Extra"/>
+                <w:color w:val="000000"/>
+                <w:sz w:val="26"/>
+                <w:szCs w:val="32"/>
+              </w:rPr>
+              <w:t>–</w:t>
+            </w:r>
+            <w:r>
+              <w:rPr>
+                <w:rFonts w:ascii="BRH Devanagari Extra" w:hAnsi="BRH Devanagari Extra" w:cs="BRH Devanagari Extra"/>
+                <w:color w:val="000000"/>
+                <w:sz w:val="32"/>
+                <w:szCs w:val="32"/>
+              </w:rPr>
+              <w:t>iÉÏqÉç | E</w:t>
+            </w:r>
+            <w:r>
+              <w:rPr>
+                <w:rFonts w:ascii="BRH Malayalam Extra" w:hAnsi="BRH Malayalam Extra" w:cs="BRH Devanagari Extra"/>
+                <w:color w:val="000000"/>
+                <w:sz w:val="26"/>
+                <w:szCs w:val="32"/>
+              </w:rPr>
+              <w:t>–</w:t>
+            </w:r>
+            <w:r>
+              <w:rPr>
+                <w:rFonts w:ascii="BRH Devanagari Extra" w:hAnsi="BRH Devanagari Extra" w:cs="BRH Devanagari Extra"/>
+                <w:color w:val="000000"/>
+                <w:sz w:val="32"/>
+                <w:szCs w:val="32"/>
+              </w:rPr>
+              <w:t>wÉÉxÉÿqÉç ||</w:t>
+            </w:r>
+          </w:p>
+          <w:p>
+            <w:pPr>
+              <w:widowControl w:val="0"/>
+              <w:autoSpaceDE w:val="0"/>
+              <w:autoSpaceDN w:val="0"/>
+              <w:adjustRightInd w:val="0"/>
+              <w:spacing w:before="0" w:line="240" w:lineRule="auto"/>
+              <w:rPr>
+                <w:rFonts w:cs="BRH Malayalam Extra"/>
+                <w:color w:val="FF0000"/>
+                <w:szCs w:val="40"/>
+              </w:rPr>
+            </w:pPr>
+            <w:r>
+              <w:rPr>
+                <w:rFonts w:ascii="BRH Devanagari Extra" w:hAnsi="BRH Devanagari Extra" w:cs="BRH Devanagari Extra"/>
+                <w:color w:val="000000"/>
+                <w:sz w:val="32"/>
+                <w:szCs w:val="32"/>
+              </w:rPr>
+              <w:t>C</w:t>
+            </w:r>
+            <w:r>
+              <w:rPr>
+                <w:rFonts w:ascii="BRH Malayalam Extra" w:hAnsi="BRH Malayalam Extra" w:cs="BRH Devanagari Extra"/>
+                <w:color w:val="000000"/>
+                <w:sz w:val="26"/>
+                <w:szCs w:val="32"/>
+              </w:rPr>
+              <w:t>–</w:t>
+            </w:r>
+            <w:r>
+              <w:rPr>
+                <w:rFonts w:ascii="BRH Devanagari Extra" w:hAnsi="BRH Devanagari Extra" w:cs="BRH Devanagari Extra"/>
+                <w:color w:val="000000"/>
+                <w:sz w:val="32"/>
+                <w:szCs w:val="32"/>
+                <w:highlight w:val="green"/>
+              </w:rPr>
+              <w:t>uÉÉ</w:t>
+            </w:r>
+            <w:r>
+              <w:rPr>
+                <w:rFonts w:ascii="BRH Malayalam Extra" w:hAnsi="BRH Malayalam Extra" w:cs="BRH Devanagari Extra"/>
+                <w:color w:val="000000"/>
+                <w:sz w:val="26"/>
+                <w:szCs w:val="32"/>
+              </w:rPr>
+              <w:t>–</w:t>
+            </w:r>
+            <w:r>
+              <w:rPr>
+                <w:rFonts w:ascii="BRH Devanagari Extra" w:hAnsi="BRH Devanagari Extra" w:cs="BRH Devanagari Extra"/>
+                <w:color w:val="000000"/>
+                <w:sz w:val="32"/>
+                <w:szCs w:val="32"/>
+              </w:rPr>
+              <w:t>rÉ</w:t>
+            </w:r>
+            <w:r>
+              <w:rPr>
+                <w:rFonts w:ascii="BRH Malayalam Extra" w:hAnsi="BRH Malayalam Extra" w:cs="BRH Devanagari Extra"/>
+                <w:color w:val="000000"/>
+                <w:sz w:val="26"/>
+                <w:szCs w:val="32"/>
+              </w:rPr>
+              <w:t>–</w:t>
+            </w:r>
+            <w:r>
+              <w:rPr>
+                <w:rFonts w:ascii="BRH Devanagari Extra" w:hAnsi="BRH Devanagari Extra" w:cs="BRH Devanagari Extra"/>
+                <w:color w:val="000000"/>
+                <w:sz w:val="32"/>
+                <w:szCs w:val="32"/>
+              </w:rPr>
+              <w:t>iÉÏ qÉÉþrÉ</w:t>
+            </w:r>
+            <w:r>
+              <w:rPr>
+                <w:rFonts w:ascii="BRH Malayalam Extra" w:hAnsi="BRH Malayalam Extra" w:cs="BRH Devanagari Extra"/>
+                <w:color w:val="000000"/>
+                <w:sz w:val="26"/>
+                <w:szCs w:val="32"/>
+              </w:rPr>
+              <w:t>–</w:t>
+            </w:r>
+            <w:r>
+              <w:rPr>
+                <w:rFonts w:ascii="BRH Devanagari Extra" w:hAnsi="BRH Devanagari Extra" w:cs="BRH Devanagari Extra"/>
+                <w:color w:val="000000"/>
+                <w:sz w:val="32"/>
+                <w:szCs w:val="32"/>
+              </w:rPr>
+              <w:t xml:space="preserve">iÉÏ </w:t>
+            </w:r>
+            <w:r>
+              <w:rPr>
+                <w:rFonts w:ascii="BRH Devanagari Extra" w:hAnsi="BRH Devanagari Extra" w:cs="BRH Devanagari Extra"/>
+                <w:color w:val="000000"/>
+                <w:sz w:val="32"/>
+                <w:szCs w:val="32"/>
+                <w:highlight w:val="green"/>
+              </w:rPr>
+              <w:t>ÍqÉþ</w:t>
+            </w:r>
+            <w:r>
+              <w:rPr>
+                <w:rFonts w:ascii="BRH Devanagari Extra" w:hAnsi="BRH Devanagari Extra" w:cs="BRH Devanagari Extra"/>
+                <w:color w:val="000000"/>
+                <w:sz w:val="32"/>
+                <w:szCs w:val="32"/>
+              </w:rPr>
+              <w:t>uÉå uÉÉrÉ</w:t>
+            </w:r>
+            <w:r>
+              <w:rPr>
+                <w:rFonts w:ascii="BRH Malayalam Extra" w:hAnsi="BRH Malayalam Extra" w:cs="BRH Devanagari Extra"/>
+                <w:color w:val="000000"/>
+                <w:sz w:val="26"/>
+                <w:szCs w:val="32"/>
+              </w:rPr>
+              <w:t>–</w:t>
+            </w:r>
+            <w:r>
+              <w:rPr>
+                <w:rFonts w:ascii="BRH Devanagari Extra" w:hAnsi="BRH Devanagari Extra" w:cs="BRH Devanagari Extra"/>
+                <w:color w:val="000000"/>
+                <w:sz w:val="32"/>
+                <w:szCs w:val="32"/>
+              </w:rPr>
+              <w:t>iÉÏ qÉÑ</w:t>
+            </w:r>
+            <w:r>
+              <w:rPr>
+                <w:rFonts w:ascii="BRH Malayalam Extra" w:hAnsi="BRH Malayalam Extra" w:cs="BRH Devanagari Extra"/>
+                <w:color w:val="000000"/>
+                <w:sz w:val="26"/>
+                <w:szCs w:val="32"/>
+              </w:rPr>
+              <w:t>–</w:t>
+            </w:r>
+            <w:r>
+              <w:rPr>
+                <w:rFonts w:ascii="BRH Devanagari Extra" w:hAnsi="BRH Devanagari Extra" w:cs="BRH Devanagari Extra"/>
+                <w:color w:val="000000"/>
+                <w:sz w:val="32"/>
+                <w:szCs w:val="32"/>
+              </w:rPr>
+              <w:t>wÉÉxÉþ qÉÑ</w:t>
+            </w:r>
+            <w:r>
+              <w:rPr>
+                <w:rFonts w:ascii="BRH Malayalam Extra" w:hAnsi="BRH Malayalam Extra" w:cs="BRH Devanagari Extra"/>
+                <w:color w:val="000000"/>
+                <w:sz w:val="26"/>
+                <w:szCs w:val="32"/>
+              </w:rPr>
+              <w:t>–</w:t>
+            </w:r>
+            <w:r>
+              <w:rPr>
+                <w:rFonts w:ascii="BRH Devanagari Extra" w:hAnsi="BRH Devanagari Extra" w:cs="BRH Devanagari Extra"/>
+                <w:color w:val="000000"/>
+                <w:sz w:val="32"/>
+                <w:szCs w:val="32"/>
+              </w:rPr>
+              <w:t>wÉÉxÉþ qÉÉrÉ</w:t>
+            </w:r>
+            <w:r>
+              <w:rPr>
+                <w:rFonts w:ascii="BRH Malayalam Extra" w:hAnsi="BRH Malayalam Extra" w:cs="BRH Devanagari Extra"/>
+                <w:color w:val="000000"/>
+                <w:sz w:val="26"/>
+                <w:szCs w:val="32"/>
+              </w:rPr>
+              <w:t>–</w:t>
+            </w:r>
+            <w:r>
+              <w:rPr>
+                <w:rFonts w:ascii="BRH Devanagari Extra" w:hAnsi="BRH Devanagari Extra" w:cs="BRH Devanagari Extra"/>
+                <w:color w:val="000000"/>
+                <w:sz w:val="32"/>
+                <w:szCs w:val="32"/>
+              </w:rPr>
+              <w:t xml:space="preserve">iÉÏ </w:t>
+            </w:r>
+            <w:r>
+              <w:rPr>
+                <w:rFonts w:ascii="BRH Devanagari Extra" w:hAnsi="BRH Devanagari Extra" w:cs="BRH Devanagari Extra"/>
+                <w:color w:val="000000"/>
+                <w:sz w:val="32"/>
+                <w:szCs w:val="32"/>
+                <w:highlight w:val="green"/>
+              </w:rPr>
+              <w:t>ÍqÉþ</w:t>
+            </w:r>
+            <w:r>
+              <w:rPr>
+                <w:rFonts w:ascii="BRH Devanagari Extra" w:hAnsi="BRH Devanagari Extra" w:cs="BRH Devanagari Extra"/>
+                <w:color w:val="000000"/>
+                <w:sz w:val="32"/>
+                <w:szCs w:val="32"/>
+              </w:rPr>
+              <w:t>uÉå uÉÉrÉ</w:t>
+            </w:r>
+            <w:r>
+              <w:rPr>
+                <w:rFonts w:ascii="BRH Malayalam Extra" w:hAnsi="BRH Malayalam Extra" w:cs="BRH Devanagari Extra"/>
+                <w:color w:val="000000"/>
+                <w:sz w:val="26"/>
+                <w:szCs w:val="32"/>
+              </w:rPr>
+              <w:t>–</w:t>
+            </w:r>
+            <w:r>
+              <w:rPr>
+                <w:rFonts w:ascii="BRH Devanagari Extra" w:hAnsi="BRH Devanagari Extra" w:cs="BRH Devanagari Extra"/>
+                <w:color w:val="000000"/>
+                <w:sz w:val="32"/>
+                <w:szCs w:val="32"/>
+              </w:rPr>
+              <w:t>iÉÏ qÉÑ</w:t>
+            </w:r>
+            <w:r>
+              <w:rPr>
+                <w:rFonts w:ascii="BRH Malayalam Extra" w:hAnsi="BRH Malayalam Extra" w:cs="BRH Devanagari Extra"/>
+                <w:color w:val="000000"/>
+                <w:sz w:val="26"/>
+                <w:szCs w:val="32"/>
+              </w:rPr>
+              <w:t>–</w:t>
+            </w:r>
+            <w:r>
+              <w:rPr>
+                <w:rFonts w:ascii="BRH Devanagari Extra" w:hAnsi="BRH Devanagari Extra" w:cs="BRH Devanagari Extra"/>
+                <w:color w:val="000000"/>
+                <w:sz w:val="32"/>
+                <w:szCs w:val="32"/>
+              </w:rPr>
+              <w:t xml:space="preserve">wÉÉxÉÿqÉç | </w:t>
+            </w:r>
+          </w:p>
+        </w:tc>
+      </w:tr>
+      <w:tr>
+        <w:trPr>
+          <w:trHeight w:val="899"/>
+        </w:trPr>
+        <w:tc>
+          <w:tcPr>
+            <w:tcW w:w="7166" w:type="dxa"/>
+            <w:tcBorders>
+              <w:top w:val="single" w:sz="4" w:space="0" w:color="000000"/>
+              <w:left w:val="single" w:sz="4" w:space="0" w:color="000000"/>
+              <w:bottom w:val="single" w:sz="4" w:space="0" w:color="000000"/>
+              <w:right w:val="single" w:sz="4" w:space="0" w:color="000000"/>
+            </w:tcBorders>
+          </w:tcPr>
+          <w:p>
+            <w:pPr>
+              <w:widowControl w:val="0"/>
+              <w:autoSpaceDE w:val="0"/>
+              <w:autoSpaceDN w:val="0"/>
+              <w:adjustRightInd w:val="0"/>
+              <w:spacing w:before="0" w:line="240" w:lineRule="auto"/>
+              <w:rPr>
+                <w:rFonts w:ascii="BRH Devanagari Extra" w:hAnsi="BRH Devanagari Extra" w:cs="BRH Devanagari Extra"/>
+                <w:color w:val="000000"/>
+                <w:sz w:val="32"/>
+                <w:szCs w:val="32"/>
+              </w:rPr>
+            </w:pPr>
+            <w:r>
+              <w:rPr>
+                <w:rFonts w:ascii="BRH Devanagari Extra" w:hAnsi="BRH Devanagari Extra" w:cs="BRH Devanagari Extra"/>
+                <w:color w:val="000000"/>
+                <w:sz w:val="32"/>
+                <w:szCs w:val="32"/>
+              </w:rPr>
+              <w:t>(</w:t>
+            </w:r>
+            <w:proofErr w:type="gramStart"/>
+            <w:r>
+              <w:rPr>
+                <w:rFonts w:cs="BRH Devanagari Extra"/>
+                <w:color w:val="000000"/>
+                <w:szCs w:val="32"/>
+              </w:rPr>
+              <w:t>34</w:t>
+            </w:r>
+            <w:r>
+              <w:rPr>
+                <w:rFonts w:ascii="BRH Devanagari Extra" w:hAnsi="BRH Devanagari Extra" w:cs="BRH Devanagari Extra"/>
+                <w:color w:val="000000"/>
+                <w:sz w:val="32"/>
+                <w:szCs w:val="32"/>
+              </w:rPr>
+              <w:t>)</w:t>
+            </w:r>
+            <w:r>
+              <w:rPr>
+                <w:rFonts w:cs="BRH Devanagari Extra"/>
+                <w:color w:val="000000"/>
+                <w:szCs w:val="32"/>
+              </w:rPr>
+              <w:t>[</w:t>
+            </w:r>
+            <w:proofErr w:type="gramEnd"/>
+            <w:r>
+              <w:rPr>
+                <w:rFonts w:cs="BRH Devanagari Extra"/>
+                <w:color w:val="000000"/>
+                <w:szCs w:val="32"/>
+              </w:rPr>
+              <w:t>P15</w:t>
+            </w:r>
+            <w:r>
+              <w:rPr>
+                <w:rFonts w:ascii="BRH Devanagari Extra" w:hAnsi="BRH Devanagari Extra" w:cs="BRH Devanagari Extra"/>
+                <w:color w:val="000000"/>
+                <w:sz w:val="32"/>
+                <w:szCs w:val="32"/>
+              </w:rPr>
+              <w:t xml:space="preserve">] </w:t>
+            </w:r>
+            <w:r>
+              <w:rPr>
+                <w:rFonts w:cs="BRH Devanagari Extra"/>
+                <w:color w:val="000000"/>
+                <w:szCs w:val="32"/>
+              </w:rPr>
+              <w:t>4</w:t>
+            </w:r>
+            <w:r>
+              <w:rPr>
+                <w:rFonts w:ascii="BRH Devanagari Extra" w:hAnsi="BRH Devanagari Extra" w:cs="BRH Devanagari Extra"/>
+                <w:color w:val="000000"/>
+                <w:sz w:val="32"/>
+                <w:szCs w:val="32"/>
+              </w:rPr>
+              <w:t>.</w:t>
+            </w:r>
+            <w:r>
+              <w:rPr>
+                <w:rFonts w:cs="BRH Devanagari Extra"/>
+                <w:color w:val="000000"/>
+                <w:szCs w:val="32"/>
+              </w:rPr>
+              <w:t>4</w:t>
+            </w:r>
+            <w:r>
+              <w:rPr>
+                <w:rFonts w:ascii="BRH Devanagari Extra" w:hAnsi="BRH Devanagari Extra" w:cs="BRH Devanagari Extra"/>
+                <w:color w:val="000000"/>
+                <w:sz w:val="32"/>
+                <w:szCs w:val="32"/>
+              </w:rPr>
+              <w:t>.</w:t>
+            </w:r>
+            <w:r>
+              <w:rPr>
+                <w:rFonts w:cs="BRH Devanagari Extra"/>
+                <w:color w:val="000000"/>
+                <w:szCs w:val="32"/>
+              </w:rPr>
+              <w:t>4</w:t>
+            </w:r>
+            <w:r>
+              <w:rPr>
+                <w:rFonts w:ascii="BRH Devanagari Extra" w:hAnsi="BRH Devanagari Extra" w:cs="BRH Devanagari Extra"/>
+                <w:color w:val="000000"/>
+                <w:sz w:val="32"/>
+                <w:szCs w:val="32"/>
+              </w:rPr>
+              <w:t>.</w:t>
+            </w:r>
+            <w:r>
+              <w:rPr>
+                <w:rFonts w:cs="BRH Devanagari Extra"/>
+                <w:color w:val="000000"/>
+                <w:szCs w:val="32"/>
+              </w:rPr>
+              <w:t>6</w:t>
+            </w:r>
+            <w:r>
+              <w:rPr>
+                <w:rFonts w:ascii="BRH Devanagari Extra" w:hAnsi="BRH Devanagari Extra" w:cs="BRH Devanagari Extra"/>
+                <w:color w:val="000000"/>
+                <w:sz w:val="32"/>
+                <w:szCs w:val="32"/>
+              </w:rPr>
+              <w:t>(</w:t>
+            </w:r>
+            <w:r>
+              <w:rPr>
+                <w:rFonts w:cs="BRH Devanagari Extra"/>
+                <w:color w:val="000000"/>
+                <w:szCs w:val="32"/>
+              </w:rPr>
+              <w:t>31</w:t>
+            </w:r>
+            <w:r>
+              <w:rPr>
+                <w:rFonts w:ascii="BRH Devanagari Extra" w:hAnsi="BRH Devanagari Extra" w:cs="BRH Devanagari Extra"/>
+                <w:color w:val="000000"/>
+                <w:sz w:val="32"/>
+                <w:szCs w:val="32"/>
+              </w:rPr>
+              <w:t>)</w:t>
+            </w:r>
+            <w:proofErr w:type="gramStart"/>
+            <w:r>
+              <w:rPr>
+                <w:rFonts w:ascii="BRH Devanagari Extra" w:hAnsi="BRH Devanagari Extra" w:cs="BRH Devanagari Extra"/>
+                <w:color w:val="000000"/>
+                <w:sz w:val="32"/>
+                <w:szCs w:val="32"/>
+              </w:rPr>
+              <w:t>-  xÉÑ</w:t>
+            </w:r>
+            <w:proofErr w:type="gramEnd"/>
+            <w:r>
+              <w:rPr>
+                <w:rFonts w:ascii="BRH Devanagari Extra" w:hAnsi="BRH Devanagari Extra" w:cs="BRH Devanagari Extra"/>
+                <w:color w:val="000000"/>
+                <w:sz w:val="32"/>
+                <w:szCs w:val="32"/>
+                <w:highlight w:val="yellow"/>
+              </w:rPr>
+              <w:t>¶É</w:t>
+            </w:r>
+            <w:r>
+              <w:rPr>
+                <w:rFonts w:ascii="BRH Malayalam Extra" w:hAnsi="BRH Malayalam Extra" w:cs="BRH Devanagari Extra"/>
+                <w:color w:val="000000"/>
+                <w:sz w:val="26"/>
+                <w:szCs w:val="32"/>
+                <w:highlight w:val="yellow"/>
+              </w:rPr>
+              <w:t>–</w:t>
+            </w:r>
+            <w:r>
+              <w:rPr>
+                <w:rFonts w:ascii="BRH Devanagari Extra" w:hAnsi="BRH Devanagari Extra" w:cs="BRH Devanagari Extra"/>
+                <w:color w:val="000000"/>
+                <w:sz w:val="32"/>
+                <w:szCs w:val="32"/>
+                <w:highlight w:val="yellow"/>
+              </w:rPr>
+              <w:t>lSì</w:t>
+            </w:r>
+            <w:r>
+              <w:rPr>
+                <w:rFonts w:ascii="BRH Malayalam Extra" w:hAnsi="BRH Malayalam Extra" w:cs="BRH Devanagari Extra"/>
+                <w:color w:val="000000"/>
+                <w:sz w:val="26"/>
+                <w:szCs w:val="32"/>
+              </w:rPr>
+              <w:t>–</w:t>
+            </w:r>
+            <w:r>
+              <w:rPr>
+                <w:rFonts w:ascii="BRH Devanagari Extra" w:hAnsi="BRH Devanagari Extra" w:cs="BRH Devanagari Extra"/>
+                <w:color w:val="000000"/>
+                <w:sz w:val="32"/>
+                <w:szCs w:val="32"/>
+              </w:rPr>
+              <w:t xml:space="preserve"> | SxqÉþ | ÌuÉzmÉþiÉå |</w:t>
+            </w:r>
+          </w:p>
+          <w:p>
+            <w:pPr>
+              <w:widowControl w:val="0"/>
+              <w:autoSpaceDE w:val="0"/>
+              <w:autoSpaceDN w:val="0"/>
+              <w:adjustRightInd w:val="0"/>
+              <w:spacing w:before="0" w:line="240" w:lineRule="auto"/>
+              <w:rPr>
+                <w:rFonts w:ascii="BRH Devanagari Extra" w:hAnsi="BRH Devanagari Extra" w:cs="BRH Devanagari Extra"/>
+                <w:color w:val="000000"/>
+                <w:sz w:val="32"/>
+                <w:szCs w:val="32"/>
+              </w:rPr>
+            </w:pPr>
+            <w:r>
+              <w:rPr>
+                <w:rFonts w:ascii="BRH Devanagari Extra" w:hAnsi="BRH Devanagari Extra" w:cs="BRH Devanagari Extra"/>
+                <w:color w:val="000000"/>
+                <w:sz w:val="32"/>
+                <w:szCs w:val="32"/>
+              </w:rPr>
+              <w:t>xÉÑ¶ÉþlSì</w:t>
+            </w:r>
+            <w:r>
+              <w:rPr>
+                <w:rFonts w:ascii="BRH Malayalam Extra" w:hAnsi="BRH Malayalam Extra" w:cs="BRH Devanagari Extra"/>
+                <w:color w:val="000000"/>
+                <w:sz w:val="26"/>
+                <w:szCs w:val="32"/>
+              </w:rPr>
+              <w:t>–</w:t>
+            </w:r>
+            <w:r>
+              <w:rPr>
+                <w:rFonts w:ascii="BRH Devanagari Extra" w:hAnsi="BRH Devanagari Extra" w:cs="BRH Devanagari Extra"/>
+                <w:color w:val="000000"/>
+                <w:sz w:val="32"/>
+                <w:szCs w:val="32"/>
+              </w:rPr>
+              <w:t xml:space="preserve"> SxqÉ</w:t>
+            </w:r>
+            <w:r>
+              <w:rPr>
+                <w:rFonts w:ascii="BRH Malayalam Extra" w:hAnsi="BRH Malayalam Extra" w:cs="BRH Devanagari Extra"/>
+                <w:color w:val="000000"/>
+                <w:sz w:val="26"/>
+                <w:szCs w:val="32"/>
+              </w:rPr>
+              <w:t>–</w:t>
+            </w:r>
+            <w:r>
+              <w:rPr>
+                <w:rFonts w:ascii="BRH Devanagari Extra" w:hAnsi="BRH Devanagari Extra" w:cs="BRH Devanagari Extra"/>
+                <w:color w:val="000000"/>
+                <w:sz w:val="32"/>
+                <w:szCs w:val="32"/>
+              </w:rPr>
+              <w:t xml:space="preserve"> SxqÉ</w:t>
+            </w:r>
+            <w:r>
+              <w:rPr>
+                <w:rFonts w:ascii="BRH Malayalam Extra" w:hAnsi="BRH Malayalam Extra" w:cs="BRH Devanagari Extra"/>
+                <w:color w:val="000000"/>
+                <w:sz w:val="26"/>
+                <w:szCs w:val="32"/>
+              </w:rPr>
+              <w:t>–</w:t>
+            </w:r>
+            <w:r>
+              <w:rPr>
+                <w:rFonts w:ascii="BRH Devanagari Extra" w:hAnsi="BRH Devanagari Extra" w:cs="BRH Devanagari Extra"/>
+                <w:color w:val="000000"/>
+                <w:sz w:val="32"/>
+                <w:szCs w:val="32"/>
+              </w:rPr>
+              <w:t xml:space="preserve"> xÉÑ¶ÉþlSì</w:t>
+            </w:r>
+            <w:r>
+              <w:rPr>
+                <w:rFonts w:ascii="BRH Malayalam Extra" w:hAnsi="BRH Malayalam Extra" w:cs="BRH Devanagari Extra"/>
+                <w:color w:val="000000"/>
+                <w:sz w:val="26"/>
+                <w:szCs w:val="32"/>
+              </w:rPr>
+              <w:t>–</w:t>
+            </w:r>
+            <w:r>
+              <w:rPr>
+                <w:rFonts w:ascii="BRH Devanagari Extra" w:hAnsi="BRH Devanagari Extra" w:cs="BRH Devanagari Extra"/>
+                <w:color w:val="000000"/>
+                <w:sz w:val="32"/>
+                <w:szCs w:val="32"/>
+              </w:rPr>
+              <w:t xml:space="preserve"> xÉÑ¶ÉþlSì</w:t>
+            </w:r>
+            <w:r>
+              <w:rPr>
+                <w:rFonts w:ascii="BRH Malayalam Extra" w:hAnsi="BRH Malayalam Extra" w:cs="BRH Devanagari Extra"/>
+                <w:color w:val="000000"/>
+                <w:sz w:val="26"/>
+                <w:szCs w:val="32"/>
+              </w:rPr>
+              <w:t>–</w:t>
+            </w:r>
+            <w:r>
+              <w:rPr>
+                <w:rFonts w:ascii="BRH Devanagari Extra" w:hAnsi="BRH Devanagari Extra" w:cs="BRH Devanagari Extra"/>
+                <w:color w:val="000000"/>
+                <w:sz w:val="32"/>
+                <w:szCs w:val="32"/>
+              </w:rPr>
+              <w:t xml:space="preserve"> SxqÉ</w:t>
+            </w:r>
+            <w:r>
+              <w:rPr>
+                <w:rFonts w:ascii="BRH Malayalam Extra" w:hAnsi="BRH Malayalam Extra" w:cs="BRH Devanagari Extra"/>
+                <w:color w:val="000000"/>
+                <w:sz w:val="26"/>
+                <w:szCs w:val="32"/>
+              </w:rPr>
+              <w:t>–</w:t>
+            </w:r>
+            <w:r>
+              <w:rPr>
+                <w:rFonts w:ascii="BRH Devanagari Extra" w:hAnsi="BRH Devanagari Extra" w:cs="BRH Devanagari Extra"/>
+                <w:color w:val="000000"/>
+                <w:sz w:val="32"/>
+                <w:szCs w:val="32"/>
+              </w:rPr>
+              <w:t xml:space="preserve"> ÌuÉzmÉþiÉå</w:t>
+            </w:r>
+            <w:r>
+              <w:rPr>
+                <w:rFonts w:ascii="BRH Malayalam Extra" w:hAnsi="BRH Malayalam Extra" w:cs="BRH Devanagari Extra"/>
+                <w:color w:val="000000"/>
+                <w:sz w:val="26"/>
+                <w:szCs w:val="32"/>
+              </w:rPr>
+              <w:t>–</w:t>
+            </w:r>
+            <w:r>
+              <w:rPr>
+                <w:rFonts w:ascii="BRH Devanagari Extra" w:hAnsi="BRH Devanagari Extra" w:cs="BRH Devanagari Extra"/>
+                <w:color w:val="000000"/>
+                <w:sz w:val="32"/>
+                <w:szCs w:val="32"/>
+              </w:rPr>
+              <w:t xml:space="preserve"> ÌuÉzmÉþiÉå</w:t>
+            </w:r>
+            <w:r>
+              <w:rPr>
+                <w:rFonts w:ascii="BRH Malayalam Extra" w:hAnsi="BRH Malayalam Extra" w:cs="BRH Devanagari Extra"/>
+                <w:color w:val="000000"/>
+                <w:sz w:val="26"/>
+                <w:szCs w:val="32"/>
+              </w:rPr>
+              <w:t>–</w:t>
+            </w:r>
+            <w:r>
+              <w:rPr>
+                <w:rFonts w:ascii="BRH Devanagari Extra" w:hAnsi="BRH Devanagari Extra" w:cs="BRH Devanagari Extra"/>
+                <w:color w:val="000000"/>
+                <w:sz w:val="32"/>
+                <w:szCs w:val="32"/>
+              </w:rPr>
+              <w:t xml:space="preserve"> </w:t>
+            </w:r>
+          </w:p>
+          <w:p>
+            <w:pPr>
+              <w:widowControl w:val="0"/>
+              <w:autoSpaceDE w:val="0"/>
+              <w:autoSpaceDN w:val="0"/>
+              <w:adjustRightInd w:val="0"/>
+              <w:spacing w:before="0" w:line="240" w:lineRule="auto"/>
+              <w:rPr>
+                <w:rFonts w:ascii="BRH Devanagari Extra" w:hAnsi="BRH Devanagari Extra" w:cs="BRH Devanagari Extra"/>
+                <w:color w:val="000000"/>
+                <w:sz w:val="32"/>
+                <w:szCs w:val="32"/>
+              </w:rPr>
+            </w:pPr>
+            <w:r>
+              <w:rPr>
+                <w:rFonts w:ascii="BRH Devanagari Extra" w:hAnsi="BRH Devanagari Extra" w:cs="BRH Devanagari Extra"/>
+                <w:color w:val="000000"/>
+                <w:sz w:val="32"/>
+                <w:szCs w:val="32"/>
+              </w:rPr>
+              <w:t>SxqÉ</w:t>
+            </w:r>
+            <w:r>
+              <w:rPr>
+                <w:rFonts w:ascii="BRH Malayalam Extra" w:hAnsi="BRH Malayalam Extra" w:cs="BRH Devanagari Extra"/>
+                <w:color w:val="000000"/>
+                <w:sz w:val="26"/>
+                <w:szCs w:val="32"/>
+              </w:rPr>
+              <w:t>–</w:t>
+            </w:r>
+            <w:r>
+              <w:rPr>
+                <w:rFonts w:ascii="BRH Devanagari Extra" w:hAnsi="BRH Devanagari Extra" w:cs="BRH Devanagari Extra"/>
+                <w:color w:val="000000"/>
+                <w:sz w:val="32"/>
+                <w:szCs w:val="32"/>
+              </w:rPr>
+              <w:t xml:space="preserve"> xÉÑ¶ÉþlSì</w:t>
+            </w:r>
+            <w:r>
+              <w:rPr>
+                <w:rFonts w:ascii="BRH Malayalam Extra" w:hAnsi="BRH Malayalam Extra" w:cs="BRH Devanagari Extra"/>
+                <w:color w:val="000000"/>
+                <w:sz w:val="26"/>
+                <w:szCs w:val="32"/>
+              </w:rPr>
+              <w:t>–</w:t>
+            </w:r>
+            <w:r>
+              <w:rPr>
+                <w:rFonts w:ascii="BRH Devanagari Extra" w:hAnsi="BRH Devanagari Extra" w:cs="BRH Devanagari Extra"/>
+                <w:color w:val="000000"/>
+                <w:sz w:val="32"/>
+                <w:szCs w:val="32"/>
+              </w:rPr>
+              <w:t xml:space="preserve"> xÉÑ¶ÉþlSì</w:t>
+            </w:r>
+            <w:r>
+              <w:rPr>
+                <w:rFonts w:ascii="BRH Malayalam Extra" w:hAnsi="BRH Malayalam Extra" w:cs="BRH Devanagari Extra"/>
+                <w:color w:val="000000"/>
+                <w:sz w:val="26"/>
+                <w:szCs w:val="32"/>
+              </w:rPr>
+              <w:t>–</w:t>
+            </w:r>
+            <w:r>
+              <w:rPr>
+                <w:rFonts w:ascii="BRH Devanagari Extra" w:hAnsi="BRH Devanagari Extra" w:cs="BRH Devanagari Extra"/>
+                <w:color w:val="000000"/>
+                <w:sz w:val="32"/>
+                <w:szCs w:val="32"/>
+              </w:rPr>
+              <w:t xml:space="preserve"> SxqÉ</w:t>
+            </w:r>
+            <w:r>
+              <w:rPr>
+                <w:rFonts w:ascii="BRH Malayalam Extra" w:hAnsi="BRH Malayalam Extra" w:cs="BRH Devanagari Extra"/>
+                <w:color w:val="000000"/>
+                <w:sz w:val="26"/>
+                <w:szCs w:val="32"/>
+              </w:rPr>
+              <w:t>–</w:t>
+            </w:r>
+            <w:r>
+              <w:rPr>
+                <w:rFonts w:ascii="BRH Devanagari Extra" w:hAnsi="BRH Devanagari Extra" w:cs="BRH Devanagari Extra"/>
+                <w:color w:val="000000"/>
+                <w:sz w:val="32"/>
+                <w:szCs w:val="32"/>
+              </w:rPr>
+              <w:t xml:space="preserve"> ÌuÉzmÉþiÉå | </w:t>
+            </w:r>
+          </w:p>
+          <w:p>
+            <w:pPr>
+              <w:widowControl w:val="0"/>
+              <w:autoSpaceDE w:val="0"/>
+              <w:autoSpaceDN w:val="0"/>
+              <w:adjustRightInd w:val="0"/>
+              <w:spacing w:before="0" w:line="240" w:lineRule="auto"/>
+              <w:rPr>
+                <w:rFonts w:ascii="BRH Devanagari Extra" w:hAnsi="BRH Devanagari Extra" w:cs="BRH Devanagari Extra"/>
+                <w:color w:val="000000"/>
+                <w:sz w:val="32"/>
+                <w:szCs w:val="32"/>
+              </w:rPr>
+            </w:pPr>
+            <w:r>
+              <w:rPr>
+                <w:rFonts w:ascii="BRH Devanagari Extra" w:hAnsi="BRH Devanagari Extra" w:cs="BRH Devanagari Extra"/>
+                <w:color w:val="000000"/>
+                <w:sz w:val="32"/>
+                <w:szCs w:val="32"/>
+              </w:rPr>
+              <w:lastRenderedPageBreak/>
+              <w:t>(</w:t>
+            </w:r>
+            <w:proofErr w:type="gramStart"/>
+            <w:r>
+              <w:rPr>
+                <w:rFonts w:cs="BRH Devanagari Extra"/>
+                <w:color w:val="000000"/>
+                <w:szCs w:val="32"/>
+              </w:rPr>
+              <w:t>35</w:t>
+            </w:r>
+            <w:r>
+              <w:rPr>
+                <w:rFonts w:ascii="BRH Devanagari Extra" w:hAnsi="BRH Devanagari Extra" w:cs="BRH Devanagari Extra"/>
+                <w:color w:val="000000"/>
+                <w:sz w:val="32"/>
+                <w:szCs w:val="32"/>
+              </w:rPr>
+              <w:t>)</w:t>
+            </w:r>
+            <w:r>
+              <w:rPr>
+                <w:rFonts w:cs="BRH Devanagari Extra"/>
+                <w:color w:val="000000"/>
+                <w:szCs w:val="32"/>
+              </w:rPr>
+              <w:t>[</w:t>
+            </w:r>
+            <w:proofErr w:type="gramEnd"/>
+            <w:r>
+              <w:rPr>
+                <w:rFonts w:cs="BRH Devanagari Extra"/>
+                <w:color w:val="000000"/>
+                <w:szCs w:val="32"/>
+              </w:rPr>
+              <w:t>P15</w:t>
+            </w:r>
+            <w:r>
+              <w:rPr>
+                <w:rFonts w:ascii="BRH Devanagari Extra" w:hAnsi="BRH Devanagari Extra" w:cs="BRH Devanagari Extra"/>
+                <w:color w:val="000000"/>
+                <w:sz w:val="32"/>
+                <w:szCs w:val="32"/>
+              </w:rPr>
+              <w:t xml:space="preserve">] </w:t>
+            </w:r>
+            <w:r>
+              <w:rPr>
+                <w:rFonts w:cs="BRH Devanagari Extra"/>
+                <w:color w:val="000000"/>
+                <w:szCs w:val="32"/>
+              </w:rPr>
+              <w:t>4</w:t>
+            </w:r>
+            <w:r>
+              <w:rPr>
+                <w:rFonts w:ascii="BRH Devanagari Extra" w:hAnsi="BRH Devanagari Extra" w:cs="BRH Devanagari Extra"/>
+                <w:color w:val="000000"/>
+                <w:sz w:val="32"/>
+                <w:szCs w:val="32"/>
+              </w:rPr>
+              <w:t>.</w:t>
+            </w:r>
+            <w:r>
+              <w:rPr>
+                <w:rFonts w:cs="BRH Devanagari Extra"/>
+                <w:color w:val="000000"/>
+                <w:szCs w:val="32"/>
+              </w:rPr>
+              <w:t>4</w:t>
+            </w:r>
+            <w:r>
+              <w:rPr>
+                <w:rFonts w:ascii="BRH Devanagari Extra" w:hAnsi="BRH Devanagari Extra" w:cs="BRH Devanagari Extra"/>
+                <w:color w:val="000000"/>
+                <w:sz w:val="32"/>
+                <w:szCs w:val="32"/>
+              </w:rPr>
+              <w:t>.</w:t>
+            </w:r>
+            <w:r>
+              <w:rPr>
+                <w:rFonts w:cs="BRH Devanagari Extra"/>
+                <w:color w:val="000000"/>
+                <w:szCs w:val="32"/>
+              </w:rPr>
+              <w:t>4</w:t>
+            </w:r>
+            <w:r>
+              <w:rPr>
+                <w:rFonts w:ascii="BRH Devanagari Extra" w:hAnsi="BRH Devanagari Extra" w:cs="BRH Devanagari Extra"/>
+                <w:color w:val="000000"/>
+                <w:sz w:val="32"/>
+                <w:szCs w:val="32"/>
+              </w:rPr>
+              <w:t>.</w:t>
+            </w:r>
+            <w:r>
+              <w:rPr>
+                <w:rFonts w:cs="BRH Devanagari Extra"/>
+                <w:color w:val="000000"/>
+                <w:szCs w:val="32"/>
+              </w:rPr>
+              <w:t>6</w:t>
+            </w:r>
+            <w:r>
+              <w:rPr>
+                <w:rFonts w:ascii="BRH Devanagari Extra" w:hAnsi="BRH Devanagari Extra" w:cs="BRH Devanagari Extra"/>
+                <w:color w:val="000000"/>
+                <w:sz w:val="32"/>
+                <w:szCs w:val="32"/>
+              </w:rPr>
+              <w:t>(</w:t>
+            </w:r>
+            <w:r>
+              <w:rPr>
+                <w:rFonts w:cs="BRH Devanagari Extra"/>
+                <w:color w:val="000000"/>
+                <w:szCs w:val="32"/>
+              </w:rPr>
+              <w:t>31</w:t>
+            </w:r>
+            <w:r>
+              <w:rPr>
+                <w:rFonts w:ascii="BRH Devanagari Extra" w:hAnsi="BRH Devanagari Extra" w:cs="BRH Devanagari Extra"/>
+                <w:color w:val="000000"/>
+                <w:sz w:val="32"/>
+                <w:szCs w:val="32"/>
+              </w:rPr>
+              <w:t>)</w:t>
+            </w:r>
+            <w:proofErr w:type="gramStart"/>
+            <w:r>
+              <w:rPr>
+                <w:rFonts w:ascii="BRH Devanagari Extra" w:hAnsi="BRH Devanagari Extra" w:cs="BRH Devanagari Extra"/>
+                <w:color w:val="000000"/>
+                <w:sz w:val="32"/>
+                <w:szCs w:val="32"/>
+              </w:rPr>
+              <w:t>-  xÉÑ</w:t>
+            </w:r>
+            <w:proofErr w:type="gramEnd"/>
+            <w:r>
+              <w:rPr>
+                <w:rFonts w:ascii="BRH Devanagari Extra" w:hAnsi="BRH Devanagari Extra" w:cs="BRH Devanagari Extra"/>
+                <w:color w:val="000000"/>
+                <w:sz w:val="32"/>
+                <w:szCs w:val="32"/>
+                <w:highlight w:val="yellow"/>
+              </w:rPr>
+              <w:t>¶É</w:t>
+            </w:r>
+            <w:r>
+              <w:rPr>
+                <w:rFonts w:ascii="BRH Malayalam Extra" w:hAnsi="BRH Malayalam Extra" w:cs="BRH Devanagari Extra"/>
+                <w:color w:val="000000"/>
+                <w:sz w:val="26"/>
+                <w:szCs w:val="32"/>
+                <w:highlight w:val="yellow"/>
+              </w:rPr>
+              <w:t>–</w:t>
+            </w:r>
+            <w:r>
+              <w:rPr>
+                <w:rFonts w:ascii="BRH Devanagari Extra" w:hAnsi="BRH Devanagari Extra" w:cs="BRH Devanagari Extra"/>
+                <w:color w:val="000000"/>
+                <w:sz w:val="32"/>
+                <w:szCs w:val="32"/>
+                <w:highlight w:val="yellow"/>
+              </w:rPr>
+              <w:t>lSì</w:t>
+            </w:r>
+            <w:r>
+              <w:rPr>
+                <w:rFonts w:ascii="BRH Malayalam Extra" w:hAnsi="BRH Malayalam Extra" w:cs="BRH Devanagari Extra"/>
+                <w:color w:val="000000"/>
+                <w:sz w:val="26"/>
+                <w:szCs w:val="32"/>
+                <w:highlight w:val="yellow"/>
+              </w:rPr>
+              <w:t>–</w:t>
+            </w:r>
+            <w:r>
+              <w:rPr>
+                <w:rFonts w:ascii="BRH Devanagari Extra" w:hAnsi="BRH Devanagari Extra" w:cs="BRH Devanagari Extra"/>
+                <w:color w:val="000000"/>
+                <w:sz w:val="32"/>
+                <w:szCs w:val="32"/>
+              </w:rPr>
+              <w:t xml:space="preserve"> |</w:t>
+            </w:r>
+          </w:p>
+          <w:p>
+            <w:pPr>
+              <w:widowControl w:val="0"/>
+              <w:autoSpaceDE w:val="0"/>
+              <w:autoSpaceDN w:val="0"/>
+              <w:adjustRightInd w:val="0"/>
+              <w:spacing w:before="0" w:line="240" w:lineRule="auto"/>
+              <w:rPr>
+                <w:rFonts w:cs="BRH Malayalam Extra"/>
+                <w:color w:val="FF0000"/>
+                <w:szCs w:val="40"/>
+              </w:rPr>
+            </w:pPr>
+            <w:r>
+              <w:rPr>
+                <w:rFonts w:ascii="BRH Devanagari Extra" w:hAnsi="BRH Devanagari Extra" w:cs="BRH Devanagari Extra"/>
+                <w:color w:val="000000"/>
+                <w:sz w:val="32"/>
+                <w:szCs w:val="32"/>
+              </w:rPr>
+              <w:t>xÉÑ¶É</w:t>
+            </w:r>
+            <w:r>
+              <w:rPr>
+                <w:rFonts w:ascii="BRH Malayalam Extra" w:hAnsi="BRH Malayalam Extra" w:cs="BRH Devanagari Extra"/>
+                <w:color w:val="000000"/>
+                <w:sz w:val="26"/>
+                <w:szCs w:val="32"/>
+              </w:rPr>
+              <w:t>–</w:t>
+            </w:r>
+            <w:r>
+              <w:rPr>
+                <w:rFonts w:ascii="BRH Devanagari Extra" w:hAnsi="BRH Devanagari Extra" w:cs="BRH Devanagari Extra"/>
+                <w:color w:val="000000"/>
+                <w:sz w:val="32"/>
+                <w:szCs w:val="32"/>
+              </w:rPr>
+              <w:t>lSìåÌiÉ</w:t>
+            </w:r>
+            <w:r>
+              <w:rPr>
+                <w:rFonts w:ascii="BRH Malayalam Extra" w:hAnsi="BRH Malayalam Extra" w:cs="BRH Devanagari Extra"/>
+                <w:color w:val="000000"/>
+                <w:sz w:val="26"/>
+                <w:szCs w:val="32"/>
+              </w:rPr>
+              <w:t>–</w:t>
+            </w:r>
+            <w:r>
+              <w:rPr>
+                <w:rFonts w:ascii="BRH Devanagari Extra" w:hAnsi="BRH Devanagari Extra" w:cs="BRH Devanagari Extra"/>
+                <w:color w:val="000000"/>
+                <w:sz w:val="32"/>
+                <w:szCs w:val="32"/>
+              </w:rPr>
+              <w:t xml:space="preserve"> xÉÑ - cÉ</w:t>
+            </w:r>
+            <w:r>
+              <w:rPr>
+                <w:rFonts w:ascii="BRH Malayalam Extra" w:hAnsi="BRH Malayalam Extra" w:cs="BRH Devanagari Extra"/>
+                <w:color w:val="000000"/>
+                <w:sz w:val="26"/>
+                <w:szCs w:val="32"/>
+              </w:rPr>
+              <w:t>–</w:t>
+            </w:r>
+            <w:r>
+              <w:rPr>
+                <w:rFonts w:ascii="BRH Devanagari Extra" w:hAnsi="BRH Devanagari Extra" w:cs="BRH Devanagari Extra"/>
+                <w:color w:val="000000"/>
+                <w:sz w:val="32"/>
+                <w:szCs w:val="32"/>
+              </w:rPr>
+              <w:t>lSì</w:t>
+            </w:r>
+            <w:r>
+              <w:rPr>
+                <w:rFonts w:ascii="BRH Malayalam Extra" w:hAnsi="BRH Malayalam Extra" w:cs="BRH Devanagari Extra"/>
+                <w:color w:val="000000"/>
+                <w:sz w:val="26"/>
+                <w:szCs w:val="32"/>
+              </w:rPr>
+              <w:t>–</w:t>
+            </w:r>
+            <w:r>
+              <w:rPr>
+                <w:rFonts w:ascii="BRH Devanagari Extra" w:hAnsi="BRH Devanagari Extra" w:cs="BRH Devanagari Extra"/>
+                <w:color w:val="000000"/>
+                <w:sz w:val="32"/>
+                <w:szCs w:val="32"/>
+              </w:rPr>
+              <w:t xml:space="preserve"> | </w:t>
+            </w:r>
+          </w:p>
+        </w:tc>
+        <w:tc>
+          <w:tcPr>
+            <w:tcW w:w="7371" w:type="dxa"/>
+            <w:tcBorders>
+              <w:top w:val="single" w:sz="4" w:space="0" w:color="000000"/>
+              <w:left w:val="single" w:sz="4" w:space="0" w:color="000000"/>
+              <w:bottom w:val="single" w:sz="4" w:space="0" w:color="000000"/>
+              <w:right w:val="single" w:sz="4" w:space="0" w:color="000000"/>
+            </w:tcBorders>
+          </w:tcPr>
+          <w:p>
+            <w:pPr>
+              <w:widowControl w:val="0"/>
+              <w:autoSpaceDE w:val="0"/>
+              <w:autoSpaceDN w:val="0"/>
+              <w:adjustRightInd w:val="0"/>
+              <w:spacing w:before="0" w:line="240" w:lineRule="auto"/>
+              <w:rPr>
+                <w:rFonts w:ascii="BRH Devanagari Extra" w:hAnsi="BRH Devanagari Extra" w:cs="BRH Devanagari Extra"/>
+                <w:color w:val="000000"/>
+                <w:sz w:val="32"/>
+                <w:szCs w:val="32"/>
+              </w:rPr>
+            </w:pPr>
+            <w:r>
+              <w:rPr>
+                <w:rFonts w:ascii="BRH Devanagari Extra" w:hAnsi="BRH Devanagari Extra" w:cs="BRH Devanagari Extra"/>
+                <w:color w:val="000000"/>
+                <w:sz w:val="32"/>
+                <w:szCs w:val="32"/>
+              </w:rPr>
+              <w:lastRenderedPageBreak/>
+              <w:t>(</w:t>
+            </w:r>
+            <w:proofErr w:type="gramStart"/>
+            <w:r>
+              <w:rPr>
+                <w:rFonts w:cs="BRH Devanagari Extra"/>
+                <w:color w:val="000000"/>
+                <w:szCs w:val="32"/>
+              </w:rPr>
+              <w:t>34</w:t>
+            </w:r>
+            <w:r>
+              <w:rPr>
+                <w:rFonts w:ascii="BRH Devanagari Extra" w:hAnsi="BRH Devanagari Extra" w:cs="BRH Devanagari Extra"/>
+                <w:color w:val="000000"/>
+                <w:sz w:val="32"/>
+                <w:szCs w:val="32"/>
+              </w:rPr>
+              <w:t>)</w:t>
+            </w:r>
+            <w:r>
+              <w:rPr>
+                <w:rFonts w:cs="BRH Devanagari Extra"/>
+                <w:color w:val="000000"/>
+                <w:szCs w:val="32"/>
+              </w:rPr>
+              <w:t>[</w:t>
+            </w:r>
+            <w:proofErr w:type="gramEnd"/>
+            <w:r>
+              <w:rPr>
+                <w:rFonts w:cs="BRH Devanagari Extra"/>
+                <w:color w:val="000000"/>
+                <w:szCs w:val="32"/>
+              </w:rPr>
+              <w:t>P15</w:t>
+            </w:r>
+            <w:r>
+              <w:rPr>
+                <w:rFonts w:ascii="BRH Devanagari Extra" w:hAnsi="BRH Devanagari Extra" w:cs="BRH Devanagari Extra"/>
+                <w:color w:val="000000"/>
+                <w:sz w:val="32"/>
+                <w:szCs w:val="32"/>
+              </w:rPr>
+              <w:t xml:space="preserve">] </w:t>
+            </w:r>
+            <w:r>
+              <w:rPr>
+                <w:rFonts w:cs="BRH Devanagari Extra"/>
+                <w:color w:val="000000"/>
+                <w:szCs w:val="32"/>
+              </w:rPr>
+              <w:t>4</w:t>
+            </w:r>
+            <w:r>
+              <w:rPr>
+                <w:rFonts w:ascii="BRH Devanagari Extra" w:hAnsi="BRH Devanagari Extra" w:cs="BRH Devanagari Extra"/>
+                <w:color w:val="000000"/>
+                <w:sz w:val="32"/>
+                <w:szCs w:val="32"/>
+              </w:rPr>
+              <w:t>.</w:t>
+            </w:r>
+            <w:r>
+              <w:rPr>
+                <w:rFonts w:cs="BRH Devanagari Extra"/>
+                <w:color w:val="000000"/>
+                <w:szCs w:val="32"/>
+              </w:rPr>
+              <w:t>4</w:t>
+            </w:r>
+            <w:r>
+              <w:rPr>
+                <w:rFonts w:ascii="BRH Devanagari Extra" w:hAnsi="BRH Devanagari Extra" w:cs="BRH Devanagari Extra"/>
+                <w:color w:val="000000"/>
+                <w:sz w:val="32"/>
+                <w:szCs w:val="32"/>
+              </w:rPr>
+              <w:t>.</w:t>
+            </w:r>
+            <w:r>
+              <w:rPr>
+                <w:rFonts w:cs="BRH Devanagari Extra"/>
+                <w:color w:val="000000"/>
+                <w:szCs w:val="32"/>
+              </w:rPr>
+              <w:t>4</w:t>
+            </w:r>
+            <w:r>
+              <w:rPr>
+                <w:rFonts w:ascii="BRH Devanagari Extra" w:hAnsi="BRH Devanagari Extra" w:cs="BRH Devanagari Extra"/>
+                <w:color w:val="000000"/>
+                <w:sz w:val="32"/>
+                <w:szCs w:val="32"/>
+              </w:rPr>
+              <w:t>.</w:t>
+            </w:r>
+            <w:r>
+              <w:rPr>
+                <w:rFonts w:cs="BRH Devanagari Extra"/>
+                <w:color w:val="000000"/>
+                <w:szCs w:val="32"/>
+              </w:rPr>
+              <w:t>6</w:t>
+            </w:r>
+            <w:r>
+              <w:rPr>
+                <w:rFonts w:ascii="BRH Devanagari Extra" w:hAnsi="BRH Devanagari Extra" w:cs="BRH Devanagari Extra"/>
+                <w:color w:val="000000"/>
+                <w:sz w:val="32"/>
+                <w:szCs w:val="32"/>
+              </w:rPr>
+              <w:t>(</w:t>
+            </w:r>
+            <w:r>
+              <w:rPr>
+                <w:rFonts w:cs="BRH Devanagari Extra"/>
+                <w:color w:val="000000"/>
+                <w:szCs w:val="32"/>
+              </w:rPr>
+              <w:t>31</w:t>
+            </w:r>
+            <w:r>
+              <w:rPr>
+                <w:rFonts w:ascii="BRH Devanagari Extra" w:hAnsi="BRH Devanagari Extra" w:cs="BRH Devanagari Extra"/>
+                <w:color w:val="000000"/>
+                <w:sz w:val="32"/>
+                <w:szCs w:val="32"/>
+              </w:rPr>
+              <w:t>)</w:t>
+            </w:r>
+            <w:proofErr w:type="gramStart"/>
+            <w:r>
+              <w:rPr>
+                <w:rFonts w:ascii="BRH Devanagari Extra" w:hAnsi="BRH Devanagari Extra" w:cs="BRH Devanagari Extra"/>
+                <w:color w:val="000000"/>
+                <w:sz w:val="32"/>
+                <w:szCs w:val="32"/>
+              </w:rPr>
+              <w:t>-  xÉÑ</w:t>
+            </w:r>
+            <w:proofErr w:type="gramEnd"/>
+            <w:r>
+              <w:rPr>
+                <w:rFonts w:ascii="BRH Devanagari Extra" w:hAnsi="BRH Devanagari Extra" w:cs="BRH Devanagari Extra"/>
+                <w:color w:val="000000"/>
+                <w:sz w:val="32"/>
+                <w:szCs w:val="32"/>
+                <w:highlight w:val="green"/>
+              </w:rPr>
+              <w:t>¶É</w:t>
+            </w:r>
+            <w:r>
+              <w:rPr>
+                <w:rFonts w:ascii="BRH Devanagari Extra" w:hAnsi="BRH Devanagari Extra" w:cs="BRH Devanagari Extra"/>
+                <w:color w:val="000000"/>
+                <w:sz w:val="32"/>
+                <w:szCs w:val="32"/>
+              </w:rPr>
+              <w:t>þlSì | SxqÉþ | ÌuÉzmÉþiÉå |</w:t>
+            </w:r>
+          </w:p>
+          <w:p>
+            <w:pPr>
+              <w:widowControl w:val="0"/>
+              <w:autoSpaceDE w:val="0"/>
+              <w:autoSpaceDN w:val="0"/>
+              <w:adjustRightInd w:val="0"/>
+              <w:spacing w:before="0" w:line="240" w:lineRule="auto"/>
+              <w:rPr>
+                <w:rFonts w:ascii="BRH Devanagari Extra" w:hAnsi="BRH Devanagari Extra" w:cs="BRH Devanagari Extra"/>
+                <w:color w:val="000000"/>
+                <w:sz w:val="32"/>
+                <w:szCs w:val="32"/>
+              </w:rPr>
+            </w:pPr>
+            <w:r>
+              <w:rPr>
+                <w:rFonts w:ascii="BRH Devanagari Extra" w:hAnsi="BRH Devanagari Extra" w:cs="BRH Devanagari Extra"/>
+                <w:color w:val="000000"/>
+                <w:sz w:val="32"/>
+                <w:szCs w:val="32"/>
+              </w:rPr>
+              <w:t>xÉÑ¶ÉþlSì</w:t>
+            </w:r>
+            <w:r>
+              <w:rPr>
+                <w:rFonts w:ascii="BRH Malayalam Extra" w:hAnsi="BRH Malayalam Extra" w:cs="BRH Devanagari Extra"/>
+                <w:color w:val="000000"/>
+                <w:sz w:val="26"/>
+                <w:szCs w:val="32"/>
+              </w:rPr>
+              <w:t>–</w:t>
+            </w:r>
+            <w:r>
+              <w:rPr>
+                <w:rFonts w:ascii="BRH Devanagari Extra" w:hAnsi="BRH Devanagari Extra" w:cs="BRH Devanagari Extra"/>
+                <w:color w:val="000000"/>
+                <w:sz w:val="32"/>
+                <w:szCs w:val="32"/>
+              </w:rPr>
+              <w:t xml:space="preserve"> SxqÉ</w:t>
+            </w:r>
+            <w:r>
+              <w:rPr>
+                <w:rFonts w:ascii="BRH Malayalam Extra" w:hAnsi="BRH Malayalam Extra" w:cs="BRH Devanagari Extra"/>
+                <w:color w:val="000000"/>
+                <w:sz w:val="26"/>
+                <w:szCs w:val="32"/>
+              </w:rPr>
+              <w:t>–</w:t>
+            </w:r>
+            <w:r>
+              <w:rPr>
+                <w:rFonts w:ascii="BRH Devanagari Extra" w:hAnsi="BRH Devanagari Extra" w:cs="BRH Devanagari Extra"/>
+                <w:color w:val="000000"/>
+                <w:sz w:val="32"/>
+                <w:szCs w:val="32"/>
+              </w:rPr>
+              <w:t xml:space="preserve"> SxqÉ</w:t>
+            </w:r>
+            <w:r>
+              <w:rPr>
+                <w:rFonts w:ascii="BRH Malayalam Extra" w:hAnsi="BRH Malayalam Extra" w:cs="BRH Devanagari Extra"/>
+                <w:color w:val="000000"/>
+                <w:sz w:val="26"/>
+                <w:szCs w:val="32"/>
+              </w:rPr>
+              <w:t>–</w:t>
+            </w:r>
+            <w:r>
+              <w:rPr>
+                <w:rFonts w:ascii="BRH Devanagari Extra" w:hAnsi="BRH Devanagari Extra" w:cs="BRH Devanagari Extra"/>
+                <w:color w:val="000000"/>
+                <w:sz w:val="32"/>
+                <w:szCs w:val="32"/>
+              </w:rPr>
+              <w:t xml:space="preserve"> xÉÑ¶ÉþlSì</w:t>
+            </w:r>
+            <w:r>
+              <w:rPr>
+                <w:rFonts w:ascii="BRH Malayalam Extra" w:hAnsi="BRH Malayalam Extra" w:cs="BRH Devanagari Extra"/>
+                <w:color w:val="000000"/>
+                <w:sz w:val="26"/>
+                <w:szCs w:val="32"/>
+              </w:rPr>
+              <w:t>–</w:t>
+            </w:r>
+            <w:r>
+              <w:rPr>
+                <w:rFonts w:ascii="BRH Devanagari Extra" w:hAnsi="BRH Devanagari Extra" w:cs="BRH Devanagari Extra"/>
+                <w:color w:val="000000"/>
+                <w:sz w:val="32"/>
+                <w:szCs w:val="32"/>
+              </w:rPr>
+              <w:t xml:space="preserve"> xÉÑ¶ÉþlSì</w:t>
+            </w:r>
+            <w:r>
+              <w:rPr>
+                <w:rFonts w:ascii="BRH Malayalam Extra" w:hAnsi="BRH Malayalam Extra" w:cs="BRH Devanagari Extra"/>
+                <w:color w:val="000000"/>
+                <w:sz w:val="26"/>
+                <w:szCs w:val="32"/>
+              </w:rPr>
+              <w:t>–</w:t>
+            </w:r>
+            <w:r>
+              <w:rPr>
+                <w:rFonts w:ascii="BRH Devanagari Extra" w:hAnsi="BRH Devanagari Extra" w:cs="BRH Devanagari Extra"/>
+                <w:color w:val="000000"/>
+                <w:sz w:val="32"/>
+                <w:szCs w:val="32"/>
+              </w:rPr>
+              <w:t xml:space="preserve"> SxqÉ</w:t>
+            </w:r>
+            <w:r>
+              <w:rPr>
+                <w:rFonts w:ascii="BRH Malayalam Extra" w:hAnsi="BRH Malayalam Extra" w:cs="BRH Devanagari Extra"/>
+                <w:color w:val="000000"/>
+                <w:sz w:val="26"/>
+                <w:szCs w:val="32"/>
+              </w:rPr>
+              <w:t>–</w:t>
+            </w:r>
+            <w:r>
+              <w:rPr>
+                <w:rFonts w:ascii="BRH Devanagari Extra" w:hAnsi="BRH Devanagari Extra" w:cs="BRH Devanagari Extra"/>
+                <w:color w:val="000000"/>
+                <w:sz w:val="32"/>
+                <w:szCs w:val="32"/>
+              </w:rPr>
+              <w:t xml:space="preserve"> ÌuÉzmÉþiÉå</w:t>
+            </w:r>
+            <w:r>
+              <w:rPr>
+                <w:rFonts w:ascii="BRH Malayalam Extra" w:hAnsi="BRH Malayalam Extra" w:cs="BRH Devanagari Extra"/>
+                <w:color w:val="000000"/>
+                <w:sz w:val="26"/>
+                <w:szCs w:val="32"/>
+              </w:rPr>
+              <w:t>–</w:t>
+            </w:r>
+            <w:r>
+              <w:rPr>
+                <w:rFonts w:ascii="BRH Devanagari Extra" w:hAnsi="BRH Devanagari Extra" w:cs="BRH Devanagari Extra"/>
+                <w:color w:val="000000"/>
+                <w:sz w:val="32"/>
+                <w:szCs w:val="32"/>
+              </w:rPr>
+              <w:t xml:space="preserve"> ÌuÉzmÉþiÉå</w:t>
+            </w:r>
+            <w:r>
+              <w:rPr>
+                <w:rFonts w:ascii="BRH Malayalam Extra" w:hAnsi="BRH Malayalam Extra" w:cs="BRH Devanagari Extra"/>
+                <w:color w:val="000000"/>
+                <w:sz w:val="26"/>
+                <w:szCs w:val="32"/>
+              </w:rPr>
+              <w:t>–</w:t>
+            </w:r>
+            <w:r>
+              <w:rPr>
+                <w:rFonts w:ascii="BRH Devanagari Extra" w:hAnsi="BRH Devanagari Extra" w:cs="BRH Devanagari Extra"/>
+                <w:color w:val="000000"/>
+                <w:sz w:val="32"/>
+                <w:szCs w:val="32"/>
+              </w:rPr>
+              <w:t xml:space="preserve"> </w:t>
+            </w:r>
+          </w:p>
+          <w:p>
+            <w:pPr>
+              <w:widowControl w:val="0"/>
+              <w:autoSpaceDE w:val="0"/>
+              <w:autoSpaceDN w:val="0"/>
+              <w:adjustRightInd w:val="0"/>
+              <w:spacing w:before="0" w:line="240" w:lineRule="auto"/>
+              <w:rPr>
+                <w:rFonts w:ascii="BRH Devanagari Extra" w:hAnsi="BRH Devanagari Extra" w:cs="BRH Devanagari Extra"/>
+                <w:color w:val="000000"/>
+                <w:sz w:val="32"/>
+                <w:szCs w:val="32"/>
+              </w:rPr>
+            </w:pPr>
+            <w:r>
+              <w:rPr>
+                <w:rFonts w:ascii="BRH Devanagari Extra" w:hAnsi="BRH Devanagari Extra" w:cs="BRH Devanagari Extra"/>
+                <w:color w:val="000000"/>
+                <w:sz w:val="32"/>
+                <w:szCs w:val="32"/>
+              </w:rPr>
+              <w:t>SxqÉ</w:t>
+            </w:r>
+            <w:r>
+              <w:rPr>
+                <w:rFonts w:ascii="BRH Malayalam Extra" w:hAnsi="BRH Malayalam Extra" w:cs="BRH Devanagari Extra"/>
+                <w:color w:val="000000"/>
+                <w:sz w:val="26"/>
+                <w:szCs w:val="32"/>
+              </w:rPr>
+              <w:t>–</w:t>
+            </w:r>
+            <w:r>
+              <w:rPr>
+                <w:rFonts w:ascii="BRH Devanagari Extra" w:hAnsi="BRH Devanagari Extra" w:cs="BRH Devanagari Extra"/>
+                <w:color w:val="000000"/>
+                <w:sz w:val="32"/>
+                <w:szCs w:val="32"/>
+              </w:rPr>
+              <w:t xml:space="preserve"> xÉÑ¶ÉþlSì</w:t>
+            </w:r>
+            <w:r>
+              <w:rPr>
+                <w:rFonts w:ascii="BRH Malayalam Extra" w:hAnsi="BRH Malayalam Extra" w:cs="BRH Devanagari Extra"/>
+                <w:color w:val="000000"/>
+                <w:sz w:val="26"/>
+                <w:szCs w:val="32"/>
+              </w:rPr>
+              <w:t>–</w:t>
+            </w:r>
+            <w:r>
+              <w:rPr>
+                <w:rFonts w:ascii="BRH Devanagari Extra" w:hAnsi="BRH Devanagari Extra" w:cs="BRH Devanagari Extra"/>
+                <w:color w:val="000000"/>
+                <w:sz w:val="32"/>
+                <w:szCs w:val="32"/>
+              </w:rPr>
+              <w:t xml:space="preserve"> xÉÑ¶ÉþlSì</w:t>
+            </w:r>
+            <w:r>
+              <w:rPr>
+                <w:rFonts w:ascii="BRH Malayalam Extra" w:hAnsi="BRH Malayalam Extra" w:cs="BRH Devanagari Extra"/>
+                <w:color w:val="000000"/>
+                <w:sz w:val="26"/>
+                <w:szCs w:val="32"/>
+              </w:rPr>
+              <w:t>–</w:t>
+            </w:r>
+            <w:r>
+              <w:rPr>
+                <w:rFonts w:ascii="BRH Devanagari Extra" w:hAnsi="BRH Devanagari Extra" w:cs="BRH Devanagari Extra"/>
+                <w:color w:val="000000"/>
+                <w:sz w:val="32"/>
+                <w:szCs w:val="32"/>
+              </w:rPr>
+              <w:t xml:space="preserve"> SxqÉ</w:t>
+            </w:r>
+            <w:r>
+              <w:rPr>
+                <w:rFonts w:ascii="BRH Malayalam Extra" w:hAnsi="BRH Malayalam Extra" w:cs="BRH Devanagari Extra"/>
+                <w:color w:val="000000"/>
+                <w:sz w:val="26"/>
+                <w:szCs w:val="32"/>
+              </w:rPr>
+              <w:t>–</w:t>
+            </w:r>
+            <w:r>
+              <w:rPr>
+                <w:rFonts w:ascii="BRH Devanagari Extra" w:hAnsi="BRH Devanagari Extra" w:cs="BRH Devanagari Extra"/>
+                <w:color w:val="000000"/>
+                <w:sz w:val="32"/>
+                <w:szCs w:val="32"/>
+              </w:rPr>
+              <w:t xml:space="preserve"> ÌuÉzmÉþiÉå | </w:t>
+            </w:r>
+          </w:p>
+          <w:p>
+            <w:pPr>
+              <w:widowControl w:val="0"/>
+              <w:autoSpaceDE w:val="0"/>
+              <w:autoSpaceDN w:val="0"/>
+              <w:adjustRightInd w:val="0"/>
+              <w:spacing w:before="0" w:line="240" w:lineRule="auto"/>
+              <w:rPr>
+                <w:rFonts w:ascii="BRH Devanagari Extra" w:hAnsi="BRH Devanagari Extra" w:cs="BRH Devanagari Extra"/>
+                <w:color w:val="000000"/>
+                <w:sz w:val="32"/>
+                <w:szCs w:val="32"/>
+              </w:rPr>
+            </w:pPr>
+            <w:r>
+              <w:rPr>
+                <w:rFonts w:ascii="BRH Devanagari Extra" w:hAnsi="BRH Devanagari Extra" w:cs="BRH Devanagari Extra"/>
+                <w:color w:val="000000"/>
+                <w:sz w:val="32"/>
+                <w:szCs w:val="32"/>
+              </w:rPr>
+              <w:lastRenderedPageBreak/>
+              <w:t>(</w:t>
+            </w:r>
+            <w:proofErr w:type="gramStart"/>
+            <w:r>
+              <w:rPr>
+                <w:rFonts w:cs="BRH Devanagari Extra"/>
+                <w:color w:val="000000"/>
+                <w:szCs w:val="32"/>
+              </w:rPr>
+              <w:t>35</w:t>
+            </w:r>
+            <w:r>
+              <w:rPr>
+                <w:rFonts w:ascii="BRH Devanagari Extra" w:hAnsi="BRH Devanagari Extra" w:cs="BRH Devanagari Extra"/>
+                <w:color w:val="000000"/>
+                <w:sz w:val="32"/>
+                <w:szCs w:val="32"/>
+              </w:rPr>
+              <w:t>)</w:t>
+            </w:r>
+            <w:r>
+              <w:rPr>
+                <w:rFonts w:cs="BRH Devanagari Extra"/>
+                <w:color w:val="000000"/>
+                <w:szCs w:val="32"/>
+              </w:rPr>
+              <w:t>[</w:t>
+            </w:r>
+            <w:proofErr w:type="gramEnd"/>
+            <w:r>
+              <w:rPr>
+                <w:rFonts w:cs="BRH Devanagari Extra"/>
+                <w:color w:val="000000"/>
+                <w:szCs w:val="32"/>
+              </w:rPr>
+              <w:t>P15</w:t>
+            </w:r>
+            <w:r>
+              <w:rPr>
+                <w:rFonts w:ascii="BRH Devanagari Extra" w:hAnsi="BRH Devanagari Extra" w:cs="BRH Devanagari Extra"/>
+                <w:color w:val="000000"/>
+                <w:sz w:val="32"/>
+                <w:szCs w:val="32"/>
+              </w:rPr>
+              <w:t xml:space="preserve">] </w:t>
+            </w:r>
+            <w:r>
+              <w:rPr>
+                <w:rFonts w:cs="BRH Devanagari Extra"/>
+                <w:color w:val="000000"/>
+                <w:szCs w:val="32"/>
+              </w:rPr>
+              <w:t>4</w:t>
+            </w:r>
+            <w:r>
+              <w:rPr>
+                <w:rFonts w:ascii="BRH Devanagari Extra" w:hAnsi="BRH Devanagari Extra" w:cs="BRH Devanagari Extra"/>
+                <w:color w:val="000000"/>
+                <w:sz w:val="32"/>
+                <w:szCs w:val="32"/>
+              </w:rPr>
+              <w:t>.</w:t>
+            </w:r>
+            <w:r>
+              <w:rPr>
+                <w:rFonts w:cs="BRH Devanagari Extra"/>
+                <w:color w:val="000000"/>
+                <w:szCs w:val="32"/>
+              </w:rPr>
+              <w:t>4</w:t>
+            </w:r>
+            <w:r>
+              <w:rPr>
+                <w:rFonts w:ascii="BRH Devanagari Extra" w:hAnsi="BRH Devanagari Extra" w:cs="BRH Devanagari Extra"/>
+                <w:color w:val="000000"/>
+                <w:sz w:val="32"/>
+                <w:szCs w:val="32"/>
+              </w:rPr>
+              <w:t>.</w:t>
+            </w:r>
+            <w:r>
+              <w:rPr>
+                <w:rFonts w:cs="BRH Devanagari Extra"/>
+                <w:color w:val="000000"/>
+                <w:szCs w:val="32"/>
+              </w:rPr>
+              <w:t>4</w:t>
+            </w:r>
+            <w:r>
+              <w:rPr>
+                <w:rFonts w:ascii="BRH Devanagari Extra" w:hAnsi="BRH Devanagari Extra" w:cs="BRH Devanagari Extra"/>
+                <w:color w:val="000000"/>
+                <w:sz w:val="32"/>
+                <w:szCs w:val="32"/>
+              </w:rPr>
+              <w:t>.</w:t>
+            </w:r>
+            <w:r>
+              <w:rPr>
+                <w:rFonts w:cs="BRH Devanagari Extra"/>
+                <w:color w:val="000000"/>
+                <w:szCs w:val="32"/>
+              </w:rPr>
+              <w:t>6</w:t>
+            </w:r>
+            <w:r>
+              <w:rPr>
+                <w:rFonts w:ascii="BRH Devanagari Extra" w:hAnsi="BRH Devanagari Extra" w:cs="BRH Devanagari Extra"/>
+                <w:color w:val="000000"/>
+                <w:sz w:val="32"/>
+                <w:szCs w:val="32"/>
+              </w:rPr>
+              <w:t>(</w:t>
+            </w:r>
+            <w:r>
+              <w:rPr>
+                <w:rFonts w:cs="BRH Devanagari Extra"/>
+                <w:color w:val="000000"/>
+                <w:szCs w:val="32"/>
+              </w:rPr>
+              <w:t>31</w:t>
+            </w:r>
+            <w:r>
+              <w:rPr>
+                <w:rFonts w:ascii="BRH Devanagari Extra" w:hAnsi="BRH Devanagari Extra" w:cs="BRH Devanagari Extra"/>
+                <w:color w:val="000000"/>
+                <w:sz w:val="32"/>
+                <w:szCs w:val="32"/>
+              </w:rPr>
+              <w:t>)</w:t>
+            </w:r>
+            <w:proofErr w:type="gramStart"/>
+            <w:r>
+              <w:rPr>
+                <w:rFonts w:ascii="BRH Devanagari Extra" w:hAnsi="BRH Devanagari Extra" w:cs="BRH Devanagari Extra"/>
+                <w:color w:val="000000"/>
+                <w:sz w:val="32"/>
+                <w:szCs w:val="32"/>
+              </w:rPr>
+              <w:t>-  xÉÑ</w:t>
+            </w:r>
+            <w:proofErr w:type="gramEnd"/>
+            <w:r>
+              <w:rPr>
+                <w:rFonts w:ascii="BRH Devanagari Extra" w:hAnsi="BRH Devanagari Extra" w:cs="BRH Devanagari Extra"/>
+                <w:color w:val="000000"/>
+                <w:sz w:val="32"/>
+                <w:szCs w:val="32"/>
+                <w:highlight w:val="green"/>
+              </w:rPr>
+              <w:t>¶É</w:t>
+            </w:r>
+            <w:r>
+              <w:rPr>
+                <w:rFonts w:ascii="BRH Devanagari Extra" w:hAnsi="BRH Devanagari Extra" w:cs="BRH Devanagari Extra"/>
+                <w:color w:val="000000"/>
+                <w:sz w:val="32"/>
+                <w:szCs w:val="32"/>
+              </w:rPr>
+              <w:t>þlSì |</w:t>
+            </w:r>
+          </w:p>
+          <w:p>
+            <w:pPr>
+              <w:widowControl w:val="0"/>
+              <w:autoSpaceDE w:val="0"/>
+              <w:autoSpaceDN w:val="0"/>
+              <w:adjustRightInd w:val="0"/>
+              <w:spacing w:before="0" w:line="240" w:lineRule="auto"/>
+              <w:rPr>
+                <w:rFonts w:cs="BRH Malayalam Extra"/>
+                <w:color w:val="FF0000"/>
+                <w:szCs w:val="40"/>
+              </w:rPr>
+            </w:pPr>
+            <w:r>
+              <w:rPr>
+                <w:rFonts w:ascii="BRH Devanagari Extra" w:hAnsi="BRH Devanagari Extra" w:cs="BRH Devanagari Extra"/>
+                <w:color w:val="000000"/>
+                <w:sz w:val="32"/>
+                <w:szCs w:val="32"/>
+              </w:rPr>
+              <w:t>xÉÑ¶É</w:t>
+            </w:r>
+            <w:r>
+              <w:rPr>
+                <w:rFonts w:ascii="BRH Malayalam Extra" w:hAnsi="BRH Malayalam Extra" w:cs="BRH Devanagari Extra"/>
+                <w:color w:val="000000"/>
+                <w:sz w:val="26"/>
+                <w:szCs w:val="32"/>
+              </w:rPr>
+              <w:t>–</w:t>
+            </w:r>
+            <w:r>
+              <w:rPr>
+                <w:rFonts w:ascii="BRH Devanagari Extra" w:hAnsi="BRH Devanagari Extra" w:cs="BRH Devanagari Extra"/>
+                <w:color w:val="000000"/>
+                <w:sz w:val="32"/>
+                <w:szCs w:val="32"/>
+              </w:rPr>
+              <w:t>lSìåÌiÉ</w:t>
+            </w:r>
+            <w:r>
+              <w:rPr>
+                <w:rFonts w:ascii="BRH Malayalam Extra" w:hAnsi="BRH Malayalam Extra" w:cs="BRH Devanagari Extra"/>
+                <w:color w:val="000000"/>
+                <w:sz w:val="26"/>
+                <w:szCs w:val="32"/>
+              </w:rPr>
+              <w:t>–</w:t>
+            </w:r>
+            <w:r>
+              <w:rPr>
+                <w:rFonts w:ascii="BRH Devanagari Extra" w:hAnsi="BRH Devanagari Extra" w:cs="BRH Devanagari Extra"/>
+                <w:color w:val="000000"/>
+                <w:sz w:val="32"/>
+                <w:szCs w:val="32"/>
+              </w:rPr>
+              <w:t xml:space="preserve"> xÉÑ - cÉ</w:t>
+            </w:r>
+            <w:r>
+              <w:rPr>
+                <w:rFonts w:ascii="BRH Malayalam Extra" w:hAnsi="BRH Malayalam Extra" w:cs="BRH Devanagari Extra"/>
+                <w:color w:val="000000"/>
+                <w:sz w:val="26"/>
+                <w:szCs w:val="32"/>
+              </w:rPr>
+              <w:t>–</w:t>
+            </w:r>
+            <w:r>
+              <w:rPr>
+                <w:rFonts w:ascii="BRH Devanagari Extra" w:hAnsi="BRH Devanagari Extra" w:cs="BRH Devanagari Extra"/>
+                <w:color w:val="000000"/>
+                <w:sz w:val="32"/>
+                <w:szCs w:val="32"/>
+              </w:rPr>
+              <w:t>lSì</w:t>
+            </w:r>
+            <w:r>
+              <w:rPr>
+                <w:rFonts w:ascii="BRH Malayalam Extra" w:hAnsi="BRH Malayalam Extra" w:cs="BRH Devanagari Extra"/>
+                <w:color w:val="000000"/>
+                <w:sz w:val="26"/>
+                <w:szCs w:val="32"/>
+              </w:rPr>
+              <w:t>–</w:t>
+            </w:r>
+            <w:r>
+              <w:rPr>
+                <w:rFonts w:ascii="BRH Devanagari Extra" w:hAnsi="BRH Devanagari Extra" w:cs="BRH Devanagari Extra"/>
+                <w:color w:val="000000"/>
+                <w:sz w:val="32"/>
+                <w:szCs w:val="32"/>
+              </w:rPr>
+              <w:t xml:space="preserve"> | </w:t>
+            </w:r>
+          </w:p>
+        </w:tc>
+      </w:tr>
+      <w:tr>
+        <w:trPr>
+          <w:trHeight w:val="899"/>
+        </w:trPr>
+        <w:tc>
+          <w:tcPr>
+            <w:tcW w:w="7166" w:type="dxa"/>
+            <w:tcBorders>
+              <w:top w:val="single" w:sz="4" w:space="0" w:color="000000"/>
+              <w:left w:val="single" w:sz="4" w:space="0" w:color="000000"/>
+              <w:bottom w:val="single" w:sz="4" w:space="0" w:color="000000"/>
+              <w:right w:val="single" w:sz="4" w:space="0" w:color="000000"/>
+            </w:tcBorders>
+          </w:tcPr>
+          <w:p>
+            <w:pPr>
+              <w:widowControl w:val="0"/>
+              <w:autoSpaceDE w:val="0"/>
+              <w:autoSpaceDN w:val="0"/>
+              <w:adjustRightInd w:val="0"/>
+              <w:spacing w:before="0" w:line="240" w:lineRule="auto"/>
+              <w:rPr>
+                <w:rFonts w:ascii="BRH Devanagari Extra" w:hAnsi="BRH Devanagari Extra" w:cs="BRH Devanagari Extra"/>
+                <w:color w:val="000000"/>
+                <w:sz w:val="32"/>
+                <w:szCs w:val="32"/>
+              </w:rPr>
+            </w:pPr>
+            <w:r>
+              <w:rPr>
+                <w:rFonts w:ascii="BRH Devanagari Extra" w:hAnsi="BRH Devanagari Extra" w:cs="BRH Devanagari Extra"/>
+                <w:color w:val="000000"/>
+                <w:sz w:val="32"/>
+                <w:szCs w:val="32"/>
+              </w:rPr>
+              <w:lastRenderedPageBreak/>
+              <w:t>(</w:t>
+            </w:r>
+            <w:proofErr w:type="gramStart"/>
+            <w:r>
+              <w:rPr>
+                <w:rFonts w:cs="BRH Devanagari Extra"/>
+                <w:color w:val="000000"/>
+                <w:szCs w:val="32"/>
+              </w:rPr>
+              <w:t>49</w:t>
+            </w:r>
+            <w:r>
+              <w:rPr>
+                <w:rFonts w:ascii="BRH Devanagari Extra" w:hAnsi="BRH Devanagari Extra" w:cs="BRH Devanagari Extra"/>
+                <w:color w:val="000000"/>
+                <w:sz w:val="32"/>
+                <w:szCs w:val="32"/>
+              </w:rPr>
+              <w:t>)</w:t>
+            </w:r>
+            <w:r>
+              <w:rPr>
+                <w:rFonts w:cs="BRH Devanagari Extra"/>
+                <w:color w:val="000000"/>
+                <w:szCs w:val="32"/>
+              </w:rPr>
+              <w:t>[</w:t>
+            </w:r>
+            <w:proofErr w:type="gramEnd"/>
+            <w:r>
+              <w:rPr>
+                <w:rFonts w:cs="BRH Devanagari Extra"/>
+                <w:color w:val="000000"/>
+                <w:szCs w:val="32"/>
+              </w:rPr>
+              <w:t>P16</w:t>
+            </w:r>
+            <w:r>
+              <w:rPr>
+                <w:rFonts w:ascii="BRH Devanagari Extra" w:hAnsi="BRH Devanagari Extra" w:cs="BRH Devanagari Extra"/>
+                <w:color w:val="000000"/>
+                <w:sz w:val="32"/>
+                <w:szCs w:val="32"/>
+              </w:rPr>
+              <w:t xml:space="preserve">] </w:t>
+            </w:r>
+            <w:r>
+              <w:rPr>
+                <w:rFonts w:cs="BRH Devanagari Extra"/>
+                <w:color w:val="000000"/>
+                <w:szCs w:val="32"/>
+              </w:rPr>
+              <w:t>4</w:t>
+            </w:r>
+            <w:r>
+              <w:rPr>
+                <w:rFonts w:ascii="BRH Devanagari Extra" w:hAnsi="BRH Devanagari Extra" w:cs="BRH Devanagari Extra"/>
+                <w:color w:val="000000"/>
+                <w:sz w:val="32"/>
+                <w:szCs w:val="32"/>
+              </w:rPr>
+              <w:t>.</w:t>
+            </w:r>
+            <w:r>
+              <w:rPr>
+                <w:rFonts w:cs="BRH Devanagari Extra"/>
+                <w:color w:val="000000"/>
+                <w:szCs w:val="32"/>
+              </w:rPr>
+              <w:t>4</w:t>
+            </w:r>
+            <w:r>
+              <w:rPr>
+                <w:rFonts w:ascii="BRH Devanagari Extra" w:hAnsi="BRH Devanagari Extra" w:cs="BRH Devanagari Extra"/>
+                <w:color w:val="000000"/>
+                <w:sz w:val="32"/>
+                <w:szCs w:val="32"/>
+              </w:rPr>
+              <w:t>.</w:t>
+            </w:r>
+            <w:r>
+              <w:rPr>
+                <w:rFonts w:cs="BRH Devanagari Extra"/>
+                <w:color w:val="000000"/>
+                <w:szCs w:val="32"/>
+              </w:rPr>
+              <w:t>4</w:t>
+            </w:r>
+            <w:r>
+              <w:rPr>
+                <w:rFonts w:ascii="BRH Devanagari Extra" w:hAnsi="BRH Devanagari Extra" w:cs="BRH Devanagari Extra"/>
+                <w:color w:val="000000"/>
+                <w:sz w:val="32"/>
+                <w:szCs w:val="32"/>
+              </w:rPr>
+              <w:t>.</w:t>
+            </w:r>
+            <w:r>
+              <w:rPr>
+                <w:rFonts w:cs="BRH Devanagari Extra"/>
+                <w:color w:val="000000"/>
+                <w:szCs w:val="32"/>
+              </w:rPr>
+              <w:t>7</w:t>
+            </w:r>
+            <w:r>
+              <w:rPr>
+                <w:rFonts w:ascii="BRH Devanagari Extra" w:hAnsi="BRH Devanagari Extra" w:cs="BRH Devanagari Extra"/>
+                <w:color w:val="000000"/>
+                <w:sz w:val="32"/>
+                <w:szCs w:val="32"/>
+              </w:rPr>
+              <w:t>(</w:t>
+            </w:r>
+            <w:r>
+              <w:rPr>
+                <w:rFonts w:cs="BRH Devanagari Extra"/>
+                <w:color w:val="000000"/>
+                <w:szCs w:val="32"/>
+              </w:rPr>
+              <w:t>48</w:t>
+            </w:r>
+            <w:r>
+              <w:rPr>
+                <w:rFonts w:ascii="BRH Devanagari Extra" w:hAnsi="BRH Devanagari Extra" w:cs="BRH Devanagari Extra"/>
+                <w:color w:val="000000"/>
+                <w:sz w:val="32"/>
+                <w:szCs w:val="32"/>
+              </w:rPr>
+              <w:t>)</w:t>
+            </w:r>
+            <w:proofErr w:type="gramStart"/>
+            <w:r>
+              <w:rPr>
+                <w:rFonts w:ascii="BRH Devanagari Extra" w:hAnsi="BRH Devanagari Extra" w:cs="BRH Devanagari Extra"/>
+                <w:color w:val="000000"/>
+                <w:sz w:val="32"/>
+                <w:szCs w:val="32"/>
+              </w:rPr>
+              <w:t>-  pÉuÉþ</w:t>
+            </w:r>
+            <w:proofErr w:type="gramEnd"/>
+            <w:r>
+              <w:rPr>
+                <w:rFonts w:ascii="BRH Devanagari Extra" w:hAnsi="BRH Devanagari Extra" w:cs="BRH Devanagari Extra"/>
+                <w:color w:val="000000"/>
+                <w:sz w:val="32"/>
+                <w:szCs w:val="32"/>
+              </w:rPr>
+              <w:t xml:space="preserve"> | lÉ</w:t>
+            </w:r>
+            <w:r>
+              <w:rPr>
+                <w:rFonts w:ascii="BRH Malayalam Extra" w:hAnsi="BRH Malayalam Extra" w:cs="BRH Devanagari Extra"/>
+                <w:color w:val="000000"/>
+                <w:sz w:val="26"/>
+                <w:szCs w:val="32"/>
+              </w:rPr>
+              <w:t>–</w:t>
+            </w:r>
+            <w:r>
+              <w:rPr>
+                <w:rFonts w:ascii="BRH Devanagari Extra" w:hAnsi="BRH Devanagari Extra" w:cs="BRH Devanagari Extra"/>
+                <w:color w:val="000000"/>
+                <w:sz w:val="32"/>
+                <w:szCs w:val="32"/>
+              </w:rPr>
+              <w:t>È | A</w:t>
+            </w:r>
+            <w:r>
+              <w:rPr>
+                <w:rFonts w:ascii="BRH Malayalam Extra" w:hAnsi="BRH Malayalam Extra" w:cs="BRH Devanagari Extra"/>
+                <w:color w:val="000000"/>
+                <w:sz w:val="26"/>
+                <w:szCs w:val="32"/>
+              </w:rPr>
+              <w:t>–</w:t>
+            </w:r>
+            <w:r>
+              <w:rPr>
+                <w:rFonts w:ascii="BRH Devanagari Extra" w:hAnsi="BRH Devanagari Extra" w:cs="BRH Devanagari Extra"/>
+                <w:color w:val="000000"/>
+                <w:sz w:val="32"/>
+                <w:szCs w:val="32"/>
+              </w:rPr>
+              <w:t>uÉÉïXèû |</w:t>
+            </w:r>
+          </w:p>
+          <w:p>
+            <w:pPr>
+              <w:widowControl w:val="0"/>
+              <w:autoSpaceDE w:val="0"/>
+              <w:autoSpaceDN w:val="0"/>
+              <w:adjustRightInd w:val="0"/>
+              <w:spacing w:before="0" w:line="240" w:lineRule="auto"/>
+              <w:rPr>
+                <w:rFonts w:ascii="BRH Devanagari Extra" w:hAnsi="BRH Devanagari Extra" w:cs="BRH Devanagari Extra"/>
+                <w:color w:val="000000"/>
+                <w:sz w:val="32"/>
+                <w:szCs w:val="32"/>
+              </w:rPr>
+            </w:pPr>
+            <w:r>
+              <w:rPr>
+                <w:rFonts w:ascii="BRH Devanagari Extra" w:hAnsi="BRH Devanagari Extra" w:cs="BRH Devanagari Extra"/>
+                <w:color w:val="000000"/>
+                <w:sz w:val="32"/>
+                <w:szCs w:val="32"/>
+              </w:rPr>
+              <w:t>pÉuÉÉþ lÉÉå lÉÉå</w:t>
+            </w:r>
+            <w:r>
+              <w:rPr>
+                <w:rFonts w:ascii="BRH Malayalam Extra" w:hAnsi="BRH Malayalam Extra" w:cs="BRH Devanagari Extra"/>
+                <w:color w:val="000000"/>
+                <w:sz w:val="26"/>
+                <w:szCs w:val="32"/>
+              </w:rPr>
+              <w:t>–</w:t>
+            </w:r>
+            <w:r>
+              <w:rPr>
+                <w:rFonts w:ascii="BRH Devanagari Extra" w:hAnsi="BRH Devanagari Extra" w:cs="BRH Devanagari Extra"/>
+                <w:color w:val="000000"/>
+                <w:sz w:val="32"/>
+                <w:szCs w:val="32"/>
+              </w:rPr>
+              <w:t xml:space="preserve"> pÉuÉ</w:t>
+            </w:r>
+            <w:r>
+              <w:rPr>
+                <w:rFonts w:ascii="BRH Malayalam Extra" w:hAnsi="BRH Malayalam Extra" w:cs="BRH Devanagari Extra"/>
+                <w:color w:val="000000"/>
+                <w:sz w:val="26"/>
+                <w:szCs w:val="32"/>
+              </w:rPr>
+              <w:t>–</w:t>
+            </w:r>
+            <w:r>
+              <w:rPr>
+                <w:rFonts w:ascii="BRH Devanagari Extra" w:hAnsi="BRH Devanagari Extra" w:cs="BRH Devanagari Extra"/>
+                <w:color w:val="000000"/>
+                <w:sz w:val="32"/>
+                <w:szCs w:val="32"/>
+              </w:rPr>
+              <w:t xml:space="preserve"> pÉuÉÉþ lÉÉå A</w:t>
+            </w:r>
+            <w:r>
+              <w:rPr>
+                <w:rFonts w:ascii="BRH Malayalam Extra" w:hAnsi="BRH Malayalam Extra" w:cs="BRH Devanagari Extra"/>
+                <w:sz w:val="26"/>
+                <w:szCs w:val="32"/>
+              </w:rPr>
+              <w:t>–</w:t>
+            </w:r>
+            <w:r>
+              <w:rPr>
+                <w:rFonts w:ascii="BRH Devanagari Extra" w:hAnsi="BRH Devanagari Extra" w:cs="BRH Devanagari Extra"/>
+                <w:sz w:val="32"/>
+                <w:szCs w:val="32"/>
+              </w:rPr>
+              <w:t>uÉ</w:t>
+            </w:r>
+            <w:r>
+              <w:rPr>
+                <w:rFonts w:ascii="BRH Devanagari Extra" w:hAnsi="BRH Devanagari Extra" w:cs="BRH Devanagari Extra"/>
+                <w:sz w:val="32"/>
+                <w:szCs w:val="32"/>
+                <w:highlight w:val="yellow"/>
+              </w:rPr>
+              <w:t>Éïˆû</w:t>
+            </w:r>
+            <w:r>
+              <w:rPr>
+                <w:rFonts w:ascii="BRH Malayalam Extra" w:hAnsi="BRH Malayalam Extra" w:cs="BRH Devanagari Extra"/>
+                <w:sz w:val="26"/>
+                <w:szCs w:val="32"/>
+                <w:highlight w:val="yellow"/>
+              </w:rPr>
+              <w:t>–</w:t>
+            </w:r>
+            <w:r>
+              <w:rPr>
+                <w:rFonts w:ascii="BRH Devanagari Extra" w:hAnsi="BRH Devanagari Extra" w:cs="BRH Devanagari Extra"/>
+                <w:sz w:val="32"/>
+                <w:szCs w:val="32"/>
+                <w:highlight w:val="yellow"/>
+              </w:rPr>
+              <w:t>uÉÉïX</w:t>
+            </w:r>
+            <w:r>
+              <w:rPr>
+                <w:rFonts w:ascii="BRH Devanagari Extra" w:hAnsi="BRH Devanagari Extra" w:cs="BRH Devanagari Extra"/>
+                <w:sz w:val="32"/>
+                <w:szCs w:val="32"/>
+              </w:rPr>
+              <w:t xml:space="preserve">èû </w:t>
+            </w:r>
+            <w:r>
+              <w:rPr>
+                <w:rFonts w:ascii="BRH Devanagari Extra" w:hAnsi="BRH Devanagari Extra" w:cs="BRH Devanagari Extra"/>
+                <w:color w:val="000000"/>
+                <w:sz w:val="32"/>
+                <w:szCs w:val="32"/>
+              </w:rPr>
+              <w:t>lÉÉå</w:t>
+            </w:r>
+            <w:r>
+              <w:rPr>
+                <w:rFonts w:ascii="BRH Malayalam Extra" w:hAnsi="BRH Malayalam Extra" w:cs="BRH Devanagari Extra"/>
+                <w:color w:val="000000"/>
+                <w:sz w:val="26"/>
+                <w:szCs w:val="32"/>
+              </w:rPr>
+              <w:t>–</w:t>
+            </w:r>
+            <w:r>
+              <w:rPr>
+                <w:rFonts w:ascii="BRH Devanagari Extra" w:hAnsi="BRH Devanagari Extra" w:cs="BRH Devanagari Extra"/>
+                <w:color w:val="000000"/>
+                <w:sz w:val="32"/>
+                <w:szCs w:val="32"/>
+              </w:rPr>
+              <w:t xml:space="preserve"> pÉuÉ</w:t>
+            </w:r>
+            <w:r>
+              <w:rPr>
+                <w:rFonts w:ascii="BRH Malayalam Extra" w:hAnsi="BRH Malayalam Extra" w:cs="BRH Devanagari Extra"/>
+                <w:color w:val="000000"/>
+                <w:sz w:val="26"/>
+                <w:szCs w:val="32"/>
+              </w:rPr>
+              <w:t>–</w:t>
+            </w:r>
+            <w:r>
+              <w:rPr>
+                <w:rFonts w:ascii="BRH Devanagari Extra" w:hAnsi="BRH Devanagari Extra" w:cs="BRH Devanagari Extra"/>
+                <w:color w:val="000000"/>
+                <w:sz w:val="32"/>
+                <w:szCs w:val="32"/>
+              </w:rPr>
+              <w:t xml:space="preserve"> pÉuÉÉþ lÉÉå </w:t>
+            </w:r>
+          </w:p>
+          <w:p>
+            <w:pPr>
+              <w:widowControl w:val="0"/>
+              <w:autoSpaceDE w:val="0"/>
+              <w:autoSpaceDN w:val="0"/>
+              <w:adjustRightInd w:val="0"/>
+              <w:spacing w:before="0" w:line="240" w:lineRule="auto"/>
+              <w:rPr>
+                <w:rFonts w:ascii="BRH Devanagari Extra" w:hAnsi="BRH Devanagari Extra" w:cs="BRH Devanagari Extra"/>
+                <w:sz w:val="32"/>
+                <w:szCs w:val="32"/>
+              </w:rPr>
+            </w:pPr>
+            <w:r>
+              <w:rPr>
+                <w:rFonts w:ascii="BRH Devanagari Extra" w:hAnsi="BRH Devanagari Extra" w:cs="BRH Devanagari Extra"/>
+                <w:sz w:val="32"/>
+                <w:szCs w:val="32"/>
+              </w:rPr>
+              <w:t>A</w:t>
+            </w:r>
+            <w:r>
+              <w:rPr>
+                <w:rFonts w:ascii="BRH Malayalam Extra" w:hAnsi="BRH Malayalam Extra" w:cs="BRH Devanagari Extra"/>
+                <w:sz w:val="26"/>
+                <w:szCs w:val="32"/>
+              </w:rPr>
+              <w:t>–</w:t>
+            </w:r>
+            <w:r>
+              <w:rPr>
+                <w:rFonts w:ascii="BRH Devanagari Extra" w:hAnsi="BRH Devanagari Extra" w:cs="BRH Devanagari Extra"/>
+                <w:sz w:val="32"/>
+                <w:szCs w:val="32"/>
+              </w:rPr>
+              <w:t xml:space="preserve">uÉÉïXèû | </w:t>
+            </w:r>
+          </w:p>
+          <w:p>
+            <w:pPr>
+              <w:widowControl w:val="0"/>
+              <w:autoSpaceDE w:val="0"/>
+              <w:autoSpaceDN w:val="0"/>
+              <w:adjustRightInd w:val="0"/>
+              <w:spacing w:before="0" w:line="240" w:lineRule="auto"/>
+              <w:rPr>
+                <w:rFonts w:ascii="BRH Devanagari Extra" w:hAnsi="BRH Devanagari Extra" w:cs="BRH Devanagari Extra"/>
+                <w:sz w:val="32"/>
+                <w:szCs w:val="32"/>
+              </w:rPr>
+            </w:pPr>
+            <w:r>
+              <w:rPr>
+                <w:rFonts w:ascii="BRH Devanagari Extra" w:hAnsi="BRH Devanagari Extra" w:cs="BRH Devanagari Extra"/>
+                <w:sz w:val="32"/>
+                <w:szCs w:val="32"/>
+              </w:rPr>
+              <w:t>(</w:t>
+            </w:r>
+            <w:proofErr w:type="gramStart"/>
+            <w:r>
+              <w:rPr>
+                <w:rFonts w:cs="BRH Devanagari Extra"/>
+                <w:szCs w:val="32"/>
+              </w:rPr>
+              <w:t>50</w:t>
+            </w:r>
+            <w:r>
+              <w:rPr>
+                <w:rFonts w:ascii="BRH Devanagari Extra" w:hAnsi="BRH Devanagari Extra" w:cs="BRH Devanagari Extra"/>
+                <w:sz w:val="32"/>
+                <w:szCs w:val="32"/>
+              </w:rPr>
+              <w:t>)</w:t>
+            </w:r>
+            <w:r>
+              <w:rPr>
+                <w:rFonts w:cs="BRH Devanagari Extra"/>
+                <w:szCs w:val="32"/>
+              </w:rPr>
+              <w:t>[</w:t>
+            </w:r>
+            <w:proofErr w:type="gramEnd"/>
+            <w:r>
+              <w:rPr>
+                <w:rFonts w:cs="BRH Devanagari Extra"/>
+                <w:szCs w:val="32"/>
+              </w:rPr>
+              <w:t>P16</w:t>
+            </w:r>
+            <w:r>
+              <w:rPr>
+                <w:rFonts w:ascii="BRH Devanagari Extra" w:hAnsi="BRH Devanagari Extra" w:cs="BRH Devanagari Extra"/>
+                <w:sz w:val="32"/>
+                <w:szCs w:val="32"/>
+              </w:rPr>
+              <w:t xml:space="preserve">] </w:t>
+            </w:r>
+            <w:r>
+              <w:rPr>
+                <w:rFonts w:cs="BRH Devanagari Extra"/>
+                <w:szCs w:val="32"/>
+              </w:rPr>
+              <w:t>4</w:t>
+            </w:r>
+            <w:r>
+              <w:rPr>
+                <w:rFonts w:ascii="BRH Devanagari Extra" w:hAnsi="BRH Devanagari Extra" w:cs="BRH Devanagari Extra"/>
+                <w:sz w:val="32"/>
+                <w:szCs w:val="32"/>
+              </w:rPr>
+              <w:t>.</w:t>
+            </w:r>
+            <w:r>
+              <w:rPr>
+                <w:rFonts w:cs="BRH Devanagari Extra"/>
+                <w:szCs w:val="32"/>
+              </w:rPr>
+              <w:t>4</w:t>
+            </w:r>
+            <w:r>
+              <w:rPr>
+                <w:rFonts w:ascii="BRH Devanagari Extra" w:hAnsi="BRH Devanagari Extra" w:cs="BRH Devanagari Extra"/>
+                <w:sz w:val="32"/>
+                <w:szCs w:val="32"/>
+              </w:rPr>
+              <w:t>.</w:t>
+            </w:r>
+            <w:r>
+              <w:rPr>
+                <w:rFonts w:cs="BRH Devanagari Extra"/>
+                <w:szCs w:val="32"/>
+              </w:rPr>
+              <w:t>4</w:t>
+            </w:r>
+            <w:r>
+              <w:rPr>
+                <w:rFonts w:ascii="BRH Devanagari Extra" w:hAnsi="BRH Devanagari Extra" w:cs="BRH Devanagari Extra"/>
+                <w:sz w:val="32"/>
+                <w:szCs w:val="32"/>
+              </w:rPr>
+              <w:t>.</w:t>
+            </w:r>
+            <w:r>
+              <w:rPr>
+                <w:rFonts w:cs="BRH Devanagari Extra"/>
+                <w:szCs w:val="32"/>
+              </w:rPr>
+              <w:t>7</w:t>
+            </w:r>
+            <w:r>
+              <w:rPr>
+                <w:rFonts w:ascii="BRH Devanagari Extra" w:hAnsi="BRH Devanagari Extra" w:cs="BRH Devanagari Extra"/>
+                <w:sz w:val="32"/>
+                <w:szCs w:val="32"/>
+              </w:rPr>
+              <w:t>(</w:t>
+            </w:r>
+            <w:r>
+              <w:rPr>
+                <w:rFonts w:cs="BRH Devanagari Extra"/>
+                <w:szCs w:val="32"/>
+              </w:rPr>
+              <w:t>49</w:t>
+            </w:r>
+            <w:r>
+              <w:rPr>
+                <w:rFonts w:ascii="BRH Devanagari Extra" w:hAnsi="BRH Devanagari Extra" w:cs="BRH Devanagari Extra"/>
+                <w:sz w:val="32"/>
+                <w:szCs w:val="32"/>
+              </w:rPr>
+              <w:t>)</w:t>
+            </w:r>
+            <w:proofErr w:type="gramStart"/>
+            <w:r>
+              <w:rPr>
+                <w:rFonts w:ascii="BRH Devanagari Extra" w:hAnsi="BRH Devanagari Extra" w:cs="BRH Devanagari Extra"/>
+                <w:sz w:val="32"/>
+                <w:szCs w:val="32"/>
+              </w:rPr>
+              <w:t>-  lÉ</w:t>
+            </w:r>
+            <w:proofErr w:type="gramEnd"/>
+            <w:r>
+              <w:rPr>
+                <w:rFonts w:ascii="BRH Malayalam Extra" w:hAnsi="BRH Malayalam Extra" w:cs="BRH Devanagari Extra"/>
+                <w:sz w:val="26"/>
+                <w:szCs w:val="32"/>
+              </w:rPr>
+              <w:t>–</w:t>
+            </w:r>
+            <w:r>
+              <w:rPr>
+                <w:rFonts w:ascii="BRH Devanagari Extra" w:hAnsi="BRH Devanagari Extra" w:cs="BRH Devanagari Extra"/>
+                <w:sz w:val="32"/>
+                <w:szCs w:val="32"/>
+              </w:rPr>
+              <w:t>È | A</w:t>
+            </w:r>
+            <w:r>
+              <w:rPr>
+                <w:rFonts w:ascii="BRH Malayalam Extra" w:hAnsi="BRH Malayalam Extra" w:cs="BRH Devanagari Extra"/>
+                <w:sz w:val="26"/>
+                <w:szCs w:val="32"/>
+              </w:rPr>
+              <w:t>–</w:t>
+            </w:r>
+            <w:r>
+              <w:rPr>
+                <w:rFonts w:ascii="BRH Devanagari Extra" w:hAnsi="BRH Devanagari Extra" w:cs="BRH Devanagari Extra"/>
+                <w:sz w:val="32"/>
+                <w:szCs w:val="32"/>
+              </w:rPr>
+              <w:t>uÉÉïXèû | xÉÑuÉþÈ |</w:t>
+            </w:r>
+          </w:p>
+          <w:p>
+            <w:pPr>
+              <w:widowControl w:val="0"/>
+              <w:autoSpaceDE w:val="0"/>
+              <w:autoSpaceDN w:val="0"/>
+              <w:adjustRightInd w:val="0"/>
+              <w:spacing w:before="0" w:line="240" w:lineRule="auto"/>
+              <w:rPr>
+                <w:rFonts w:ascii="BRH Devanagari Extra" w:hAnsi="BRH Devanagari Extra" w:cs="BRH Devanagari Extra"/>
+                <w:sz w:val="32"/>
+                <w:szCs w:val="32"/>
+              </w:rPr>
+            </w:pPr>
+            <w:r>
+              <w:rPr>
+                <w:rFonts w:ascii="BRH Devanagari Extra" w:hAnsi="BRH Devanagari Extra" w:cs="BRH Devanagari Extra"/>
+                <w:sz w:val="32"/>
+                <w:szCs w:val="32"/>
+              </w:rPr>
+              <w:t>lÉÉå</w:t>
+            </w:r>
+            <w:r>
+              <w:rPr>
+                <w:rFonts w:ascii="BRH Malayalam Extra" w:hAnsi="BRH Malayalam Extra" w:cs="BRH Devanagari Extra"/>
+                <w:sz w:val="26"/>
+                <w:szCs w:val="32"/>
+              </w:rPr>
+              <w:t>–</w:t>
+            </w:r>
+            <w:r>
+              <w:rPr>
+                <w:rFonts w:ascii="BRH Devanagari Extra" w:hAnsi="BRH Devanagari Extra" w:cs="BRH Devanagari Extra"/>
+                <w:sz w:val="32"/>
+                <w:szCs w:val="32"/>
+              </w:rPr>
+              <w:t xml:space="preserve"> A</w:t>
+            </w:r>
+            <w:r>
+              <w:rPr>
+                <w:rFonts w:ascii="BRH Malayalam Extra" w:hAnsi="BRH Malayalam Extra" w:cs="BRH Devanagari Extra"/>
+                <w:sz w:val="26"/>
+                <w:szCs w:val="32"/>
+              </w:rPr>
+              <w:t>–</w:t>
+            </w:r>
+            <w:r>
+              <w:rPr>
+                <w:rFonts w:ascii="BRH Devanagari Extra" w:hAnsi="BRH Devanagari Extra" w:cs="BRH Devanagari Extra"/>
+                <w:sz w:val="32"/>
+                <w:szCs w:val="32"/>
+              </w:rPr>
+              <w:t>u</w:t>
+            </w:r>
+            <w:r>
+              <w:rPr>
+                <w:rFonts w:ascii="BRH Devanagari Extra" w:hAnsi="BRH Devanagari Extra" w:cs="BRH Devanagari Extra"/>
+                <w:sz w:val="32"/>
+                <w:szCs w:val="32"/>
+                <w:highlight w:val="yellow"/>
+              </w:rPr>
+              <w:t>ÉÉïˆû</w:t>
+            </w:r>
+            <w:r>
+              <w:rPr>
+                <w:rFonts w:ascii="BRH Malayalam Extra" w:hAnsi="BRH Malayalam Extra" w:cs="BRH Devanagari Extra"/>
+                <w:sz w:val="26"/>
+                <w:szCs w:val="32"/>
+                <w:highlight w:val="yellow"/>
+              </w:rPr>
+              <w:t>–</w:t>
+            </w:r>
+            <w:r>
+              <w:rPr>
+                <w:rFonts w:ascii="BRH Devanagari Extra" w:hAnsi="BRH Devanagari Extra" w:cs="BRH Devanagari Extra"/>
+                <w:sz w:val="32"/>
+                <w:szCs w:val="32"/>
+                <w:highlight w:val="yellow"/>
+              </w:rPr>
+              <w:t>uÉÉïX</w:t>
+            </w:r>
+            <w:r>
+              <w:rPr>
+                <w:rFonts w:ascii="BRH Devanagari Extra" w:hAnsi="BRH Devanagari Extra" w:cs="BRH Devanagari Extra"/>
+                <w:sz w:val="32"/>
+                <w:szCs w:val="32"/>
+              </w:rPr>
+              <w:t>èû lÉÉåþ lÉÉå A</w:t>
+            </w:r>
+            <w:r>
+              <w:rPr>
+                <w:rFonts w:ascii="BRH Malayalam Extra" w:hAnsi="BRH Malayalam Extra" w:cs="BRH Devanagari Extra"/>
+                <w:sz w:val="26"/>
+                <w:szCs w:val="32"/>
+              </w:rPr>
+              <w:t>–</w:t>
+            </w:r>
+            <w:r>
+              <w:rPr>
+                <w:rFonts w:ascii="BRH Devanagari Extra" w:hAnsi="BRH Devanagari Extra" w:cs="BRH Devanagari Extra"/>
+                <w:sz w:val="32"/>
+                <w:szCs w:val="32"/>
+              </w:rPr>
+              <w:t>uÉÉïXèû ZxÉÑuÉ</w:t>
+            </w:r>
+            <w:r>
+              <w:rPr>
+                <w:rFonts w:ascii="BRH Malayalam Extra" w:hAnsi="BRH Malayalam Extra" w:cs="BRH Devanagari Extra"/>
+                <w:sz w:val="26"/>
+                <w:szCs w:val="32"/>
+              </w:rPr>
+              <w:t>–</w:t>
+            </w:r>
+            <w:r>
+              <w:rPr>
+                <w:rFonts w:ascii="BRH Devanagari Extra" w:hAnsi="BRH Devanagari Extra" w:cs="BRH Devanagari Extra"/>
+                <w:sz w:val="32"/>
+                <w:szCs w:val="32"/>
+              </w:rPr>
+              <w:t>È xÉÑuÉþ U</w:t>
+            </w:r>
+            <w:r>
+              <w:rPr>
+                <w:rFonts w:ascii="BRH Malayalam Extra" w:hAnsi="BRH Malayalam Extra" w:cs="BRH Devanagari Extra"/>
+                <w:sz w:val="26"/>
+                <w:szCs w:val="32"/>
+              </w:rPr>
+              <w:t>–</w:t>
+            </w:r>
+            <w:r>
+              <w:rPr>
+                <w:rFonts w:ascii="BRH Devanagari Extra" w:hAnsi="BRH Devanagari Extra" w:cs="BRH Devanagari Extra"/>
+                <w:sz w:val="32"/>
+                <w:szCs w:val="32"/>
+              </w:rPr>
+              <w:t>uÉÉïXèû lÉÉåþ lÉÉå A</w:t>
+            </w:r>
+            <w:r>
+              <w:rPr>
+                <w:rFonts w:ascii="BRH Malayalam Extra" w:hAnsi="BRH Malayalam Extra" w:cs="BRH Devanagari Extra"/>
+                <w:sz w:val="26"/>
+                <w:szCs w:val="32"/>
+              </w:rPr>
+              <w:t>–</w:t>
+            </w:r>
+            <w:r>
+              <w:rPr>
+                <w:rFonts w:ascii="BRH Devanagari Extra" w:hAnsi="BRH Devanagari Extra" w:cs="BRH Devanagari Extra"/>
+                <w:sz w:val="32"/>
+                <w:szCs w:val="32"/>
+              </w:rPr>
+              <w:t xml:space="preserve">uÉÉïXèû ZxÉÑuÉþÈ | </w:t>
+            </w:r>
+          </w:p>
+          <w:p>
+            <w:pPr>
+              <w:widowControl w:val="0"/>
+              <w:autoSpaceDE w:val="0"/>
+              <w:autoSpaceDN w:val="0"/>
+              <w:adjustRightInd w:val="0"/>
+              <w:spacing w:before="0" w:line="240" w:lineRule="auto"/>
+              <w:rPr>
+                <w:rFonts w:ascii="BRH Devanagari Extra" w:hAnsi="BRH Devanagari Extra" w:cs="BRH Devanagari Extra"/>
+                <w:sz w:val="32"/>
+                <w:szCs w:val="32"/>
+              </w:rPr>
+            </w:pPr>
+            <w:r>
+              <w:rPr>
+                <w:rFonts w:ascii="BRH Devanagari Extra" w:hAnsi="BRH Devanagari Extra" w:cs="BRH Devanagari Extra"/>
+                <w:sz w:val="32"/>
+                <w:szCs w:val="32"/>
+              </w:rPr>
+              <w:t>(</w:t>
+            </w:r>
+            <w:proofErr w:type="gramStart"/>
+            <w:r>
+              <w:rPr>
+                <w:rFonts w:cs="BRH Devanagari Extra"/>
+                <w:szCs w:val="32"/>
+              </w:rPr>
+              <w:t>51</w:t>
+            </w:r>
+            <w:r>
+              <w:rPr>
+                <w:rFonts w:ascii="BRH Devanagari Extra" w:hAnsi="BRH Devanagari Extra" w:cs="BRH Devanagari Extra"/>
+                <w:sz w:val="32"/>
+                <w:szCs w:val="32"/>
+              </w:rPr>
+              <w:t>)</w:t>
+            </w:r>
+            <w:r>
+              <w:rPr>
+                <w:rFonts w:cs="BRH Devanagari Extra"/>
+                <w:szCs w:val="32"/>
+              </w:rPr>
+              <w:t>[</w:t>
+            </w:r>
+            <w:proofErr w:type="gramEnd"/>
+            <w:r>
+              <w:rPr>
+                <w:rFonts w:cs="BRH Devanagari Extra"/>
+                <w:szCs w:val="32"/>
+              </w:rPr>
+              <w:t>P16</w:t>
+            </w:r>
+            <w:r>
+              <w:rPr>
+                <w:rFonts w:ascii="BRH Devanagari Extra" w:hAnsi="BRH Devanagari Extra" w:cs="BRH Devanagari Extra"/>
+                <w:sz w:val="32"/>
+                <w:szCs w:val="32"/>
+              </w:rPr>
+              <w:t xml:space="preserve">] </w:t>
+            </w:r>
+            <w:r>
+              <w:rPr>
+                <w:rFonts w:cs="BRH Devanagari Extra"/>
+                <w:szCs w:val="32"/>
+              </w:rPr>
+              <w:t>4</w:t>
+            </w:r>
+            <w:r>
+              <w:rPr>
+                <w:rFonts w:ascii="BRH Devanagari Extra" w:hAnsi="BRH Devanagari Extra" w:cs="BRH Devanagari Extra"/>
+                <w:sz w:val="32"/>
+                <w:szCs w:val="32"/>
+              </w:rPr>
+              <w:t>.</w:t>
+            </w:r>
+            <w:r>
+              <w:rPr>
+                <w:rFonts w:cs="BRH Devanagari Extra"/>
+                <w:szCs w:val="32"/>
+              </w:rPr>
+              <w:t>4</w:t>
+            </w:r>
+            <w:r>
+              <w:rPr>
+                <w:rFonts w:ascii="BRH Devanagari Extra" w:hAnsi="BRH Devanagari Extra" w:cs="BRH Devanagari Extra"/>
+                <w:sz w:val="32"/>
+                <w:szCs w:val="32"/>
+              </w:rPr>
+              <w:t>.</w:t>
+            </w:r>
+            <w:r>
+              <w:rPr>
+                <w:rFonts w:cs="BRH Devanagari Extra"/>
+                <w:szCs w:val="32"/>
+              </w:rPr>
+              <w:t>4</w:t>
+            </w:r>
+            <w:r>
+              <w:rPr>
+                <w:rFonts w:ascii="BRH Devanagari Extra" w:hAnsi="BRH Devanagari Extra" w:cs="BRH Devanagari Extra"/>
+                <w:sz w:val="32"/>
+                <w:szCs w:val="32"/>
+              </w:rPr>
+              <w:t>.</w:t>
+            </w:r>
+            <w:r>
+              <w:rPr>
+                <w:rFonts w:cs="BRH Devanagari Extra"/>
+                <w:szCs w:val="32"/>
+              </w:rPr>
+              <w:t>7</w:t>
+            </w:r>
+            <w:r>
+              <w:rPr>
+                <w:rFonts w:ascii="BRH Devanagari Extra" w:hAnsi="BRH Devanagari Extra" w:cs="BRH Devanagari Extra"/>
+                <w:sz w:val="32"/>
+                <w:szCs w:val="32"/>
+              </w:rPr>
+              <w:t>(</w:t>
+            </w:r>
+            <w:r>
+              <w:rPr>
+                <w:rFonts w:cs="BRH Devanagari Extra"/>
+                <w:szCs w:val="32"/>
+              </w:rPr>
+              <w:t>50</w:t>
+            </w:r>
+            <w:r>
+              <w:rPr>
+                <w:rFonts w:ascii="BRH Devanagari Extra" w:hAnsi="BRH Devanagari Extra" w:cs="BRH Devanagari Extra"/>
+                <w:sz w:val="32"/>
+                <w:szCs w:val="32"/>
+              </w:rPr>
+              <w:t>)</w:t>
+            </w:r>
+            <w:proofErr w:type="gramStart"/>
+            <w:r>
+              <w:rPr>
+                <w:rFonts w:ascii="BRH Devanagari Extra" w:hAnsi="BRH Devanagari Extra" w:cs="BRH Devanagari Extra"/>
+                <w:sz w:val="32"/>
+                <w:szCs w:val="32"/>
+              </w:rPr>
+              <w:t>-  A</w:t>
+            </w:r>
+            <w:proofErr w:type="gramEnd"/>
+            <w:r>
+              <w:rPr>
+                <w:rFonts w:ascii="BRH Malayalam Extra" w:hAnsi="BRH Malayalam Extra" w:cs="BRH Devanagari Extra"/>
+                <w:sz w:val="26"/>
+                <w:szCs w:val="32"/>
+              </w:rPr>
+              <w:t>–</w:t>
+            </w:r>
+            <w:r>
+              <w:rPr>
+                <w:rFonts w:ascii="BRH Devanagari Extra" w:hAnsi="BRH Devanagari Extra" w:cs="BRH Devanagari Extra"/>
+                <w:sz w:val="32"/>
+                <w:szCs w:val="32"/>
+              </w:rPr>
+              <w:t>uÉÉïXèû | xÉÑuÉþÈ | lÉ |</w:t>
+            </w:r>
+          </w:p>
+          <w:p>
+            <w:pPr>
+              <w:widowControl w:val="0"/>
+              <w:autoSpaceDE w:val="0"/>
+              <w:autoSpaceDN w:val="0"/>
+              <w:adjustRightInd w:val="0"/>
+              <w:spacing w:before="0" w:line="240" w:lineRule="auto"/>
+              <w:rPr>
+                <w:rFonts w:ascii="BRH Malayalam Extra" w:hAnsi="BRH Malayalam Extra" w:cs="BRH Malayalam Extra"/>
+                <w:color w:val="000000"/>
+                <w:sz w:val="32"/>
+                <w:szCs w:val="32"/>
+              </w:rPr>
+            </w:pPr>
+            <w:r>
+              <w:rPr>
+                <w:rFonts w:ascii="BRH Devanagari Extra" w:hAnsi="BRH Devanagari Extra" w:cs="BRH Devanagari Extra"/>
+                <w:sz w:val="32"/>
+                <w:szCs w:val="32"/>
+              </w:rPr>
+              <w:t>A</w:t>
+            </w:r>
+            <w:r>
+              <w:rPr>
+                <w:rFonts w:ascii="BRH Malayalam Extra" w:hAnsi="BRH Malayalam Extra" w:cs="BRH Devanagari Extra"/>
+                <w:sz w:val="26"/>
+                <w:szCs w:val="32"/>
+              </w:rPr>
+              <w:t>–</w:t>
+            </w:r>
+            <w:r>
+              <w:rPr>
+                <w:rFonts w:ascii="BRH Devanagari Extra" w:hAnsi="BRH Devanagari Extra" w:cs="BRH Devanagari Extra"/>
+                <w:sz w:val="32"/>
+                <w:szCs w:val="32"/>
+              </w:rPr>
+              <w:t>uÉÉïXèû ZxÉÑuÉ</w:t>
+            </w:r>
+            <w:r>
+              <w:rPr>
+                <w:rFonts w:ascii="BRH Malayalam Extra" w:hAnsi="BRH Malayalam Extra" w:cs="BRH Devanagari Extra"/>
+                <w:sz w:val="26"/>
+                <w:szCs w:val="32"/>
+              </w:rPr>
+              <w:t>–</w:t>
+            </w:r>
+            <w:r>
+              <w:rPr>
+                <w:rFonts w:ascii="BRH Devanagari Extra" w:hAnsi="BRH Devanagari Extra" w:cs="BRH Devanagari Extra"/>
+                <w:sz w:val="32"/>
+                <w:szCs w:val="32"/>
+              </w:rPr>
+              <w:t>È xÉÑuÉþ U</w:t>
+            </w:r>
+            <w:r>
+              <w:rPr>
+                <w:rFonts w:ascii="BRH Malayalam Extra" w:hAnsi="BRH Malayalam Extra" w:cs="BRH Devanagari Extra"/>
+                <w:sz w:val="26"/>
+                <w:szCs w:val="32"/>
+              </w:rPr>
+              <w:t>–</w:t>
+            </w:r>
+            <w:r>
+              <w:rPr>
+                <w:rFonts w:ascii="BRH Devanagari Extra" w:hAnsi="BRH Devanagari Extra" w:cs="BRH Devanagari Extra"/>
+                <w:sz w:val="32"/>
+                <w:szCs w:val="32"/>
+              </w:rPr>
+              <w:t>uÉÉ</w:t>
+            </w:r>
+            <w:r>
+              <w:rPr>
+                <w:rFonts w:ascii="BRH Devanagari Extra" w:hAnsi="BRH Devanagari Extra" w:cs="BRH Devanagari Extra"/>
+                <w:sz w:val="32"/>
+                <w:szCs w:val="32"/>
+                <w:highlight w:val="yellow"/>
+              </w:rPr>
+              <w:t>ïˆû</w:t>
+            </w:r>
+            <w:r>
+              <w:rPr>
+                <w:rFonts w:ascii="BRH Malayalam Extra" w:hAnsi="BRH Malayalam Extra" w:cs="BRH Devanagari Extra"/>
+                <w:sz w:val="26"/>
+                <w:szCs w:val="32"/>
+                <w:highlight w:val="yellow"/>
+              </w:rPr>
+              <w:t>–</w:t>
+            </w:r>
+            <w:r>
+              <w:rPr>
+                <w:rFonts w:ascii="BRH Devanagari Extra" w:hAnsi="BRH Devanagari Extra" w:cs="BRH Devanagari Extra"/>
+                <w:sz w:val="32"/>
+                <w:szCs w:val="32"/>
+                <w:highlight w:val="yellow"/>
+              </w:rPr>
+              <w:t>uÉÉïX</w:t>
+            </w:r>
+            <w:r>
+              <w:rPr>
+                <w:rFonts w:ascii="BRH Devanagari Extra" w:hAnsi="BRH Devanagari Extra" w:cs="BRH Devanagari Extra"/>
+                <w:sz w:val="32"/>
+                <w:szCs w:val="32"/>
+              </w:rPr>
+              <w:t>èû ZxÉÑuÉ</w:t>
+            </w:r>
+            <w:r>
+              <w:rPr>
+                <w:rFonts w:ascii="BRH Malayalam Extra" w:hAnsi="BRH Malayalam Extra" w:cs="BRH Devanagari Extra"/>
+                <w:sz w:val="26"/>
+                <w:szCs w:val="32"/>
+              </w:rPr>
+              <w:t>–</w:t>
+            </w:r>
+            <w:r>
+              <w:rPr>
+                <w:rFonts w:ascii="BRH Devanagari Extra" w:hAnsi="BRH Devanagari Extra" w:cs="BRH Devanagari Extra"/>
+                <w:sz w:val="32"/>
+                <w:szCs w:val="32"/>
+              </w:rPr>
+              <w:t>Uç lÉ lÉ xÉÑuÉþ U</w:t>
+            </w:r>
+            <w:r>
+              <w:rPr>
+                <w:rFonts w:ascii="BRH Malayalam Extra" w:hAnsi="BRH Malayalam Extra" w:cs="BRH Devanagari Extra"/>
+                <w:sz w:val="26"/>
+                <w:szCs w:val="32"/>
+              </w:rPr>
+              <w:t>–</w:t>
+            </w:r>
+            <w:r>
+              <w:rPr>
+                <w:rFonts w:ascii="BRH Devanagari Extra" w:hAnsi="BRH Devanagari Extra" w:cs="BRH Devanagari Extra"/>
+                <w:sz w:val="32"/>
+                <w:szCs w:val="32"/>
+              </w:rPr>
+              <w:t>u</w:t>
+            </w:r>
+            <w:r>
+              <w:rPr>
+                <w:rFonts w:ascii="BRH Devanagari Extra" w:hAnsi="BRH Devanagari Extra" w:cs="BRH Devanagari Extra"/>
+                <w:sz w:val="32"/>
+                <w:szCs w:val="32"/>
+                <w:highlight w:val="yellow"/>
+              </w:rPr>
+              <w:t>ÉÉïˆû</w:t>
+            </w:r>
+            <w:r>
+              <w:rPr>
+                <w:rFonts w:ascii="BRH Malayalam Extra" w:hAnsi="BRH Malayalam Extra" w:cs="BRH Devanagari Extra"/>
+                <w:sz w:val="26"/>
+                <w:szCs w:val="32"/>
+                <w:highlight w:val="yellow"/>
+              </w:rPr>
+              <w:t>–</w:t>
+            </w:r>
+            <w:r>
+              <w:rPr>
+                <w:rFonts w:ascii="BRH Devanagari Extra" w:hAnsi="BRH Devanagari Extra" w:cs="BRH Devanagari Extra"/>
+                <w:sz w:val="32"/>
+                <w:szCs w:val="32"/>
+                <w:highlight w:val="yellow"/>
+              </w:rPr>
+              <w:t>uÉÉïX</w:t>
+            </w:r>
+            <w:r>
+              <w:rPr>
+                <w:rFonts w:ascii="BRH Devanagari Extra" w:hAnsi="BRH Devanagari Extra" w:cs="BRH Devanagari Extra"/>
+                <w:sz w:val="32"/>
+                <w:szCs w:val="32"/>
+              </w:rPr>
+              <w:t>èû ZxÉÑuÉ</w:t>
+            </w:r>
+            <w:r>
+              <w:rPr>
+                <w:rFonts w:ascii="BRH Malayalam Extra" w:hAnsi="BRH Malayalam Extra" w:cs="BRH Devanagari Extra"/>
+                <w:sz w:val="26"/>
+                <w:szCs w:val="32"/>
+              </w:rPr>
+              <w:t>–</w:t>
+            </w:r>
+            <w:r>
+              <w:rPr>
+                <w:rFonts w:ascii="BRH Devanagari Extra" w:hAnsi="BRH Devanagari Extra" w:cs="BRH Devanagari Extra"/>
+                <w:sz w:val="32"/>
+                <w:szCs w:val="32"/>
+              </w:rPr>
+              <w:t xml:space="preserve">Uç lÉ | </w:t>
+            </w:r>
+          </w:p>
+        </w:tc>
+        <w:tc>
+          <w:tcPr>
+            <w:tcW w:w="7371" w:type="dxa"/>
+            <w:tcBorders>
+              <w:top w:val="single" w:sz="4" w:space="0" w:color="000000"/>
+              <w:left w:val="single" w:sz="4" w:space="0" w:color="000000"/>
+              <w:bottom w:val="single" w:sz="4" w:space="0" w:color="000000"/>
+              <w:right w:val="single" w:sz="4" w:space="0" w:color="000000"/>
+            </w:tcBorders>
+          </w:tcPr>
+          <w:p>
+            <w:pPr>
+              <w:widowControl w:val="0"/>
+              <w:autoSpaceDE w:val="0"/>
+              <w:autoSpaceDN w:val="0"/>
+              <w:adjustRightInd w:val="0"/>
+              <w:spacing w:before="0" w:line="240" w:lineRule="auto"/>
+              <w:rPr>
+                <w:rFonts w:ascii="BRH Devanagari Extra" w:hAnsi="BRH Devanagari Extra" w:cs="BRH Devanagari Extra"/>
+                <w:sz w:val="32"/>
+                <w:szCs w:val="32"/>
+              </w:rPr>
+            </w:pPr>
+            <w:r>
+              <w:rPr>
+                <w:rFonts w:ascii="BRH Devanagari Extra" w:hAnsi="BRH Devanagari Extra" w:cs="BRH Devanagari Extra"/>
+                <w:sz w:val="32"/>
+                <w:szCs w:val="32"/>
+              </w:rPr>
+              <w:t>(</w:t>
+            </w:r>
+            <w:proofErr w:type="gramStart"/>
+            <w:r>
+              <w:rPr>
+                <w:rFonts w:cs="BRH Devanagari Extra"/>
+                <w:szCs w:val="32"/>
+              </w:rPr>
+              <w:t>49</w:t>
+            </w:r>
+            <w:r>
+              <w:rPr>
+                <w:rFonts w:ascii="BRH Devanagari Extra" w:hAnsi="BRH Devanagari Extra" w:cs="BRH Devanagari Extra"/>
+                <w:sz w:val="32"/>
+                <w:szCs w:val="32"/>
+              </w:rPr>
+              <w:t>)</w:t>
+            </w:r>
+            <w:r>
+              <w:rPr>
+                <w:rFonts w:cs="BRH Devanagari Extra"/>
+                <w:szCs w:val="32"/>
+              </w:rPr>
+              <w:t>[</w:t>
+            </w:r>
+            <w:proofErr w:type="gramEnd"/>
+            <w:r>
+              <w:rPr>
+                <w:rFonts w:cs="BRH Devanagari Extra"/>
+                <w:szCs w:val="32"/>
+              </w:rPr>
+              <w:t>P16</w:t>
+            </w:r>
+            <w:r>
+              <w:rPr>
+                <w:rFonts w:ascii="BRH Devanagari Extra" w:hAnsi="BRH Devanagari Extra" w:cs="BRH Devanagari Extra"/>
+                <w:sz w:val="32"/>
+                <w:szCs w:val="32"/>
+              </w:rPr>
+              <w:t xml:space="preserve">] </w:t>
+            </w:r>
+            <w:r>
+              <w:rPr>
+                <w:rFonts w:cs="BRH Devanagari Extra"/>
+                <w:szCs w:val="32"/>
+              </w:rPr>
+              <w:t>4</w:t>
+            </w:r>
+            <w:r>
+              <w:rPr>
+                <w:rFonts w:ascii="BRH Devanagari Extra" w:hAnsi="BRH Devanagari Extra" w:cs="BRH Devanagari Extra"/>
+                <w:sz w:val="32"/>
+                <w:szCs w:val="32"/>
+              </w:rPr>
+              <w:t>.</w:t>
+            </w:r>
+            <w:r>
+              <w:rPr>
+                <w:rFonts w:cs="BRH Devanagari Extra"/>
+                <w:szCs w:val="32"/>
+              </w:rPr>
+              <w:t>4</w:t>
+            </w:r>
+            <w:r>
+              <w:rPr>
+                <w:rFonts w:ascii="BRH Devanagari Extra" w:hAnsi="BRH Devanagari Extra" w:cs="BRH Devanagari Extra"/>
+                <w:sz w:val="32"/>
+                <w:szCs w:val="32"/>
+              </w:rPr>
+              <w:t>.</w:t>
+            </w:r>
+            <w:r>
+              <w:rPr>
+                <w:rFonts w:cs="BRH Devanagari Extra"/>
+                <w:szCs w:val="32"/>
+              </w:rPr>
+              <w:t>4</w:t>
+            </w:r>
+            <w:r>
+              <w:rPr>
+                <w:rFonts w:ascii="BRH Devanagari Extra" w:hAnsi="BRH Devanagari Extra" w:cs="BRH Devanagari Extra"/>
+                <w:sz w:val="32"/>
+                <w:szCs w:val="32"/>
+              </w:rPr>
+              <w:t>.</w:t>
+            </w:r>
+            <w:r>
+              <w:rPr>
+                <w:rFonts w:cs="BRH Devanagari Extra"/>
+                <w:szCs w:val="32"/>
+              </w:rPr>
+              <w:t>7</w:t>
+            </w:r>
+            <w:r>
+              <w:rPr>
+                <w:rFonts w:ascii="BRH Devanagari Extra" w:hAnsi="BRH Devanagari Extra" w:cs="BRH Devanagari Extra"/>
+                <w:sz w:val="32"/>
+                <w:szCs w:val="32"/>
+              </w:rPr>
+              <w:t>(</w:t>
+            </w:r>
+            <w:r>
+              <w:rPr>
+                <w:rFonts w:cs="BRH Devanagari Extra"/>
+                <w:szCs w:val="32"/>
+              </w:rPr>
+              <w:t>48</w:t>
+            </w:r>
+            <w:r>
+              <w:rPr>
+                <w:rFonts w:ascii="BRH Devanagari Extra" w:hAnsi="BRH Devanagari Extra" w:cs="BRH Devanagari Extra"/>
+                <w:sz w:val="32"/>
+                <w:szCs w:val="32"/>
+              </w:rPr>
+              <w:t>)</w:t>
+            </w:r>
+            <w:proofErr w:type="gramStart"/>
+            <w:r>
+              <w:rPr>
+                <w:rFonts w:ascii="BRH Devanagari Extra" w:hAnsi="BRH Devanagari Extra" w:cs="BRH Devanagari Extra"/>
+                <w:sz w:val="32"/>
+                <w:szCs w:val="32"/>
+              </w:rPr>
+              <w:t>-  pÉuÉþ</w:t>
+            </w:r>
+            <w:proofErr w:type="gramEnd"/>
+            <w:r>
+              <w:rPr>
+                <w:rFonts w:ascii="BRH Devanagari Extra" w:hAnsi="BRH Devanagari Extra" w:cs="BRH Devanagari Extra"/>
+                <w:sz w:val="32"/>
+                <w:szCs w:val="32"/>
+              </w:rPr>
+              <w:t xml:space="preserve"> | lÉ</w:t>
+            </w:r>
+            <w:r>
+              <w:rPr>
+                <w:rFonts w:ascii="BRH Malayalam Extra" w:hAnsi="BRH Malayalam Extra" w:cs="BRH Devanagari Extra"/>
+                <w:sz w:val="26"/>
+                <w:szCs w:val="32"/>
+              </w:rPr>
+              <w:t>–</w:t>
+            </w:r>
+            <w:r>
+              <w:rPr>
+                <w:rFonts w:ascii="BRH Devanagari Extra" w:hAnsi="BRH Devanagari Extra" w:cs="BRH Devanagari Extra"/>
+                <w:sz w:val="32"/>
+                <w:szCs w:val="32"/>
+              </w:rPr>
+              <w:t>È | A</w:t>
+            </w:r>
+            <w:r>
+              <w:rPr>
+                <w:rFonts w:ascii="BRH Malayalam Extra" w:hAnsi="BRH Malayalam Extra" w:cs="BRH Devanagari Extra"/>
+                <w:sz w:val="26"/>
+                <w:szCs w:val="32"/>
+              </w:rPr>
+              <w:t>–</w:t>
+            </w:r>
+            <w:r>
+              <w:rPr>
+                <w:rFonts w:ascii="BRH Devanagari Extra" w:hAnsi="BRH Devanagari Extra" w:cs="BRH Devanagari Extra"/>
+                <w:sz w:val="32"/>
+                <w:szCs w:val="32"/>
+              </w:rPr>
+              <w:t>uÉÉïXèû |</w:t>
+            </w:r>
+          </w:p>
+          <w:p>
+            <w:pPr>
+              <w:widowControl w:val="0"/>
+              <w:autoSpaceDE w:val="0"/>
+              <w:autoSpaceDN w:val="0"/>
+              <w:adjustRightInd w:val="0"/>
+              <w:spacing w:before="0" w:line="240" w:lineRule="auto"/>
+              <w:rPr>
+                <w:rFonts w:ascii="BRH Devanagari Extra" w:hAnsi="BRH Devanagari Extra" w:cs="BRH Devanagari Extra"/>
+                <w:sz w:val="32"/>
+                <w:szCs w:val="32"/>
+              </w:rPr>
+            </w:pPr>
+            <w:r>
+              <w:rPr>
+                <w:rFonts w:ascii="BRH Devanagari Extra" w:hAnsi="BRH Devanagari Extra" w:cs="BRH Devanagari Extra"/>
+                <w:sz w:val="32"/>
+                <w:szCs w:val="32"/>
+              </w:rPr>
+              <w:t>pÉuÉÉþ lÉÉå lÉÉå</w:t>
+            </w:r>
+            <w:r>
+              <w:rPr>
+                <w:rFonts w:ascii="BRH Malayalam Extra" w:hAnsi="BRH Malayalam Extra" w:cs="BRH Devanagari Extra"/>
+                <w:sz w:val="26"/>
+                <w:szCs w:val="32"/>
+              </w:rPr>
+              <w:t>–</w:t>
+            </w:r>
+            <w:r>
+              <w:rPr>
+                <w:rFonts w:ascii="BRH Devanagari Extra" w:hAnsi="BRH Devanagari Extra" w:cs="BRH Devanagari Extra"/>
+                <w:sz w:val="32"/>
+                <w:szCs w:val="32"/>
+              </w:rPr>
+              <w:t xml:space="preserve"> pÉuÉ</w:t>
+            </w:r>
+            <w:r>
+              <w:rPr>
+                <w:rFonts w:ascii="BRH Malayalam Extra" w:hAnsi="BRH Malayalam Extra" w:cs="BRH Devanagari Extra"/>
+                <w:sz w:val="26"/>
+                <w:szCs w:val="32"/>
+              </w:rPr>
+              <w:t>–</w:t>
+            </w:r>
+            <w:r>
+              <w:rPr>
+                <w:rFonts w:ascii="BRH Devanagari Extra" w:hAnsi="BRH Devanagari Extra" w:cs="BRH Devanagari Extra"/>
+                <w:sz w:val="32"/>
+                <w:szCs w:val="32"/>
+              </w:rPr>
+              <w:t xml:space="preserve"> pÉuÉÉþ lÉÉå A</w:t>
+            </w:r>
+            <w:r>
+              <w:rPr>
+                <w:rFonts w:ascii="BRH Malayalam Extra" w:hAnsi="BRH Malayalam Extra" w:cs="BRH Devanagari Extra"/>
+                <w:sz w:val="26"/>
+                <w:szCs w:val="32"/>
+              </w:rPr>
+              <w:t>–</w:t>
+            </w:r>
+            <w:r>
+              <w:rPr>
+                <w:rFonts w:ascii="BRH Devanagari Extra" w:hAnsi="BRH Devanagari Extra" w:cs="BRH Devanagari Extra"/>
+                <w:sz w:val="32"/>
+                <w:szCs w:val="32"/>
+              </w:rPr>
+              <w:t>uÉÉï</w:t>
+            </w:r>
+            <w:r>
+              <w:rPr>
+                <w:rFonts w:ascii="BRH Devanagari Extra" w:hAnsi="BRH Devanagari Extra" w:cs="BRH Devanagari Extra"/>
+                <w:sz w:val="32"/>
+                <w:szCs w:val="32"/>
+                <w:highlight w:val="green"/>
+              </w:rPr>
+              <w:t>Xû</w:t>
+            </w:r>
+            <w:r>
+              <w:rPr>
+                <w:rFonts w:ascii="BRH Malayalam Extra" w:hAnsi="BRH Malayalam Extra" w:cs="BRH Devanagari Extra"/>
+                <w:sz w:val="26"/>
+                <w:szCs w:val="32"/>
+                <w:highlight w:val="green"/>
+              </w:rPr>
+              <w:t>–</w:t>
+            </w:r>
+            <w:r>
+              <w:rPr>
+                <w:rFonts w:ascii="BRH Devanagari Extra" w:hAnsi="BRH Devanagari Extra" w:cs="BRH Devanagari Extra"/>
+                <w:sz w:val="32"/>
+                <w:szCs w:val="32"/>
+              </w:rPr>
+              <w:t>uÉÉïXèû lÉÉå</w:t>
+            </w:r>
+            <w:r>
+              <w:rPr>
+                <w:rFonts w:ascii="BRH Malayalam Extra" w:hAnsi="BRH Malayalam Extra" w:cs="BRH Devanagari Extra"/>
+                <w:sz w:val="26"/>
+                <w:szCs w:val="32"/>
+              </w:rPr>
+              <w:t>–</w:t>
+            </w:r>
+            <w:r>
+              <w:rPr>
+                <w:rFonts w:ascii="BRH Devanagari Extra" w:hAnsi="BRH Devanagari Extra" w:cs="BRH Devanagari Extra"/>
+                <w:sz w:val="32"/>
+                <w:szCs w:val="32"/>
+              </w:rPr>
+              <w:t xml:space="preserve"> pÉuÉ</w:t>
+            </w:r>
+            <w:r>
+              <w:rPr>
+                <w:rFonts w:ascii="BRH Malayalam Extra" w:hAnsi="BRH Malayalam Extra" w:cs="BRH Devanagari Extra"/>
+                <w:sz w:val="26"/>
+                <w:szCs w:val="32"/>
+              </w:rPr>
+              <w:t>–</w:t>
+            </w:r>
+            <w:r>
+              <w:rPr>
+                <w:rFonts w:ascii="BRH Devanagari Extra" w:hAnsi="BRH Devanagari Extra" w:cs="BRH Devanagari Extra"/>
+                <w:sz w:val="32"/>
+                <w:szCs w:val="32"/>
+              </w:rPr>
+              <w:t xml:space="preserve"> pÉuÉÉþ lÉÉå </w:t>
+            </w:r>
+          </w:p>
+          <w:p>
+            <w:pPr>
+              <w:widowControl w:val="0"/>
+              <w:autoSpaceDE w:val="0"/>
+              <w:autoSpaceDN w:val="0"/>
+              <w:adjustRightInd w:val="0"/>
+              <w:spacing w:before="0" w:line="240" w:lineRule="auto"/>
+              <w:rPr>
+                <w:rFonts w:ascii="BRH Devanagari Extra" w:hAnsi="BRH Devanagari Extra" w:cs="BRH Devanagari Extra"/>
+                <w:sz w:val="32"/>
+                <w:szCs w:val="32"/>
+              </w:rPr>
+            </w:pPr>
+            <w:r>
+              <w:rPr>
+                <w:rFonts w:ascii="BRH Devanagari Extra" w:hAnsi="BRH Devanagari Extra" w:cs="BRH Devanagari Extra"/>
+                <w:sz w:val="32"/>
+                <w:szCs w:val="32"/>
+              </w:rPr>
+              <w:t>A</w:t>
+            </w:r>
+            <w:r>
+              <w:rPr>
+                <w:rFonts w:ascii="BRH Malayalam Extra" w:hAnsi="BRH Malayalam Extra" w:cs="BRH Devanagari Extra"/>
+                <w:sz w:val="26"/>
+                <w:szCs w:val="32"/>
+              </w:rPr>
+              <w:t>–</w:t>
+            </w:r>
+            <w:r>
+              <w:rPr>
+                <w:rFonts w:ascii="BRH Devanagari Extra" w:hAnsi="BRH Devanagari Extra" w:cs="BRH Devanagari Extra"/>
+                <w:sz w:val="32"/>
+                <w:szCs w:val="32"/>
+              </w:rPr>
+              <w:t xml:space="preserve">uÉÉïXèû | </w:t>
+            </w:r>
+          </w:p>
+          <w:p>
+            <w:pPr>
+              <w:widowControl w:val="0"/>
+              <w:autoSpaceDE w:val="0"/>
+              <w:autoSpaceDN w:val="0"/>
+              <w:adjustRightInd w:val="0"/>
+              <w:spacing w:before="0" w:line="240" w:lineRule="auto"/>
+              <w:rPr>
+                <w:rFonts w:ascii="BRH Devanagari Extra" w:hAnsi="BRH Devanagari Extra" w:cs="BRH Devanagari Extra"/>
+                <w:sz w:val="32"/>
+                <w:szCs w:val="32"/>
+              </w:rPr>
+            </w:pPr>
+            <w:r>
+              <w:rPr>
+                <w:rFonts w:ascii="BRH Devanagari Extra" w:hAnsi="BRH Devanagari Extra" w:cs="BRH Devanagari Extra"/>
+                <w:sz w:val="32"/>
+                <w:szCs w:val="32"/>
+              </w:rPr>
+              <w:t>(</w:t>
+            </w:r>
+            <w:proofErr w:type="gramStart"/>
+            <w:r>
+              <w:rPr>
+                <w:rFonts w:cs="BRH Devanagari Extra"/>
+                <w:szCs w:val="32"/>
+              </w:rPr>
+              <w:t>50</w:t>
+            </w:r>
+            <w:r>
+              <w:rPr>
+                <w:rFonts w:ascii="BRH Devanagari Extra" w:hAnsi="BRH Devanagari Extra" w:cs="BRH Devanagari Extra"/>
+                <w:sz w:val="32"/>
+                <w:szCs w:val="32"/>
+              </w:rPr>
+              <w:t>)</w:t>
+            </w:r>
+            <w:r>
+              <w:rPr>
+                <w:rFonts w:cs="BRH Devanagari Extra"/>
+                <w:szCs w:val="32"/>
+              </w:rPr>
+              <w:t>[</w:t>
+            </w:r>
+            <w:proofErr w:type="gramEnd"/>
+            <w:r>
+              <w:rPr>
+                <w:rFonts w:cs="BRH Devanagari Extra"/>
+                <w:szCs w:val="32"/>
+              </w:rPr>
+              <w:t>P16</w:t>
+            </w:r>
+            <w:r>
+              <w:rPr>
+                <w:rFonts w:ascii="BRH Devanagari Extra" w:hAnsi="BRH Devanagari Extra" w:cs="BRH Devanagari Extra"/>
+                <w:sz w:val="32"/>
+                <w:szCs w:val="32"/>
+              </w:rPr>
+              <w:t xml:space="preserve">] </w:t>
+            </w:r>
+            <w:r>
+              <w:rPr>
+                <w:rFonts w:cs="BRH Devanagari Extra"/>
+                <w:szCs w:val="32"/>
+              </w:rPr>
+              <w:t>4</w:t>
+            </w:r>
+            <w:r>
+              <w:rPr>
+                <w:rFonts w:ascii="BRH Devanagari Extra" w:hAnsi="BRH Devanagari Extra" w:cs="BRH Devanagari Extra"/>
+                <w:sz w:val="32"/>
+                <w:szCs w:val="32"/>
+              </w:rPr>
+              <w:t>.</w:t>
+            </w:r>
+            <w:r>
+              <w:rPr>
+                <w:rFonts w:cs="BRH Devanagari Extra"/>
+                <w:szCs w:val="32"/>
+              </w:rPr>
+              <w:t>4</w:t>
+            </w:r>
+            <w:r>
+              <w:rPr>
+                <w:rFonts w:ascii="BRH Devanagari Extra" w:hAnsi="BRH Devanagari Extra" w:cs="BRH Devanagari Extra"/>
+                <w:sz w:val="32"/>
+                <w:szCs w:val="32"/>
+              </w:rPr>
+              <w:t>.</w:t>
+            </w:r>
+            <w:r>
+              <w:rPr>
+                <w:rFonts w:cs="BRH Devanagari Extra"/>
+                <w:szCs w:val="32"/>
+              </w:rPr>
+              <w:t>4</w:t>
+            </w:r>
+            <w:r>
+              <w:rPr>
+                <w:rFonts w:ascii="BRH Devanagari Extra" w:hAnsi="BRH Devanagari Extra" w:cs="BRH Devanagari Extra"/>
+                <w:sz w:val="32"/>
+                <w:szCs w:val="32"/>
+              </w:rPr>
+              <w:t>.</w:t>
+            </w:r>
+            <w:r>
+              <w:rPr>
+                <w:rFonts w:cs="BRH Devanagari Extra"/>
+                <w:szCs w:val="32"/>
+              </w:rPr>
+              <w:t>7</w:t>
+            </w:r>
+            <w:r>
+              <w:rPr>
+                <w:rFonts w:ascii="BRH Devanagari Extra" w:hAnsi="BRH Devanagari Extra" w:cs="BRH Devanagari Extra"/>
+                <w:sz w:val="32"/>
+                <w:szCs w:val="32"/>
+              </w:rPr>
+              <w:t>(</w:t>
+            </w:r>
+            <w:r>
+              <w:rPr>
+                <w:rFonts w:cs="BRH Devanagari Extra"/>
+                <w:szCs w:val="32"/>
+              </w:rPr>
+              <w:t>49</w:t>
+            </w:r>
+            <w:r>
+              <w:rPr>
+                <w:rFonts w:ascii="BRH Devanagari Extra" w:hAnsi="BRH Devanagari Extra" w:cs="BRH Devanagari Extra"/>
+                <w:sz w:val="32"/>
+                <w:szCs w:val="32"/>
+              </w:rPr>
+              <w:t>)</w:t>
+            </w:r>
+            <w:proofErr w:type="gramStart"/>
+            <w:r>
+              <w:rPr>
+                <w:rFonts w:ascii="BRH Devanagari Extra" w:hAnsi="BRH Devanagari Extra" w:cs="BRH Devanagari Extra"/>
+                <w:sz w:val="32"/>
+                <w:szCs w:val="32"/>
+              </w:rPr>
+              <w:t>-  lÉ</w:t>
+            </w:r>
+            <w:proofErr w:type="gramEnd"/>
+            <w:r>
+              <w:rPr>
+                <w:rFonts w:ascii="BRH Malayalam Extra" w:hAnsi="BRH Malayalam Extra" w:cs="BRH Devanagari Extra"/>
+                <w:sz w:val="26"/>
+                <w:szCs w:val="32"/>
+              </w:rPr>
+              <w:t>–</w:t>
+            </w:r>
+            <w:r>
+              <w:rPr>
+                <w:rFonts w:ascii="BRH Devanagari Extra" w:hAnsi="BRH Devanagari Extra" w:cs="BRH Devanagari Extra"/>
+                <w:sz w:val="32"/>
+                <w:szCs w:val="32"/>
+              </w:rPr>
+              <w:t>È | A</w:t>
+            </w:r>
+            <w:r>
+              <w:rPr>
+                <w:rFonts w:ascii="BRH Malayalam Extra" w:hAnsi="BRH Malayalam Extra" w:cs="BRH Devanagari Extra"/>
+                <w:sz w:val="26"/>
+                <w:szCs w:val="32"/>
+              </w:rPr>
+              <w:t>–</w:t>
+            </w:r>
+            <w:r>
+              <w:rPr>
+                <w:rFonts w:ascii="BRH Devanagari Extra" w:hAnsi="BRH Devanagari Extra" w:cs="BRH Devanagari Extra"/>
+                <w:sz w:val="32"/>
+                <w:szCs w:val="32"/>
+              </w:rPr>
+              <w:t>uÉÉïXèû | xÉÑuÉþÈ |</w:t>
+            </w:r>
+          </w:p>
+          <w:p>
+            <w:pPr>
+              <w:widowControl w:val="0"/>
+              <w:autoSpaceDE w:val="0"/>
+              <w:autoSpaceDN w:val="0"/>
+              <w:adjustRightInd w:val="0"/>
+              <w:spacing w:before="0" w:line="240" w:lineRule="auto"/>
+              <w:rPr>
+                <w:rFonts w:ascii="BRH Devanagari Extra" w:hAnsi="BRH Devanagari Extra" w:cs="BRH Devanagari Extra"/>
+                <w:sz w:val="32"/>
+                <w:szCs w:val="32"/>
+              </w:rPr>
+            </w:pPr>
+            <w:r>
+              <w:rPr>
+                <w:rFonts w:ascii="BRH Devanagari Extra" w:hAnsi="BRH Devanagari Extra" w:cs="BRH Devanagari Extra"/>
+                <w:sz w:val="32"/>
+                <w:szCs w:val="32"/>
+              </w:rPr>
+              <w:t>lÉÉå</w:t>
+            </w:r>
+            <w:r>
+              <w:rPr>
+                <w:rFonts w:ascii="BRH Malayalam Extra" w:hAnsi="BRH Malayalam Extra" w:cs="BRH Devanagari Extra"/>
+                <w:sz w:val="26"/>
+                <w:szCs w:val="32"/>
+              </w:rPr>
+              <w:t>–</w:t>
+            </w:r>
+            <w:r>
+              <w:rPr>
+                <w:rFonts w:ascii="BRH Devanagari Extra" w:hAnsi="BRH Devanagari Extra" w:cs="BRH Devanagari Extra"/>
+                <w:sz w:val="32"/>
+                <w:szCs w:val="32"/>
+              </w:rPr>
+              <w:t xml:space="preserve"> A</w:t>
+            </w:r>
+            <w:r>
+              <w:rPr>
+                <w:rFonts w:ascii="BRH Malayalam Extra" w:hAnsi="BRH Malayalam Extra" w:cs="BRH Devanagari Extra"/>
+                <w:sz w:val="26"/>
+                <w:szCs w:val="32"/>
+              </w:rPr>
+              <w:t>–</w:t>
+            </w:r>
+            <w:r>
+              <w:rPr>
+                <w:rFonts w:ascii="BRH Devanagari Extra" w:hAnsi="BRH Devanagari Extra" w:cs="BRH Devanagari Extra"/>
+                <w:sz w:val="32"/>
+                <w:szCs w:val="32"/>
+              </w:rPr>
+              <w:t>uÉÉï</w:t>
+            </w:r>
+            <w:r>
+              <w:rPr>
+                <w:rFonts w:ascii="BRH Devanagari Extra" w:hAnsi="BRH Devanagari Extra" w:cs="BRH Devanagari Extra"/>
+                <w:sz w:val="32"/>
+                <w:szCs w:val="32"/>
+                <w:highlight w:val="green"/>
+              </w:rPr>
+              <w:t>Xû</w:t>
+            </w:r>
+            <w:r>
+              <w:rPr>
+                <w:rFonts w:ascii="BRH Malayalam Extra" w:hAnsi="BRH Malayalam Extra" w:cs="BRH Devanagari Extra"/>
+                <w:sz w:val="26"/>
+                <w:szCs w:val="32"/>
+                <w:highlight w:val="green"/>
+              </w:rPr>
+              <w:t>–</w:t>
+            </w:r>
+            <w:r>
+              <w:rPr>
+                <w:rFonts w:ascii="BRH Devanagari Extra" w:hAnsi="BRH Devanagari Extra" w:cs="BRH Devanagari Extra"/>
+                <w:sz w:val="32"/>
+                <w:szCs w:val="32"/>
+              </w:rPr>
+              <w:t>û</w:t>
+            </w:r>
+            <w:r>
+              <w:rPr>
+                <w:rFonts w:ascii="BRH Malayalam Extra" w:hAnsi="BRH Malayalam Extra" w:cs="BRH Devanagari Extra"/>
+                <w:sz w:val="26"/>
+                <w:szCs w:val="32"/>
+              </w:rPr>
+              <w:t>–</w:t>
+            </w:r>
+            <w:r>
+              <w:rPr>
+                <w:rFonts w:ascii="BRH Devanagari Extra" w:hAnsi="BRH Devanagari Extra" w:cs="BRH Devanagari Extra"/>
+                <w:sz w:val="32"/>
+                <w:szCs w:val="32"/>
+              </w:rPr>
+              <w:t>uÉÉïXèû lÉÉåþ lÉÉå A</w:t>
+            </w:r>
+            <w:r>
+              <w:rPr>
+                <w:rFonts w:ascii="BRH Malayalam Extra" w:hAnsi="BRH Malayalam Extra" w:cs="BRH Devanagari Extra"/>
+                <w:sz w:val="26"/>
+                <w:szCs w:val="32"/>
+              </w:rPr>
+              <w:t>–</w:t>
+            </w:r>
+            <w:r>
+              <w:rPr>
+                <w:rFonts w:ascii="BRH Devanagari Extra" w:hAnsi="BRH Devanagari Extra" w:cs="BRH Devanagari Extra"/>
+                <w:sz w:val="32"/>
+                <w:szCs w:val="32"/>
+              </w:rPr>
+              <w:t>uÉÉïXèû ZxÉÑuÉ</w:t>
+            </w:r>
+            <w:r>
+              <w:rPr>
+                <w:rFonts w:ascii="BRH Malayalam Extra" w:hAnsi="BRH Malayalam Extra" w:cs="BRH Devanagari Extra"/>
+                <w:sz w:val="26"/>
+                <w:szCs w:val="32"/>
+              </w:rPr>
+              <w:t>–</w:t>
+            </w:r>
+            <w:r>
+              <w:rPr>
+                <w:rFonts w:ascii="BRH Devanagari Extra" w:hAnsi="BRH Devanagari Extra" w:cs="BRH Devanagari Extra"/>
+                <w:sz w:val="32"/>
+                <w:szCs w:val="32"/>
+              </w:rPr>
+              <w:t>È xÉÑuÉþ U</w:t>
+            </w:r>
+            <w:r>
+              <w:rPr>
+                <w:rFonts w:ascii="BRH Malayalam Extra" w:hAnsi="BRH Malayalam Extra" w:cs="BRH Devanagari Extra"/>
+                <w:sz w:val="26"/>
+                <w:szCs w:val="32"/>
+              </w:rPr>
+              <w:t>–</w:t>
+            </w:r>
+            <w:r>
+              <w:rPr>
+                <w:rFonts w:ascii="BRH Devanagari Extra" w:hAnsi="BRH Devanagari Extra" w:cs="BRH Devanagari Extra"/>
+                <w:sz w:val="32"/>
+                <w:szCs w:val="32"/>
+              </w:rPr>
+              <w:t>uÉÉïXèû lÉÉåþ lÉÉå A</w:t>
+            </w:r>
+            <w:r>
+              <w:rPr>
+                <w:rFonts w:ascii="BRH Malayalam Extra" w:hAnsi="BRH Malayalam Extra" w:cs="BRH Devanagari Extra"/>
+                <w:sz w:val="26"/>
+                <w:szCs w:val="32"/>
+              </w:rPr>
+              <w:t>–</w:t>
+            </w:r>
+            <w:r>
+              <w:rPr>
+                <w:rFonts w:ascii="BRH Devanagari Extra" w:hAnsi="BRH Devanagari Extra" w:cs="BRH Devanagari Extra"/>
+                <w:sz w:val="32"/>
+                <w:szCs w:val="32"/>
+              </w:rPr>
+              <w:t xml:space="preserve">uÉÉïXèû ZxÉÑuÉþÈ | </w:t>
+            </w:r>
+          </w:p>
+          <w:p>
+            <w:pPr>
+              <w:widowControl w:val="0"/>
+              <w:autoSpaceDE w:val="0"/>
+              <w:autoSpaceDN w:val="0"/>
+              <w:adjustRightInd w:val="0"/>
+              <w:spacing w:before="0" w:line="240" w:lineRule="auto"/>
+              <w:rPr>
+                <w:rFonts w:ascii="BRH Devanagari Extra" w:hAnsi="BRH Devanagari Extra" w:cs="BRH Devanagari Extra"/>
+                <w:sz w:val="32"/>
+                <w:szCs w:val="32"/>
+              </w:rPr>
+            </w:pPr>
+            <w:r>
+              <w:rPr>
+                <w:rFonts w:ascii="BRH Devanagari Extra" w:hAnsi="BRH Devanagari Extra" w:cs="BRH Devanagari Extra"/>
+                <w:sz w:val="32"/>
+                <w:szCs w:val="32"/>
+              </w:rPr>
+              <w:t>(</w:t>
+            </w:r>
+            <w:proofErr w:type="gramStart"/>
+            <w:r>
+              <w:rPr>
+                <w:rFonts w:cs="BRH Devanagari Extra"/>
+                <w:szCs w:val="32"/>
+              </w:rPr>
+              <w:t>51</w:t>
+            </w:r>
+            <w:r>
+              <w:rPr>
+                <w:rFonts w:ascii="BRH Devanagari Extra" w:hAnsi="BRH Devanagari Extra" w:cs="BRH Devanagari Extra"/>
+                <w:sz w:val="32"/>
+                <w:szCs w:val="32"/>
+              </w:rPr>
+              <w:t>)</w:t>
+            </w:r>
+            <w:r>
+              <w:rPr>
+                <w:rFonts w:cs="BRH Devanagari Extra"/>
+                <w:szCs w:val="32"/>
+              </w:rPr>
+              <w:t>[</w:t>
+            </w:r>
+            <w:proofErr w:type="gramEnd"/>
+            <w:r>
+              <w:rPr>
+                <w:rFonts w:cs="BRH Devanagari Extra"/>
+                <w:szCs w:val="32"/>
+              </w:rPr>
+              <w:t>P16</w:t>
+            </w:r>
+            <w:r>
+              <w:rPr>
+                <w:rFonts w:ascii="BRH Devanagari Extra" w:hAnsi="BRH Devanagari Extra" w:cs="BRH Devanagari Extra"/>
+                <w:sz w:val="32"/>
+                <w:szCs w:val="32"/>
+              </w:rPr>
+              <w:t xml:space="preserve">] </w:t>
+            </w:r>
+            <w:r>
+              <w:rPr>
+                <w:rFonts w:cs="BRH Devanagari Extra"/>
+                <w:szCs w:val="32"/>
+              </w:rPr>
+              <w:t>4</w:t>
+            </w:r>
+            <w:r>
+              <w:rPr>
+                <w:rFonts w:ascii="BRH Devanagari Extra" w:hAnsi="BRH Devanagari Extra" w:cs="BRH Devanagari Extra"/>
+                <w:sz w:val="32"/>
+                <w:szCs w:val="32"/>
+              </w:rPr>
+              <w:t>.</w:t>
+            </w:r>
+            <w:r>
+              <w:rPr>
+                <w:rFonts w:cs="BRH Devanagari Extra"/>
+                <w:szCs w:val="32"/>
+              </w:rPr>
+              <w:t>4</w:t>
+            </w:r>
+            <w:r>
+              <w:rPr>
+                <w:rFonts w:ascii="BRH Devanagari Extra" w:hAnsi="BRH Devanagari Extra" w:cs="BRH Devanagari Extra"/>
+                <w:sz w:val="32"/>
+                <w:szCs w:val="32"/>
+              </w:rPr>
+              <w:t>.</w:t>
+            </w:r>
+            <w:r>
+              <w:rPr>
+                <w:rFonts w:cs="BRH Devanagari Extra"/>
+                <w:szCs w:val="32"/>
+              </w:rPr>
+              <w:t>4</w:t>
+            </w:r>
+            <w:r>
+              <w:rPr>
+                <w:rFonts w:ascii="BRH Devanagari Extra" w:hAnsi="BRH Devanagari Extra" w:cs="BRH Devanagari Extra"/>
+                <w:sz w:val="32"/>
+                <w:szCs w:val="32"/>
+              </w:rPr>
+              <w:t>.</w:t>
+            </w:r>
+            <w:r>
+              <w:rPr>
+                <w:rFonts w:cs="BRH Devanagari Extra"/>
+                <w:szCs w:val="32"/>
+              </w:rPr>
+              <w:t>7</w:t>
+            </w:r>
+            <w:r>
+              <w:rPr>
+                <w:rFonts w:ascii="BRH Devanagari Extra" w:hAnsi="BRH Devanagari Extra" w:cs="BRH Devanagari Extra"/>
+                <w:sz w:val="32"/>
+                <w:szCs w:val="32"/>
+              </w:rPr>
+              <w:t>(</w:t>
+            </w:r>
+            <w:r>
+              <w:rPr>
+                <w:rFonts w:cs="BRH Devanagari Extra"/>
+                <w:szCs w:val="32"/>
+              </w:rPr>
+              <w:t>50</w:t>
+            </w:r>
+            <w:r>
+              <w:rPr>
+                <w:rFonts w:ascii="BRH Devanagari Extra" w:hAnsi="BRH Devanagari Extra" w:cs="BRH Devanagari Extra"/>
+                <w:sz w:val="32"/>
+                <w:szCs w:val="32"/>
+              </w:rPr>
+              <w:t>)</w:t>
+            </w:r>
+            <w:proofErr w:type="gramStart"/>
+            <w:r>
+              <w:rPr>
+                <w:rFonts w:ascii="BRH Devanagari Extra" w:hAnsi="BRH Devanagari Extra" w:cs="BRH Devanagari Extra"/>
+                <w:sz w:val="32"/>
+                <w:szCs w:val="32"/>
+              </w:rPr>
+              <w:t>-  A</w:t>
+            </w:r>
+            <w:proofErr w:type="gramEnd"/>
+            <w:r>
+              <w:rPr>
+                <w:rFonts w:ascii="BRH Malayalam Extra" w:hAnsi="BRH Malayalam Extra" w:cs="BRH Devanagari Extra"/>
+                <w:sz w:val="26"/>
+                <w:szCs w:val="32"/>
+              </w:rPr>
+              <w:t>–</w:t>
+            </w:r>
+            <w:r>
+              <w:rPr>
+                <w:rFonts w:ascii="BRH Devanagari Extra" w:hAnsi="BRH Devanagari Extra" w:cs="BRH Devanagari Extra"/>
+                <w:sz w:val="32"/>
+                <w:szCs w:val="32"/>
+              </w:rPr>
+              <w:t>uÉÉïXèû | xÉÑuÉþÈ | lÉ |</w:t>
+            </w:r>
+          </w:p>
+          <w:p>
+            <w:pPr>
+              <w:widowControl w:val="0"/>
+              <w:autoSpaceDE w:val="0"/>
+              <w:autoSpaceDN w:val="0"/>
+              <w:adjustRightInd w:val="0"/>
+              <w:spacing w:before="0" w:line="240" w:lineRule="auto"/>
+              <w:rPr>
+                <w:rFonts w:ascii="BRH Malayalam Extra" w:hAnsi="BRH Malayalam Extra" w:cs="BRH Malayalam Extra"/>
+                <w:color w:val="000000"/>
+                <w:sz w:val="32"/>
+                <w:szCs w:val="32"/>
+              </w:rPr>
+            </w:pPr>
+            <w:r>
+              <w:rPr>
+                <w:rFonts w:ascii="BRH Devanagari Extra" w:hAnsi="BRH Devanagari Extra" w:cs="BRH Devanagari Extra"/>
+                <w:sz w:val="32"/>
+                <w:szCs w:val="32"/>
+              </w:rPr>
+              <w:t>A</w:t>
+            </w:r>
+            <w:r>
+              <w:rPr>
+                <w:rFonts w:ascii="BRH Malayalam Extra" w:hAnsi="BRH Malayalam Extra" w:cs="BRH Devanagari Extra"/>
+                <w:sz w:val="26"/>
+                <w:szCs w:val="32"/>
+              </w:rPr>
+              <w:t>–</w:t>
+            </w:r>
+            <w:r>
+              <w:rPr>
+                <w:rFonts w:ascii="BRH Devanagari Extra" w:hAnsi="BRH Devanagari Extra" w:cs="BRH Devanagari Extra"/>
+                <w:sz w:val="32"/>
+                <w:szCs w:val="32"/>
+              </w:rPr>
+              <w:t>uÉÉïXèû ZxÉÑuÉ</w:t>
+            </w:r>
+            <w:r>
+              <w:rPr>
+                <w:rFonts w:ascii="BRH Malayalam Extra" w:hAnsi="BRH Malayalam Extra" w:cs="BRH Devanagari Extra"/>
+                <w:sz w:val="26"/>
+                <w:szCs w:val="32"/>
+              </w:rPr>
+              <w:t>–</w:t>
+            </w:r>
+            <w:r>
+              <w:rPr>
+                <w:rFonts w:ascii="BRH Devanagari Extra" w:hAnsi="BRH Devanagari Extra" w:cs="BRH Devanagari Extra"/>
+                <w:sz w:val="32"/>
+                <w:szCs w:val="32"/>
+              </w:rPr>
+              <w:t>È xÉÑuÉþ U</w:t>
+            </w:r>
+            <w:r>
+              <w:rPr>
+                <w:rFonts w:ascii="BRH Malayalam Extra" w:hAnsi="BRH Malayalam Extra" w:cs="BRH Devanagari Extra"/>
+                <w:sz w:val="26"/>
+                <w:szCs w:val="32"/>
+              </w:rPr>
+              <w:t>–</w:t>
+            </w:r>
+            <w:r>
+              <w:rPr>
+                <w:rFonts w:ascii="BRH Devanagari Extra" w:hAnsi="BRH Devanagari Extra" w:cs="BRH Devanagari Extra"/>
+                <w:sz w:val="32"/>
+                <w:szCs w:val="32"/>
+              </w:rPr>
+              <w:t>uÉÉï</w:t>
+            </w:r>
+            <w:r>
+              <w:rPr>
+                <w:rFonts w:ascii="BRH Devanagari Extra" w:hAnsi="BRH Devanagari Extra" w:cs="BRH Devanagari Extra"/>
+                <w:sz w:val="32"/>
+                <w:szCs w:val="32"/>
+                <w:highlight w:val="green"/>
+              </w:rPr>
+              <w:t>Xû</w:t>
+            </w:r>
+            <w:r>
+              <w:rPr>
+                <w:rFonts w:ascii="BRH Malayalam Extra" w:hAnsi="BRH Malayalam Extra" w:cs="BRH Devanagari Extra"/>
+                <w:sz w:val="26"/>
+                <w:szCs w:val="32"/>
+                <w:highlight w:val="green"/>
+              </w:rPr>
+              <w:t>–</w:t>
+            </w:r>
+            <w:r>
+              <w:rPr>
+                <w:rFonts w:ascii="BRH Devanagari Extra" w:hAnsi="BRH Devanagari Extra" w:cs="BRH Devanagari Extra"/>
+                <w:sz w:val="32"/>
+                <w:szCs w:val="32"/>
+              </w:rPr>
+              <w:t>û</w:t>
+            </w:r>
+            <w:r>
+              <w:rPr>
+                <w:rFonts w:ascii="BRH Malayalam Extra" w:hAnsi="BRH Malayalam Extra" w:cs="BRH Devanagari Extra"/>
+                <w:sz w:val="26"/>
+                <w:szCs w:val="32"/>
+              </w:rPr>
+              <w:t>–</w:t>
+            </w:r>
+            <w:r>
+              <w:rPr>
+                <w:rFonts w:ascii="BRH Devanagari Extra" w:hAnsi="BRH Devanagari Extra" w:cs="BRH Devanagari Extra"/>
+                <w:sz w:val="32"/>
+                <w:szCs w:val="32"/>
+              </w:rPr>
+              <w:t>uÉÉïXèû ZxÉÑuÉ</w:t>
+            </w:r>
+            <w:r>
+              <w:rPr>
+                <w:rFonts w:ascii="BRH Malayalam Extra" w:hAnsi="BRH Malayalam Extra" w:cs="BRH Devanagari Extra"/>
+                <w:sz w:val="26"/>
+                <w:szCs w:val="32"/>
+              </w:rPr>
+              <w:t>–</w:t>
+            </w:r>
+            <w:r>
+              <w:rPr>
+                <w:rFonts w:ascii="BRH Devanagari Extra" w:hAnsi="BRH Devanagari Extra" w:cs="BRH Devanagari Extra"/>
+                <w:sz w:val="32"/>
+                <w:szCs w:val="32"/>
+              </w:rPr>
+              <w:t>Uç lÉ lÉ xÉÑuÉþ U</w:t>
+            </w:r>
+            <w:r>
+              <w:rPr>
+                <w:rFonts w:ascii="BRH Malayalam Extra" w:hAnsi="BRH Malayalam Extra" w:cs="BRH Devanagari Extra"/>
+                <w:sz w:val="26"/>
+                <w:szCs w:val="32"/>
+              </w:rPr>
+              <w:t>–</w:t>
+            </w:r>
+            <w:r>
+              <w:rPr>
+                <w:rFonts w:ascii="BRH Devanagari Extra" w:hAnsi="BRH Devanagari Extra" w:cs="BRH Devanagari Extra"/>
+                <w:sz w:val="32"/>
+                <w:szCs w:val="32"/>
+              </w:rPr>
+              <w:t>uÉÉï</w:t>
+            </w:r>
+            <w:r>
+              <w:rPr>
+                <w:rFonts w:ascii="BRH Devanagari Extra" w:hAnsi="BRH Devanagari Extra" w:cs="BRH Devanagari Extra"/>
+                <w:sz w:val="32"/>
+                <w:szCs w:val="32"/>
+                <w:highlight w:val="green"/>
+              </w:rPr>
+              <w:t>Xû</w:t>
+            </w:r>
+            <w:r>
+              <w:rPr>
+                <w:rFonts w:ascii="BRH Malayalam Extra" w:hAnsi="BRH Malayalam Extra" w:cs="BRH Devanagari Extra"/>
+                <w:sz w:val="26"/>
+                <w:szCs w:val="32"/>
+                <w:highlight w:val="green"/>
+              </w:rPr>
+              <w:t>–</w:t>
+            </w:r>
+            <w:r>
+              <w:rPr>
+                <w:rFonts w:ascii="BRH Devanagari Extra" w:hAnsi="BRH Devanagari Extra" w:cs="BRH Devanagari Extra"/>
+                <w:sz w:val="32"/>
+                <w:szCs w:val="32"/>
+              </w:rPr>
+              <w:t>û</w:t>
+            </w:r>
+            <w:r>
+              <w:rPr>
+                <w:rFonts w:ascii="BRH Malayalam Extra" w:hAnsi="BRH Malayalam Extra" w:cs="BRH Devanagari Extra"/>
+                <w:sz w:val="26"/>
+                <w:szCs w:val="32"/>
+              </w:rPr>
+              <w:t>–</w:t>
+            </w:r>
+            <w:r>
+              <w:rPr>
+                <w:rFonts w:ascii="BRH Devanagari Extra" w:hAnsi="BRH Devanagari Extra" w:cs="BRH Devanagari Extra"/>
+                <w:sz w:val="32"/>
+                <w:szCs w:val="32"/>
+              </w:rPr>
+              <w:t>uÉÉïXèû ZxÉÑuÉ</w:t>
+            </w:r>
+            <w:r>
+              <w:rPr>
+                <w:rFonts w:ascii="BRH Malayalam Extra" w:hAnsi="BRH Malayalam Extra" w:cs="BRH Devanagari Extra"/>
+                <w:sz w:val="26"/>
+                <w:szCs w:val="32"/>
+              </w:rPr>
+              <w:t>–</w:t>
+            </w:r>
+            <w:r>
+              <w:rPr>
+                <w:rFonts w:ascii="BRH Devanagari Extra" w:hAnsi="BRH Devanagari Extra" w:cs="BRH Devanagari Extra"/>
+                <w:sz w:val="32"/>
+                <w:szCs w:val="32"/>
+              </w:rPr>
+              <w:t xml:space="preserve">Uç lÉ | </w:t>
+            </w:r>
+          </w:p>
+        </w:tc>
+      </w:tr>
+    </w:tbl>
+    <w:p>
+      <w:pPr>
+        <w:spacing w:before="0" w:line="240" w:lineRule="auto"/>
+        <w:jc w:val="center"/>
+        <w:rPr>
+          <w:b/>
+          <w:bCs/>
+          <w:sz w:val="32"/>
+          <w:szCs w:val="32"/>
+          <w:u w:val="single"/>
+        </w:rPr>
+      </w:pPr>
+    </w:p>
+    <w:p>
+      <w:pPr>
+        <w:spacing w:before="0" w:line="240" w:lineRule="auto"/>
+        <w:jc w:val="center"/>
+        <w:rPr>
+          <w:b/>
+          <w:bCs/>
+          <w:sz w:val="32"/>
+          <w:szCs w:val="32"/>
+          <w:u w:val="single"/>
+        </w:rPr>
+      </w:pPr>
+      <w:r>
+        <w:rPr>
+          <w:b/>
+          <w:bCs/>
+          <w:sz w:val="32"/>
+          <w:szCs w:val="32"/>
+          <w:u w:val="single"/>
+        </w:rPr>
+        <w:t>===========</w:t>
+      </w:r>
+    </w:p>
+    <w:p>
+      <w:pPr>
+        <w:spacing w:before="0" w:line="240" w:lineRule="auto"/>
+        <w:jc w:val="center"/>
+        <w:rPr>
+          <w:b/>
+          <w:bCs/>
+          <w:sz w:val="32"/>
+          <w:szCs w:val="32"/>
+          <w:u w:val="single"/>
+        </w:rPr>
+      </w:pPr>
+    </w:p>
+    <w:p>
+      <w:pPr>
+        <w:spacing w:before="0" w:line="240" w:lineRule="auto"/>
+        <w:jc w:val="center"/>
+        <w:rPr>
+          <w:b/>
+          <w:bCs/>
+          <w:sz w:val="32"/>
+          <w:szCs w:val="32"/>
+          <w:u w:val="single"/>
+        </w:rPr>
+      </w:pPr>
+    </w:p>
+    <w:p>
+      <w:pPr>
+        <w:spacing w:before="0" w:line="240" w:lineRule="auto"/>
+        <w:jc w:val="center"/>
+        <w:rPr>
+          <w:b/>
+          <w:bCs/>
+          <w:sz w:val="32"/>
+          <w:szCs w:val="32"/>
+          <w:u w:val="single"/>
+        </w:rPr>
+      </w:pPr>
+    </w:p>
+    <w:p>
+      <w:pPr>
+        <w:spacing w:before="0" w:line="240" w:lineRule="auto"/>
+        <w:jc w:val="center"/>
+        <w:rPr>
+          <w:b/>
+          <w:bCs/>
+          <w:sz w:val="32"/>
+          <w:szCs w:val="32"/>
+          <w:u w:val="single"/>
+        </w:rPr>
+      </w:pPr>
+      <w:r>
+        <w:rPr>
+          <w:b/>
+          <w:bCs/>
+          <w:sz w:val="32"/>
+          <w:szCs w:val="32"/>
+          <w:u w:val="single"/>
+        </w:rPr>
+        <w:lastRenderedPageBreak/>
+        <w:t xml:space="preserve">TS </w:t>
+      </w:r>
+      <w:proofErr w:type="gramStart"/>
+      <w:r>
+        <w:rPr>
+          <w:b/>
+          <w:bCs/>
+          <w:sz w:val="32"/>
+          <w:szCs w:val="32"/>
+          <w:u w:val="single"/>
+        </w:rPr>
+        <w:t>Ghanam</w:t>
+      </w:r>
+      <w:r>
+        <w:rPr>
+          <w:b/>
+          <w:bCs/>
+          <w:sz w:val="32"/>
+          <w:szCs w:val="32"/>
+          <w:u w:val="single"/>
+        </w:rPr>
+        <w:t xml:space="preserve"> </w:t>
+      </w:r>
+      <w:r>
+        <w:rPr>
+          <w:b/>
+          <w:bCs/>
+          <w:sz w:val="32"/>
+          <w:szCs w:val="32"/>
+          <w:u w:val="single"/>
+        </w:rPr>
+        <w:t xml:space="preserve"> </w:t>
+      </w:r>
+      <w:r>
+        <w:rPr>
+          <w:b/>
+          <w:bCs/>
+          <w:sz w:val="32"/>
+          <w:szCs w:val="32"/>
+          <w:u w:val="single"/>
+        </w:rPr>
+        <w:t>–</w:t>
+      </w:r>
+      <w:proofErr w:type="gramEnd"/>
+      <w:r>
+        <w:rPr>
+          <w:b/>
+          <w:bCs/>
+          <w:sz w:val="32"/>
+          <w:szCs w:val="32"/>
+          <w:u w:val="single"/>
+        </w:rPr>
+        <w:t xml:space="preserve"> TS </w:t>
       </w:r>
       <w:r>
         <w:rPr>
@@ -407,8 +7332,19 @@
                 <w:sz w:val="32"/>
                 <w:szCs w:val="32"/>
               </w:rPr>
-              <w:t>)-  iuÉÉ</w:t>
-            </w:r>
+              <w:t>)</w:t>
+            </w:r>
+            <w:proofErr w:type="gramStart"/>
+            <w:r>
+              <w:rPr>
+                <w:rFonts w:ascii="BRH Devanagari Extra" w:hAnsi="BRH Devanagari Extra" w:cs="BRH Devanagari Extra"/>
+                <w:color w:val="000000"/>
+                <w:sz w:val="32"/>
+                <w:szCs w:val="32"/>
+              </w:rPr>
+              <w:t>-  iuÉÉ</w:t>
+            </w:r>
+            <w:proofErr w:type="gramEnd"/>
             <w:r>
               <w:rPr>
                 <w:rFonts w:ascii="BRH Malayalam Extra" w:hAnsi="BRH Malayalam Extra" w:cs="BRH Devanagari Extra"/>
@@ -731,8 +7667,19 @@
                 <w:sz w:val="32"/>
                 <w:szCs w:val="32"/>
               </w:rPr>
-              <w:t>)-  iuÉÉ</w:t>
-            </w:r>
+              <w:t>)</w:t>
+            </w:r>
+            <w:proofErr w:type="gramStart"/>
+            <w:r>
+              <w:rPr>
+                <w:rFonts w:ascii="BRH Devanagari Extra" w:hAnsi="BRH Devanagari Extra" w:cs="BRH Devanagari Extra"/>
+                <w:color w:val="000000"/>
+                <w:sz w:val="32"/>
+                <w:szCs w:val="32"/>
+              </w:rPr>
+              <w:t>-  iuÉÉ</w:t>
+            </w:r>
+            <w:proofErr w:type="gramEnd"/>
             <w:r>
               <w:rPr>
                 <w:rFonts w:ascii="BRH Malayalam Extra" w:hAnsi="BRH Malayalam Extra" w:cs="BRH Devanagari Extra"/>
@@ -1084,7 +8031,27 @@
                 <w:sz w:val="32"/>
                 <w:szCs w:val="32"/>
               </w:rPr>
-              <w:t>)-  AurÉþjÉrÉiÉç | xiÉ</w:t>
+              <w:t>)</w:t>
+            </w:r>
+            <w:proofErr w:type="gramStart"/>
+            <w:r>
+              <w:rPr>
+                <w:rFonts w:ascii="BRH Devanagari Extra" w:hAnsi="BRH Devanagari Extra" w:cs="BRH Devanagari Extra"/>
+                <w:color w:val="000000"/>
+                <w:sz w:val="32"/>
+                <w:szCs w:val="32"/>
+              </w:rPr>
+              <w:t>-  AurÉþjÉrÉiÉç</w:t>
+            </w:r>
+            <w:proofErr w:type="gramEnd"/>
+            <w:r>
+              <w:rPr>
+                <w:rFonts w:ascii="BRH Devanagari Extra" w:hAnsi="BRH Devanagari Extra" w:cs="BRH Devanagari Extra"/>
+                <w:color w:val="000000"/>
+                <w:sz w:val="32"/>
+                <w:szCs w:val="32"/>
+              </w:rPr>
+              <w:t xml:space="preserve"> | xiÉ</w:t>
             </w:r>
             <w:r>
               <w:rPr>
@@ -1515,8 +8482,19 @@
                 <w:sz w:val="32"/>
                 <w:szCs w:val="32"/>
               </w:rPr>
-              <w:t>)-  xiÉ</w:t>
-            </w:r>
+              <w:t>)</w:t>
+            </w:r>
+            <w:proofErr w:type="gramStart"/>
+            <w:r>
+              <w:rPr>
+                <w:rFonts w:ascii="BRH Devanagari Extra" w:hAnsi="BRH Devanagari Extra" w:cs="BRH Devanagari Extra"/>
+                <w:color w:val="000000"/>
+                <w:sz w:val="32"/>
+                <w:szCs w:val="32"/>
+              </w:rPr>
+              <w:t>-  xiÉ</w:t>
+            </w:r>
+            <w:proofErr w:type="gramEnd"/>
             <w:r>
               <w:rPr>
                 <w:rFonts w:ascii="BRH Malayalam Extra" w:hAnsi="BRH Malayalam Extra" w:cs="BRH Devanagari Extra"/>
@@ -2074,7 +9052,27 @@
                 <w:sz w:val="32"/>
                 <w:szCs w:val="32"/>
               </w:rPr>
-              <w:t>)-  AurÉþjÉrÉiÉç | xiÉ</w:t>
+              <w:t>)</w:t>
+            </w:r>
+            <w:proofErr w:type="gramStart"/>
+            <w:r>
+              <w:rPr>
+                <w:rFonts w:ascii="BRH Devanagari Extra" w:hAnsi="BRH Devanagari Extra" w:cs="BRH Devanagari Extra"/>
+                <w:color w:val="000000"/>
+                <w:sz w:val="32"/>
+                <w:szCs w:val="32"/>
+              </w:rPr>
+              <w:t>-  AurÉþjÉrÉiÉç</w:t>
+            </w:r>
+            <w:proofErr w:type="gramEnd"/>
+            <w:r>
+              <w:rPr>
+                <w:rFonts w:ascii="BRH Devanagari Extra" w:hAnsi="BRH Devanagari Extra" w:cs="BRH Devanagari Extra"/>
+                <w:color w:val="000000"/>
+                <w:sz w:val="32"/>
+                <w:szCs w:val="32"/>
+              </w:rPr>
+              <w:t xml:space="preserve"> | xiÉ</w:t>
             </w:r>
             <w:r>
               <w:rPr>
@@ -2514,8 +9512,19 @@
                 <w:sz w:val="32"/>
                 <w:szCs w:val="32"/>
               </w:rPr>
-              <w:t>)-  xiÉ</w:t>
-            </w:r>
+              <w:t>)</w:t>
+            </w:r>
+            <w:proofErr w:type="gramStart"/>
+            <w:r>
+              <w:rPr>
+                <w:rFonts w:ascii="BRH Devanagari Extra" w:hAnsi="BRH Devanagari Extra" w:cs="BRH Devanagari Extra"/>
+                <w:color w:val="000000"/>
+                <w:sz w:val="32"/>
+                <w:szCs w:val="32"/>
+              </w:rPr>
+              <w:t>-  xiÉ</w:t>
+            </w:r>
+            <w:proofErr w:type="gramEnd"/>
             <w:r>
               <w:rPr>
                 <w:rFonts w:ascii="BRH Malayalam Extra" w:hAnsi="BRH Malayalam Extra" w:cs="BRH Devanagari Extra"/>
@@ -3135,8 +10144,19 @@
                 <w:sz w:val="32"/>
                 <w:szCs w:val="32"/>
               </w:rPr>
-              <w:t>)-  A</w:t>
-            </w:r>
+              <w:t>)</w:t>
+            </w:r>
+            <w:proofErr w:type="gramStart"/>
+            <w:r>
+              <w:rPr>
+                <w:rFonts w:ascii="BRH Devanagari Extra" w:hAnsi="BRH Devanagari Extra" w:cs="BRH Devanagari Extra"/>
+                <w:color w:val="000000"/>
+                <w:sz w:val="32"/>
+                <w:szCs w:val="32"/>
+              </w:rPr>
+              <w:t>-  A</w:t>
+            </w:r>
+            <w:proofErr w:type="gramEnd"/>
             <w:r>
               <w:rPr>
                 <w:rFonts w:ascii="BRH Malayalam Extra" w:hAnsi="BRH Malayalam Extra" w:cs="BRH Devanagari Extra"/>
@@ -3675,8 +10695,19 @@
                 <w:sz w:val="32"/>
                 <w:szCs w:val="32"/>
               </w:rPr>
-              <w:t>)-  E</w:t>
-            </w:r>
+              <w:t>)</w:t>
+            </w:r>
+            <w:proofErr w:type="gramStart"/>
+            <w:r>
+              <w:rPr>
+                <w:rFonts w:ascii="BRH Devanagari Extra" w:hAnsi="BRH Devanagari Extra" w:cs="BRH Devanagari Extra"/>
+                <w:color w:val="000000"/>
+                <w:sz w:val="32"/>
+                <w:szCs w:val="32"/>
+              </w:rPr>
+              <w:t>-  E</w:t>
+            </w:r>
+            <w:proofErr w:type="gramEnd"/>
             <w:r>
               <w:rPr>
                 <w:rFonts w:ascii="BRH Malayalam Extra" w:hAnsi="BRH Malayalam Extra" w:cs="BRH Devanagari Extra"/>
@@ -4229,8 +11260,19 @@
                 <w:sz w:val="32"/>
                 <w:szCs w:val="32"/>
               </w:rPr>
-              <w:t>)-  xÉÇ</w:t>
-            </w:r>
+              <w:t>)</w:t>
+            </w:r>
+            <w:proofErr w:type="gramStart"/>
+            <w:r>
+              <w:rPr>
+                <w:rFonts w:ascii="BRH Devanagari Extra" w:hAnsi="BRH Devanagari Extra" w:cs="BRH Devanagari Extra"/>
+                <w:color w:val="000000"/>
+                <w:sz w:val="32"/>
+                <w:szCs w:val="32"/>
+              </w:rPr>
+              <w:t>-  xÉÇ</w:t>
+            </w:r>
+            <w:proofErr w:type="gramEnd"/>
             <w:r>
               <w:rPr>
                 <w:rFonts w:ascii="BRH Malayalam Extra" w:hAnsi="BRH Malayalam Extra" w:cs="BRH Devanagari Extra"/>
@@ -4845,8 +11887,19 @@
                 <w:sz w:val="32"/>
                 <w:szCs w:val="32"/>
               </w:rPr>
-              <w:t>)-  A</w:t>
-            </w:r>
+              <w:t>)</w:t>
+            </w:r>
+            <w:proofErr w:type="gramStart"/>
+            <w:r>
+              <w:rPr>
+                <w:rFonts w:ascii="BRH Devanagari Extra" w:hAnsi="BRH Devanagari Extra" w:cs="BRH Devanagari Extra"/>
+                <w:color w:val="000000"/>
+                <w:sz w:val="32"/>
+                <w:szCs w:val="32"/>
+              </w:rPr>
+              <w:t>-  A</w:t>
+            </w:r>
+            <w:proofErr w:type="gramEnd"/>
             <w:r>
               <w:rPr>
                 <w:rFonts w:ascii="BRH Malayalam Extra" w:hAnsi="BRH Malayalam Extra" w:cs="BRH Devanagari Extra"/>
@@ -5399,8 +12452,19 @@
                 <w:sz w:val="32"/>
                 <w:szCs w:val="32"/>
               </w:rPr>
-              <w:t>)-  E</w:t>
-            </w:r>
+              <w:t>)</w:t>
+            </w:r>
+            <w:proofErr w:type="gramStart"/>
+            <w:r>
+              <w:rPr>
+                <w:rFonts w:ascii="BRH Devanagari Extra" w:hAnsi="BRH Devanagari Extra" w:cs="BRH Devanagari Extra"/>
+                <w:color w:val="000000"/>
+                <w:sz w:val="32"/>
+                <w:szCs w:val="32"/>
+              </w:rPr>
+              <w:t>-  E</w:t>
+            </w:r>
+            <w:proofErr w:type="gramEnd"/>
             <w:r>
               <w:rPr>
                 <w:rFonts w:ascii="BRH Malayalam Extra" w:hAnsi="BRH Malayalam Extra" w:cs="BRH Devanagari Extra"/>
@@ -6026,8 +13090,19 @@
                 <w:sz w:val="32"/>
                 <w:szCs w:val="32"/>
               </w:rPr>
-              <w:t>)-  xÉÇ</w:t>
-            </w:r>
+              <w:t>)</w:t>
+            </w:r>
+            <w:proofErr w:type="gramStart"/>
+            <w:r>
+              <w:rPr>
+                <w:rFonts w:ascii="BRH Devanagari Extra" w:hAnsi="BRH Devanagari Extra" w:cs="BRH Devanagari Extra"/>
+                <w:color w:val="000000"/>
+                <w:sz w:val="32"/>
+                <w:szCs w:val="32"/>
+              </w:rPr>
+              <w:t>-  xÉÇ</w:t>
+            </w:r>
+            <w:proofErr w:type="gramEnd"/>
             <w:r>
               <w:rPr>
                 <w:rFonts w:ascii="BRH Malayalam Extra" w:hAnsi="BRH Malayalam Extra" w:cs="BRH Devanagari Extra"/>
@@ -6688,8 +13763,19 @@
                 <w:sz w:val="32"/>
                 <w:szCs w:val="32"/>
               </w:rPr>
-              <w:t>)-  xÉÉ</w:t>
-            </w:r>
+              <w:t>)</w:t>
+            </w:r>
+            <w:proofErr w:type="gramStart"/>
+            <w:r>
+              <w:rPr>
+                <w:rFonts w:ascii="BRH Devanagari Extra" w:hAnsi="BRH Devanagari Extra" w:cs="BRH Devanagari Extra"/>
+                <w:color w:val="000000"/>
+                <w:sz w:val="32"/>
+                <w:szCs w:val="32"/>
+              </w:rPr>
+              <w:t>-  xÉÉ</w:t>
+            </w:r>
+            <w:proofErr w:type="gramEnd"/>
             <w:r>
               <w:rPr>
                 <w:rFonts w:ascii="BRH Malayalam Extra" w:hAnsi="BRH Malayalam Extra" w:cs="BRH Devanagari Extra"/>
@@ -7161,8 +14247,19 @@
                 <w:sz w:val="32"/>
                 <w:szCs w:val="32"/>
               </w:rPr>
-              <w:t>)-  NûÉ</w:t>
-            </w:r>
+              <w:t>)</w:t>
+            </w:r>
+            <w:proofErr w:type="gramStart"/>
+            <w:r>
+              <w:rPr>
+                <w:rFonts w:ascii="BRH Devanagari Extra" w:hAnsi="BRH Devanagari Extra" w:cs="BRH Devanagari Extra"/>
+                <w:color w:val="000000"/>
+                <w:sz w:val="32"/>
+                <w:szCs w:val="32"/>
+              </w:rPr>
+              <w:t>-  NûÉ</w:t>
+            </w:r>
+            <w:proofErr w:type="gramEnd"/>
             <w:r>
               <w:rPr>
                 <w:rFonts w:ascii="BRH Malayalam Extra" w:hAnsi="BRH Malayalam Extra" w:cs="BRH Devanagari Extra"/>
@@ -7691,8 +14788,19 @@
                 <w:sz w:val="32"/>
                 <w:szCs w:val="32"/>
               </w:rPr>
-              <w:t>)-  xÉÉ</w:t>
-            </w:r>
+              <w:t>)</w:t>
+            </w:r>
+            <w:proofErr w:type="gramStart"/>
+            <w:r>
+              <w:rPr>
+                <w:rFonts w:ascii="BRH Devanagari Extra" w:hAnsi="BRH Devanagari Extra" w:cs="BRH Devanagari Extra"/>
+                <w:color w:val="000000"/>
+                <w:sz w:val="32"/>
+                <w:szCs w:val="32"/>
+              </w:rPr>
+              <w:t>-  xÉÉ</w:t>
+            </w:r>
+            <w:proofErr w:type="gramEnd"/>
             <w:r>
               <w:rPr>
                 <w:rFonts w:ascii="BRH Malayalam Extra" w:hAnsi="BRH Malayalam Extra" w:cs="BRH Devanagari Extra"/>
@@ -8172,8 +15280,19 @@
                 <w:sz w:val="32"/>
                 <w:szCs w:val="32"/>
               </w:rPr>
-              <w:t>)-  NûÉ</w:t>
-            </w:r>
+              <w:t>)</w:t>
+            </w:r>
+            <w:proofErr w:type="gramStart"/>
+            <w:r>
+              <w:rPr>
+                <w:rFonts w:ascii="BRH Devanagari Extra" w:hAnsi="BRH Devanagari Extra" w:cs="BRH Devanagari Extra"/>
+                <w:color w:val="000000"/>
+                <w:sz w:val="32"/>
+                <w:szCs w:val="32"/>
+              </w:rPr>
+              <w:t>-  NûÉ</w:t>
+            </w:r>
+            <w:proofErr w:type="gramEnd"/>
             <w:r>
               <w:rPr>
                 <w:rFonts w:ascii="BRH Malayalam Extra" w:hAnsi="BRH Malayalam Extra" w:cs="BRH Devanagari Extra"/>
@@ -8713,8 +15832,19 @@
                 <w:sz w:val="32"/>
                 <w:szCs w:val="32"/>
               </w:rPr>
-              <w:t>)-  A</w:t>
-            </w:r>
+              <w:t>)</w:t>
+            </w:r>
+            <w:proofErr w:type="gramStart"/>
+            <w:r>
+              <w:rPr>
+                <w:rFonts w:ascii="BRH Devanagari Extra" w:hAnsi="BRH Devanagari Extra" w:cs="BRH Devanagari Extra"/>
+                <w:color w:val="000000"/>
+                <w:sz w:val="32"/>
+                <w:szCs w:val="32"/>
+              </w:rPr>
+              <w:t>-  A</w:t>
+            </w:r>
+            <w:proofErr w:type="gramEnd"/>
             <w:r>
               <w:rPr>
                 <w:rFonts w:ascii="BRH Malayalam Extra" w:hAnsi="BRH Malayalam Extra" w:cs="BRH Devanagari Extra"/>
@@ -9071,7 +16201,27 @@
                 <w:sz w:val="32"/>
                 <w:szCs w:val="32"/>
               </w:rPr>
-              <w:t>)-  uÉÉiÉþÈ | AlÉÑþ | uÉÉ</w:t>
+              <w:t>)</w:t>
+            </w:r>
+            <w:proofErr w:type="gramStart"/>
+            <w:r>
+              <w:rPr>
+                <w:rFonts w:ascii="BRH Devanagari Extra" w:hAnsi="BRH Devanagari Extra" w:cs="BRH Devanagari Extra"/>
+                <w:color w:val="000000"/>
+                <w:sz w:val="32"/>
+                <w:szCs w:val="32"/>
+              </w:rPr>
+              <w:t>-  uÉÉiÉþÈ</w:t>
+            </w:r>
+            <w:proofErr w:type="gramEnd"/>
+            <w:r>
+              <w:rPr>
+                <w:rFonts w:ascii="BRH Devanagari Extra" w:hAnsi="BRH Devanagari Extra" w:cs="BRH Devanagari Extra"/>
+                <w:color w:val="000000"/>
+                <w:sz w:val="32"/>
+                <w:szCs w:val="32"/>
+              </w:rPr>
+              <w:t xml:space="preserve"> | AlÉÑþ | uÉÉ</w:t>
             </w:r>
             <w:r>
               <w:rPr>
@@ -9454,8 +16604,19 @@
                 <w:sz w:val="32"/>
                 <w:szCs w:val="32"/>
               </w:rPr>
-              <w:t>)-  A</w:t>
-            </w:r>
+              <w:t>)</w:t>
+            </w:r>
+            <w:proofErr w:type="gramStart"/>
+            <w:r>
+              <w:rPr>
+                <w:rFonts w:ascii="BRH Devanagari Extra" w:hAnsi="BRH Devanagari Extra" w:cs="BRH Devanagari Extra"/>
+                <w:color w:val="000000"/>
+                <w:sz w:val="32"/>
+                <w:szCs w:val="32"/>
+              </w:rPr>
+              <w:t>-  A</w:t>
+            </w:r>
+            <w:proofErr w:type="gramEnd"/>
             <w:r>
               <w:rPr>
                 <w:rFonts w:ascii="BRH Malayalam Extra" w:hAnsi="BRH Malayalam Extra" w:cs="BRH Devanagari Extra"/>
@@ -9854,7 +17015,27 @@
                 <w:sz w:val="32"/>
                 <w:szCs w:val="32"/>
               </w:rPr>
-              <w:t>)-  uÉÉiÉþÈ | AlÉÑþ | uÉÉ</w:t>
+              <w:t>)</w:t>
+            </w:r>
+            <w:proofErr w:type="gramStart"/>
+            <w:r>
+              <w:rPr>
+                <w:rFonts w:ascii="BRH Devanagari Extra" w:hAnsi="BRH Devanagari Extra" w:cs="BRH Devanagari Extra"/>
+                <w:color w:val="000000"/>
+                <w:sz w:val="32"/>
+                <w:szCs w:val="32"/>
+              </w:rPr>
+              <w:t>-  uÉÉiÉþÈ</w:t>
+            </w:r>
+            <w:proofErr w:type="gramEnd"/>
+            <w:r>
+              <w:rPr>
+                <w:rFonts w:ascii="BRH Devanagari Extra" w:hAnsi="BRH Devanagari Extra" w:cs="BRH Devanagari Extra"/>
+                <w:color w:val="000000"/>
+                <w:sz w:val="32"/>
+                <w:szCs w:val="32"/>
+              </w:rPr>
+              <w:t xml:space="preserve"> | AlÉÑþ | uÉÉ</w:t>
             </w:r>
             <w:r>
               <w:rPr>
@@ -10276,8 +17457,19 @@
                 <w:sz w:val="32"/>
                 <w:szCs w:val="32"/>
               </w:rPr>
-              <w:t>)-  qÉÏ</w:t>
-            </w:r>
+              <w:t>)</w:t>
+            </w:r>
+            <w:proofErr w:type="gramStart"/>
+            <w:r>
+              <w:rPr>
+                <w:rFonts w:ascii="BRH Devanagari Extra" w:hAnsi="BRH Devanagari Extra" w:cs="BRH Devanagari Extra"/>
+                <w:color w:val="000000"/>
+                <w:sz w:val="32"/>
+                <w:szCs w:val="32"/>
+              </w:rPr>
+              <w:t>-  qÉÏ</w:t>
+            </w:r>
+            <w:proofErr w:type="gramEnd"/>
             <w:r>
               <w:rPr>
                 <w:rFonts w:ascii="BRH Malayalam Extra" w:hAnsi="BRH Malayalam Extra" w:cs="BRH Devanagari Extra"/>
@@ -10554,8 +17746,19 @@
                 <w:sz w:val="32"/>
                 <w:szCs w:val="32"/>
               </w:rPr>
-              <w:t>)-  qÉÏ</w:t>
-            </w:r>
+              <w:t>)</w:t>
+            </w:r>
+            <w:proofErr w:type="gramStart"/>
+            <w:r>
+              <w:rPr>
+                <w:rFonts w:ascii="BRH Devanagari Extra" w:hAnsi="BRH Devanagari Extra" w:cs="BRH Devanagari Extra"/>
+                <w:color w:val="000000"/>
+                <w:sz w:val="32"/>
+                <w:szCs w:val="32"/>
+              </w:rPr>
+              <w:t>-  qÉÏ</w:t>
+            </w:r>
+            <w:proofErr w:type="gramEnd"/>
             <w:r>
               <w:rPr>
                 <w:rFonts w:ascii="BRH Malayalam Extra" w:hAnsi="BRH Malayalam Extra" w:cs="BRH Devanagari Extra"/>
@@ -10828,7 +18031,27 @@
                 <w:sz w:val="32"/>
                 <w:szCs w:val="32"/>
               </w:rPr>
-              <w:t>)-  SuÉÏïÿ |</w:t>
+              <w:t>)</w:t>
+            </w:r>
+            <w:proofErr w:type="gramStart"/>
+            <w:r>
+              <w:rPr>
+                <w:rFonts w:ascii="BRH Devanagari Extra" w:hAnsi="BRH Devanagari Extra" w:cs="BRH Devanagari Extra"/>
+                <w:color w:val="000000"/>
+                <w:sz w:val="32"/>
+                <w:szCs w:val="32"/>
+              </w:rPr>
+              <w:t>-  SuÉÏïÿ</w:t>
+            </w:r>
+            <w:proofErr w:type="gramEnd"/>
+            <w:r>
+              <w:rPr>
+                <w:rFonts w:ascii="BRH Devanagari Extra" w:hAnsi="BRH Devanagari Extra" w:cs="BRH Devanagari Extra"/>
+                <w:color w:val="000000"/>
+                <w:sz w:val="32"/>
+                <w:szCs w:val="32"/>
+              </w:rPr>
+              <w:t xml:space="preserve"> |</w:t>
             </w:r>
           </w:p>
           <w:p>
@@ -11070,7 +18293,27 @@
                 <w:sz w:val="32"/>
                 <w:szCs w:val="32"/>
               </w:rPr>
-              <w:t>)-  SuÉÏïÿ |</w:t>
+              <w:t>)</w:t>
+            </w:r>
+            <w:proofErr w:type="gramStart"/>
+            <w:r>
+              <w:rPr>
+                <w:rFonts w:ascii="BRH Devanagari Extra" w:hAnsi="BRH Devanagari Extra" w:cs="BRH Devanagari Extra"/>
+                <w:color w:val="000000"/>
+                <w:sz w:val="32"/>
+                <w:szCs w:val="32"/>
+              </w:rPr>
+              <w:t>-  SuÉÏïÿ</w:t>
+            </w:r>
+            <w:proofErr w:type="gramEnd"/>
+            <w:r>
+              <w:rPr>
+                <w:rFonts w:ascii="BRH Devanagari Extra" w:hAnsi="BRH Devanagari Extra" w:cs="BRH Devanagari Extra"/>
+                <w:color w:val="000000"/>
+                <w:sz w:val="32"/>
+                <w:szCs w:val="32"/>
+              </w:rPr>
+              <w:t xml:space="preserve"> |</w:t>
             </w:r>
           </w:p>
           <w:p>
@@ -11318,7 +18561,27 @@
                 <w:sz w:val="32"/>
                 <w:szCs w:val="32"/>
               </w:rPr>
-              <w:t>)-  AÍkÉþmÉÌiÉÈ | mÉÑ</w:t>
+              <w:t>)</w:t>
+            </w:r>
+            <w:proofErr w:type="gramStart"/>
+            <w:r>
+              <w:rPr>
+                <w:rFonts w:ascii="BRH Devanagari Extra" w:hAnsi="BRH Devanagari Extra" w:cs="BRH Devanagari Extra"/>
+                <w:color w:val="000000"/>
+                <w:sz w:val="32"/>
+                <w:szCs w:val="32"/>
+              </w:rPr>
+              <w:t>-  AÍkÉþmÉÌiÉÈ</w:t>
+            </w:r>
+            <w:proofErr w:type="gramEnd"/>
+            <w:r>
+              <w:rPr>
+                <w:rFonts w:ascii="BRH Devanagari Extra" w:hAnsi="BRH Devanagari Extra" w:cs="BRH Devanagari Extra"/>
+                <w:color w:val="000000"/>
+                <w:sz w:val="32"/>
+                <w:szCs w:val="32"/>
+              </w:rPr>
+              <w:t xml:space="preserve"> | mÉÑ</w:t>
             </w:r>
             <w:r>
               <w:rPr>
@@ -11832,8 +19095,19 @@
                 <w:sz w:val="32"/>
                 <w:szCs w:val="32"/>
               </w:rPr>
-              <w:t>)-  mÉÑ</w:t>
-            </w:r>
+              <w:t>)</w:t>
+            </w:r>
+            <w:proofErr w:type="gramStart"/>
+            <w:r>
+              <w:rPr>
+                <w:rFonts w:ascii="BRH Devanagari Extra" w:hAnsi="BRH Devanagari Extra" w:cs="BRH Devanagari Extra"/>
+                <w:color w:val="000000"/>
+                <w:sz w:val="32"/>
+                <w:szCs w:val="32"/>
+              </w:rPr>
+              <w:t>-  mÉÑ</w:t>
+            </w:r>
+            <w:proofErr w:type="gramEnd"/>
             <w:r>
               <w:rPr>
                 <w:rFonts w:ascii="BRH Malayalam Extra" w:hAnsi="BRH Malayalam Extra" w:cs="BRH Devanagari Extra"/>
@@ -12400,7 +19674,27 @@
                 <w:sz w:val="32"/>
                 <w:szCs w:val="32"/>
               </w:rPr>
-              <w:t>)-  AÍkÉþmÉÌiÉÈ | mÉÑ</w:t>
+              <w:t>)</w:t>
+            </w:r>
+            <w:proofErr w:type="gramStart"/>
+            <w:r>
+              <w:rPr>
+                <w:rFonts w:ascii="BRH Devanagari Extra" w:hAnsi="BRH Devanagari Extra" w:cs="BRH Devanagari Extra"/>
+                <w:color w:val="000000"/>
+                <w:sz w:val="32"/>
+                <w:szCs w:val="32"/>
+              </w:rPr>
+              <w:t>-  AÍkÉþmÉÌiÉÈ</w:t>
+            </w:r>
+            <w:proofErr w:type="gramEnd"/>
+            <w:r>
+              <w:rPr>
+                <w:rFonts w:ascii="BRH Devanagari Extra" w:hAnsi="BRH Devanagari Extra" w:cs="BRH Devanagari Extra"/>
+                <w:color w:val="000000"/>
+                <w:sz w:val="32"/>
+                <w:szCs w:val="32"/>
+              </w:rPr>
+              <w:t xml:space="preserve"> | mÉÑ</w:t>
             </w:r>
             <w:r>
               <w:rPr>
@@ -12914,8 +20208,19 @@
                 <w:sz w:val="32"/>
                 <w:szCs w:val="32"/>
               </w:rPr>
-              <w:t>)-  mÉÑ</w:t>
-            </w:r>
+              <w:t>)</w:t>
+            </w:r>
+            <w:proofErr w:type="gramStart"/>
+            <w:r>
+              <w:rPr>
+                <w:rFonts w:ascii="BRH Devanagari Extra" w:hAnsi="BRH Devanagari Extra" w:cs="BRH Devanagari Extra"/>
+                <w:color w:val="000000"/>
+                <w:sz w:val="32"/>
+                <w:szCs w:val="32"/>
+              </w:rPr>
+              <w:t>-  mÉÑ</w:t>
+            </w:r>
+            <w:proofErr w:type="gramEnd"/>
             <w:r>
               <w:rPr>
                 <w:rFonts w:ascii="BRH Malayalam Extra" w:hAnsi="BRH Malayalam Extra" w:cs="BRH Devanagari Extra"/>
@@ -13511,8 +20816,19 @@
                 <w:sz w:val="32"/>
                 <w:szCs w:val="32"/>
               </w:rPr>
-              <w:t>)-  C</w:t>
-            </w:r>
+              <w:t>)</w:t>
+            </w:r>
+            <w:proofErr w:type="gramStart"/>
+            <w:r>
+              <w:rPr>
+                <w:rFonts w:ascii="BRH Devanagari Extra" w:hAnsi="BRH Devanagari Extra" w:cs="BRH Devanagari Extra"/>
+                <w:color w:val="000000"/>
+                <w:sz w:val="32"/>
+                <w:szCs w:val="32"/>
+              </w:rPr>
+              <w:t>-  C</w:t>
+            </w:r>
+            <w:proofErr w:type="gramEnd"/>
             <w:r>
               <w:rPr>
                 <w:rFonts w:ascii="BRH Malayalam Extra" w:hAnsi="BRH Malayalam Extra" w:cs="BRH Devanagari Extra"/>
@@ -13813,8 +21129,19 @@
                 <w:sz w:val="32"/>
                 <w:szCs w:val="32"/>
               </w:rPr>
-              <w:t>)-  C</w:t>
-            </w:r>
+              <w:t>)</w:t>
+            </w:r>
+            <w:proofErr w:type="gramStart"/>
+            <w:r>
+              <w:rPr>
+                <w:rFonts w:ascii="BRH Devanagari Extra" w:hAnsi="BRH Devanagari Extra" w:cs="BRH Devanagari Extra"/>
+                <w:color w:val="000000"/>
+                <w:sz w:val="32"/>
+                <w:szCs w:val="32"/>
+              </w:rPr>
+              <w:t>-  C</w:t>
+            </w:r>
+            <w:proofErr w:type="gramEnd"/>
             <w:r>
               <w:rPr>
                 <w:rFonts w:ascii="BRH Malayalam Extra" w:hAnsi="BRH Malayalam Extra" w:cs="BRH Devanagari Extra"/>
@@ -14121,8 +21448,19 @@
                 <w:sz w:val="32"/>
                 <w:szCs w:val="32"/>
               </w:rPr>
-              <w:t>)-  C</w:t>
-            </w:r>
+              <w:t>)</w:t>
+            </w:r>
+            <w:proofErr w:type="gramStart"/>
+            <w:r>
+              <w:rPr>
+                <w:rFonts w:ascii="BRH Devanagari Extra" w:hAnsi="BRH Devanagari Extra" w:cs="BRH Devanagari Extra"/>
+                <w:color w:val="000000"/>
+                <w:sz w:val="32"/>
+                <w:szCs w:val="32"/>
+              </w:rPr>
+              <w:t>-  C</w:t>
+            </w:r>
+            <w:proofErr w:type="gramEnd"/>
             <w:r>
               <w:rPr>
                 <w:rFonts w:ascii="BRH Malayalam Extra" w:hAnsi="BRH Malayalam Extra" w:cs="BRH Devanagari Extra"/>
@@ -14686,7 +22024,27 @@
                 <w:sz w:val="32"/>
                 <w:szCs w:val="32"/>
               </w:rPr>
-              <w:t>)-  ¤É</w:t>
+              <w:t>)</w:t>
+            </w:r>
+            <w:proofErr w:type="gramStart"/>
+            <w:r>
+              <w:rPr>
+                <w:rFonts w:ascii="BRH Devanagari Extra" w:hAnsi="BRH Devanagari Extra" w:cs="BRH Devanagari Extra"/>
+                <w:color w:val="000000"/>
+                <w:sz w:val="32"/>
+                <w:szCs w:val="32"/>
+              </w:rPr>
+              <w:t>-  ¤</w:t>
+            </w:r>
+            <w:proofErr w:type="gramEnd"/>
+            <w:r>
+              <w:rPr>
+                <w:rFonts w:ascii="BRH Devanagari Extra" w:hAnsi="BRH Devanagari Extra" w:cs="BRH Devanagari Extra"/>
+                <w:color w:val="000000"/>
+                <w:sz w:val="32"/>
+                <w:szCs w:val="32"/>
+              </w:rPr>
+              <w:t>É</w:t>
             </w:r>
             <w:r>
               <w:rPr>
@@ -15265,8 +22623,19 @@
                 <w:sz w:val="32"/>
                 <w:szCs w:val="32"/>
               </w:rPr>
-              <w:t>)-  ÍqÉ</w:t>
-            </w:r>
+              <w:t>)</w:t>
+            </w:r>
+            <w:proofErr w:type="gramStart"/>
+            <w:r>
+              <w:rPr>
+                <w:rFonts w:ascii="BRH Devanagari Extra" w:hAnsi="BRH Devanagari Extra" w:cs="BRH Devanagari Extra"/>
+                <w:color w:val="000000"/>
+                <w:sz w:val="32"/>
+                <w:szCs w:val="32"/>
+              </w:rPr>
+              <w:t>-  ÍqÉ</w:t>
+            </w:r>
+            <w:proofErr w:type="gramEnd"/>
             <w:r>
               <w:rPr>
                 <w:rFonts w:ascii="BRH Malayalam Extra" w:hAnsi="BRH Malayalam Extra" w:cs="BRH Devanagari Extra"/>
@@ -15826,8 +23195,19 @@
                 <w:sz w:val="32"/>
                 <w:szCs w:val="32"/>
               </w:rPr>
-              <w:t>)-  ÍqÉ</w:t>
-            </w:r>
+              <w:t>)</w:t>
+            </w:r>
+            <w:proofErr w:type="gramStart"/>
+            <w:r>
+              <w:rPr>
+                <w:rFonts w:ascii="BRH Devanagari Extra" w:hAnsi="BRH Devanagari Extra" w:cs="BRH Devanagari Extra"/>
+                <w:color w:val="000000"/>
+                <w:sz w:val="32"/>
+                <w:szCs w:val="32"/>
+              </w:rPr>
+              <w:t>-  ÍqÉ</w:t>
+            </w:r>
+            <w:proofErr w:type="gramEnd"/>
             <w:r>
               <w:rPr>
                 <w:rFonts w:ascii="BRH Malayalam Extra" w:hAnsi="BRH Malayalam Extra" w:cs="BRH Devanagari Extra"/>
@@ -16137,8 +23517,19 @@
                 <w:sz w:val="32"/>
                 <w:szCs w:val="32"/>
               </w:rPr>
-              <w:t>)-  C</w:t>
-            </w:r>
+              <w:t>)</w:t>
+            </w:r>
+            <w:proofErr w:type="gramStart"/>
+            <w:r>
+              <w:rPr>
+                <w:rFonts w:ascii="BRH Devanagari Extra" w:hAnsi="BRH Devanagari Extra" w:cs="BRH Devanagari Extra"/>
+                <w:color w:val="000000"/>
+                <w:sz w:val="32"/>
+                <w:szCs w:val="32"/>
+              </w:rPr>
+              <w:t>-  C</w:t>
+            </w:r>
+            <w:proofErr w:type="gramEnd"/>
             <w:r>
               <w:rPr>
                 <w:rFonts w:ascii="BRH Malayalam Extra" w:hAnsi="BRH Malayalam Extra" w:cs="BRH Devanagari Extra"/>
@@ -16702,7 +24093,27 @@
                 <w:sz w:val="32"/>
                 <w:szCs w:val="32"/>
               </w:rPr>
-              <w:t>)-  ¤É</w:t>
+              <w:t>)</w:t>
+            </w:r>
+            <w:proofErr w:type="gramStart"/>
+            <w:r>
+              <w:rPr>
+                <w:rFonts w:ascii="BRH Devanagari Extra" w:hAnsi="BRH Devanagari Extra" w:cs="BRH Devanagari Extra"/>
+                <w:color w:val="000000"/>
+                <w:sz w:val="32"/>
+                <w:szCs w:val="32"/>
+              </w:rPr>
+              <w:t>-  ¤</w:t>
+            </w:r>
+            <w:proofErr w:type="gramEnd"/>
+            <w:r>
+              <w:rPr>
+                <w:rFonts w:ascii="BRH Devanagari Extra" w:hAnsi="BRH Devanagari Extra" w:cs="BRH Devanagari Extra"/>
+                <w:color w:val="000000"/>
+                <w:sz w:val="32"/>
+                <w:szCs w:val="32"/>
+              </w:rPr>
+              <w:t>É</w:t>
             </w:r>
             <w:r>
               <w:rPr>
@@ -17305,8 +24716,19 @@
                 <w:sz w:val="32"/>
                 <w:szCs w:val="32"/>
               </w:rPr>
-              <w:t>)-  ÍqÉ</w:t>
-            </w:r>
+              <w:t>)</w:t>
+            </w:r>
+            <w:proofErr w:type="gramStart"/>
+            <w:r>
+              <w:rPr>
+                <w:rFonts w:ascii="BRH Devanagari Extra" w:hAnsi="BRH Devanagari Extra" w:cs="BRH Devanagari Extra"/>
+                <w:color w:val="000000"/>
+                <w:sz w:val="32"/>
+                <w:szCs w:val="32"/>
+              </w:rPr>
+              <w:t>-  ÍqÉ</w:t>
+            </w:r>
+            <w:proofErr w:type="gramEnd"/>
             <w:r>
               <w:rPr>
                 <w:rFonts w:ascii="BRH Malayalam Extra" w:hAnsi="BRH Malayalam Extra" w:cs="BRH Devanagari Extra"/>
@@ -17866,8 +25288,19 @@
                 <w:sz w:val="32"/>
                 <w:szCs w:val="32"/>
               </w:rPr>
-              <w:t>)-  ÍqÉ</w:t>
-            </w:r>
+              <w:t>)</w:t>
+            </w:r>
+            <w:proofErr w:type="gramStart"/>
+            <w:r>
+              <w:rPr>
+                <w:rFonts w:ascii="BRH Devanagari Extra" w:hAnsi="BRH Devanagari Extra" w:cs="BRH Devanagari Extra"/>
+                <w:color w:val="000000"/>
+                <w:sz w:val="32"/>
+                <w:szCs w:val="32"/>
+              </w:rPr>
+              <w:t>-  ÍqÉ</w:t>
+            </w:r>
+            <w:proofErr w:type="gramEnd"/>
             <w:r>
               <w:rPr>
                 <w:rFonts w:ascii="BRH Malayalam Extra" w:hAnsi="BRH Malayalam Extra" w:cs="BRH Devanagari Extra"/>
@@ -18182,7 +25615,27 @@
                 <w:sz w:val="32"/>
                 <w:szCs w:val="32"/>
               </w:rPr>
-              <w:t>)-  bÉ×</w:t>
+              <w:t>)</w:t>
+            </w:r>
+            <w:proofErr w:type="gramStart"/>
+            <w:r>
+              <w:rPr>
+                <w:rFonts w:ascii="BRH Devanagari Extra" w:hAnsi="BRH Devanagari Extra" w:cs="BRH Devanagari Extra"/>
+                <w:color w:val="000000"/>
+                <w:sz w:val="32"/>
+                <w:szCs w:val="32"/>
+              </w:rPr>
+              <w:t>-  bÉ</w:t>
+            </w:r>
+            <w:proofErr w:type="gramEnd"/>
+            <w:r>
+              <w:rPr>
+                <w:rFonts w:ascii="BRH Devanagari Extra" w:hAnsi="BRH Devanagari Extra" w:cs="BRH Devanagari Extra"/>
+                <w:color w:val="000000"/>
+                <w:sz w:val="32"/>
+                <w:szCs w:val="32"/>
+              </w:rPr>
+              <w:t>×</w:t>
             </w:r>
             <w:r>
               <w:rPr>
@@ -18477,7 +25930,27 @@
                 <w:sz w:val="32"/>
                 <w:szCs w:val="32"/>
               </w:rPr>
-              <w:t>)-  bÉ×</w:t>
+              <w:t>)</w:t>
+            </w:r>
+            <w:proofErr w:type="gramStart"/>
+            <w:r>
+              <w:rPr>
+                <w:rFonts w:ascii="BRH Devanagari Extra" w:hAnsi="BRH Devanagari Extra" w:cs="BRH Devanagari Extra"/>
+                <w:color w:val="000000"/>
+                <w:sz w:val="32"/>
+                <w:szCs w:val="32"/>
+              </w:rPr>
+              <w:t>-  bÉ</w:t>
+            </w:r>
+            <w:proofErr w:type="gramEnd"/>
+            <w:r>
+              <w:rPr>
+                <w:rFonts w:ascii="BRH Devanagari Extra" w:hAnsi="BRH Devanagari Extra" w:cs="BRH Devanagari Extra"/>
+                <w:color w:val="000000"/>
+                <w:sz w:val="32"/>
+                <w:szCs w:val="32"/>
+              </w:rPr>
+              <w:t>×</w:t>
             </w:r>
             <w:r>
               <w:rPr>
@@ -18758,7 +26231,27 @@
                 <w:sz w:val="32"/>
                 <w:szCs w:val="32"/>
               </w:rPr>
-              <w:t xml:space="preserve">)-  AÉzÉÉÿ | AÉåwÉþkÉÏlÉÉqÉç | </w:t>
+              <w:t>)</w:t>
+            </w:r>
+            <w:proofErr w:type="gramStart"/>
+            <w:r>
+              <w:rPr>
+                <w:rFonts w:ascii="BRH Devanagari Extra" w:hAnsi="BRH Devanagari Extra" w:cs="BRH Devanagari Extra"/>
+                <w:color w:val="000000"/>
+                <w:sz w:val="32"/>
+                <w:szCs w:val="32"/>
+              </w:rPr>
+              <w:t>-  AÉzÉÉÿ</w:t>
+            </w:r>
+            <w:proofErr w:type="gramEnd"/>
+            <w:r>
+              <w:rPr>
+                <w:rFonts w:ascii="BRH Devanagari Extra" w:hAnsi="BRH Devanagari Extra" w:cs="BRH Devanagari Extra"/>
+                <w:color w:val="000000"/>
+                <w:sz w:val="32"/>
+                <w:szCs w:val="32"/>
+              </w:rPr>
+              <w:t xml:space="preserve"> | AÉåwÉþkÉÏlÉÉqÉç | </w:t>
             </w:r>
           </w:p>
           <w:p>
@@ -19150,7 +26643,27 @@
                 <w:sz w:val="32"/>
                 <w:szCs w:val="32"/>
               </w:rPr>
-              <w:t xml:space="preserve">)-  AÉzÉÉÿ | AÉåwÉþkÉÏlÉÉqÉç | </w:t>
+              <w:t>)</w:t>
+            </w:r>
+            <w:proofErr w:type="gramStart"/>
+            <w:r>
+              <w:rPr>
+                <w:rFonts w:ascii="BRH Devanagari Extra" w:hAnsi="BRH Devanagari Extra" w:cs="BRH Devanagari Extra"/>
+                <w:color w:val="000000"/>
+                <w:sz w:val="32"/>
+                <w:szCs w:val="32"/>
+              </w:rPr>
+              <w:t>-  AÉzÉÉÿ</w:t>
+            </w:r>
+            <w:proofErr w:type="gramEnd"/>
+            <w:r>
+              <w:rPr>
+                <w:rFonts w:ascii="BRH Devanagari Extra" w:hAnsi="BRH Devanagari Extra" w:cs="BRH Devanagari Extra"/>
+                <w:color w:val="000000"/>
+                <w:sz w:val="32"/>
+                <w:szCs w:val="32"/>
+              </w:rPr>
+              <w:t xml:space="preserve"> | AÉåwÉþkÉÏlÉÉqÉç | </w:t>
             </w:r>
           </w:p>
           <w:p>
@@ -19547,7 +27060,27 @@
                 <w:sz w:val="32"/>
                 <w:szCs w:val="32"/>
               </w:rPr>
-              <w:t>)-  NûlSþÈ | AeÉÉþiÉzÉ§ÉÑÈ | xrÉÉå</w:t>
+              <w:t>)</w:t>
+            </w:r>
+            <w:proofErr w:type="gramStart"/>
+            <w:r>
+              <w:rPr>
+                <w:rFonts w:ascii="BRH Devanagari Extra" w:hAnsi="BRH Devanagari Extra" w:cs="BRH Devanagari Extra"/>
+                <w:color w:val="000000"/>
+                <w:sz w:val="32"/>
+                <w:szCs w:val="32"/>
+              </w:rPr>
+              <w:t>-  NûlSþÈ</w:t>
+            </w:r>
+            <w:proofErr w:type="gramEnd"/>
+            <w:r>
+              <w:rPr>
+                <w:rFonts w:ascii="BRH Devanagari Extra" w:hAnsi="BRH Devanagari Extra" w:cs="BRH Devanagari Extra"/>
+                <w:color w:val="000000"/>
+                <w:sz w:val="32"/>
+                <w:szCs w:val="32"/>
+              </w:rPr>
+              <w:t xml:space="preserve"> | AeÉÉþiÉzÉ§ÉÑÈ | xrÉÉå</w:t>
             </w:r>
             <w:r>
               <w:rPr>
@@ -19958,7 +27491,27 @@
                 <w:sz w:val="32"/>
                 <w:szCs w:val="32"/>
               </w:rPr>
-              <w:t>)-  NûlSþÈ | AeÉÉþiÉzÉ§ÉÑÈ | xrÉÉå</w:t>
+              <w:t>)</w:t>
+            </w:r>
+            <w:proofErr w:type="gramStart"/>
+            <w:r>
+              <w:rPr>
+                <w:rFonts w:ascii="BRH Devanagari Extra" w:hAnsi="BRH Devanagari Extra" w:cs="BRH Devanagari Extra"/>
+                <w:color w:val="000000"/>
+                <w:sz w:val="32"/>
+                <w:szCs w:val="32"/>
+              </w:rPr>
+              <w:t>-  NûlSþÈ</w:t>
+            </w:r>
+            <w:proofErr w:type="gramEnd"/>
+            <w:r>
+              <w:rPr>
+                <w:rFonts w:ascii="BRH Devanagari Extra" w:hAnsi="BRH Devanagari Extra" w:cs="BRH Devanagari Extra"/>
+                <w:color w:val="000000"/>
+                <w:sz w:val="32"/>
+                <w:szCs w:val="32"/>
+              </w:rPr>
+              <w:t xml:space="preserve"> | AeÉÉþiÉzÉ§ÉÑÈ | xrÉÉå</w:t>
             </w:r>
             <w:r>
               <w:rPr>
@@ -20374,7 +27927,27 @@
                 <w:sz w:val="32"/>
                 <w:szCs w:val="32"/>
               </w:rPr>
-              <w:t>)-  bÉ×</w:t>
+              <w:t>)</w:t>
+            </w:r>
+            <w:proofErr w:type="gramStart"/>
+            <w:r>
+              <w:rPr>
+                <w:rFonts w:ascii="BRH Devanagari Extra" w:hAnsi="BRH Devanagari Extra" w:cs="BRH Devanagari Extra"/>
+                <w:color w:val="000000"/>
+                <w:sz w:val="32"/>
+                <w:szCs w:val="32"/>
+              </w:rPr>
+              <w:t>-  bÉ</w:t>
+            </w:r>
+            <w:proofErr w:type="gramEnd"/>
+            <w:r>
+              <w:rPr>
+                <w:rFonts w:ascii="BRH Devanagari Extra" w:hAnsi="BRH Devanagari Extra" w:cs="BRH Devanagari Extra"/>
+                <w:color w:val="000000"/>
+                <w:sz w:val="32"/>
+                <w:szCs w:val="32"/>
+              </w:rPr>
+              <w:t>×</w:t>
             </w:r>
             <w:r>
               <w:rPr>
@@ -21002,7 +28575,27 @@
                 <w:sz w:val="32"/>
                 <w:szCs w:val="32"/>
               </w:rPr>
-              <w:t>)-  bÉ×</w:t>
+              <w:t>)</w:t>
+            </w:r>
+            <w:proofErr w:type="gramStart"/>
+            <w:r>
+              <w:rPr>
+                <w:rFonts w:ascii="BRH Devanagari Extra" w:hAnsi="BRH Devanagari Extra" w:cs="BRH Devanagari Extra"/>
+                <w:color w:val="000000"/>
+                <w:sz w:val="32"/>
+                <w:szCs w:val="32"/>
+              </w:rPr>
+              <w:t>-  bÉ</w:t>
+            </w:r>
+            <w:proofErr w:type="gramEnd"/>
+            <w:r>
+              <w:rPr>
+                <w:rFonts w:ascii="BRH Devanagari Extra" w:hAnsi="BRH Devanagari Extra" w:cs="BRH Devanagari Extra"/>
+                <w:color w:val="000000"/>
+                <w:sz w:val="32"/>
+                <w:szCs w:val="32"/>
+              </w:rPr>
+              <w:t>×</w:t>
             </w:r>
             <w:r>
               <w:rPr>
@@ -21325,7 +28918,27 @@
                 <w:sz w:val="32"/>
                 <w:szCs w:val="32"/>
               </w:rPr>
-              <w:t>)-  bÉ×</w:t>
+              <w:t>)</w:t>
+            </w:r>
+            <w:proofErr w:type="gramStart"/>
+            <w:r>
+              <w:rPr>
+                <w:rFonts w:ascii="BRH Devanagari Extra" w:hAnsi="BRH Devanagari Extra" w:cs="BRH Devanagari Extra"/>
+                <w:color w:val="000000"/>
+                <w:sz w:val="32"/>
+                <w:szCs w:val="32"/>
+              </w:rPr>
+              <w:t>-  bÉ</w:t>
+            </w:r>
+            <w:proofErr w:type="gramEnd"/>
+            <w:r>
+              <w:rPr>
+                <w:rFonts w:ascii="BRH Devanagari Extra" w:hAnsi="BRH Devanagari Extra" w:cs="BRH Devanagari Extra"/>
+                <w:color w:val="000000"/>
+                <w:sz w:val="32"/>
+                <w:szCs w:val="32"/>
+              </w:rPr>
+              <w:t>×</w:t>
             </w:r>
             <w:r>
               <w:rPr>
@@ -21889,7 +29502,27 @@
                 <w:sz w:val="32"/>
                 <w:szCs w:val="32"/>
               </w:rPr>
-              <w:t>)-  bÉ×</w:t>
+              <w:t>)</w:t>
+            </w:r>
+            <w:proofErr w:type="gramStart"/>
+            <w:r>
+              <w:rPr>
+                <w:rFonts w:ascii="BRH Devanagari Extra" w:hAnsi="BRH Devanagari Extra" w:cs="BRH Devanagari Extra"/>
+                <w:color w:val="000000"/>
+                <w:sz w:val="32"/>
+                <w:szCs w:val="32"/>
+              </w:rPr>
+              <w:t>-  bÉ</w:t>
+            </w:r>
+            <w:proofErr w:type="gramEnd"/>
+            <w:r>
+              <w:rPr>
+                <w:rFonts w:ascii="BRH Devanagari Extra" w:hAnsi="BRH Devanagari Extra" w:cs="BRH Devanagari Extra"/>
+                <w:color w:val="000000"/>
+                <w:sz w:val="32"/>
+                <w:szCs w:val="32"/>
+              </w:rPr>
+              <w:t>×</w:t>
             </w:r>
             <w:r>
               <w:rPr>
@@ -22239,7 +29872,27 @@
                 <w:sz w:val="32"/>
                 <w:szCs w:val="32"/>
               </w:rPr>
-              <w:t>)-  mÉ×</w:t>
+              <w:t>)</w:t>
+            </w:r>
+            <w:proofErr w:type="gramStart"/>
+            <w:r>
+              <w:rPr>
+                <w:rFonts w:ascii="BRH Devanagari Extra" w:hAnsi="BRH Devanagari Extra" w:cs="BRH Devanagari Extra"/>
+                <w:color w:val="000000"/>
+                <w:sz w:val="32"/>
+                <w:szCs w:val="32"/>
+              </w:rPr>
+              <w:t>-  mÉ</w:t>
+            </w:r>
+            <w:proofErr w:type="gramEnd"/>
+            <w:r>
+              <w:rPr>
+                <w:rFonts w:ascii="BRH Devanagari Extra" w:hAnsi="BRH Devanagari Extra" w:cs="BRH Devanagari Extra"/>
+                <w:color w:val="000000"/>
+                <w:sz w:val="32"/>
+                <w:szCs w:val="32"/>
+              </w:rPr>
+              <w:t>×</w:t>
             </w:r>
             <w:r>
               <w:rPr>
@@ -22703,7 +30356,27 @@
                 <w:sz w:val="32"/>
                 <w:szCs w:val="32"/>
               </w:rPr>
-              <w:t>)-  mÉ×</w:t>
+              <w:t>)</w:t>
+            </w:r>
+            <w:proofErr w:type="gramStart"/>
+            <w:r>
+              <w:rPr>
+                <w:rFonts w:ascii="BRH Devanagari Extra" w:hAnsi="BRH Devanagari Extra" w:cs="BRH Devanagari Extra"/>
+                <w:color w:val="000000"/>
+                <w:sz w:val="32"/>
+                <w:szCs w:val="32"/>
+              </w:rPr>
+              <w:t>-  mÉ</w:t>
+            </w:r>
+            <w:proofErr w:type="gramEnd"/>
+            <w:r>
+              <w:rPr>
+                <w:rFonts w:ascii="BRH Devanagari Extra" w:hAnsi="BRH Devanagari Extra" w:cs="BRH Devanagari Extra"/>
+                <w:color w:val="000000"/>
+                <w:sz w:val="32"/>
+                <w:szCs w:val="32"/>
+              </w:rPr>
+              <w:t>×</w:t>
             </w:r>
             <w:r>
               <w:rPr>
@@ -23583,7 +31256,7 @@
 </file>
 
 <file path=word/endnotes.xml><?xml version="1.0" encoding="utf-8"?>
-<w:endnotes xmlns:wpc="http://schemas.microsoft.com/office/word/2010/wordprocessingCanvas" xmlns:cx="http://schemas.microsoft.com/office/drawing/2014/chartex" xmlns:cx1="http://schemas.microsoft.com/office/drawing/2015/9/8/chartex" xmlns:cx2="http://schemas.microsoft.com/office/drawing/2015/10/21/chartex" xmlns:cx3="http://schemas.microsoft.com/office/drawing/2016/5/9/chartex" xmlns:cx4="http://schemas.microsoft.com/office/drawing/2016/5/10/chartex" xmlns:cx5="http://schemas.microsoft.com/office/drawing/2016/5/11/chartex" xmlns:cx6="http://schemas.microsoft.com/office/drawing/2016/5/12/chartex" xmlns:cx7="http://schemas.microsoft.com/office/drawing/2016/5/13/chartex" xmlns:cx8="http://schemas.microsoft.com/office/drawing/2016/5/14/chartex" xmlns:mc="http://schemas.openxmlformats.org/markup-compatibility/2006" xmlns:aink="http://schemas.microsoft.com/office/drawing/2016/ink" xmlns:am3d="http://schemas.microsoft.com/office/drawing/2017/model3d" xmlns:o="urn:schemas-microsoft-com:office:office" xmlns:oel="http://schemas.microsoft.com/office/2019/extlst" xmlns:r="http://schemas.openxmlformats.org/officeDocument/2006/relationships" xmlns:m="http://schemas.openxmlformats.org/officeDocument/2006/math" xmlns:v="urn:schemas-microsoft-com:vml" xmlns:wp14="http://schemas.microsoft.com/office/word/2010/wordprocessingDrawing" xmlns:wp="http://schemas.openxmlformats.org/drawingml/2006/wordprocessingDrawing" xmlns:w10="urn:schemas-microsoft-com:office:word" xmlns:w="http://schemas.openxmlformats.org/wordprocessingml/2006/main" xmlns:w14="http://schemas.microsoft.com/office/word/2010/wordml" xmlns:w15="http://schemas.microsoft.com/office/word/2012/wordml" xmlns:w16cex="http://schemas.microsoft.com/office/word/2018/wordml/cex" xmlns:w16cid="http://schemas.microsoft.com/office/word/2016/wordml/cid" xmlns:w16="http://schemas.microsoft.com/office/word/2018/wordml" xmlns:w16sdtdh="http://schemas.microsoft.com/office/word/2020/wordml/sdtdatahash" xmlns:w16se="http://schemas.microsoft.com/office/word/2015/wordml/symex" xmlns:wpg="http://schemas.microsoft.com/office/word/2010/wordprocessingGroup" xmlns:wpi="http://schemas.microsoft.com/office/word/2010/wordprocessingInk" xmlns:wne="http://schemas.microsoft.com/office/word/2006/wordml" xmlns:wps="http://schemas.microsoft.com/office/word/2010/wordprocessingShape" mc:Ignorable="w14 w15 w16se w16cid w16 w16cex w16sdtdh wp14">
+<w:endnotes xmlns:wpc="http://schemas.microsoft.com/office/word/2010/wordprocessingCanvas" xmlns:cx="http://schemas.microsoft.com/office/drawing/2014/chartex" xmlns:cx1="http://schemas.microsoft.com/office/drawing/2015/9/8/chartex" xmlns:cx2="http://schemas.microsoft.com/office/drawing/2015/10/21/chartex" xmlns:cx3="http://schemas.microsoft.com/office/drawing/2016/5/9/chartex" xmlns:cx4="http://schemas.microsoft.com/office/drawing/2016/5/10/chartex" xmlns:cx5="http://schemas.microsoft.com/office/drawing/2016/5/11/chartex" xmlns:cx6="http://schemas.microsoft.com/office/drawing/2016/5/12/chartex" xmlns:cx7="http://schemas.microsoft.com/office/drawing/2016/5/13/chartex" xmlns:cx8="http://schemas.microsoft.com/office/drawing/2016/5/14/chartex" xmlns:mc="http://schemas.openxmlformats.org/markup-compatibility/2006" xmlns:aink="http://schemas.microsoft.com/office/drawing/2016/ink" xmlns:am3d="http://schemas.microsoft.com/office/drawing/2017/model3d" xmlns:o="urn:schemas-microsoft-com:office:office" xmlns:oel="http://schemas.microsoft.com/office/2019/extlst" xmlns:r="http://schemas.openxmlformats.org/officeDocument/2006/relationships" xmlns:m="http://schemas.openxmlformats.org/officeDocument/2006/math" xmlns:v="urn:schemas-microsoft-com:vml" xmlns:wp14="http://schemas.microsoft.com/office/word/2010/wordprocessingDrawing" xmlns:wp="http://schemas.openxmlformats.org/drawingml/2006/wordprocessingDrawing" xmlns:w10="urn:schemas-microsoft-com:office:word" xmlns:w="http://schemas.openxmlformats.org/wordprocessingml/2006/main" xmlns:w14="http://schemas.microsoft.com/office/word/2010/wordml" xmlns:w15="http://schemas.microsoft.com/office/word/2012/wordml" xmlns:w16cex="http://schemas.microsoft.com/office/word/2018/wordml/cex" xmlns:w16cid="http://schemas.microsoft.com/office/word/2016/wordml/cid" xmlns:w16="http://schemas.microsoft.com/office/word/2018/wordml" xmlns:w16du="http://schemas.microsoft.com/office/word/2023/wordml/word16du" xmlns:w16sdtdh="http://schemas.microsoft.com/office/word/2020/wordml/sdtdatahash" xmlns:w16sdtfl="http://schemas.microsoft.com/office/word/2024/wordml/sdtformatlock" xmlns:w16se="http://schemas.microsoft.com/office/word/2015/wordml/symex" xmlns:wpg="http://schemas.microsoft.com/office/word/2010/wordprocessingGroup" xmlns:wpi="http://schemas.microsoft.com/office/word/2010/wordprocessingInk" xmlns:wne="http://schemas.microsoft.com/office/word/2006/wordml" xmlns:wps="http://schemas.microsoft.com/office/word/2010/wordprocessingShape" mc:Ignorable="w14 w15 w16se w16cid w16 w16cex w16sdtdh w16sdtfl w16du wp14">
   <w:endnote w:type="separator" w:id="-1">
     <w:p>
       <w:pPr>
@@ -23608,7 +31281,7 @@
 </file>
 
 <file path=word/footer1.xml><?xml version="1.0" encoding="utf-8"?>
-<w:ftr xmlns:wpc="http://schemas.microsoft.com/office/word/2010/wordprocessingCanvas" xmlns:cx="http://schemas.microsoft.com/office/drawing/2014/chartex" xmlns:cx1="http://schemas.microsoft.com/office/drawing/2015/9/8/chartex" xmlns:cx2="http://schemas.microsoft.com/office/drawing/2015/10/21/chartex" xmlns:cx3="http://schemas.microsoft.com/office/drawing/2016/5/9/chartex" xmlns:cx4="http://schemas.microsoft.com/office/drawing/2016/5/10/chartex" xmlns:cx5="http://schemas.microsoft.com/office/drawing/2016/5/11/chartex" xmlns:cx6="http://schemas.microsoft.com/office/drawing/2016/5/12/chartex" xmlns:cx7="http://schemas.microsoft.com/office/drawing/2016/5/13/chartex" xmlns:cx8="http://schemas.microsoft.com/office/drawing/2016/5/14/chartex" xmlns:mc="http://schemas.openxmlformats.org/markup-compatibility/2006" xmlns:aink="http://schemas.microsoft.com/office/drawing/2016/ink" xmlns:am3d="http://schemas.microsoft.com/office/drawing/2017/model3d" xmlns:o="urn:schemas-microsoft-com:office:office" xmlns:oel="http://schemas.microsoft.com/office/2019/extlst" xmlns:r="http://schemas.openxmlformats.org/officeDocument/2006/relationships" xmlns:m="http://schemas.openxmlformats.org/officeDocument/2006/math" xmlns:v="urn:schemas-microsoft-com:vml" xmlns:wp14="http://schemas.microsoft.com/office/word/2010/wordprocessingDrawing" xmlns:wp="http://schemas.openxmlformats.org/drawingml/2006/wordprocessingDrawing" xmlns:w10="urn:schemas-microsoft-com:office:word" xmlns:w="http://schemas.openxmlformats.org/wordprocessingml/2006/main" xmlns:w14="http://schemas.microsoft.com/office/word/2010/wordml" xmlns:w15="http://schemas.microsoft.com/office/word/2012/wordml" xmlns:w16cex="http://schemas.microsoft.com/office/word/2018/wordml/cex" xmlns:w16cid="http://schemas.microsoft.com/office/word/2016/wordml/cid" xmlns:w16="http://schemas.microsoft.com/office/word/2018/wordml" xmlns:w16sdtdh="http://schemas.microsoft.com/office/word/2020/wordml/sdtdatahash" xmlns:w16se="http://schemas.microsoft.com/office/word/2015/wordml/symex" xmlns:wpg="http://schemas.microsoft.com/office/word/2010/wordprocessingGroup" xmlns:wpi="http://schemas.microsoft.com/office/word/2010/wordprocessingInk" xmlns:wne="http://schemas.microsoft.com/office/word/2006/wordml" xmlns:wps="http://schemas.microsoft.com/office/word/2010/wordprocessingShape" mc:Ignorable="w14 w15 w16se w16cid w16 w16cex w16sdtdh wp14">
+<w:ftr xmlns:wpc="http://schemas.microsoft.com/office/word/2010/wordprocessingCanvas" xmlns:cx="http://schemas.microsoft.com/office/drawing/2014/chartex" xmlns:cx1="http://schemas.microsoft.com/office/drawing/2015/9/8/chartex" xmlns:cx2="http://schemas.microsoft.com/office/drawing/2015/10/21/chartex" xmlns:cx3="http://schemas.microsoft.com/office/drawing/2016/5/9/chartex" xmlns:cx4="http://schemas.microsoft.com/office/drawing/2016/5/10/chartex" xmlns:cx5="http://schemas.microsoft.com/office/drawing/2016/5/11/chartex" xmlns:cx6="http://schemas.microsoft.com/office/drawing/2016/5/12/chartex" xmlns:cx7="http://schemas.microsoft.com/office/drawing/2016/5/13/chartex" xmlns:cx8="http://schemas.microsoft.com/office/drawing/2016/5/14/chartex" xmlns:mc="http://schemas.openxmlformats.org/markup-compatibility/2006" xmlns:aink="http://schemas.microsoft.com/office/drawing/2016/ink" xmlns:am3d="http://schemas.microsoft.com/office/drawing/2017/model3d" xmlns:o="urn:schemas-microsoft-com:office:office" xmlns:oel="http://schemas.microsoft.com/office/2019/extlst" xmlns:r="http://schemas.openxmlformats.org/officeDocument/2006/relationships" xmlns:m="http://schemas.openxmlformats.org/officeDocument/2006/math" xmlns:v="urn:schemas-microsoft-com:vml" xmlns:wp14="http://schemas.microsoft.com/office/word/2010/wordprocessingDrawing" xmlns:wp="http://schemas.openxmlformats.org/drawingml/2006/wordprocessingDrawing" xmlns:w10="urn:schemas-microsoft-com:office:word" xmlns:w="http://schemas.openxmlformats.org/wordprocessingml/2006/main" xmlns:w14="http://schemas.microsoft.com/office/word/2010/wordml" xmlns:w15="http://schemas.microsoft.com/office/word/2012/wordml" xmlns:w16cex="http://schemas.microsoft.com/office/word/2018/wordml/cex" xmlns:w16cid="http://schemas.microsoft.com/office/word/2016/wordml/cid" xmlns:w16="http://schemas.microsoft.com/office/word/2018/wordml" xmlns:w16du="http://schemas.microsoft.com/office/word/2023/wordml/word16du" xmlns:w16sdtdh="http://schemas.microsoft.com/office/word/2020/wordml/sdtdatahash" xmlns:w16sdtfl="http://schemas.microsoft.com/office/word/2024/wordml/sdtformatlock" xmlns:w16se="http://schemas.microsoft.com/office/word/2015/wordml/symex" xmlns:wpg="http://schemas.microsoft.com/office/word/2010/wordprocessingGroup" xmlns:wpi="http://schemas.microsoft.com/office/word/2010/wordprocessingInk" xmlns:wne="http://schemas.microsoft.com/office/word/2006/wordml" xmlns:wps="http://schemas.microsoft.com/office/word/2010/wordprocessingShape" mc:Ignorable="w14 w15 w16se w16cid w16 w16cex w16sdtdh w16sdtfl w16du wp14">
   <w:p>
     <w:pPr>
       <w:pBdr>
@@ -23790,7 +31463,7 @@
 </file>
 
 <file path=word/footer2.xml><?xml version="1.0" encoding="utf-8"?>
-<w:ftr xmlns:wpc="http://schemas.microsoft.com/office/word/2010/wordprocessingCanvas" xmlns:cx="http://schemas.microsoft.com/office/drawing/2014/chartex" xmlns:cx1="http://schemas.microsoft.com/office/drawing/2015/9/8/chartex" xmlns:cx2="http://schemas.microsoft.com/office/drawing/2015/10/21/chartex" xmlns:cx3="http://schemas.microsoft.com/office/drawing/2016/5/9/chartex" xmlns:cx4="http://schemas.microsoft.com/office/drawing/2016/5/10/chartex" xmlns:cx5="http://schemas.microsoft.com/office/drawing/2016/5/11/chartex" xmlns:cx6="http://schemas.microsoft.com/office/drawing/2016/5/12/chartex" xmlns:cx7="http://schemas.microsoft.com/office/drawing/2016/5/13/chartex" xmlns:cx8="http://schemas.microsoft.com/office/drawing/2016/5/14/chartex" xmlns:mc="http://schemas.openxmlformats.org/markup-compatibility/2006" xmlns:aink="http://schemas.microsoft.com/office/drawing/2016/ink" xmlns:am3d="http://schemas.microsoft.com/office/drawing/2017/model3d" xmlns:o="urn:schemas-microsoft-com:office:office" xmlns:oel="http://schemas.microsoft.com/office/2019/extlst" xmlns:r="http://schemas.openxmlformats.org/officeDocument/2006/relationships" xmlns:m="http://schemas.openxmlformats.org/officeDocument/2006/math" xmlns:v="urn:schemas-microsoft-com:vml" xmlns:wp14="http://schemas.microsoft.com/office/word/2010/wordprocessingDrawing" xmlns:wp="http://schemas.openxmlformats.org/drawingml/2006/wordprocessingDrawing" xmlns:w10="urn:schemas-microsoft-com:office:word" xmlns:w="http://schemas.openxmlformats.org/wordprocessingml/2006/main" xmlns:w14="http://schemas.microsoft.com/office/word/2010/wordml" xmlns:w15="http://schemas.microsoft.com/office/word/2012/wordml" xmlns:w16cex="http://schemas.microsoft.com/office/word/2018/wordml/cex" xmlns:w16cid="http://schemas.microsoft.com/office/word/2016/wordml/cid" xmlns:w16="http://schemas.microsoft.com/office/word/2018/wordml" xmlns:w16sdtdh="http://schemas.microsoft.com/office/word/2020/wordml/sdtdatahash" xmlns:w16se="http://schemas.microsoft.com/office/word/2015/wordml/symex" xmlns:wpg="http://schemas.microsoft.com/office/word/2010/wordprocessingGroup" xmlns:wpi="http://schemas.microsoft.com/office/word/2010/wordprocessingInk" xmlns:wne="http://schemas.microsoft.com/office/word/2006/wordml" xmlns:wps="http://schemas.microsoft.com/office/word/2010/wordprocessingShape" mc:Ignorable="w14 w15 w16se w16cid w16 w16cex w16sdtdh wp14">
+<w:ftr xmlns:wpc="http://schemas.microsoft.com/office/word/2010/wordprocessingCanvas" xmlns:cx="http://schemas.microsoft.com/office/drawing/2014/chartex" xmlns:cx1="http://schemas.microsoft.com/office/drawing/2015/9/8/chartex" xmlns:cx2="http://schemas.microsoft.com/office/drawing/2015/10/21/chartex" xmlns:cx3="http://schemas.microsoft.com/office/drawing/2016/5/9/chartex" xmlns:cx4="http://schemas.microsoft.com/office/drawing/2016/5/10/chartex" xmlns:cx5="http://schemas.microsoft.com/office/drawing/2016/5/11/chartex" xmlns:cx6="http://schemas.microsoft.com/office/drawing/2016/5/12/chartex" xmlns:cx7="http://schemas.microsoft.com/office/drawing/2016/5/13/chartex" xmlns:cx8="http://schemas.microsoft.com/office/drawing/2016/5/14/chartex" xmlns:mc="http://schemas.openxmlformats.org/markup-compatibility/2006" xmlns:aink="http://schemas.microsoft.com/office/drawing/2016/ink" xmlns:am3d="http://schemas.microsoft.com/office/drawing/2017/model3d" xmlns:o="urn:schemas-microsoft-com:office:office" xmlns:oel="http://schemas.microsoft.com/office/2019/extlst" xmlns:r="http://schemas.openxmlformats.org/officeDocument/2006/relationships" xmlns:m="http://schemas.openxmlformats.org/officeDocument/2006/math" xmlns:v="urn:schemas-microsoft-com:vml" xmlns:wp14="http://schemas.microsoft.com/office/word/2010/wordprocessingDrawing" xmlns:wp="http://schemas.openxmlformats.org/drawingml/2006/wordprocessingDrawing" xmlns:w10="urn:schemas-microsoft-com:office:word" xmlns:w="http://schemas.openxmlformats.org/wordprocessingml/2006/main" xmlns:w14="http://schemas.microsoft.com/office/word/2010/wordml" xmlns:w15="http://schemas.microsoft.com/office/word/2012/wordml" xmlns:w16cex="http://schemas.microsoft.com/office/word/2018/wordml/cex" xmlns:w16cid="http://schemas.microsoft.com/office/word/2016/wordml/cid" xmlns:w16="http://schemas.microsoft.com/office/word/2018/wordml" xmlns:w16du="http://schemas.microsoft.com/office/word/2023/wordml/word16du" xmlns:w16sdtdh="http://schemas.microsoft.com/office/word/2020/wordml/sdtdatahash" xmlns:w16sdtfl="http://schemas.microsoft.com/office/word/2024/wordml/sdtformatlock" xmlns:w16se="http://schemas.microsoft.com/office/word/2015/wordml/symex" xmlns:wpg="http://schemas.microsoft.com/office/word/2010/wordprocessingGroup" xmlns:wpi="http://schemas.microsoft.com/office/word/2010/wordprocessingInk" xmlns:wne="http://schemas.microsoft.com/office/word/2006/wordml" xmlns:wps="http://schemas.microsoft.com/office/word/2010/wordprocessingShape" mc:Ignorable="w14 w15 w16se w16cid w16 w16cex w16sdtdh w16sdtfl w16du wp14">
   <w:p>
     <w:pPr>
       <w:pBdr>
@@ -23996,7 +31669,7 @@
 </file>
 
 <file path=word/footnotes.xml><?xml version="1.0" encoding="utf-8"?>
-<w:footnotes xmlns:wpc="http://schemas.microsoft.com/office/word/2010/wordprocessingCanvas" xmlns:cx="http://schemas.microsoft.com/office/drawing/2014/chartex" xmlns:cx1="http://schemas.microsoft.com/office/drawing/2015/9/8/chartex" xmlns:cx2="http://schemas.microsoft.com/office/drawing/2015/10/21/chartex" xmlns:cx3="http://schemas.microsoft.com/office/drawing/2016/5/9/chartex" xmlns:cx4="http://schemas.microsoft.com/office/drawing/2016/5/10/chartex" xmlns:cx5="http://schemas.microsoft.com/office/drawing/2016/5/11/chartex" xmlns:cx6="http://schemas.microsoft.com/office/drawing/2016/5/12/chartex" xmlns:cx7="http://schemas.microsoft.com/office/drawing/2016/5/13/chartex" xmlns:cx8="http://schemas.microsoft.com/office/drawing/2016/5/14/chartex" xmlns:mc="http://schemas.openxmlformats.org/markup-compatibility/2006" xmlns:aink="http://schemas.microsoft.com/office/drawing/2016/ink" xmlns:am3d="http://schemas.microsoft.com/office/drawing/2017/model3d" xmlns:o="urn:schemas-microsoft-com:office:office" xmlns:oel="http://schemas.microsoft.com/office/2019/extlst" xmlns:r="http://schemas.openxmlformats.org/officeDocument/2006/relationships" xmlns:m="http://schemas.openxmlformats.org/officeDocument/2006/math" xmlns:v="urn:schemas-microsoft-com:vml" xmlns:wp14="http://schemas.microsoft.com/office/word/2010/wordprocessingDrawing" xmlns:wp="http://schemas.openxmlformats.org/drawingml/2006/wordprocessingDrawing" xmlns:w10="urn:schemas-microsoft-com:office:word" xmlns:w="http://schemas.openxmlformats.org/wordprocessingml/2006/main" xmlns:w14="http://schemas.microsoft.com/office/word/2010/wordml" xmlns:w15="http://schemas.microsoft.com/office/word/2012/wordml" xmlns:w16cex="http://schemas.microsoft.com/office/word/2018/wordml/cex" xmlns:w16cid="http://schemas.microsoft.com/office/word/2016/wordml/cid" xmlns:w16="http://schemas.microsoft.com/office/word/2018/wordml" xmlns:w16sdtdh="http://schemas.microsoft.com/office/word/2020/wordml/sdtdatahash" xmlns:w16se="http://schemas.microsoft.com/office/word/2015/wordml/symex" xmlns:wpg="http://schemas.microsoft.com/office/word/2010/wordprocessingGroup" xmlns:wpi="http://schemas.microsoft.com/office/word/2010/wordprocessingInk" xmlns:wne="http://schemas.microsoft.com/office/word/2006/wordml" xmlns:wps="http://schemas.microsoft.com/office/word/2010/wordprocessingShape" mc:Ignorable="w14 w15 w16se w16cid w16 w16cex w16sdtdh wp14">
+<w:footnotes xmlns:wpc="http://schemas.microsoft.com/office/word/2010/wordprocessingCanvas" xmlns:cx="http://schemas.microsoft.com/office/drawing/2014/chartex" xmlns:cx1="http://schemas.microsoft.com/office/drawing/2015/9/8/chartex" xmlns:cx2="http://schemas.microsoft.com/office/drawing/2015/10/21/chartex" xmlns:cx3="http://schemas.microsoft.com/office/drawing/2016/5/9/chartex" xmlns:cx4="http://schemas.microsoft.com/office/drawing/2016/5/10/chartex" xmlns:cx5="http://schemas.microsoft.com/office/drawing/2016/5/11/chartex" xmlns:cx6="http://schemas.microsoft.com/office/drawing/2016/5/12/chartex" xmlns:cx7="http://schemas.microsoft.com/office/drawing/2016/5/13/chartex" xmlns:cx8="http://schemas.microsoft.com/office/drawing/2016/5/14/chartex" xmlns:mc="http://schemas.openxmlformats.org/markup-compatibility/2006" xmlns:aink="http://schemas.microsoft.com/office/drawing/2016/ink" xmlns:am3d="http://schemas.microsoft.com/office/drawing/2017/model3d" xmlns:o="urn:schemas-microsoft-com:office:office" xmlns:oel="http://schemas.microsoft.com/office/2019/extlst" xmlns:r="http://schemas.openxmlformats.org/officeDocument/2006/relationships" xmlns:m="http://schemas.openxmlformats.org/officeDocument/2006/math" xmlns:v="urn:schemas-microsoft-com:vml" xmlns:wp14="http://schemas.microsoft.com/office/word/2010/wordprocessingDrawing" xmlns:wp="http://schemas.openxmlformats.org/drawingml/2006/wordprocessingDrawing" xmlns:w10="urn:schemas-microsoft-com:office:word" xmlns:w="http://schemas.openxmlformats.org/wordprocessingml/2006/main" xmlns:w14="http://schemas.microsoft.com/office/word/2010/wordml" xmlns:w15="http://schemas.microsoft.com/office/word/2012/wordml" xmlns:w16cex="http://schemas.microsoft.com/office/word/2018/wordml/cex" xmlns:w16cid="http://schemas.microsoft.com/office/word/2016/wordml/cid" xmlns:w16="http://schemas.microsoft.com/office/word/2018/wordml" xmlns:w16du="http://schemas.microsoft.com/office/word/2023/wordml/word16du" xmlns:w16sdtdh="http://schemas.microsoft.com/office/word/2020/wordml/sdtdatahash" xmlns:w16sdtfl="http://schemas.microsoft.com/office/word/2024/wordml/sdtformatlock" xmlns:w16se="http://schemas.microsoft.com/office/word/2015/wordml/symex" xmlns:wpg="http://schemas.microsoft.com/office/word/2010/wordprocessingGroup" xmlns:wpi="http://schemas.microsoft.com/office/word/2010/wordprocessingInk" xmlns:wne="http://schemas.microsoft.com/office/word/2006/wordml" xmlns:wps="http://schemas.microsoft.com/office/word/2010/wordprocessingShape" mc:Ignorable="w14 w15 w16se w16cid w16 w16cex w16sdtdh w16sdtfl w16du wp14">
   <w:footnote w:type="separator" w:id="-1">
     <w:p>
       <w:pPr>
@@ -24021,7 +31694,7 @@
 </file>
 
 <file path=word/header1.xml><?xml version="1.0" encoding="utf-8"?>
-<w:hdr xmlns:wpc="http://schemas.microsoft.com/office/word/2010/wordprocessingCanvas" xmlns:cx="http://schemas.microsoft.com/office/drawing/2014/chartex" xmlns:cx1="http://schemas.microsoft.com/office/drawing/2015/9/8/chartex" xmlns:cx2="http://schemas.microsoft.com/office/drawing/2015/10/21/chartex" xmlns:cx3="http://schemas.microsoft.com/office/drawing/2016/5/9/chartex" xmlns:cx4="http://schemas.microsoft.com/office/drawing/2016/5/10/chartex" xmlns:cx5="http://schemas.microsoft.com/office/drawing/2016/5/11/chartex" xmlns:cx6="http://schemas.microsoft.com/office/drawing/2016/5/12/chartex" xmlns:cx7="http://schemas.microsoft.com/office/drawing/2016/5/13/chartex" xmlns:cx8="http://schemas.microsoft.com/office/drawing/2016/5/14/chartex" xmlns:mc="http://schemas.openxmlformats.org/markup-compatibility/2006" xmlns:aink="http://schemas.microsoft.com/office/drawing/2016/ink" xmlns:am3d="http://schemas.microsoft.com/office/drawing/2017/model3d" xmlns:o="urn:schemas-microsoft-com:office:office" xmlns:oel="http://schemas.microsoft.com/office/2019/extlst" xmlns:r="http://schemas.openxmlformats.org/officeDocument/2006/relationships" xmlns:m="http://schemas.openxmlformats.org/officeDocument/2006/math" xmlns:v="urn:schemas-microsoft-com:vml" xmlns:wp14="http://schemas.microsoft.com/office/word/2010/wordprocessingDrawing" xmlns:wp="http://schemas.openxmlformats.org/drawingml/2006/wordprocessingDrawing" xmlns:w10="urn:schemas-microsoft-com:office:word" xmlns:w="http://schemas.openxmlformats.org/wordprocessingml/2006/main" xmlns:w14="http://schemas.microsoft.com/office/word/2010/wordml" xmlns:w15="http://schemas.microsoft.com/office/word/2012/wordml" xmlns:w16cex="http://schemas.microsoft.com/office/word/2018/wordml/cex" xmlns:w16cid="http://schemas.microsoft.com/office/word/2016/wordml/cid" xmlns:w16="http://schemas.microsoft.com/office/word/2018/wordml" xmlns:w16sdtdh="http://schemas.microsoft.com/office/word/2020/wordml/sdtdatahash" xmlns:w16se="http://schemas.microsoft.com/office/word/2015/wordml/symex" xmlns:wpg="http://schemas.microsoft.com/office/word/2010/wordprocessingGroup" xmlns:wpi="http://schemas.microsoft.com/office/word/2010/wordprocessingInk" xmlns:wne="http://schemas.microsoft.com/office/word/2006/wordml" xmlns:wps="http://schemas.microsoft.com/office/word/2010/wordprocessingShape" mc:Ignorable="w14 w15 w16se w16cid w16 w16cex w16sdtdh wp14">
+<w:hdr xmlns:wpc="http://schemas.microsoft.com/office/word/2010/wordprocessingCanvas" xmlns:cx="http://schemas.microsoft.com/office/drawing/2014/chartex" xmlns:cx1="http://schemas.microsoft.com/office/drawing/2015/9/8/chartex" xmlns:cx2="http://schemas.microsoft.com/office/drawing/2015/10/21/chartex" xmlns:cx3="http://schemas.microsoft.com/office/drawing/2016/5/9/chartex" xmlns:cx4="http://schemas.microsoft.com/office/drawing/2016/5/10/chartex" xmlns:cx5="http://schemas.microsoft.com/office/drawing/2016/5/11/chartex" xmlns:cx6="http://schemas.microsoft.com/office/drawing/2016/5/12/chartex" xmlns:cx7="http://schemas.microsoft.com/office/drawing/2016/5/13/chartex" xmlns:cx8="http://schemas.microsoft.com/office/drawing/2016/5/14/chartex" xmlns:mc="http://schemas.openxmlformats.org/markup-compatibility/2006" xmlns:aink="http://schemas.microsoft.com/office/drawing/2016/ink" xmlns:am3d="http://schemas.microsoft.com/office/drawing/2017/model3d" xmlns:o="urn:schemas-microsoft-com:office:office" xmlns:oel="http://schemas.microsoft.com/office/2019/extlst" xmlns:r="http://schemas.openxmlformats.org/officeDocument/2006/relationships" xmlns:m="http://schemas.openxmlformats.org/officeDocument/2006/math" xmlns:v="urn:schemas-microsoft-com:vml" xmlns:wp14="http://schemas.microsoft.com/office/word/2010/wordprocessingDrawing" xmlns:wp="http://schemas.openxmlformats.org/drawingml/2006/wordprocessingDrawing" xmlns:w10="urn:schemas-microsoft-com:office:word" xmlns:w="http://schemas.openxmlformats.org/wordprocessingml/2006/main" xmlns:w14="http://schemas.microsoft.com/office/word/2010/wordml" xmlns:w15="http://schemas.microsoft.com/office/word/2012/wordml" xmlns:w16cex="http://schemas.microsoft.com/office/word/2018/wordml/cex" xmlns:w16cid="http://schemas.microsoft.com/office/word/2016/wordml/cid" xmlns:w16="http://schemas.microsoft.com/office/word/2018/wordml" xmlns:w16du="http://schemas.microsoft.com/office/word/2023/wordml/word16du" xmlns:w16sdtdh="http://schemas.microsoft.com/office/word/2020/wordml/sdtdatahash" xmlns:w16sdtfl="http://schemas.microsoft.com/office/word/2024/wordml/sdtformatlock" xmlns:w16se="http://schemas.microsoft.com/office/word/2015/wordml/symex" xmlns:wpg="http://schemas.microsoft.com/office/word/2010/wordprocessingGroup" xmlns:wpi="http://schemas.microsoft.com/office/word/2010/wordprocessingInk" xmlns:wne="http://schemas.microsoft.com/office/word/2006/wordml" xmlns:wps="http://schemas.microsoft.com/office/word/2010/wordprocessingShape" mc:Ignorable="w14 w15 w16se w16cid w16 w16cex w16sdtdh w16sdtfl w16du wp14">
   <w:p>
     <w:pPr>
       <w:pStyle w:val="Header"/>
@@ -24042,7 +31715,7 @@
 </file>
 
 <file path=word/header2.xml><?xml version="1.0" encoding="utf-8"?>
-<w:hdr xmlns:wpc="http://schemas.microsoft.com/office/word/2010/wordprocessingCanvas" xmlns:cx="http://schemas.microsoft.com/office/drawing/2014/chartex" xmlns:cx1="http://schemas.microsoft.com/office/drawing/2015/9/8/chartex" xmlns:cx2="http://schemas.microsoft.com/office/drawing/2015/10/21/chartex" xmlns:cx3="http://schemas.microsoft.com/office/drawing/2016/5/9/chartex" xmlns:cx4="http://schemas.microsoft.com/office/drawing/2016/5/10/chartex" xmlns:cx5="http://schemas.microsoft.com/office/drawing/2016/5/11/chartex" xmlns:cx6="http://schemas.microsoft.com/office/drawing/2016/5/12/chartex" xmlns:cx7="http://schemas.microsoft.com/office/drawing/2016/5/13/chartex" xmlns:cx8="http://schemas.microsoft.com/office/drawing/2016/5/14/chartex" xmlns:mc="http://schemas.openxmlformats.org/markup-compatibility/2006" xmlns:aink="http://schemas.microsoft.com/office/drawing/2016/ink" xmlns:am3d="http://schemas.microsoft.com/office/drawing/2017/model3d" xmlns:o="urn:schemas-microsoft-com:office:office" xmlns:oel="http://schemas.microsoft.com/office/2019/extlst" xmlns:r="http://schemas.openxmlformats.org/officeDocument/2006/relationships" xmlns:m="http://schemas.openxmlformats.org/officeDocument/2006/math" xmlns:v="urn:schemas-microsoft-com:vml" xmlns:wp14="http://schemas.microsoft.com/office/word/2010/wordprocessingDrawing" xmlns:wp="http://schemas.openxmlformats.org/drawingml/2006/wordprocessingDrawing" xmlns:w10="urn:schemas-microsoft-com:office:word" xmlns:w="http://schemas.openxmlformats.org/wordprocessingml/2006/main" xmlns:w14="http://schemas.microsoft.com/office/word/2010/wordml" xmlns:w15="http://schemas.microsoft.com/office/word/2012/wordml" xmlns:w16cex="http://schemas.microsoft.com/office/word/2018/wordml/cex" xmlns:w16cid="http://schemas.microsoft.com/office/word/2016/wordml/cid" xmlns:w16="http://schemas.microsoft.com/office/word/2018/wordml" xmlns:w16sdtdh="http://schemas.microsoft.com/office/word/2020/wordml/sdtdatahash" xmlns:w16se="http://schemas.microsoft.com/office/word/2015/wordml/symex" xmlns:wpg="http://schemas.microsoft.com/office/word/2010/wordprocessingGroup" xmlns:wpi="http://schemas.microsoft.com/office/word/2010/wordprocessingInk" xmlns:wne="http://schemas.microsoft.com/office/word/2006/wordml" xmlns:wps="http://schemas.microsoft.com/office/word/2010/wordprocessingShape" mc:Ignorable="w14 w15 w16se w16cid w16 w16cex w16sdtdh wp14">
+<w:hdr xmlns:wpc="http://schemas.microsoft.com/office/word/2010/wordprocessingCanvas" xmlns:cx="http://schemas.microsoft.com/office/drawing/2014/chartex" xmlns:cx1="http://schemas.microsoft.com/office/drawing/2015/9/8/chartex" xmlns:cx2="http://schemas.microsoft.com/office/drawing/2015/10/21/chartex" xmlns:cx3="http://schemas.microsoft.com/office/drawing/2016/5/9/chartex" xmlns:cx4="http://schemas.microsoft.com/office/drawing/2016/5/10/chartex" xmlns:cx5="http://schemas.microsoft.com/office/drawing/2016/5/11/chartex" xmlns:cx6="http://schemas.microsoft.com/office/drawing/2016/5/12/chartex" xmlns:cx7="http://schemas.microsoft.com/office/drawing/2016/5/13/chartex" xmlns:cx8="http://schemas.microsoft.com/office/drawing/2016/5/14/chartex" xmlns:mc="http://schemas.openxmlformats.org/markup-compatibility/2006" xmlns:aink="http://schemas.microsoft.com/office/drawing/2016/ink" xmlns:am3d="http://schemas.microsoft.com/office/drawing/2017/model3d" xmlns:o="urn:schemas-microsoft-com:office:office" xmlns:oel="http://schemas.microsoft.com/office/2019/extlst" xmlns:r="http://schemas.openxmlformats.org/officeDocument/2006/relationships" xmlns:m="http://schemas.openxmlformats.org/officeDocument/2006/math" xmlns:v="urn:schemas-microsoft-com:vml" xmlns:wp14="http://schemas.microsoft.com/office/word/2010/wordprocessingDrawing" xmlns:wp="http://schemas.openxmlformats.org/drawingml/2006/wordprocessingDrawing" xmlns:w10="urn:schemas-microsoft-com:office:word" xmlns:w="http://schemas.openxmlformats.org/wordprocessingml/2006/main" xmlns:w14="http://schemas.microsoft.com/office/word/2010/wordml" xmlns:w15="http://schemas.microsoft.com/office/word/2012/wordml" xmlns:w16cex="http://schemas.microsoft.com/office/word/2018/wordml/cex" xmlns:w16cid="http://schemas.microsoft.com/office/word/2016/wordml/cid" xmlns:w16="http://schemas.microsoft.com/office/word/2018/wordml" xmlns:w16du="http://schemas.microsoft.com/office/word/2023/wordml/word16du" xmlns:w16sdtdh="http://schemas.microsoft.com/office/word/2020/wordml/sdtdatahash" xmlns:w16sdtfl="http://schemas.microsoft.com/office/word/2024/wordml/sdtformatlock" xmlns:w16se="http://schemas.microsoft.com/office/word/2015/wordml/symex" xmlns:wpg="http://schemas.microsoft.com/office/word/2010/wordprocessingGroup" xmlns:wpi="http://schemas.microsoft.com/office/word/2010/wordprocessingInk" xmlns:wne="http://schemas.microsoft.com/office/word/2006/wordml" xmlns:wps="http://schemas.microsoft.com/office/word/2010/wordprocessingShape" mc:Ignorable="w14 w15 w16se w16cid w16 w16cex w16sdtdh w16sdtfl w16du wp14">
   <w:p>
     <w:pPr>
       <w:pStyle w:val="Header"/>
@@ -24055,7 +31728,7 @@
 </file>
 
 <file path=word/styles.xml><?xml version="1.0" encoding="utf-8"?>
-<w:styles xmlns:mc="http://schemas.openxmlformats.org/markup-compatibility/2006" xmlns:r="http://schemas.openxmlformats.org/officeDocument/2006/relationships" xmlns:w="http://schemas.openxmlformats.org/wordprocessingml/2006/main" xmlns:w14="http://schemas.microsoft.com/office/word/2010/wordml" xmlns:w15="http://schemas.microsoft.com/office/word/2012/wordml" xmlns:w16cex="http://schemas.microsoft.com/office/word/2018/wordml/cex" xmlns:w16cid="http://schemas.microsoft.com/office/word/2016/wordml/cid" xmlns:w16="http://schemas.microsoft.com/office/word/2018/wordml" xmlns:w16sdtdh="http://schemas.microsoft.com/office/word/2020/wordml/sdtdatahash" xmlns:w16se="http://schemas.microsoft.com/office/word/2015/wordml/symex" mc:Ignorable="w14 w15 w16se w16cid w16 w16cex w16sdtdh">
+<w:styles xmlns:mc="http://schemas.openxmlformats.org/markup-compatibility/2006" xmlns:r="http://schemas.openxmlformats.org/officeDocument/2006/relationships" xmlns:w="http://schemas.openxmlformats.org/wordprocessingml/2006/main" xmlns:w14="http://schemas.microsoft.com/office/word/2010/wordml" xmlns:w15="http://schemas.microsoft.com/office/word/2012/wordml" xmlns:w16cex="http://schemas.microsoft.com/office/word/2018/wordml/cex" xmlns:w16cid="http://schemas.microsoft.com/office/word/2016/wordml/cid" xmlns:w16="http://schemas.microsoft.com/office/word/2018/wordml" xmlns:w16du="http://schemas.microsoft.com/office/word/2023/wordml/word16du" xmlns:w16sdtdh="http://schemas.microsoft.com/office/word/2020/wordml/sdtdatahash" xmlns:w16sdtfl="http://schemas.microsoft.com/office/word/2024/wordml/sdtformatlock" xmlns:w16se="http://schemas.microsoft.com/office/word/2015/wordml/symex" mc:Ignorable="w14 w15 w16se w16cid w16 w16cex w16sdtdh w16sdtfl w16du">
   <w:docDefaults>
     <w:rPrDefault>
       <w:rPr>

--- a/TS Jatai Ghanam Project/TS 4.4/TS 4.4 Ghanam Sanskrit Corrections.docx
+++ b/TS Jatai Ghanam Project/TS 4.4/TS 4.4 Ghanam Sanskrit Corrections.docx
@@ -1167,7 +1167,26 @@
                 <w:sz w:val="32"/>
                 <w:szCs w:val="32"/>
               </w:rPr>
-              <w:t>ÍqÉ</w:t>
+              <w:t>Í</w:t>
+            </w:r>
+            <w:r>
+              <w:rPr>
+                <w:rFonts w:ascii="BRH Devanagari Extra" w:hAnsi="BRH Devanagari Extra" w:cs="BRH Devanagari Extra"/>
+                <w:color w:val="000000"/>
+                <w:sz w:val="32"/>
+                <w:szCs w:val="32"/>
+                <w:highlight w:val="yellow"/>
+              </w:rPr>
+              <w:t>q</w:t>
+            </w:r>
+            <w:r>
+              <w:rPr>
+                <w:rFonts w:ascii="BRH Devanagari Extra" w:hAnsi="BRH Devanagari Extra" w:cs="BRH Devanagari Extra"/>
+                <w:color w:val="000000"/>
+                <w:sz w:val="32"/>
+                <w:szCs w:val="32"/>
+              </w:rPr>
+              <w:t>É</w:t>
             </w:r>
             <w:r>
               <w:rPr>
@@ -2592,16 +2611,42 @@
                 <w:sz w:val="32"/>
                 <w:szCs w:val="32"/>
               </w:rPr>
-              <w:t>lÉÑ ÍqÉ</w:t>
-            </w:r>
-            <w:r>
-              <w:rPr>
-                <w:rFonts w:ascii="BRH Malayalam Extra" w:hAnsi="BRH Malayalam Extra" w:cs="BRH Devanagari Extra"/>
-                <w:color w:val="000000"/>
-                <w:sz w:val="26"/>
-                <w:szCs w:val="32"/>
-              </w:rPr>
-              <w:t>–</w:t>
+              <w:t xml:space="preserve">lÉÑ </w:t>
+            </w:r>
+          </w:p>
+          <w:p>
+            <w:pPr>
+              <w:widowControl w:val="0"/>
+              <w:autoSpaceDE w:val="0"/>
+              <w:autoSpaceDN w:val="0"/>
+              <w:adjustRightInd w:val="0"/>
+              <w:spacing w:before="0" w:line="240" w:lineRule="auto"/>
+              <w:rPr>
+                <w:rFonts w:ascii="BRH Devanagari Extra" w:hAnsi="BRH Devanagari Extra" w:cs="BRH Devanagari Extra"/>
+                <w:color w:val="000000"/>
+                <w:sz w:val="32"/>
+                <w:szCs w:val="32"/>
+              </w:rPr>
+            </w:pPr>
+            <w:r>
+              <w:rPr>
+                <w:rFonts w:ascii="BRH Devanagari Extra" w:hAnsi="BRH Devanagari Extra" w:cs="BRH Devanagari Extra"/>
+                <w:color w:val="000000"/>
+                <w:sz w:val="32"/>
+                <w:szCs w:val="32"/>
+                <w:highlight w:val="green"/>
+              </w:rPr>
+              <w:t>ÍqÉ</w:t>
+            </w:r>
+            <w:r>
+              <w:rPr>
+                <w:rFonts w:ascii="BRH Devanagari Extra" w:hAnsi="BRH Devanagari Extra" w:cs="BRH Devanagari Extra"/>
+                <w:color w:val="000000"/>
+                <w:sz w:val="32"/>
+                <w:szCs w:val="32"/>
+                <w:highlight w:val="green"/>
+              </w:rPr>
+              <w:t>þ</w:t>
             </w:r>
             <w:r>
               <w:rPr>
